--- a/graficos/evasion/regresion.docx
+++ b/graficos/evasion/regresion.docx
@@ -18,14 +18,14 @@
       </w:tblPr>
       <w:tblGrid>
         <w:gridCol w:w="5857"/>
-        <w:gridCol w:w="1846"/>
-        <w:gridCol w:w="2781"/>
+        <w:gridCol w:w="2787"/>
+        <w:gridCol w:w="3234"/>
         <w:gridCol w:w="2139"/>
         <w:gridCol w:w="1907"/>
       </w:tblGrid>
       <w:tr>
         <w:trPr>
-          <w:trHeight w:val="671" w:hRule="auto"/>
+          <w:trHeight w:val="670" w:hRule="auto"/>
         </w:trPr>
         body 1
         <w:tc>
@@ -130,7 +130,7 @@
                 <w:szCs w:val="22"/>
                 <w:color w:val="000000"/>
               </w:rPr>
-              <w:t xml:space="preserve">Objetivas</w:t>
+              <w:t xml:space="preserve">Variables estratificación</w:t>
             </w:r>
           </w:p>
         </w:tc>
@@ -183,7 +183,7 @@
                 <w:szCs w:val="22"/>
                 <w:color w:val="000000"/>
               </w:rPr>
-              <w:t xml:space="preserve">Objetivas + mediadoras</w:t>
+              <w:t xml:space="preserve">Estratificación + mediadoras</w:t>
             </w:r>
           </w:p>
         </w:tc>
@@ -943,7 +943,7 @@
                 <w:szCs w:val="22"/>
                 <w:color w:val="000000"/>
               </w:rPr>
-              <w:t xml:space="preserve">1.32 *** (0.03)</w:t>
+              <w:t xml:space="preserve">1.31 *** (0.03)</w:t>
             </w:r>
           </w:p>
         </w:tc>
@@ -1214,7 +1214,7 @@
                 <w:szCs w:val="22"/>
                 <w:color w:val="000000"/>
               </w:rPr>
-              <w:t xml:space="preserve">1.06 *** (0.02)</w:t>
+              <w:t xml:space="preserve">1.04 ** (0.02)</w:t>
             </w:r>
           </w:p>
         </w:tc>
@@ -1485,7 +1485,7 @@
                 <w:szCs w:val="22"/>
                 <w:color w:val="000000"/>
               </w:rPr>
-              <w:t xml:space="preserve">     </w:t>
+              <w:t xml:space="preserve">1.42 *** (0.07)</w:t>
             </w:r>
           </w:p>
         </w:tc>
@@ -1756,7 +1756,7 @@
                 <w:szCs w:val="22"/>
                 <w:color w:val="000000"/>
               </w:rPr>
-              <w:t xml:space="preserve">     </w:t>
+              <w:t xml:space="preserve">1.14 *** (0.05)</w:t>
             </w:r>
           </w:p>
         </w:tc>
@@ -2027,7 +2027,7 @@
                 <w:szCs w:val="22"/>
                 <w:color w:val="000000"/>
               </w:rPr>
-              <w:t xml:space="preserve">     </w:t>
+              <w:t xml:space="preserve">1.04 (0.05)</w:t>
             </w:r>
           </w:p>
         </w:tc>
@@ -5279,7 +5279,7 @@
                 <w:szCs w:val="22"/>
                 <w:color w:val="000000"/>
               </w:rPr>
-              <w:t xml:space="preserve">19587    </w:t>
+              <w:t xml:space="preserve">18728    </w:t>
             </w:r>
           </w:p>
         </w:tc>
@@ -5550,7 +5550,7 @@
                 <w:szCs w:val="22"/>
                 <w:color w:val="000000"/>
               </w:rPr>
-              <w:t xml:space="preserve">23519.90 </w:t>
+              <w:t xml:space="preserve">22552.79 </w:t>
             </w:r>
           </w:p>
         </w:tc>
@@ -5821,7 +5821,7 @@
                 <w:szCs w:val="22"/>
                 <w:color w:val="000000"/>
               </w:rPr>
-              <w:t xml:space="preserve">23559.32 </w:t>
+              <w:t xml:space="preserve">22615.49 </w:t>
             </w:r>
           </w:p>
         </w:tc>

--- a/graficos/evasion/regresion.docx
+++ b/graficos/evasion/regresion.docx
@@ -560,7 +560,7 @@
                 <w:szCs w:val="22"/>
                 <w:color w:val="000000"/>
               </w:rPr>
-              <w:t xml:space="preserve">1.01 (0.04)</w:t>
+              <w:t xml:space="preserve">1.02 (0.04)</w:t>
             </w:r>
           </w:p>
         </w:tc>
@@ -943,7 +943,60 @@
                 <w:szCs w:val="22"/>
                 <w:color w:val="000000"/>
               </w:rPr>
-              <w:t xml:space="preserve">1.31 *** (0.03)</w:t>
+              <w:t xml:space="preserve">1.30 *** (0.03)</w:t>
+            </w:r>
+          </w:p>
+        </w:tc>
+        <w:tc>
+          <w:tcPr>
+            <w:tcBorders>
+              <w:bottom w:val="none" w:sz="0" w:space="0" w:color="000000"/>
+              <w:top w:val="none" w:sz="0" w:space="0" w:color="000000"/>
+              <w:left w:val="none" w:sz="0" w:space="0" w:color="000000"/>
+              <w:right w:val="none" w:sz="0" w:space="0" w:color="000000"/>
+            </w:tcBorders>
+            <w:shd w:val="clear" w:color="auto" w:fill="FFFFFF"/>
+            <w:tcMar>
+              <w:top w:w="0" w:type="dxa"/>
+              <w:bottom w:w="0" w:type="dxa"/>
+              <w:left w:w="0" w:type="dxa"/>
+              <w:right w:w="0" w:type="dxa"/>
+            </w:tcMar>
+            <w:vAlign w:val="top"/>
+          </w:tcPr>
+          <w:p>
+            <w:pPr>
+              <w:pStyle w:val="Normal"/>
+              <w:jc w:val="right"/>
+              <w:pBdr>
+                <w:bottom w:val="none" w:sz="0" w:space="0" w:color="000000"/>
+                <w:top w:val="none" w:sz="0" w:space="0" w:color="000000"/>
+                <w:left w:val="none" w:sz="0" w:space="0" w:color="000000"/>
+                <w:right w:val="none" w:sz="0" w:space="0" w:color="000000"/>
+              </w:pBdr>
+              <w:spacing w:after="120" w:before="120" w:line="240"/>
+              <w:ind w:left="120" w:right="120" w:firstLine="0" w:firstLineChars="0"/>
+              <w:rPr>
+                <w:rFonts w:ascii="Arial" w:hAnsi="Arial" w:eastAsia="Arial" w:cs="Arial"/>
+                <w:i w:val="false"/>
+                <w:b w:val="false"/>
+                <w:u w:val="none"/>
+                <w:sz w:val="22"/>
+                <w:szCs w:val="22"/>
+                <w:color w:val="000000"/>
+              </w:rPr>
+            </w:pPr>
+            <w:r>
+              <w:rPr>
+                <w:rFonts w:ascii="Arial" w:hAnsi="Arial" w:eastAsia="Arial" w:cs="Arial"/>
+                <w:i w:val="false"/>
+                <w:b w:val="false"/>
+                <w:u w:val="none"/>
+                <w:sz w:val="22"/>
+                <w:szCs w:val="22"/>
+                <w:color w:val="000000"/>
+              </w:rPr>
+              <w:t xml:space="preserve">1.27 *** (0.04)</w:t>
             </w:r>
           </w:p>
         </w:tc>
@@ -1049,60 +1102,7 @@
                 <w:szCs w:val="22"/>
                 <w:color w:val="000000"/>
               </w:rPr>
-              <w:t xml:space="preserve">1.28 *** (0.04)</w:t>
-            </w:r>
-          </w:p>
-        </w:tc>
-        <w:tc>
-          <w:tcPr>
-            <w:tcBorders>
-              <w:bottom w:val="none" w:sz="0" w:space="0" w:color="000000"/>
-              <w:top w:val="none" w:sz="0" w:space="0" w:color="000000"/>
-              <w:left w:val="none" w:sz="0" w:space="0" w:color="000000"/>
-              <w:right w:val="none" w:sz="0" w:space="0" w:color="000000"/>
-            </w:tcBorders>
-            <w:shd w:val="clear" w:color="auto" w:fill="FFFFFF"/>
-            <w:tcMar>
-              <w:top w:w="0" w:type="dxa"/>
-              <w:bottom w:w="0" w:type="dxa"/>
-              <w:left w:w="0" w:type="dxa"/>
-              <w:right w:w="0" w:type="dxa"/>
-            </w:tcMar>
-            <w:vAlign w:val="top"/>
-          </w:tcPr>
-          <w:p>
-            <w:pPr>
-              <w:pStyle w:val="Normal"/>
-              <w:jc w:val="right"/>
-              <w:pBdr>
-                <w:bottom w:val="none" w:sz="0" w:space="0" w:color="000000"/>
-                <w:top w:val="none" w:sz="0" w:space="0" w:color="000000"/>
-                <w:left w:val="none" w:sz="0" w:space="0" w:color="000000"/>
-                <w:right w:val="none" w:sz="0" w:space="0" w:color="000000"/>
-              </w:pBdr>
-              <w:spacing w:after="120" w:before="120" w:line="240"/>
-              <w:ind w:left="120" w:right="120" w:firstLine="0" w:firstLineChars="0"/>
-              <w:rPr>
-                <w:rFonts w:ascii="Arial" w:hAnsi="Arial" w:eastAsia="Arial" w:cs="Arial"/>
-                <w:i w:val="false"/>
-                <w:b w:val="false"/>
-                <w:u w:val="none"/>
-                <w:sz w:val="22"/>
-                <w:szCs w:val="22"/>
-                <w:color w:val="000000"/>
-              </w:rPr>
-            </w:pPr>
-            <w:r>
-              <w:rPr>
-                <w:rFonts w:ascii="Arial" w:hAnsi="Arial" w:eastAsia="Arial" w:cs="Arial"/>
-                <w:i w:val="false"/>
-                <w:b w:val="false"/>
-                <w:u w:val="none"/>
-                <w:sz w:val="22"/>
-                <w:szCs w:val="22"/>
-                <w:color w:val="000000"/>
-              </w:rPr>
-              <w:t xml:space="preserve">1.76 *** (0.22)</w:t>
+              <w:t xml:space="preserve">1.75 ** (0.22)</w:t>
             </w:r>
           </w:p>
         </w:tc>
@@ -1267,7 +1267,7 @@
                 <w:szCs w:val="22"/>
                 <w:color w:val="000000"/>
               </w:rPr>
-              <w:t xml:space="preserve">1.05 ** (0.02)</w:t>
+              <w:t xml:space="preserve">1.06 ** (0.02)</w:t>
             </w:r>
           </w:p>
         </w:tc>
@@ -1644,7 +1644,7 @@
                 <w:szCs w:val="22"/>
                 <w:color w:val="000000"/>
               </w:rPr>
-              <w:t xml:space="preserve">2.47 * (0.54)</w:t>
+              <w:t xml:space="preserve">2.49 * (0.54)</w:t>
             </w:r>
           </w:p>
         </w:tc>
@@ -1756,113 +1756,113 @@
                 <w:szCs w:val="22"/>
                 <w:color w:val="000000"/>
               </w:rPr>
-              <w:t xml:space="preserve">1.14 *** (0.05)</w:t>
-            </w:r>
-          </w:p>
-        </w:tc>
-        <w:tc>
-          <w:tcPr>
-            <w:tcBorders>
-              <w:bottom w:val="none" w:sz="0" w:space="0" w:color="000000"/>
-              <w:top w:val="none" w:sz="0" w:space="0" w:color="000000"/>
-              <w:left w:val="none" w:sz="0" w:space="0" w:color="000000"/>
-              <w:right w:val="none" w:sz="0" w:space="0" w:color="000000"/>
-            </w:tcBorders>
-            <w:shd w:val="clear" w:color="auto" w:fill="FFFFFF"/>
-            <w:tcMar>
-              <w:top w:w="0" w:type="dxa"/>
-              <w:bottom w:w="0" w:type="dxa"/>
-              <w:left w:w="0" w:type="dxa"/>
-              <w:right w:w="0" w:type="dxa"/>
-            </w:tcMar>
-            <w:vAlign w:val="top"/>
-          </w:tcPr>
-          <w:p>
-            <w:pPr>
-              <w:pStyle w:val="Normal"/>
-              <w:jc w:val="right"/>
-              <w:pBdr>
-                <w:bottom w:val="none" w:sz="0" w:space="0" w:color="000000"/>
-                <w:top w:val="none" w:sz="0" w:space="0" w:color="000000"/>
-                <w:left w:val="none" w:sz="0" w:space="0" w:color="000000"/>
-                <w:right w:val="none" w:sz="0" w:space="0" w:color="000000"/>
-              </w:pBdr>
-              <w:spacing w:after="120" w:before="120" w:line="240"/>
-              <w:ind w:left="120" w:right="120" w:firstLine="0" w:firstLineChars="0"/>
-              <w:rPr>
-                <w:rFonts w:ascii="Arial" w:hAnsi="Arial" w:eastAsia="Arial" w:cs="Arial"/>
-                <w:i w:val="false"/>
-                <w:b w:val="false"/>
-                <w:u w:val="none"/>
-                <w:sz w:val="22"/>
-                <w:szCs w:val="22"/>
-                <w:color w:val="000000"/>
-              </w:rPr>
-            </w:pPr>
-            <w:r>
-              <w:rPr>
-                <w:rFonts w:ascii="Arial" w:hAnsi="Arial" w:eastAsia="Arial" w:cs="Arial"/>
-                <w:i w:val="false"/>
-                <w:b w:val="false"/>
-                <w:u w:val="none"/>
-                <w:sz w:val="22"/>
-                <w:szCs w:val="22"/>
-                <w:color w:val="000000"/>
-              </w:rPr>
-              <w:t xml:space="preserve">1.14 ** (0.06)</w:t>
-            </w:r>
-          </w:p>
-        </w:tc>
-        <w:tc>
-          <w:tcPr>
-            <w:tcBorders>
-              <w:bottom w:val="none" w:sz="0" w:space="0" w:color="000000"/>
-              <w:top w:val="none" w:sz="0" w:space="0" w:color="000000"/>
-              <w:left w:val="none" w:sz="0" w:space="0" w:color="000000"/>
-              <w:right w:val="none" w:sz="0" w:space="0" w:color="000000"/>
-            </w:tcBorders>
-            <w:shd w:val="clear" w:color="auto" w:fill="FFFFFF"/>
-            <w:tcMar>
-              <w:top w:w="0" w:type="dxa"/>
-              <w:bottom w:w="0" w:type="dxa"/>
-              <w:left w:w="0" w:type="dxa"/>
-              <w:right w:w="0" w:type="dxa"/>
-            </w:tcMar>
-            <w:vAlign w:val="top"/>
-          </w:tcPr>
-          <w:p>
-            <w:pPr>
-              <w:pStyle w:val="Normal"/>
-              <w:jc w:val="right"/>
-              <w:pBdr>
-                <w:bottom w:val="none" w:sz="0" w:space="0" w:color="000000"/>
-                <w:top w:val="none" w:sz="0" w:space="0" w:color="000000"/>
-                <w:left w:val="none" w:sz="0" w:space="0" w:color="000000"/>
-                <w:right w:val="none" w:sz="0" w:space="0" w:color="000000"/>
-              </w:pBdr>
-              <w:spacing w:after="120" w:before="120" w:line="240"/>
-              <w:ind w:left="120" w:right="120" w:firstLine="0" w:firstLineChars="0"/>
-              <w:rPr>
-                <w:rFonts w:ascii="Arial" w:hAnsi="Arial" w:eastAsia="Arial" w:cs="Arial"/>
-                <w:i w:val="false"/>
-                <w:b w:val="false"/>
-                <w:u w:val="none"/>
-                <w:sz w:val="22"/>
-                <w:szCs w:val="22"/>
-                <w:color w:val="000000"/>
-              </w:rPr>
-            </w:pPr>
-            <w:r>
-              <w:rPr>
-                <w:rFonts w:ascii="Arial" w:hAnsi="Arial" w:eastAsia="Arial" w:cs="Arial"/>
-                <w:i w:val="false"/>
-                <w:b w:val="false"/>
-                <w:u w:val="none"/>
-                <w:sz w:val="22"/>
-                <w:szCs w:val="22"/>
-                <w:color w:val="000000"/>
-              </w:rPr>
-              <w:t xml:space="preserve">1.14 ** (0.06)</w:t>
+              <w:t xml:space="preserve">1.13 *** (0.05)</w:t>
+            </w:r>
+          </w:p>
+        </w:tc>
+        <w:tc>
+          <w:tcPr>
+            <w:tcBorders>
+              <w:bottom w:val="none" w:sz="0" w:space="0" w:color="000000"/>
+              <w:top w:val="none" w:sz="0" w:space="0" w:color="000000"/>
+              <w:left w:val="none" w:sz="0" w:space="0" w:color="000000"/>
+              <w:right w:val="none" w:sz="0" w:space="0" w:color="000000"/>
+            </w:tcBorders>
+            <w:shd w:val="clear" w:color="auto" w:fill="FFFFFF"/>
+            <w:tcMar>
+              <w:top w:w="0" w:type="dxa"/>
+              <w:bottom w:w="0" w:type="dxa"/>
+              <w:left w:w="0" w:type="dxa"/>
+              <w:right w:w="0" w:type="dxa"/>
+            </w:tcMar>
+            <w:vAlign w:val="top"/>
+          </w:tcPr>
+          <w:p>
+            <w:pPr>
+              <w:pStyle w:val="Normal"/>
+              <w:jc w:val="right"/>
+              <w:pBdr>
+                <w:bottom w:val="none" w:sz="0" w:space="0" w:color="000000"/>
+                <w:top w:val="none" w:sz="0" w:space="0" w:color="000000"/>
+                <w:left w:val="none" w:sz="0" w:space="0" w:color="000000"/>
+                <w:right w:val="none" w:sz="0" w:space="0" w:color="000000"/>
+              </w:pBdr>
+              <w:spacing w:after="120" w:before="120" w:line="240"/>
+              <w:ind w:left="120" w:right="120" w:firstLine="0" w:firstLineChars="0"/>
+              <w:rPr>
+                <w:rFonts w:ascii="Arial" w:hAnsi="Arial" w:eastAsia="Arial" w:cs="Arial"/>
+                <w:i w:val="false"/>
+                <w:b w:val="false"/>
+                <w:u w:val="none"/>
+                <w:sz w:val="22"/>
+                <w:szCs w:val="22"/>
+                <w:color w:val="000000"/>
+              </w:rPr>
+            </w:pPr>
+            <w:r>
+              <w:rPr>
+                <w:rFonts w:ascii="Arial" w:hAnsi="Arial" w:eastAsia="Arial" w:cs="Arial"/>
+                <w:i w:val="false"/>
+                <w:b w:val="false"/>
+                <w:u w:val="none"/>
+                <w:sz w:val="22"/>
+                <w:szCs w:val="22"/>
+                <w:color w:val="000000"/>
+              </w:rPr>
+              <w:t xml:space="preserve">1.13 ** (0.06)</w:t>
+            </w:r>
+          </w:p>
+        </w:tc>
+        <w:tc>
+          <w:tcPr>
+            <w:tcBorders>
+              <w:bottom w:val="none" w:sz="0" w:space="0" w:color="000000"/>
+              <w:top w:val="none" w:sz="0" w:space="0" w:color="000000"/>
+              <w:left w:val="none" w:sz="0" w:space="0" w:color="000000"/>
+              <w:right w:val="none" w:sz="0" w:space="0" w:color="000000"/>
+            </w:tcBorders>
+            <w:shd w:val="clear" w:color="auto" w:fill="FFFFFF"/>
+            <w:tcMar>
+              <w:top w:w="0" w:type="dxa"/>
+              <w:bottom w:w="0" w:type="dxa"/>
+              <w:left w:w="0" w:type="dxa"/>
+              <w:right w:w="0" w:type="dxa"/>
+            </w:tcMar>
+            <w:vAlign w:val="top"/>
+          </w:tcPr>
+          <w:p>
+            <w:pPr>
+              <w:pStyle w:val="Normal"/>
+              <w:jc w:val="right"/>
+              <w:pBdr>
+                <w:bottom w:val="none" w:sz="0" w:space="0" w:color="000000"/>
+                <w:top w:val="none" w:sz="0" w:space="0" w:color="000000"/>
+                <w:left w:val="none" w:sz="0" w:space="0" w:color="000000"/>
+                <w:right w:val="none" w:sz="0" w:space="0" w:color="000000"/>
+              </w:pBdr>
+              <w:spacing w:after="120" w:before="120" w:line="240"/>
+              <w:ind w:left="120" w:right="120" w:firstLine="0" w:firstLineChars="0"/>
+              <w:rPr>
+                <w:rFonts w:ascii="Arial" w:hAnsi="Arial" w:eastAsia="Arial" w:cs="Arial"/>
+                <w:i w:val="false"/>
+                <w:b w:val="false"/>
+                <w:u w:val="none"/>
+                <w:sz w:val="22"/>
+                <w:szCs w:val="22"/>
+                <w:color w:val="000000"/>
+              </w:rPr>
+            </w:pPr>
+            <w:r>
+              <w:rPr>
+                <w:rFonts w:ascii="Arial" w:hAnsi="Arial" w:eastAsia="Arial" w:cs="Arial"/>
+                <w:i w:val="false"/>
+                <w:b w:val="false"/>
+                <w:u w:val="none"/>
+                <w:sz w:val="22"/>
+                <w:szCs w:val="22"/>
+                <w:color w:val="000000"/>
+              </w:rPr>
+              <w:t xml:space="preserve">1.13 ** (0.06)</w:t>
             </w:r>
           </w:p>
         </w:tc>
@@ -2999,7 +2999,7 @@
                 <w:szCs w:val="22"/>
                 <w:color w:val="000000"/>
               </w:rPr>
-              <w:t xml:space="preserve">1.43 (0.37)</w:t>
+              <w:t xml:space="preserve">1.42 (0.37)</w:t>
             </w:r>
           </w:p>
         </w:tc>
@@ -5550,166 +5550,166 @@
                 <w:szCs w:val="22"/>
                 <w:color w:val="000000"/>
               </w:rPr>
-              <w:t xml:space="preserve">22552.79 </w:t>
-            </w:r>
-          </w:p>
-        </w:tc>
-        <w:tc>
-          <w:tcPr>
-            <w:tcBorders>
-              <w:bottom w:val="none" w:sz="0" w:space="0" w:color="000000"/>
-              <w:top w:val="none" w:sz="0" w:space="0" w:color="000000"/>
-              <w:left w:val="none" w:sz="0" w:space="0" w:color="000000"/>
-              <w:right w:val="none" w:sz="0" w:space="0" w:color="000000"/>
-            </w:tcBorders>
-            <w:shd w:val="clear" w:color="auto" w:fill="FFFFFF"/>
-            <w:tcMar>
-              <w:top w:w="0" w:type="dxa"/>
-              <w:bottom w:w="0" w:type="dxa"/>
-              <w:left w:w="0" w:type="dxa"/>
-              <w:right w:w="0" w:type="dxa"/>
-            </w:tcMar>
-            <w:vAlign w:val="top"/>
-          </w:tcPr>
-          <w:p>
-            <w:pPr>
-              <w:pStyle w:val="Normal"/>
-              <w:jc w:val="right"/>
-              <w:pBdr>
-                <w:bottom w:val="none" w:sz="0" w:space="0" w:color="000000"/>
-                <w:top w:val="none" w:sz="0" w:space="0" w:color="000000"/>
-                <w:left w:val="none" w:sz="0" w:space="0" w:color="000000"/>
-                <w:right w:val="none" w:sz="0" w:space="0" w:color="000000"/>
-              </w:pBdr>
-              <w:spacing w:after="120" w:before="120" w:line="240"/>
-              <w:ind w:left="120" w:right="120" w:firstLine="0" w:firstLineChars="0"/>
-              <w:rPr>
-                <w:rFonts w:ascii="Arial" w:hAnsi="Arial" w:eastAsia="Arial" w:cs="Arial"/>
-                <w:i w:val="false"/>
-                <w:b w:val="false"/>
-                <w:u w:val="none"/>
-                <w:sz w:val="22"/>
-                <w:szCs w:val="22"/>
-                <w:color w:val="000000"/>
-              </w:rPr>
-            </w:pPr>
-            <w:r>
-              <w:rPr>
-                <w:rFonts w:ascii="Arial" w:hAnsi="Arial" w:eastAsia="Arial" w:cs="Arial"/>
-                <w:i w:val="false"/>
-                <w:b w:val="false"/>
-                <w:u w:val="none"/>
-                <w:sz w:val="22"/>
-                <w:szCs w:val="22"/>
-                <w:color w:val="000000"/>
-              </w:rPr>
-              <w:t xml:space="preserve">15598.28 </w:t>
-            </w:r>
-          </w:p>
-        </w:tc>
-        <w:tc>
-          <w:tcPr>
-            <w:tcBorders>
-              <w:bottom w:val="none" w:sz="0" w:space="0" w:color="000000"/>
-              <w:top w:val="none" w:sz="0" w:space="0" w:color="000000"/>
-              <w:left w:val="none" w:sz="0" w:space="0" w:color="000000"/>
-              <w:right w:val="none" w:sz="0" w:space="0" w:color="000000"/>
-            </w:tcBorders>
-            <w:shd w:val="clear" w:color="auto" w:fill="FFFFFF"/>
-            <w:tcMar>
-              <w:top w:w="0" w:type="dxa"/>
-              <w:bottom w:w="0" w:type="dxa"/>
-              <w:left w:w="0" w:type="dxa"/>
-              <w:right w:w="0" w:type="dxa"/>
-            </w:tcMar>
-            <w:vAlign w:val="top"/>
-          </w:tcPr>
-          <w:p>
-            <w:pPr>
-              <w:pStyle w:val="Normal"/>
-              <w:jc w:val="right"/>
-              <w:pBdr>
-                <w:bottom w:val="none" w:sz="0" w:space="0" w:color="000000"/>
-                <w:top w:val="none" w:sz="0" w:space="0" w:color="000000"/>
-                <w:left w:val="none" w:sz="0" w:space="0" w:color="000000"/>
-                <w:right w:val="none" w:sz="0" w:space="0" w:color="000000"/>
-              </w:pBdr>
-              <w:spacing w:after="120" w:before="120" w:line="240"/>
-              <w:ind w:left="120" w:right="120" w:firstLine="0" w:firstLineChars="0"/>
-              <w:rPr>
-                <w:rFonts w:ascii="Arial" w:hAnsi="Arial" w:eastAsia="Arial" w:cs="Arial"/>
-                <w:i w:val="false"/>
-                <w:b w:val="false"/>
-                <w:u w:val="none"/>
-                <w:sz w:val="22"/>
-                <w:szCs w:val="22"/>
-                <w:color w:val="000000"/>
-              </w:rPr>
-            </w:pPr>
-            <w:r>
-              <w:rPr>
-                <w:rFonts w:ascii="Arial" w:hAnsi="Arial" w:eastAsia="Arial" w:cs="Arial"/>
-                <w:i w:val="false"/>
-                <w:b w:val="false"/>
-                <w:u w:val="none"/>
-                <w:sz w:val="22"/>
-                <w:szCs w:val="22"/>
-                <w:color w:val="000000"/>
-              </w:rPr>
-              <w:t xml:space="preserve">15432.82 </w:t>
-            </w:r>
-          </w:p>
-        </w:tc>
-        <w:tc>
-          <w:tcPr>
-            <w:tcBorders>
-              <w:bottom w:val="none" w:sz="0" w:space="0" w:color="000000"/>
-              <w:top w:val="none" w:sz="0" w:space="0" w:color="000000"/>
-              <w:left w:val="none" w:sz="0" w:space="0" w:color="000000"/>
-              <w:right w:val="none" w:sz="0" w:space="0" w:color="000000"/>
-            </w:tcBorders>
-            <w:shd w:val="clear" w:color="auto" w:fill="FFFFFF"/>
-            <w:tcMar>
-              <w:top w:w="0" w:type="dxa"/>
-              <w:bottom w:w="0" w:type="dxa"/>
-              <w:left w:w="0" w:type="dxa"/>
-              <w:right w:w="0" w:type="dxa"/>
-            </w:tcMar>
-            <w:vAlign w:val="top"/>
-          </w:tcPr>
-          <w:p>
-            <w:pPr>
-              <w:pStyle w:val="Normal"/>
-              <w:jc w:val="right"/>
-              <w:pBdr>
-                <w:bottom w:val="none" w:sz="0" w:space="0" w:color="000000"/>
-                <w:top w:val="none" w:sz="0" w:space="0" w:color="000000"/>
-                <w:left w:val="none" w:sz="0" w:space="0" w:color="000000"/>
-                <w:right w:val="none" w:sz="0" w:space="0" w:color="000000"/>
-              </w:pBdr>
-              <w:spacing w:after="120" w:before="120" w:line="240"/>
-              <w:ind w:left="120" w:right="120" w:firstLine="0" w:firstLineChars="0"/>
-              <w:rPr>
-                <w:rFonts w:ascii="Arial" w:hAnsi="Arial" w:eastAsia="Arial" w:cs="Arial"/>
-                <w:i w:val="false"/>
-                <w:b w:val="false"/>
-                <w:u w:val="none"/>
-                <w:sz w:val="22"/>
-                <w:szCs w:val="22"/>
-                <w:color w:val="000000"/>
-              </w:rPr>
-            </w:pPr>
-            <w:r>
-              <w:rPr>
-                <w:rFonts w:ascii="Arial" w:hAnsi="Arial" w:eastAsia="Arial" w:cs="Arial"/>
-                <w:i w:val="false"/>
-                <w:b w:val="false"/>
-                <w:u w:val="none"/>
-                <w:sz w:val="22"/>
-                <w:szCs w:val="22"/>
-                <w:color w:val="000000"/>
-              </w:rPr>
-              <w:t xml:space="preserve">597.98 </w:t>
+              <w:t xml:space="preserve">22551.94 </w:t>
+            </w:r>
+          </w:p>
+        </w:tc>
+        <w:tc>
+          <w:tcPr>
+            <w:tcBorders>
+              <w:bottom w:val="none" w:sz="0" w:space="0" w:color="000000"/>
+              <w:top w:val="none" w:sz="0" w:space="0" w:color="000000"/>
+              <w:left w:val="none" w:sz="0" w:space="0" w:color="000000"/>
+              <w:right w:val="none" w:sz="0" w:space="0" w:color="000000"/>
+            </w:tcBorders>
+            <w:shd w:val="clear" w:color="auto" w:fill="FFFFFF"/>
+            <w:tcMar>
+              <w:top w:w="0" w:type="dxa"/>
+              <w:bottom w:w="0" w:type="dxa"/>
+              <w:left w:w="0" w:type="dxa"/>
+              <w:right w:w="0" w:type="dxa"/>
+            </w:tcMar>
+            <w:vAlign w:val="top"/>
+          </w:tcPr>
+          <w:p>
+            <w:pPr>
+              <w:pStyle w:val="Normal"/>
+              <w:jc w:val="right"/>
+              <w:pBdr>
+                <w:bottom w:val="none" w:sz="0" w:space="0" w:color="000000"/>
+                <w:top w:val="none" w:sz="0" w:space="0" w:color="000000"/>
+                <w:left w:val="none" w:sz="0" w:space="0" w:color="000000"/>
+                <w:right w:val="none" w:sz="0" w:space="0" w:color="000000"/>
+              </w:pBdr>
+              <w:spacing w:after="120" w:before="120" w:line="240"/>
+              <w:ind w:left="120" w:right="120" w:firstLine="0" w:firstLineChars="0"/>
+              <w:rPr>
+                <w:rFonts w:ascii="Arial" w:hAnsi="Arial" w:eastAsia="Arial" w:cs="Arial"/>
+                <w:i w:val="false"/>
+                <w:b w:val="false"/>
+                <w:u w:val="none"/>
+                <w:sz w:val="22"/>
+                <w:szCs w:val="22"/>
+                <w:color w:val="000000"/>
+              </w:rPr>
+            </w:pPr>
+            <w:r>
+              <w:rPr>
+                <w:rFonts w:ascii="Arial" w:hAnsi="Arial" w:eastAsia="Arial" w:cs="Arial"/>
+                <w:i w:val="false"/>
+                <w:b w:val="false"/>
+                <w:u w:val="none"/>
+                <w:sz w:val="22"/>
+                <w:szCs w:val="22"/>
+                <w:color w:val="000000"/>
+              </w:rPr>
+              <w:t xml:space="preserve">15597.87 </w:t>
+            </w:r>
+          </w:p>
+        </w:tc>
+        <w:tc>
+          <w:tcPr>
+            <w:tcBorders>
+              <w:bottom w:val="none" w:sz="0" w:space="0" w:color="000000"/>
+              <w:top w:val="none" w:sz="0" w:space="0" w:color="000000"/>
+              <w:left w:val="none" w:sz="0" w:space="0" w:color="000000"/>
+              <w:right w:val="none" w:sz="0" w:space="0" w:color="000000"/>
+            </w:tcBorders>
+            <w:shd w:val="clear" w:color="auto" w:fill="FFFFFF"/>
+            <w:tcMar>
+              <w:top w:w="0" w:type="dxa"/>
+              <w:bottom w:w="0" w:type="dxa"/>
+              <w:left w:w="0" w:type="dxa"/>
+              <w:right w:w="0" w:type="dxa"/>
+            </w:tcMar>
+            <w:vAlign w:val="top"/>
+          </w:tcPr>
+          <w:p>
+            <w:pPr>
+              <w:pStyle w:val="Normal"/>
+              <w:jc w:val="right"/>
+              <w:pBdr>
+                <w:bottom w:val="none" w:sz="0" w:space="0" w:color="000000"/>
+                <w:top w:val="none" w:sz="0" w:space="0" w:color="000000"/>
+                <w:left w:val="none" w:sz="0" w:space="0" w:color="000000"/>
+                <w:right w:val="none" w:sz="0" w:space="0" w:color="000000"/>
+              </w:pBdr>
+              <w:spacing w:after="120" w:before="120" w:line="240"/>
+              <w:ind w:left="120" w:right="120" w:firstLine="0" w:firstLineChars="0"/>
+              <w:rPr>
+                <w:rFonts w:ascii="Arial" w:hAnsi="Arial" w:eastAsia="Arial" w:cs="Arial"/>
+                <w:i w:val="false"/>
+                <w:b w:val="false"/>
+                <w:u w:val="none"/>
+                <w:sz w:val="22"/>
+                <w:szCs w:val="22"/>
+                <w:color w:val="000000"/>
+              </w:rPr>
+            </w:pPr>
+            <w:r>
+              <w:rPr>
+                <w:rFonts w:ascii="Arial" w:hAnsi="Arial" w:eastAsia="Arial" w:cs="Arial"/>
+                <w:i w:val="false"/>
+                <w:b w:val="false"/>
+                <w:u w:val="none"/>
+                <w:sz w:val="22"/>
+                <w:szCs w:val="22"/>
+                <w:color w:val="000000"/>
+              </w:rPr>
+              <w:t xml:space="preserve">15432.31 </w:t>
+            </w:r>
+          </w:p>
+        </w:tc>
+        <w:tc>
+          <w:tcPr>
+            <w:tcBorders>
+              <w:bottom w:val="none" w:sz="0" w:space="0" w:color="000000"/>
+              <w:top w:val="none" w:sz="0" w:space="0" w:color="000000"/>
+              <w:left w:val="none" w:sz="0" w:space="0" w:color="000000"/>
+              <w:right w:val="none" w:sz="0" w:space="0" w:color="000000"/>
+            </w:tcBorders>
+            <w:shd w:val="clear" w:color="auto" w:fill="FFFFFF"/>
+            <w:tcMar>
+              <w:top w:w="0" w:type="dxa"/>
+              <w:bottom w:w="0" w:type="dxa"/>
+              <w:left w:w="0" w:type="dxa"/>
+              <w:right w:w="0" w:type="dxa"/>
+            </w:tcMar>
+            <w:vAlign w:val="top"/>
+          </w:tcPr>
+          <w:p>
+            <w:pPr>
+              <w:pStyle w:val="Normal"/>
+              <w:jc w:val="right"/>
+              <w:pBdr>
+                <w:bottom w:val="none" w:sz="0" w:space="0" w:color="000000"/>
+                <w:top w:val="none" w:sz="0" w:space="0" w:color="000000"/>
+                <w:left w:val="none" w:sz="0" w:space="0" w:color="000000"/>
+                <w:right w:val="none" w:sz="0" w:space="0" w:color="000000"/>
+              </w:pBdr>
+              <w:spacing w:after="120" w:before="120" w:line="240"/>
+              <w:ind w:left="120" w:right="120" w:firstLine="0" w:firstLineChars="0"/>
+              <w:rPr>
+                <w:rFonts w:ascii="Arial" w:hAnsi="Arial" w:eastAsia="Arial" w:cs="Arial"/>
+                <w:i w:val="false"/>
+                <w:b w:val="false"/>
+                <w:u w:val="none"/>
+                <w:sz w:val="22"/>
+                <w:szCs w:val="22"/>
+                <w:color w:val="000000"/>
+              </w:rPr>
+            </w:pPr>
+            <w:r>
+              <w:rPr>
+                <w:rFonts w:ascii="Arial" w:hAnsi="Arial" w:eastAsia="Arial" w:cs="Arial"/>
+                <w:i w:val="false"/>
+                <w:b w:val="false"/>
+                <w:u w:val="none"/>
+                <w:sz w:val="22"/>
+                <w:szCs w:val="22"/>
+                <w:color w:val="000000"/>
+              </w:rPr>
+              <w:t xml:space="preserve">597.90 </w:t>
             </w:r>
           </w:p>
         </w:tc>
@@ -5821,166 +5821,166 @@
                 <w:szCs w:val="22"/>
                 <w:color w:val="000000"/>
               </w:rPr>
-              <w:t xml:space="preserve">22615.49 </w:t>
-            </w:r>
-          </w:p>
-        </w:tc>
-        <w:tc>
-          <w:tcPr>
-            <w:tcBorders>
-              <w:bottom w:val="none" w:sz="0" w:space="0" w:color="000000"/>
-              <w:top w:val="none" w:sz="0" w:space="0" w:color="000000"/>
-              <w:left w:val="none" w:sz="0" w:space="0" w:color="000000"/>
-              <w:right w:val="none" w:sz="0" w:space="0" w:color="000000"/>
-            </w:tcBorders>
-            <w:shd w:val="clear" w:color="auto" w:fill="FFFFFF"/>
-            <w:tcMar>
-              <w:top w:w="0" w:type="dxa"/>
-              <w:bottom w:w="0" w:type="dxa"/>
-              <w:left w:w="0" w:type="dxa"/>
-              <w:right w:w="0" w:type="dxa"/>
-            </w:tcMar>
-            <w:vAlign w:val="top"/>
-          </w:tcPr>
-          <w:p>
-            <w:pPr>
-              <w:pStyle w:val="Normal"/>
-              <w:jc w:val="right"/>
-              <w:pBdr>
-                <w:bottom w:val="none" w:sz="0" w:space="0" w:color="000000"/>
-                <w:top w:val="none" w:sz="0" w:space="0" w:color="000000"/>
-                <w:left w:val="none" w:sz="0" w:space="0" w:color="000000"/>
-                <w:right w:val="none" w:sz="0" w:space="0" w:color="000000"/>
-              </w:pBdr>
-              <w:spacing w:after="120" w:before="120" w:line="240"/>
-              <w:ind w:left="120" w:right="120" w:firstLine="0" w:firstLineChars="0"/>
-              <w:rPr>
-                <w:rFonts w:ascii="Arial" w:hAnsi="Arial" w:eastAsia="Arial" w:cs="Arial"/>
-                <w:i w:val="false"/>
-                <w:b w:val="false"/>
-                <w:u w:val="none"/>
-                <w:sz w:val="22"/>
-                <w:szCs w:val="22"/>
-                <w:color w:val="000000"/>
-              </w:rPr>
-            </w:pPr>
-            <w:r>
-              <w:rPr>
-                <w:rFonts w:ascii="Arial" w:hAnsi="Arial" w:eastAsia="Arial" w:cs="Arial"/>
-                <w:i w:val="false"/>
-                <w:b w:val="false"/>
-                <w:u w:val="none"/>
-                <w:sz w:val="22"/>
-                <w:szCs w:val="22"/>
-                <w:color w:val="000000"/>
-              </w:rPr>
-              <w:t xml:space="preserve">15739.78 </w:t>
-            </w:r>
-          </w:p>
-        </w:tc>
-        <w:tc>
-          <w:tcPr>
-            <w:tcBorders>
-              <w:bottom w:val="none" w:sz="0" w:space="0" w:color="000000"/>
-              <w:top w:val="none" w:sz="0" w:space="0" w:color="000000"/>
-              <w:left w:val="none" w:sz="0" w:space="0" w:color="000000"/>
-              <w:right w:val="none" w:sz="0" w:space="0" w:color="000000"/>
-            </w:tcBorders>
-            <w:shd w:val="clear" w:color="auto" w:fill="FFFFFF"/>
-            <w:tcMar>
-              <w:top w:w="0" w:type="dxa"/>
-              <w:bottom w:w="0" w:type="dxa"/>
-              <w:left w:w="0" w:type="dxa"/>
-              <w:right w:w="0" w:type="dxa"/>
-            </w:tcMar>
-            <w:vAlign w:val="top"/>
-          </w:tcPr>
-          <w:p>
-            <w:pPr>
-              <w:pStyle w:val="Normal"/>
-              <w:jc w:val="right"/>
-              <w:pBdr>
-                <w:bottom w:val="none" w:sz="0" w:space="0" w:color="000000"/>
-                <w:top w:val="none" w:sz="0" w:space="0" w:color="000000"/>
-                <w:left w:val="none" w:sz="0" w:space="0" w:color="000000"/>
-                <w:right w:val="none" w:sz="0" w:space="0" w:color="000000"/>
-              </w:pBdr>
-              <w:spacing w:after="120" w:before="120" w:line="240"/>
-              <w:ind w:left="120" w:right="120" w:firstLine="0" w:firstLineChars="0"/>
-              <w:rPr>
-                <w:rFonts w:ascii="Arial" w:hAnsi="Arial" w:eastAsia="Arial" w:cs="Arial"/>
-                <w:i w:val="false"/>
-                <w:b w:val="false"/>
-                <w:u w:val="none"/>
-                <w:sz w:val="22"/>
-                <w:szCs w:val="22"/>
-                <w:color w:val="000000"/>
-              </w:rPr>
-            </w:pPr>
-            <w:r>
-              <w:rPr>
-                <w:rFonts w:ascii="Arial" w:hAnsi="Arial" w:eastAsia="Arial" w:cs="Arial"/>
-                <w:i w:val="false"/>
-                <w:b w:val="false"/>
-                <w:u w:val="none"/>
-                <w:sz w:val="22"/>
-                <w:szCs w:val="22"/>
-                <w:color w:val="000000"/>
-              </w:rPr>
-              <w:t xml:space="preserve">15700.93 </w:t>
-            </w:r>
-          </w:p>
-        </w:tc>
-        <w:tc>
-          <w:tcPr>
-            <w:tcBorders>
-              <w:bottom w:val="none" w:sz="0" w:space="0" w:color="000000"/>
-              <w:top w:val="none" w:sz="0" w:space="0" w:color="000000"/>
-              <w:left w:val="none" w:sz="0" w:space="0" w:color="000000"/>
-              <w:right w:val="none" w:sz="0" w:space="0" w:color="000000"/>
-            </w:tcBorders>
-            <w:shd w:val="clear" w:color="auto" w:fill="FFFFFF"/>
-            <w:tcMar>
-              <w:top w:w="0" w:type="dxa"/>
-              <w:bottom w:w="0" w:type="dxa"/>
-              <w:left w:w="0" w:type="dxa"/>
-              <w:right w:w="0" w:type="dxa"/>
-            </w:tcMar>
-            <w:vAlign w:val="top"/>
-          </w:tcPr>
-          <w:p>
-            <w:pPr>
-              <w:pStyle w:val="Normal"/>
-              <w:jc w:val="right"/>
-              <w:pBdr>
-                <w:bottom w:val="none" w:sz="0" w:space="0" w:color="000000"/>
-                <w:top w:val="none" w:sz="0" w:space="0" w:color="000000"/>
-                <w:left w:val="none" w:sz="0" w:space="0" w:color="000000"/>
-                <w:right w:val="none" w:sz="0" w:space="0" w:color="000000"/>
-              </w:pBdr>
-              <w:spacing w:after="120" w:before="120" w:line="240"/>
-              <w:ind w:left="120" w:right="120" w:firstLine="0" w:firstLineChars="0"/>
-              <w:rPr>
-                <w:rFonts w:ascii="Arial" w:hAnsi="Arial" w:eastAsia="Arial" w:cs="Arial"/>
-                <w:i w:val="false"/>
-                <w:b w:val="false"/>
-                <w:u w:val="none"/>
-                <w:sz w:val="22"/>
-                <w:szCs w:val="22"/>
-                <w:color w:val="000000"/>
-              </w:rPr>
-            </w:pPr>
-            <w:r>
-              <w:rPr>
-                <w:rFonts w:ascii="Arial" w:hAnsi="Arial" w:eastAsia="Arial" w:cs="Arial"/>
-                <w:i w:val="false"/>
-                <w:b w:val="false"/>
-                <w:u w:val="none"/>
-                <w:sz w:val="22"/>
-                <w:szCs w:val="22"/>
-                <w:color w:val="000000"/>
-              </w:rPr>
-              <w:t xml:space="preserve">677.00 </w:t>
+              <w:t xml:space="preserve">22614.65 </w:t>
+            </w:r>
+          </w:p>
+        </w:tc>
+        <w:tc>
+          <w:tcPr>
+            <w:tcBorders>
+              <w:bottom w:val="none" w:sz="0" w:space="0" w:color="000000"/>
+              <w:top w:val="none" w:sz="0" w:space="0" w:color="000000"/>
+              <w:left w:val="none" w:sz="0" w:space="0" w:color="000000"/>
+              <w:right w:val="none" w:sz="0" w:space="0" w:color="000000"/>
+            </w:tcBorders>
+            <w:shd w:val="clear" w:color="auto" w:fill="FFFFFF"/>
+            <w:tcMar>
+              <w:top w:w="0" w:type="dxa"/>
+              <w:bottom w:w="0" w:type="dxa"/>
+              <w:left w:w="0" w:type="dxa"/>
+              <w:right w:w="0" w:type="dxa"/>
+            </w:tcMar>
+            <w:vAlign w:val="top"/>
+          </w:tcPr>
+          <w:p>
+            <w:pPr>
+              <w:pStyle w:val="Normal"/>
+              <w:jc w:val="right"/>
+              <w:pBdr>
+                <w:bottom w:val="none" w:sz="0" w:space="0" w:color="000000"/>
+                <w:top w:val="none" w:sz="0" w:space="0" w:color="000000"/>
+                <w:left w:val="none" w:sz="0" w:space="0" w:color="000000"/>
+                <w:right w:val="none" w:sz="0" w:space="0" w:color="000000"/>
+              </w:pBdr>
+              <w:spacing w:after="120" w:before="120" w:line="240"/>
+              <w:ind w:left="120" w:right="120" w:firstLine="0" w:firstLineChars="0"/>
+              <w:rPr>
+                <w:rFonts w:ascii="Arial" w:hAnsi="Arial" w:eastAsia="Arial" w:cs="Arial"/>
+                <w:i w:val="false"/>
+                <w:b w:val="false"/>
+                <w:u w:val="none"/>
+                <w:sz w:val="22"/>
+                <w:szCs w:val="22"/>
+                <w:color w:val="000000"/>
+              </w:rPr>
+            </w:pPr>
+            <w:r>
+              <w:rPr>
+                <w:rFonts w:ascii="Arial" w:hAnsi="Arial" w:eastAsia="Arial" w:cs="Arial"/>
+                <w:i w:val="false"/>
+                <w:b w:val="false"/>
+                <w:u w:val="none"/>
+                <w:sz w:val="22"/>
+                <w:szCs w:val="22"/>
+                <w:color w:val="000000"/>
+              </w:rPr>
+              <w:t xml:space="preserve">15739.37 </w:t>
+            </w:r>
+          </w:p>
+        </w:tc>
+        <w:tc>
+          <w:tcPr>
+            <w:tcBorders>
+              <w:bottom w:val="none" w:sz="0" w:space="0" w:color="000000"/>
+              <w:top w:val="none" w:sz="0" w:space="0" w:color="000000"/>
+              <w:left w:val="none" w:sz="0" w:space="0" w:color="000000"/>
+              <w:right w:val="none" w:sz="0" w:space="0" w:color="000000"/>
+            </w:tcBorders>
+            <w:shd w:val="clear" w:color="auto" w:fill="FFFFFF"/>
+            <w:tcMar>
+              <w:top w:w="0" w:type="dxa"/>
+              <w:bottom w:w="0" w:type="dxa"/>
+              <w:left w:w="0" w:type="dxa"/>
+              <w:right w:w="0" w:type="dxa"/>
+            </w:tcMar>
+            <w:vAlign w:val="top"/>
+          </w:tcPr>
+          <w:p>
+            <w:pPr>
+              <w:pStyle w:val="Normal"/>
+              <w:jc w:val="right"/>
+              <w:pBdr>
+                <w:bottom w:val="none" w:sz="0" w:space="0" w:color="000000"/>
+                <w:top w:val="none" w:sz="0" w:space="0" w:color="000000"/>
+                <w:left w:val="none" w:sz="0" w:space="0" w:color="000000"/>
+                <w:right w:val="none" w:sz="0" w:space="0" w:color="000000"/>
+              </w:pBdr>
+              <w:spacing w:after="120" w:before="120" w:line="240"/>
+              <w:ind w:left="120" w:right="120" w:firstLine="0" w:firstLineChars="0"/>
+              <w:rPr>
+                <w:rFonts w:ascii="Arial" w:hAnsi="Arial" w:eastAsia="Arial" w:cs="Arial"/>
+                <w:i w:val="false"/>
+                <w:b w:val="false"/>
+                <w:u w:val="none"/>
+                <w:sz w:val="22"/>
+                <w:szCs w:val="22"/>
+                <w:color w:val="000000"/>
+              </w:rPr>
+            </w:pPr>
+            <w:r>
+              <w:rPr>
+                <w:rFonts w:ascii="Arial" w:hAnsi="Arial" w:eastAsia="Arial" w:cs="Arial"/>
+                <w:i w:val="false"/>
+                <w:b w:val="false"/>
+                <w:u w:val="none"/>
+                <w:sz w:val="22"/>
+                <w:szCs w:val="22"/>
+                <w:color w:val="000000"/>
+              </w:rPr>
+              <w:t xml:space="preserve">15700.42 </w:t>
+            </w:r>
+          </w:p>
+        </w:tc>
+        <w:tc>
+          <w:tcPr>
+            <w:tcBorders>
+              <w:bottom w:val="none" w:sz="0" w:space="0" w:color="000000"/>
+              <w:top w:val="none" w:sz="0" w:space="0" w:color="000000"/>
+              <w:left w:val="none" w:sz="0" w:space="0" w:color="000000"/>
+              <w:right w:val="none" w:sz="0" w:space="0" w:color="000000"/>
+            </w:tcBorders>
+            <w:shd w:val="clear" w:color="auto" w:fill="FFFFFF"/>
+            <w:tcMar>
+              <w:top w:w="0" w:type="dxa"/>
+              <w:bottom w:w="0" w:type="dxa"/>
+              <w:left w:w="0" w:type="dxa"/>
+              <w:right w:w="0" w:type="dxa"/>
+            </w:tcMar>
+            <w:vAlign w:val="top"/>
+          </w:tcPr>
+          <w:p>
+            <w:pPr>
+              <w:pStyle w:val="Normal"/>
+              <w:jc w:val="right"/>
+              <w:pBdr>
+                <w:bottom w:val="none" w:sz="0" w:space="0" w:color="000000"/>
+                <w:top w:val="none" w:sz="0" w:space="0" w:color="000000"/>
+                <w:left w:val="none" w:sz="0" w:space="0" w:color="000000"/>
+                <w:right w:val="none" w:sz="0" w:space="0" w:color="000000"/>
+              </w:pBdr>
+              <w:spacing w:after="120" w:before="120" w:line="240"/>
+              <w:ind w:left="120" w:right="120" w:firstLine="0" w:firstLineChars="0"/>
+              <w:rPr>
+                <w:rFonts w:ascii="Arial" w:hAnsi="Arial" w:eastAsia="Arial" w:cs="Arial"/>
+                <w:i w:val="false"/>
+                <w:b w:val="false"/>
+                <w:u w:val="none"/>
+                <w:sz w:val="22"/>
+                <w:szCs w:val="22"/>
+                <w:color w:val="000000"/>
+              </w:rPr>
+            </w:pPr>
+            <w:r>
+              <w:rPr>
+                <w:rFonts w:ascii="Arial" w:hAnsi="Arial" w:eastAsia="Arial" w:cs="Arial"/>
+                <w:i w:val="false"/>
+                <w:b w:val="false"/>
+                <w:u w:val="none"/>
+                <w:sz w:val="22"/>
+                <w:szCs w:val="22"/>
+                <w:color w:val="000000"/>
+              </w:rPr>
+              <w:t xml:space="preserve">676.92 </w:t>
             </w:r>
           </w:p>
         </w:tc>

--- a/graficos/evasion/regresion.docx
+++ b/graficos/evasion/regresion.docx
@@ -47,7 +47,6 @@
           </w:tcPr>
           <w:p>
             <w:pPr>
-              <w:pStyle w:val="Normal"/>
               <w:jc w:val="center"/>
               <w:pBdr>
                 <w:bottom w:val="none" w:sz="0" w:space="0" w:color="000000"/>
@@ -100,7 +99,6 @@
           </w:tcPr>
           <w:p>
             <w:pPr>
-              <w:pStyle w:val="Normal"/>
               <w:jc w:val="center"/>
               <w:pBdr>
                 <w:bottom w:val="none" w:sz="0" w:space="0" w:color="000000"/>
@@ -153,7 +151,6 @@
           </w:tcPr>
           <w:p>
             <w:pPr>
-              <w:pStyle w:val="Normal"/>
               <w:jc w:val="center"/>
               <w:pBdr>
                 <w:bottom w:val="none" w:sz="0" w:space="0" w:color="000000"/>
@@ -206,7 +203,6 @@
           </w:tcPr>
           <w:p>
             <w:pPr>
-              <w:pStyle w:val="Normal"/>
               <w:jc w:val="center"/>
               <w:pBdr>
                 <w:bottom w:val="none" w:sz="0" w:space="0" w:color="000000"/>
@@ -259,7 +255,6 @@
           </w:tcPr>
           <w:p>
             <w:pPr>
-              <w:pStyle w:val="Normal"/>
               <w:jc w:val="center"/>
               <w:pBdr>
                 <w:bottom w:val="none" w:sz="0" w:space="0" w:color="000000"/>
@@ -318,7 +313,6 @@
           </w:tcPr>
           <w:p>
             <w:pPr>
-              <w:pStyle w:val="Normal"/>
               <w:jc w:val="left"/>
               <w:pBdr>
                 <w:bottom w:val="none" w:sz="0" w:space="0" w:color="000000"/>
@@ -371,7 +365,6 @@
           </w:tcPr>
           <w:p>
             <w:pPr>
-              <w:pStyle w:val="Normal"/>
               <w:jc w:val="right"/>
               <w:pBdr>
                 <w:bottom w:val="none" w:sz="0" w:space="0" w:color="000000"/>
@@ -424,7 +417,6 @@
           </w:tcPr>
           <w:p>
             <w:pPr>
-              <w:pStyle w:val="Normal"/>
               <w:jc w:val="right"/>
               <w:pBdr>
                 <w:bottom w:val="none" w:sz="0" w:space="0" w:color="000000"/>
@@ -477,7 +469,6 @@
           </w:tcPr>
           <w:p>
             <w:pPr>
-              <w:pStyle w:val="Normal"/>
               <w:jc w:val="right"/>
               <w:pBdr>
                 <w:bottom w:val="none" w:sz="0" w:space="0" w:color="000000"/>
@@ -530,37 +521,36 @@
           </w:tcPr>
           <w:p>
             <w:pPr>
-              <w:pStyle w:val="Normal"/>
-              <w:jc w:val="right"/>
-              <w:pBdr>
-                <w:bottom w:val="none" w:sz="0" w:space="0" w:color="000000"/>
-                <w:top w:val="none" w:sz="0" w:space="0" w:color="000000"/>
-                <w:left w:val="none" w:sz="0" w:space="0" w:color="000000"/>
-                <w:right w:val="none" w:sz="0" w:space="0" w:color="000000"/>
-              </w:pBdr>
-              <w:spacing w:after="120" w:before="120" w:line="240"/>
-              <w:ind w:left="120" w:right="120" w:firstLine="0" w:firstLineChars="0"/>
-              <w:rPr>
-                <w:rFonts w:ascii="Arial" w:hAnsi="Arial" w:eastAsia="Arial" w:cs="Arial"/>
-                <w:i w:val="false"/>
-                <w:b w:val="false"/>
-                <w:u w:val="none"/>
-                <w:sz w:val="22"/>
-                <w:szCs w:val="22"/>
-                <w:color w:val="000000"/>
-              </w:rPr>
-            </w:pPr>
-            <w:r>
-              <w:rPr>
-                <w:rFonts w:ascii="Arial" w:hAnsi="Arial" w:eastAsia="Arial" w:cs="Arial"/>
-                <w:i w:val="false"/>
-                <w:b w:val="false"/>
-                <w:u w:val="none"/>
-                <w:sz w:val="22"/>
-                <w:szCs w:val="22"/>
-                <w:color w:val="000000"/>
-              </w:rPr>
-              <w:t xml:space="preserve">1.02 (0.04)</w:t>
+              <w:jc w:val="right"/>
+              <w:pBdr>
+                <w:bottom w:val="none" w:sz="0" w:space="0" w:color="000000"/>
+                <w:top w:val="none" w:sz="0" w:space="0" w:color="000000"/>
+                <w:left w:val="none" w:sz="0" w:space="0" w:color="000000"/>
+                <w:right w:val="none" w:sz="0" w:space="0" w:color="000000"/>
+              </w:pBdr>
+              <w:spacing w:after="120" w:before="120" w:line="240"/>
+              <w:ind w:left="120" w:right="120" w:firstLine="0" w:firstLineChars="0"/>
+              <w:rPr>
+                <w:rFonts w:ascii="Arial" w:hAnsi="Arial" w:eastAsia="Arial" w:cs="Arial"/>
+                <w:i w:val="false"/>
+                <w:b w:val="false"/>
+                <w:u w:val="none"/>
+                <w:sz w:val="22"/>
+                <w:szCs w:val="22"/>
+                <w:color w:val="000000"/>
+              </w:rPr>
+            </w:pPr>
+            <w:r>
+              <w:rPr>
+                <w:rFonts w:ascii="Arial" w:hAnsi="Arial" w:eastAsia="Arial" w:cs="Arial"/>
+                <w:i w:val="false"/>
+                <w:b w:val="false"/>
+                <w:u w:val="none"/>
+                <w:sz w:val="22"/>
+                <w:szCs w:val="22"/>
+                <w:color w:val="000000"/>
+              </w:rPr>
+              <w:t xml:space="preserve">1.03 (0.04)</w:t>
             </w:r>
           </w:p>
         </w:tc>
@@ -589,7 +579,6 @@
           </w:tcPr>
           <w:p>
             <w:pPr>
-              <w:pStyle w:val="Normal"/>
               <w:jc w:val="left"/>
               <w:pBdr>
                 <w:bottom w:val="none" w:sz="0" w:space="0" w:color="000000"/>
@@ -642,7 +631,6 @@
           </w:tcPr>
           <w:p>
             <w:pPr>
-              <w:pStyle w:val="Normal"/>
               <w:jc w:val="right"/>
               <w:pBdr>
                 <w:bottom w:val="none" w:sz="0" w:space="0" w:color="000000"/>
@@ -695,7 +683,6 @@
           </w:tcPr>
           <w:p>
             <w:pPr>
-              <w:pStyle w:val="Normal"/>
               <w:jc w:val="right"/>
               <w:pBdr>
                 <w:bottom w:val="none" w:sz="0" w:space="0" w:color="000000"/>
@@ -748,7 +735,6 @@
           </w:tcPr>
           <w:p>
             <w:pPr>
-              <w:pStyle w:val="Normal"/>
               <w:jc w:val="right"/>
               <w:pBdr>
                 <w:bottom w:val="none" w:sz="0" w:space="0" w:color="000000"/>
@@ -801,7 +787,6 @@
           </w:tcPr>
           <w:p>
             <w:pPr>
-              <w:pStyle w:val="Normal"/>
               <w:jc w:val="right"/>
               <w:pBdr>
                 <w:bottom w:val="none" w:sz="0" w:space="0" w:color="000000"/>
@@ -860,7 +845,6 @@
           </w:tcPr>
           <w:p>
             <w:pPr>
-              <w:pStyle w:val="Normal"/>
               <w:jc w:val="left"/>
               <w:pBdr>
                 <w:bottom w:val="none" w:sz="0" w:space="0" w:color="000000"/>
@@ -913,7 +897,6 @@
           </w:tcPr>
           <w:p>
             <w:pPr>
-              <w:pStyle w:val="Normal"/>
               <w:jc w:val="right"/>
               <w:pBdr>
                 <w:bottom w:val="none" w:sz="0" w:space="0" w:color="000000"/>
@@ -966,7 +949,6 @@
           </w:tcPr>
           <w:p>
             <w:pPr>
-              <w:pStyle w:val="Normal"/>
               <w:jc w:val="right"/>
               <w:pBdr>
                 <w:bottom w:val="none" w:sz="0" w:space="0" w:color="000000"/>
@@ -1019,90 +1001,88 @@
           </w:tcPr>
           <w:p>
             <w:pPr>
-              <w:pStyle w:val="Normal"/>
-              <w:jc w:val="right"/>
-              <w:pBdr>
-                <w:bottom w:val="none" w:sz="0" w:space="0" w:color="000000"/>
-                <w:top w:val="none" w:sz="0" w:space="0" w:color="000000"/>
-                <w:left w:val="none" w:sz="0" w:space="0" w:color="000000"/>
-                <w:right w:val="none" w:sz="0" w:space="0" w:color="000000"/>
-              </w:pBdr>
-              <w:spacing w:after="120" w:before="120" w:line="240"/>
-              <w:ind w:left="120" w:right="120" w:firstLine="0" w:firstLineChars="0"/>
-              <w:rPr>
-                <w:rFonts w:ascii="Arial" w:hAnsi="Arial" w:eastAsia="Arial" w:cs="Arial"/>
-                <w:i w:val="false"/>
-                <w:b w:val="false"/>
-                <w:u w:val="none"/>
-                <w:sz w:val="22"/>
-                <w:szCs w:val="22"/>
-                <w:color w:val="000000"/>
-              </w:rPr>
-            </w:pPr>
-            <w:r>
-              <w:rPr>
-                <w:rFonts w:ascii="Arial" w:hAnsi="Arial" w:eastAsia="Arial" w:cs="Arial"/>
-                <w:i w:val="false"/>
-                <w:b w:val="false"/>
-                <w:u w:val="none"/>
-                <w:sz w:val="22"/>
-                <w:szCs w:val="22"/>
-                <w:color w:val="000000"/>
-              </w:rPr>
-              <w:t xml:space="preserve">1.28 *** (0.04)</w:t>
-            </w:r>
-          </w:p>
-        </w:tc>
-        <w:tc>
-          <w:tcPr>
-            <w:tcBorders>
-              <w:bottom w:val="none" w:sz="0" w:space="0" w:color="000000"/>
-              <w:top w:val="none" w:sz="0" w:space="0" w:color="000000"/>
-              <w:left w:val="none" w:sz="0" w:space="0" w:color="000000"/>
-              <w:right w:val="none" w:sz="0" w:space="0" w:color="000000"/>
-            </w:tcBorders>
-            <w:shd w:val="clear" w:color="auto" w:fill="FFFFFF"/>
-            <w:tcMar>
-              <w:top w:w="0" w:type="dxa"/>
-              <w:bottom w:w="0" w:type="dxa"/>
-              <w:left w:w="0" w:type="dxa"/>
-              <w:right w:w="0" w:type="dxa"/>
-            </w:tcMar>
-            <w:vAlign w:val="top"/>
-          </w:tcPr>
-          <w:p>
-            <w:pPr>
-              <w:pStyle w:val="Normal"/>
-              <w:jc w:val="right"/>
-              <w:pBdr>
-                <w:bottom w:val="none" w:sz="0" w:space="0" w:color="000000"/>
-                <w:top w:val="none" w:sz="0" w:space="0" w:color="000000"/>
-                <w:left w:val="none" w:sz="0" w:space="0" w:color="000000"/>
-                <w:right w:val="none" w:sz="0" w:space="0" w:color="000000"/>
-              </w:pBdr>
-              <w:spacing w:after="120" w:before="120" w:line="240"/>
-              <w:ind w:left="120" w:right="120" w:firstLine="0" w:firstLineChars="0"/>
-              <w:rPr>
-                <w:rFonts w:ascii="Arial" w:hAnsi="Arial" w:eastAsia="Arial" w:cs="Arial"/>
-                <w:i w:val="false"/>
-                <w:b w:val="false"/>
-                <w:u w:val="none"/>
-                <w:sz w:val="22"/>
-                <w:szCs w:val="22"/>
-                <w:color w:val="000000"/>
-              </w:rPr>
-            </w:pPr>
-            <w:r>
-              <w:rPr>
-                <w:rFonts w:ascii="Arial" w:hAnsi="Arial" w:eastAsia="Arial" w:cs="Arial"/>
-                <w:i w:val="false"/>
-                <w:b w:val="false"/>
-                <w:u w:val="none"/>
-                <w:sz w:val="22"/>
-                <w:szCs w:val="22"/>
-                <w:color w:val="000000"/>
-              </w:rPr>
-              <w:t xml:space="preserve">1.75 ** (0.22)</w:t>
+              <w:jc w:val="right"/>
+              <w:pBdr>
+                <w:bottom w:val="none" w:sz="0" w:space="0" w:color="000000"/>
+                <w:top w:val="none" w:sz="0" w:space="0" w:color="000000"/>
+                <w:left w:val="none" w:sz="0" w:space="0" w:color="000000"/>
+                <w:right w:val="none" w:sz="0" w:space="0" w:color="000000"/>
+              </w:pBdr>
+              <w:spacing w:after="120" w:before="120" w:line="240"/>
+              <w:ind w:left="120" w:right="120" w:firstLine="0" w:firstLineChars="0"/>
+              <w:rPr>
+                <w:rFonts w:ascii="Arial" w:hAnsi="Arial" w:eastAsia="Arial" w:cs="Arial"/>
+                <w:i w:val="false"/>
+                <w:b w:val="false"/>
+                <w:u w:val="none"/>
+                <w:sz w:val="22"/>
+                <w:szCs w:val="22"/>
+                <w:color w:val="000000"/>
+              </w:rPr>
+            </w:pPr>
+            <w:r>
+              <w:rPr>
+                <w:rFonts w:ascii="Arial" w:hAnsi="Arial" w:eastAsia="Arial" w:cs="Arial"/>
+                <w:i w:val="false"/>
+                <w:b w:val="false"/>
+                <w:u w:val="none"/>
+                <w:sz w:val="22"/>
+                <w:szCs w:val="22"/>
+                <w:color w:val="000000"/>
+              </w:rPr>
+              <w:t xml:space="preserve">1.27 *** (0.04)</w:t>
+            </w:r>
+          </w:p>
+        </w:tc>
+        <w:tc>
+          <w:tcPr>
+            <w:tcBorders>
+              <w:bottom w:val="none" w:sz="0" w:space="0" w:color="000000"/>
+              <w:top w:val="none" w:sz="0" w:space="0" w:color="000000"/>
+              <w:left w:val="none" w:sz="0" w:space="0" w:color="000000"/>
+              <w:right w:val="none" w:sz="0" w:space="0" w:color="000000"/>
+            </w:tcBorders>
+            <w:shd w:val="clear" w:color="auto" w:fill="FFFFFF"/>
+            <w:tcMar>
+              <w:top w:w="0" w:type="dxa"/>
+              <w:bottom w:w="0" w:type="dxa"/>
+              <w:left w:w="0" w:type="dxa"/>
+              <w:right w:w="0" w:type="dxa"/>
+            </w:tcMar>
+            <w:vAlign w:val="top"/>
+          </w:tcPr>
+          <w:p>
+            <w:pPr>
+              <w:jc w:val="right"/>
+              <w:pBdr>
+                <w:bottom w:val="none" w:sz="0" w:space="0" w:color="000000"/>
+                <w:top w:val="none" w:sz="0" w:space="0" w:color="000000"/>
+                <w:left w:val="none" w:sz="0" w:space="0" w:color="000000"/>
+                <w:right w:val="none" w:sz="0" w:space="0" w:color="000000"/>
+              </w:pBdr>
+              <w:spacing w:after="120" w:before="120" w:line="240"/>
+              <w:ind w:left="120" w:right="120" w:firstLine="0" w:firstLineChars="0"/>
+              <w:rPr>
+                <w:rFonts w:ascii="Arial" w:hAnsi="Arial" w:eastAsia="Arial" w:cs="Arial"/>
+                <w:i w:val="false"/>
+                <w:b w:val="false"/>
+                <w:u w:val="none"/>
+                <w:sz w:val="22"/>
+                <w:szCs w:val="22"/>
+                <w:color w:val="000000"/>
+              </w:rPr>
+            </w:pPr>
+            <w:r>
+              <w:rPr>
+                <w:rFonts w:ascii="Arial" w:hAnsi="Arial" w:eastAsia="Arial" w:cs="Arial"/>
+                <w:i w:val="false"/>
+                <w:b w:val="false"/>
+                <w:u w:val="none"/>
+                <w:sz w:val="22"/>
+                <w:szCs w:val="22"/>
+                <w:color w:val="000000"/>
+              </w:rPr>
+              <w:t xml:space="preserve">1.73 ** (0.21)</w:t>
             </w:r>
           </w:p>
         </w:tc>
@@ -1131,7 +1111,6 @@
           </w:tcPr>
           <w:p>
             <w:pPr>
-              <w:pStyle w:val="Normal"/>
               <w:jc w:val="left"/>
               <w:pBdr>
                 <w:bottom w:val="none" w:sz="0" w:space="0" w:color="000000"/>
@@ -1184,7 +1163,6 @@
           </w:tcPr>
           <w:p>
             <w:pPr>
-              <w:pStyle w:val="Normal"/>
               <w:jc w:val="right"/>
               <w:pBdr>
                 <w:bottom w:val="none" w:sz="0" w:space="0" w:color="000000"/>
@@ -1237,60 +1215,58 @@
           </w:tcPr>
           <w:p>
             <w:pPr>
-              <w:pStyle w:val="Normal"/>
-              <w:jc w:val="right"/>
-              <w:pBdr>
-                <w:bottom w:val="none" w:sz="0" w:space="0" w:color="000000"/>
-                <w:top w:val="none" w:sz="0" w:space="0" w:color="000000"/>
-                <w:left w:val="none" w:sz="0" w:space="0" w:color="000000"/>
-                <w:right w:val="none" w:sz="0" w:space="0" w:color="000000"/>
-              </w:pBdr>
-              <w:spacing w:after="120" w:before="120" w:line="240"/>
-              <w:ind w:left="120" w:right="120" w:firstLine="0" w:firstLineChars="0"/>
-              <w:rPr>
-                <w:rFonts w:ascii="Arial" w:hAnsi="Arial" w:eastAsia="Arial" w:cs="Arial"/>
-                <w:i w:val="false"/>
-                <w:b w:val="false"/>
-                <w:u w:val="none"/>
-                <w:sz w:val="22"/>
-                <w:szCs w:val="22"/>
-                <w:color w:val="000000"/>
-              </w:rPr>
-            </w:pPr>
-            <w:r>
-              <w:rPr>
-                <w:rFonts w:ascii="Arial" w:hAnsi="Arial" w:eastAsia="Arial" w:cs="Arial"/>
-                <w:i w:val="false"/>
-                <w:b w:val="false"/>
-                <w:u w:val="none"/>
-                <w:sz w:val="22"/>
-                <w:szCs w:val="22"/>
-                <w:color w:val="000000"/>
-              </w:rPr>
-              <w:t xml:space="preserve">1.06 ** (0.02)</w:t>
-            </w:r>
-          </w:p>
-        </w:tc>
-        <w:tc>
-          <w:tcPr>
-            <w:tcBorders>
-              <w:bottom w:val="none" w:sz="0" w:space="0" w:color="000000"/>
-              <w:top w:val="none" w:sz="0" w:space="0" w:color="000000"/>
-              <w:left w:val="none" w:sz="0" w:space="0" w:color="000000"/>
-              <w:right w:val="none" w:sz="0" w:space="0" w:color="000000"/>
-            </w:tcBorders>
-            <w:shd w:val="clear" w:color="auto" w:fill="FFFFFF"/>
-            <w:tcMar>
-              <w:top w:w="0" w:type="dxa"/>
-              <w:bottom w:w="0" w:type="dxa"/>
-              <w:left w:w="0" w:type="dxa"/>
-              <w:right w:w="0" w:type="dxa"/>
-            </w:tcMar>
-            <w:vAlign w:val="top"/>
-          </w:tcPr>
-          <w:p>
-            <w:pPr>
-              <w:pStyle w:val="Normal"/>
+              <w:jc w:val="right"/>
+              <w:pBdr>
+                <w:bottom w:val="none" w:sz="0" w:space="0" w:color="000000"/>
+                <w:top w:val="none" w:sz="0" w:space="0" w:color="000000"/>
+                <w:left w:val="none" w:sz="0" w:space="0" w:color="000000"/>
+                <w:right w:val="none" w:sz="0" w:space="0" w:color="000000"/>
+              </w:pBdr>
+              <w:spacing w:after="120" w:before="120" w:line="240"/>
+              <w:ind w:left="120" w:right="120" w:firstLine="0" w:firstLineChars="0"/>
+              <w:rPr>
+                <w:rFonts w:ascii="Arial" w:hAnsi="Arial" w:eastAsia="Arial" w:cs="Arial"/>
+                <w:i w:val="false"/>
+                <w:b w:val="false"/>
+                <w:u w:val="none"/>
+                <w:sz w:val="22"/>
+                <w:szCs w:val="22"/>
+                <w:color w:val="000000"/>
+              </w:rPr>
+            </w:pPr>
+            <w:r>
+              <w:rPr>
+                <w:rFonts w:ascii="Arial" w:hAnsi="Arial" w:eastAsia="Arial" w:cs="Arial"/>
+                <w:i w:val="false"/>
+                <w:b w:val="false"/>
+                <w:u w:val="none"/>
+                <w:sz w:val="22"/>
+                <w:szCs w:val="22"/>
+                <w:color w:val="000000"/>
+              </w:rPr>
+              <w:t xml:space="preserve">1.05 ** (0.02)</w:t>
+            </w:r>
+          </w:p>
+        </w:tc>
+        <w:tc>
+          <w:tcPr>
+            <w:tcBorders>
+              <w:bottom w:val="none" w:sz="0" w:space="0" w:color="000000"/>
+              <w:top w:val="none" w:sz="0" w:space="0" w:color="000000"/>
+              <w:left w:val="none" w:sz="0" w:space="0" w:color="000000"/>
+              <w:right w:val="none" w:sz="0" w:space="0" w:color="000000"/>
+            </w:tcBorders>
+            <w:shd w:val="clear" w:color="auto" w:fill="FFFFFF"/>
+            <w:tcMar>
+              <w:top w:w="0" w:type="dxa"/>
+              <w:bottom w:w="0" w:type="dxa"/>
+              <w:left w:w="0" w:type="dxa"/>
+              <w:right w:w="0" w:type="dxa"/>
+            </w:tcMar>
+            <w:vAlign w:val="top"/>
+          </w:tcPr>
+          <w:p>
+            <w:pPr>
               <w:jc w:val="right"/>
               <w:pBdr>
                 <w:bottom w:val="none" w:sz="0" w:space="0" w:color="000000"/>
@@ -1343,37 +1319,36 @@
           </w:tcPr>
           <w:p>
             <w:pPr>
-              <w:pStyle w:val="Normal"/>
-              <w:jc w:val="right"/>
-              <w:pBdr>
-                <w:bottom w:val="none" w:sz="0" w:space="0" w:color="000000"/>
-                <w:top w:val="none" w:sz="0" w:space="0" w:color="000000"/>
-                <w:left w:val="none" w:sz="0" w:space="0" w:color="000000"/>
-                <w:right w:val="none" w:sz="0" w:space="0" w:color="000000"/>
-              </w:pBdr>
-              <w:spacing w:after="120" w:before="120" w:line="240"/>
-              <w:ind w:left="120" w:right="120" w:firstLine="0" w:firstLineChars="0"/>
-              <w:rPr>
-                <w:rFonts w:ascii="Arial" w:hAnsi="Arial" w:eastAsia="Arial" w:cs="Arial"/>
-                <w:i w:val="false"/>
-                <w:b w:val="false"/>
-                <w:u w:val="none"/>
-                <w:sz w:val="22"/>
-                <w:szCs w:val="22"/>
-                <w:color w:val="000000"/>
-              </w:rPr>
-            </w:pPr>
-            <w:r>
-              <w:rPr>
-                <w:rFonts w:ascii="Arial" w:hAnsi="Arial" w:eastAsia="Arial" w:cs="Arial"/>
-                <w:i w:val="false"/>
-                <w:b w:val="false"/>
-                <w:u w:val="none"/>
-                <w:sz w:val="22"/>
-                <w:szCs w:val="22"/>
-                <w:color w:val="000000"/>
-              </w:rPr>
-              <w:t xml:space="preserve">1.42 ** (0.15)</w:t>
+              <w:jc w:val="right"/>
+              <w:pBdr>
+                <w:bottom w:val="none" w:sz="0" w:space="0" w:color="000000"/>
+                <w:top w:val="none" w:sz="0" w:space="0" w:color="000000"/>
+                <w:left w:val="none" w:sz="0" w:space="0" w:color="000000"/>
+                <w:right w:val="none" w:sz="0" w:space="0" w:color="000000"/>
+              </w:pBdr>
+              <w:spacing w:after="120" w:before="120" w:line="240"/>
+              <w:ind w:left="120" w:right="120" w:firstLine="0" w:firstLineChars="0"/>
+              <w:rPr>
+                <w:rFonts w:ascii="Arial" w:hAnsi="Arial" w:eastAsia="Arial" w:cs="Arial"/>
+                <w:i w:val="false"/>
+                <w:b w:val="false"/>
+                <w:u w:val="none"/>
+                <w:sz w:val="22"/>
+                <w:szCs w:val="22"/>
+                <w:color w:val="000000"/>
+              </w:rPr>
+            </w:pPr>
+            <w:r>
+              <w:rPr>
+                <w:rFonts w:ascii="Arial" w:hAnsi="Arial" w:eastAsia="Arial" w:cs="Arial"/>
+                <w:i w:val="false"/>
+                <w:b w:val="false"/>
+                <w:u w:val="none"/>
+                <w:sz w:val="22"/>
+                <w:szCs w:val="22"/>
+                <w:color w:val="000000"/>
+              </w:rPr>
+              <w:t xml:space="preserve">1.49 *** (0.15)</w:t>
             </w:r>
           </w:p>
         </w:tc>
@@ -1402,7 +1377,6 @@
           </w:tcPr>
           <w:p>
             <w:pPr>
-              <w:pStyle w:val="Normal"/>
               <w:jc w:val="left"/>
               <w:pBdr>
                 <w:bottom w:val="none" w:sz="0" w:space="0" w:color="000000"/>
@@ -1455,7 +1429,6 @@
           </w:tcPr>
           <w:p>
             <w:pPr>
-              <w:pStyle w:val="Normal"/>
               <w:jc w:val="right"/>
               <w:pBdr>
                 <w:bottom w:val="none" w:sz="0" w:space="0" w:color="000000"/>
@@ -1508,143 +1481,140 @@
           </w:tcPr>
           <w:p>
             <w:pPr>
-              <w:pStyle w:val="Normal"/>
-              <w:jc w:val="right"/>
-              <w:pBdr>
-                <w:bottom w:val="none" w:sz="0" w:space="0" w:color="000000"/>
-                <w:top w:val="none" w:sz="0" w:space="0" w:color="000000"/>
-                <w:left w:val="none" w:sz="0" w:space="0" w:color="000000"/>
-                <w:right w:val="none" w:sz="0" w:space="0" w:color="000000"/>
-              </w:pBdr>
-              <w:spacing w:after="120" w:before="120" w:line="240"/>
-              <w:ind w:left="120" w:right="120" w:firstLine="0" w:firstLineChars="0"/>
-              <w:rPr>
-                <w:rFonts w:ascii="Arial" w:hAnsi="Arial" w:eastAsia="Arial" w:cs="Arial"/>
-                <w:i w:val="false"/>
-                <w:b w:val="false"/>
-                <w:u w:val="none"/>
-                <w:sz w:val="22"/>
-                <w:szCs w:val="22"/>
-                <w:color w:val="000000"/>
-              </w:rPr>
-            </w:pPr>
-            <w:r>
-              <w:rPr>
-                <w:rFonts w:ascii="Arial" w:hAnsi="Arial" w:eastAsia="Arial" w:cs="Arial"/>
-                <w:i w:val="false"/>
-                <w:b w:val="false"/>
-                <w:u w:val="none"/>
-                <w:sz w:val="22"/>
-                <w:szCs w:val="22"/>
-                <w:color w:val="000000"/>
-              </w:rPr>
-              <w:t xml:space="preserve">1.39 *** (0.08)</w:t>
-            </w:r>
-          </w:p>
-        </w:tc>
-        <w:tc>
-          <w:tcPr>
-            <w:tcBorders>
-              <w:bottom w:val="none" w:sz="0" w:space="0" w:color="000000"/>
-              <w:top w:val="none" w:sz="0" w:space="0" w:color="000000"/>
-              <w:left w:val="none" w:sz="0" w:space="0" w:color="000000"/>
-              <w:right w:val="none" w:sz="0" w:space="0" w:color="000000"/>
-            </w:tcBorders>
-            <w:shd w:val="clear" w:color="auto" w:fill="FFFFFF"/>
-            <w:tcMar>
-              <w:top w:w="0" w:type="dxa"/>
-              <w:bottom w:w="0" w:type="dxa"/>
-              <w:left w:w="0" w:type="dxa"/>
-              <w:right w:w="0" w:type="dxa"/>
-            </w:tcMar>
-            <w:vAlign w:val="top"/>
-          </w:tcPr>
-          <w:p>
-            <w:pPr>
-              <w:pStyle w:val="Normal"/>
-              <w:jc w:val="right"/>
-              <w:pBdr>
-                <w:bottom w:val="none" w:sz="0" w:space="0" w:color="000000"/>
-                <w:top w:val="none" w:sz="0" w:space="0" w:color="000000"/>
-                <w:left w:val="none" w:sz="0" w:space="0" w:color="000000"/>
-                <w:right w:val="none" w:sz="0" w:space="0" w:color="000000"/>
-              </w:pBdr>
-              <w:spacing w:after="120" w:before="120" w:line="240"/>
-              <w:ind w:left="120" w:right="120" w:firstLine="0" w:firstLineChars="0"/>
-              <w:rPr>
-                <w:rFonts w:ascii="Arial" w:hAnsi="Arial" w:eastAsia="Arial" w:cs="Arial"/>
-                <w:i w:val="false"/>
-                <w:b w:val="false"/>
-                <w:u w:val="none"/>
-                <w:sz w:val="22"/>
-                <w:szCs w:val="22"/>
-                <w:color w:val="000000"/>
-              </w:rPr>
-            </w:pPr>
-            <w:r>
-              <w:rPr>
-                <w:rFonts w:ascii="Arial" w:hAnsi="Arial" w:eastAsia="Arial" w:cs="Arial"/>
-                <w:i w:val="false"/>
-                <w:b w:val="false"/>
-                <w:u w:val="none"/>
-                <w:sz w:val="22"/>
-                <w:szCs w:val="22"/>
-                <w:color w:val="000000"/>
-              </w:rPr>
-              <w:t xml:space="preserve">1.34 *** (0.08)</w:t>
-            </w:r>
-          </w:p>
-        </w:tc>
-        <w:tc>
-          <w:tcPr>
-            <w:tcBorders>
-              <w:bottom w:val="none" w:sz="0" w:space="0" w:color="000000"/>
-              <w:top w:val="none" w:sz="0" w:space="0" w:color="000000"/>
-              <w:left w:val="none" w:sz="0" w:space="0" w:color="000000"/>
-              <w:right w:val="none" w:sz="0" w:space="0" w:color="000000"/>
-            </w:tcBorders>
-            <w:shd w:val="clear" w:color="auto" w:fill="FFFFFF"/>
-            <w:tcMar>
-              <w:top w:w="0" w:type="dxa"/>
-              <w:bottom w:w="0" w:type="dxa"/>
-              <w:left w:w="0" w:type="dxa"/>
-              <w:right w:w="0" w:type="dxa"/>
-            </w:tcMar>
-            <w:vAlign w:val="top"/>
-          </w:tcPr>
-          <w:p>
-            <w:pPr>
-              <w:pStyle w:val="Normal"/>
-              <w:jc w:val="right"/>
-              <w:pBdr>
-                <w:bottom w:val="none" w:sz="0" w:space="0" w:color="000000"/>
-                <w:top w:val="none" w:sz="0" w:space="0" w:color="000000"/>
-                <w:left w:val="none" w:sz="0" w:space="0" w:color="000000"/>
-                <w:right w:val="none" w:sz="0" w:space="0" w:color="000000"/>
-              </w:pBdr>
-              <w:spacing w:after="120" w:before="120" w:line="240"/>
-              <w:ind w:left="120" w:right="120" w:firstLine="0" w:firstLineChars="0"/>
-              <w:rPr>
-                <w:rFonts w:ascii="Arial" w:hAnsi="Arial" w:eastAsia="Arial" w:cs="Arial"/>
-                <w:i w:val="false"/>
-                <w:b w:val="false"/>
-                <w:u w:val="none"/>
-                <w:sz w:val="22"/>
-                <w:szCs w:val="22"/>
-                <w:color w:val="000000"/>
-              </w:rPr>
-            </w:pPr>
-            <w:r>
-              <w:rPr>
-                <w:rFonts w:ascii="Arial" w:hAnsi="Arial" w:eastAsia="Arial" w:cs="Arial"/>
-                <w:i w:val="false"/>
-                <w:b w:val="false"/>
-                <w:u w:val="none"/>
-                <w:sz w:val="22"/>
-                <w:szCs w:val="22"/>
-                <w:color w:val="000000"/>
-              </w:rPr>
-              <w:t xml:space="preserve">2.49 * (0.54)</w:t>
+              <w:jc w:val="right"/>
+              <w:pBdr>
+                <w:bottom w:val="none" w:sz="0" w:space="0" w:color="000000"/>
+                <w:top w:val="none" w:sz="0" w:space="0" w:color="000000"/>
+                <w:left w:val="none" w:sz="0" w:space="0" w:color="000000"/>
+                <w:right w:val="none" w:sz="0" w:space="0" w:color="000000"/>
+              </w:pBdr>
+              <w:spacing w:after="120" w:before="120" w:line="240"/>
+              <w:ind w:left="120" w:right="120" w:firstLine="0" w:firstLineChars="0"/>
+              <w:rPr>
+                <w:rFonts w:ascii="Arial" w:hAnsi="Arial" w:eastAsia="Arial" w:cs="Arial"/>
+                <w:i w:val="false"/>
+                <w:b w:val="false"/>
+                <w:u w:val="none"/>
+                <w:sz w:val="22"/>
+                <w:szCs w:val="22"/>
+                <w:color w:val="000000"/>
+              </w:rPr>
+            </w:pPr>
+            <w:r>
+              <w:rPr>
+                <w:rFonts w:ascii="Arial" w:hAnsi="Arial" w:eastAsia="Arial" w:cs="Arial"/>
+                <w:i w:val="false"/>
+                <w:b w:val="false"/>
+                <w:u w:val="none"/>
+                <w:sz w:val="22"/>
+                <w:szCs w:val="22"/>
+                <w:color w:val="000000"/>
+              </w:rPr>
+              <w:t xml:space="preserve">1.41 *** (0.08)</w:t>
+            </w:r>
+          </w:p>
+        </w:tc>
+        <w:tc>
+          <w:tcPr>
+            <w:tcBorders>
+              <w:bottom w:val="none" w:sz="0" w:space="0" w:color="000000"/>
+              <w:top w:val="none" w:sz="0" w:space="0" w:color="000000"/>
+              <w:left w:val="none" w:sz="0" w:space="0" w:color="000000"/>
+              <w:right w:val="none" w:sz="0" w:space="0" w:color="000000"/>
+            </w:tcBorders>
+            <w:shd w:val="clear" w:color="auto" w:fill="FFFFFF"/>
+            <w:tcMar>
+              <w:top w:w="0" w:type="dxa"/>
+              <w:bottom w:w="0" w:type="dxa"/>
+              <w:left w:w="0" w:type="dxa"/>
+              <w:right w:w="0" w:type="dxa"/>
+            </w:tcMar>
+            <w:vAlign w:val="top"/>
+          </w:tcPr>
+          <w:p>
+            <w:pPr>
+              <w:jc w:val="right"/>
+              <w:pBdr>
+                <w:bottom w:val="none" w:sz="0" w:space="0" w:color="000000"/>
+                <w:top w:val="none" w:sz="0" w:space="0" w:color="000000"/>
+                <w:left w:val="none" w:sz="0" w:space="0" w:color="000000"/>
+                <w:right w:val="none" w:sz="0" w:space="0" w:color="000000"/>
+              </w:pBdr>
+              <w:spacing w:after="120" w:before="120" w:line="240"/>
+              <w:ind w:left="120" w:right="120" w:firstLine="0" w:firstLineChars="0"/>
+              <w:rPr>
+                <w:rFonts w:ascii="Arial" w:hAnsi="Arial" w:eastAsia="Arial" w:cs="Arial"/>
+                <w:i w:val="false"/>
+                <w:b w:val="false"/>
+                <w:u w:val="none"/>
+                <w:sz w:val="22"/>
+                <w:szCs w:val="22"/>
+                <w:color w:val="000000"/>
+              </w:rPr>
+            </w:pPr>
+            <w:r>
+              <w:rPr>
+                <w:rFonts w:ascii="Arial" w:hAnsi="Arial" w:eastAsia="Arial" w:cs="Arial"/>
+                <w:i w:val="false"/>
+                <w:b w:val="false"/>
+                <w:u w:val="none"/>
+                <w:sz w:val="22"/>
+                <w:szCs w:val="22"/>
+                <w:color w:val="000000"/>
+              </w:rPr>
+              <w:t xml:space="preserve">1.36 *** (0.08)</w:t>
+            </w:r>
+          </w:p>
+        </w:tc>
+        <w:tc>
+          <w:tcPr>
+            <w:tcBorders>
+              <w:bottom w:val="none" w:sz="0" w:space="0" w:color="000000"/>
+              <w:top w:val="none" w:sz="0" w:space="0" w:color="000000"/>
+              <w:left w:val="none" w:sz="0" w:space="0" w:color="000000"/>
+              <w:right w:val="none" w:sz="0" w:space="0" w:color="000000"/>
+            </w:tcBorders>
+            <w:shd w:val="clear" w:color="auto" w:fill="FFFFFF"/>
+            <w:tcMar>
+              <w:top w:w="0" w:type="dxa"/>
+              <w:bottom w:w="0" w:type="dxa"/>
+              <w:left w:w="0" w:type="dxa"/>
+              <w:right w:w="0" w:type="dxa"/>
+            </w:tcMar>
+            <w:vAlign w:val="top"/>
+          </w:tcPr>
+          <w:p>
+            <w:pPr>
+              <w:jc w:val="right"/>
+              <w:pBdr>
+                <w:bottom w:val="none" w:sz="0" w:space="0" w:color="000000"/>
+                <w:top w:val="none" w:sz="0" w:space="0" w:color="000000"/>
+                <w:left w:val="none" w:sz="0" w:space="0" w:color="000000"/>
+                <w:right w:val="none" w:sz="0" w:space="0" w:color="000000"/>
+              </w:pBdr>
+              <w:spacing w:after="120" w:before="120" w:line="240"/>
+              <w:ind w:left="120" w:right="120" w:firstLine="0" w:firstLineChars="0"/>
+              <w:rPr>
+                <w:rFonts w:ascii="Arial" w:hAnsi="Arial" w:eastAsia="Arial" w:cs="Arial"/>
+                <w:i w:val="false"/>
+                <w:b w:val="false"/>
+                <w:u w:val="none"/>
+                <w:sz w:val="22"/>
+                <w:szCs w:val="22"/>
+                <w:color w:val="000000"/>
+              </w:rPr>
+            </w:pPr>
+            <w:r>
+              <w:rPr>
+                <w:rFonts w:ascii="Arial" w:hAnsi="Arial" w:eastAsia="Arial" w:cs="Arial"/>
+                <w:i w:val="false"/>
+                <w:b w:val="false"/>
+                <w:u w:val="none"/>
+                <w:sz w:val="22"/>
+                <w:szCs w:val="22"/>
+                <w:color w:val="000000"/>
+              </w:rPr>
+              <w:t xml:space="preserve">2.35 (0.54)</w:t>
             </w:r>
           </w:p>
         </w:tc>
@@ -1673,7 +1643,6 @@
           </w:tcPr>
           <w:p>
             <w:pPr>
-              <w:pStyle w:val="Normal"/>
               <w:jc w:val="left"/>
               <w:pBdr>
                 <w:bottom w:val="none" w:sz="0" w:space="0" w:color="000000"/>
@@ -1726,7 +1695,6 @@
           </w:tcPr>
           <w:p>
             <w:pPr>
-              <w:pStyle w:val="Normal"/>
               <w:jc w:val="right"/>
               <w:pBdr>
                 <w:bottom w:val="none" w:sz="0" w:space="0" w:color="000000"/>
@@ -1779,143 +1747,140 @@
           </w:tcPr>
           <w:p>
             <w:pPr>
-              <w:pStyle w:val="Normal"/>
-              <w:jc w:val="right"/>
-              <w:pBdr>
-                <w:bottom w:val="none" w:sz="0" w:space="0" w:color="000000"/>
-                <w:top w:val="none" w:sz="0" w:space="0" w:color="000000"/>
-                <w:left w:val="none" w:sz="0" w:space="0" w:color="000000"/>
-                <w:right w:val="none" w:sz="0" w:space="0" w:color="000000"/>
-              </w:pBdr>
-              <w:spacing w:after="120" w:before="120" w:line="240"/>
-              <w:ind w:left="120" w:right="120" w:firstLine="0" w:firstLineChars="0"/>
-              <w:rPr>
-                <w:rFonts w:ascii="Arial" w:hAnsi="Arial" w:eastAsia="Arial" w:cs="Arial"/>
-                <w:i w:val="false"/>
-                <w:b w:val="false"/>
-                <w:u w:val="none"/>
-                <w:sz w:val="22"/>
-                <w:szCs w:val="22"/>
-                <w:color w:val="000000"/>
-              </w:rPr>
-            </w:pPr>
-            <w:r>
-              <w:rPr>
-                <w:rFonts w:ascii="Arial" w:hAnsi="Arial" w:eastAsia="Arial" w:cs="Arial"/>
-                <w:i w:val="false"/>
-                <w:b w:val="false"/>
-                <w:u w:val="none"/>
-                <w:sz w:val="22"/>
-                <w:szCs w:val="22"/>
-                <w:color w:val="000000"/>
-              </w:rPr>
-              <w:t xml:space="preserve">1.13 ** (0.06)</w:t>
-            </w:r>
-          </w:p>
-        </w:tc>
-        <w:tc>
-          <w:tcPr>
-            <w:tcBorders>
-              <w:bottom w:val="none" w:sz="0" w:space="0" w:color="000000"/>
-              <w:top w:val="none" w:sz="0" w:space="0" w:color="000000"/>
-              <w:left w:val="none" w:sz="0" w:space="0" w:color="000000"/>
-              <w:right w:val="none" w:sz="0" w:space="0" w:color="000000"/>
-            </w:tcBorders>
-            <w:shd w:val="clear" w:color="auto" w:fill="FFFFFF"/>
-            <w:tcMar>
-              <w:top w:w="0" w:type="dxa"/>
-              <w:bottom w:w="0" w:type="dxa"/>
-              <w:left w:w="0" w:type="dxa"/>
-              <w:right w:w="0" w:type="dxa"/>
-            </w:tcMar>
-            <w:vAlign w:val="top"/>
-          </w:tcPr>
-          <w:p>
-            <w:pPr>
-              <w:pStyle w:val="Normal"/>
-              <w:jc w:val="right"/>
-              <w:pBdr>
-                <w:bottom w:val="none" w:sz="0" w:space="0" w:color="000000"/>
-                <w:top w:val="none" w:sz="0" w:space="0" w:color="000000"/>
-                <w:left w:val="none" w:sz="0" w:space="0" w:color="000000"/>
-                <w:right w:val="none" w:sz="0" w:space="0" w:color="000000"/>
-              </w:pBdr>
-              <w:spacing w:after="120" w:before="120" w:line="240"/>
-              <w:ind w:left="120" w:right="120" w:firstLine="0" w:firstLineChars="0"/>
-              <w:rPr>
-                <w:rFonts w:ascii="Arial" w:hAnsi="Arial" w:eastAsia="Arial" w:cs="Arial"/>
-                <w:i w:val="false"/>
-                <w:b w:val="false"/>
-                <w:u w:val="none"/>
-                <w:sz w:val="22"/>
-                <w:szCs w:val="22"/>
-                <w:color w:val="000000"/>
-              </w:rPr>
-            </w:pPr>
-            <w:r>
-              <w:rPr>
-                <w:rFonts w:ascii="Arial" w:hAnsi="Arial" w:eastAsia="Arial" w:cs="Arial"/>
-                <w:i w:val="false"/>
-                <w:b w:val="false"/>
-                <w:u w:val="none"/>
-                <w:sz w:val="22"/>
-                <w:szCs w:val="22"/>
-                <w:color w:val="000000"/>
-              </w:rPr>
-              <w:t xml:space="preserve">1.13 ** (0.06)</w:t>
-            </w:r>
-          </w:p>
-        </w:tc>
-        <w:tc>
-          <w:tcPr>
-            <w:tcBorders>
-              <w:bottom w:val="none" w:sz="0" w:space="0" w:color="000000"/>
-              <w:top w:val="none" w:sz="0" w:space="0" w:color="000000"/>
-              <w:left w:val="none" w:sz="0" w:space="0" w:color="000000"/>
-              <w:right w:val="none" w:sz="0" w:space="0" w:color="000000"/>
-            </w:tcBorders>
-            <w:shd w:val="clear" w:color="auto" w:fill="FFFFFF"/>
-            <w:tcMar>
-              <w:top w:w="0" w:type="dxa"/>
-              <w:bottom w:w="0" w:type="dxa"/>
-              <w:left w:w="0" w:type="dxa"/>
-              <w:right w:w="0" w:type="dxa"/>
-            </w:tcMar>
-            <w:vAlign w:val="top"/>
-          </w:tcPr>
-          <w:p>
-            <w:pPr>
-              <w:pStyle w:val="Normal"/>
-              <w:jc w:val="right"/>
-              <w:pBdr>
-                <w:bottom w:val="none" w:sz="0" w:space="0" w:color="000000"/>
-                <w:top w:val="none" w:sz="0" w:space="0" w:color="000000"/>
-                <w:left w:val="none" w:sz="0" w:space="0" w:color="000000"/>
-                <w:right w:val="none" w:sz="0" w:space="0" w:color="000000"/>
-              </w:pBdr>
-              <w:spacing w:after="120" w:before="120" w:line="240"/>
-              <w:ind w:left="120" w:right="120" w:firstLine="0" w:firstLineChars="0"/>
-              <w:rPr>
-                <w:rFonts w:ascii="Arial" w:hAnsi="Arial" w:eastAsia="Arial" w:cs="Arial"/>
-                <w:i w:val="false"/>
-                <w:b w:val="false"/>
-                <w:u w:val="none"/>
-                <w:sz w:val="22"/>
-                <w:szCs w:val="22"/>
-                <w:color w:val="000000"/>
-              </w:rPr>
-            </w:pPr>
-            <w:r>
-              <w:rPr>
-                <w:rFonts w:ascii="Arial" w:hAnsi="Arial" w:eastAsia="Arial" w:cs="Arial"/>
-                <w:i w:val="false"/>
-                <w:b w:val="false"/>
-                <w:u w:val="none"/>
-                <w:sz w:val="22"/>
-                <w:szCs w:val="22"/>
-                <w:color w:val="000000"/>
-              </w:rPr>
-              <w:t xml:space="preserve">1.17 (0.35)</w:t>
+              <w:jc w:val="right"/>
+              <w:pBdr>
+                <w:bottom w:val="none" w:sz="0" w:space="0" w:color="000000"/>
+                <w:top w:val="none" w:sz="0" w:space="0" w:color="000000"/>
+                <w:left w:val="none" w:sz="0" w:space="0" w:color="000000"/>
+                <w:right w:val="none" w:sz="0" w:space="0" w:color="000000"/>
+              </w:pBdr>
+              <w:spacing w:after="120" w:before="120" w:line="240"/>
+              <w:ind w:left="120" w:right="120" w:firstLine="0" w:firstLineChars="0"/>
+              <w:rPr>
+                <w:rFonts w:ascii="Arial" w:hAnsi="Arial" w:eastAsia="Arial" w:cs="Arial"/>
+                <w:i w:val="false"/>
+                <w:b w:val="false"/>
+                <w:u w:val="none"/>
+                <w:sz w:val="22"/>
+                <w:szCs w:val="22"/>
+                <w:color w:val="000000"/>
+              </w:rPr>
+            </w:pPr>
+            <w:r>
+              <w:rPr>
+                <w:rFonts w:ascii="Arial" w:hAnsi="Arial" w:eastAsia="Arial" w:cs="Arial"/>
+                <w:i w:val="false"/>
+                <w:b w:val="false"/>
+                <w:u w:val="none"/>
+                <w:sz w:val="22"/>
+                <w:szCs w:val="22"/>
+                <w:color w:val="000000"/>
+              </w:rPr>
+              <w:t xml:space="preserve">1.14 ** (0.06)</w:t>
+            </w:r>
+          </w:p>
+        </w:tc>
+        <w:tc>
+          <w:tcPr>
+            <w:tcBorders>
+              <w:bottom w:val="none" w:sz="0" w:space="0" w:color="000000"/>
+              <w:top w:val="none" w:sz="0" w:space="0" w:color="000000"/>
+              <w:left w:val="none" w:sz="0" w:space="0" w:color="000000"/>
+              <w:right w:val="none" w:sz="0" w:space="0" w:color="000000"/>
+            </w:tcBorders>
+            <w:shd w:val="clear" w:color="auto" w:fill="FFFFFF"/>
+            <w:tcMar>
+              <w:top w:w="0" w:type="dxa"/>
+              <w:bottom w:w="0" w:type="dxa"/>
+              <w:left w:w="0" w:type="dxa"/>
+              <w:right w:w="0" w:type="dxa"/>
+            </w:tcMar>
+            <w:vAlign w:val="top"/>
+          </w:tcPr>
+          <w:p>
+            <w:pPr>
+              <w:jc w:val="right"/>
+              <w:pBdr>
+                <w:bottom w:val="none" w:sz="0" w:space="0" w:color="000000"/>
+                <w:top w:val="none" w:sz="0" w:space="0" w:color="000000"/>
+                <w:left w:val="none" w:sz="0" w:space="0" w:color="000000"/>
+                <w:right w:val="none" w:sz="0" w:space="0" w:color="000000"/>
+              </w:pBdr>
+              <w:spacing w:after="120" w:before="120" w:line="240"/>
+              <w:ind w:left="120" w:right="120" w:firstLine="0" w:firstLineChars="0"/>
+              <w:rPr>
+                <w:rFonts w:ascii="Arial" w:hAnsi="Arial" w:eastAsia="Arial" w:cs="Arial"/>
+                <w:i w:val="false"/>
+                <w:b w:val="false"/>
+                <w:u w:val="none"/>
+                <w:sz w:val="22"/>
+                <w:szCs w:val="22"/>
+                <w:color w:val="000000"/>
+              </w:rPr>
+            </w:pPr>
+            <w:r>
+              <w:rPr>
+                <w:rFonts w:ascii="Arial" w:hAnsi="Arial" w:eastAsia="Arial" w:cs="Arial"/>
+                <w:i w:val="false"/>
+                <w:b w:val="false"/>
+                <w:u w:val="none"/>
+                <w:sz w:val="22"/>
+                <w:szCs w:val="22"/>
+                <w:color w:val="000000"/>
+              </w:rPr>
+              <w:t xml:space="preserve">1.15 ** (0.06)</w:t>
+            </w:r>
+          </w:p>
+        </w:tc>
+        <w:tc>
+          <w:tcPr>
+            <w:tcBorders>
+              <w:bottom w:val="none" w:sz="0" w:space="0" w:color="000000"/>
+              <w:top w:val="none" w:sz="0" w:space="0" w:color="000000"/>
+              <w:left w:val="none" w:sz="0" w:space="0" w:color="000000"/>
+              <w:right w:val="none" w:sz="0" w:space="0" w:color="000000"/>
+            </w:tcBorders>
+            <w:shd w:val="clear" w:color="auto" w:fill="FFFFFF"/>
+            <w:tcMar>
+              <w:top w:w="0" w:type="dxa"/>
+              <w:bottom w:w="0" w:type="dxa"/>
+              <w:left w:w="0" w:type="dxa"/>
+              <w:right w:w="0" w:type="dxa"/>
+            </w:tcMar>
+            <w:vAlign w:val="top"/>
+          </w:tcPr>
+          <w:p>
+            <w:pPr>
+              <w:jc w:val="right"/>
+              <w:pBdr>
+                <w:bottom w:val="none" w:sz="0" w:space="0" w:color="000000"/>
+                <w:top w:val="none" w:sz="0" w:space="0" w:color="000000"/>
+                <w:left w:val="none" w:sz="0" w:space="0" w:color="000000"/>
+                <w:right w:val="none" w:sz="0" w:space="0" w:color="000000"/>
+              </w:pBdr>
+              <w:spacing w:after="120" w:before="120" w:line="240"/>
+              <w:ind w:left="120" w:right="120" w:firstLine="0" w:firstLineChars="0"/>
+              <w:rPr>
+                <w:rFonts w:ascii="Arial" w:hAnsi="Arial" w:eastAsia="Arial" w:cs="Arial"/>
+                <w:i w:val="false"/>
+                <w:b w:val="false"/>
+                <w:u w:val="none"/>
+                <w:sz w:val="22"/>
+                <w:szCs w:val="22"/>
+                <w:color w:val="000000"/>
+              </w:rPr>
+            </w:pPr>
+            <w:r>
+              <w:rPr>
+                <w:rFonts w:ascii="Arial" w:hAnsi="Arial" w:eastAsia="Arial" w:cs="Arial"/>
+                <w:i w:val="false"/>
+                <w:b w:val="false"/>
+                <w:u w:val="none"/>
+                <w:sz w:val="22"/>
+                <w:szCs w:val="22"/>
+                <w:color w:val="000000"/>
+              </w:rPr>
+              <w:t xml:space="preserve">1.14 (0.34)</w:t>
             </w:r>
           </w:p>
         </w:tc>
@@ -1944,7 +1909,6 @@
           </w:tcPr>
           <w:p>
             <w:pPr>
-              <w:pStyle w:val="Normal"/>
               <w:jc w:val="left"/>
               <w:pBdr>
                 <w:bottom w:val="none" w:sz="0" w:space="0" w:color="000000"/>
@@ -1997,7 +1961,6 @@
           </w:tcPr>
           <w:p>
             <w:pPr>
-              <w:pStyle w:val="Normal"/>
               <w:jc w:val="right"/>
               <w:pBdr>
                 <w:bottom w:val="none" w:sz="0" w:space="0" w:color="000000"/>
@@ -2050,7 +2013,58 @@
           </w:tcPr>
           <w:p>
             <w:pPr>
-              <w:pStyle w:val="Normal"/>
+              <w:jc w:val="right"/>
+              <w:pBdr>
+                <w:bottom w:val="none" w:sz="0" w:space="0" w:color="000000"/>
+                <w:top w:val="none" w:sz="0" w:space="0" w:color="000000"/>
+                <w:left w:val="none" w:sz="0" w:space="0" w:color="000000"/>
+                <w:right w:val="none" w:sz="0" w:space="0" w:color="000000"/>
+              </w:pBdr>
+              <w:spacing w:after="120" w:before="120" w:line="240"/>
+              <w:ind w:left="120" w:right="120" w:firstLine="0" w:firstLineChars="0"/>
+              <w:rPr>
+                <w:rFonts w:ascii="Arial" w:hAnsi="Arial" w:eastAsia="Arial" w:cs="Arial"/>
+                <w:i w:val="false"/>
+                <w:b w:val="false"/>
+                <w:u w:val="none"/>
+                <w:sz w:val="22"/>
+                <w:szCs w:val="22"/>
+                <w:color w:val="000000"/>
+              </w:rPr>
+            </w:pPr>
+            <w:r>
+              <w:rPr>
+                <w:rFonts w:ascii="Arial" w:hAnsi="Arial" w:eastAsia="Arial" w:cs="Arial"/>
+                <w:i w:val="false"/>
+                <w:b w:val="false"/>
+                <w:u w:val="none"/>
+                <w:sz w:val="22"/>
+                <w:szCs w:val="22"/>
+                <w:color w:val="000000"/>
+              </w:rPr>
+              <w:t xml:space="preserve">1.04 (0.06)</w:t>
+            </w:r>
+          </w:p>
+        </w:tc>
+        <w:tc>
+          <w:tcPr>
+            <w:tcBorders>
+              <w:bottom w:val="none" w:sz="0" w:space="0" w:color="000000"/>
+              <w:top w:val="none" w:sz="0" w:space="0" w:color="000000"/>
+              <w:left w:val="none" w:sz="0" w:space="0" w:color="000000"/>
+              <w:right w:val="none" w:sz="0" w:space="0" w:color="000000"/>
+            </w:tcBorders>
+            <w:shd w:val="clear" w:color="auto" w:fill="FFFFFF"/>
+            <w:tcMar>
+              <w:top w:w="0" w:type="dxa"/>
+              <w:bottom w:w="0" w:type="dxa"/>
+              <w:left w:w="0" w:type="dxa"/>
+              <w:right w:w="0" w:type="dxa"/>
+            </w:tcMar>
+            <w:vAlign w:val="top"/>
+          </w:tcPr>
+          <w:p>
+            <w:pPr>
               <w:jc w:val="right"/>
               <w:pBdr>
                 <w:bottom w:val="none" w:sz="0" w:space="0" w:color="000000"/>
@@ -2103,90 +2117,36 @@
           </w:tcPr>
           <w:p>
             <w:pPr>
-              <w:pStyle w:val="Normal"/>
-              <w:jc w:val="right"/>
-              <w:pBdr>
-                <w:bottom w:val="none" w:sz="0" w:space="0" w:color="000000"/>
-                <w:top w:val="none" w:sz="0" w:space="0" w:color="000000"/>
-                <w:left w:val="none" w:sz="0" w:space="0" w:color="000000"/>
-                <w:right w:val="none" w:sz="0" w:space="0" w:color="000000"/>
-              </w:pBdr>
-              <w:spacing w:after="120" w:before="120" w:line="240"/>
-              <w:ind w:left="120" w:right="120" w:firstLine="0" w:firstLineChars="0"/>
-              <w:rPr>
-                <w:rFonts w:ascii="Arial" w:hAnsi="Arial" w:eastAsia="Arial" w:cs="Arial"/>
-                <w:i w:val="false"/>
-                <w:b w:val="false"/>
-                <w:u w:val="none"/>
-                <w:sz w:val="22"/>
-                <w:szCs w:val="22"/>
-                <w:color w:val="000000"/>
-              </w:rPr>
-            </w:pPr>
-            <w:r>
-              <w:rPr>
-                <w:rFonts w:ascii="Arial" w:hAnsi="Arial" w:eastAsia="Arial" w:cs="Arial"/>
-                <w:i w:val="false"/>
-                <w:b w:val="false"/>
-                <w:u w:val="none"/>
-                <w:sz w:val="22"/>
-                <w:szCs w:val="22"/>
-                <w:color w:val="000000"/>
-              </w:rPr>
-              <w:t xml:space="preserve">1.02 (0.06)</w:t>
-            </w:r>
-          </w:p>
-        </w:tc>
-        <w:tc>
-          <w:tcPr>
-            <w:tcBorders>
-              <w:bottom w:val="none" w:sz="0" w:space="0" w:color="000000"/>
-              <w:top w:val="none" w:sz="0" w:space="0" w:color="000000"/>
-              <w:left w:val="none" w:sz="0" w:space="0" w:color="000000"/>
-              <w:right w:val="none" w:sz="0" w:space="0" w:color="000000"/>
-            </w:tcBorders>
-            <w:shd w:val="clear" w:color="auto" w:fill="FFFFFF"/>
-            <w:tcMar>
-              <w:top w:w="0" w:type="dxa"/>
-              <w:bottom w:w="0" w:type="dxa"/>
-              <w:left w:w="0" w:type="dxa"/>
-              <w:right w:w="0" w:type="dxa"/>
-            </w:tcMar>
-            <w:vAlign w:val="top"/>
-          </w:tcPr>
-          <w:p>
-            <w:pPr>
-              <w:pStyle w:val="Normal"/>
-              <w:jc w:val="right"/>
-              <w:pBdr>
-                <w:bottom w:val="none" w:sz="0" w:space="0" w:color="000000"/>
-                <w:top w:val="none" w:sz="0" w:space="0" w:color="000000"/>
-                <w:left w:val="none" w:sz="0" w:space="0" w:color="000000"/>
-                <w:right w:val="none" w:sz="0" w:space="0" w:color="000000"/>
-              </w:pBdr>
-              <w:spacing w:after="120" w:before="120" w:line="240"/>
-              <w:ind w:left="120" w:right="120" w:firstLine="0" w:firstLineChars="0"/>
-              <w:rPr>
-                <w:rFonts w:ascii="Arial" w:hAnsi="Arial" w:eastAsia="Arial" w:cs="Arial"/>
-                <w:i w:val="false"/>
-                <w:b w:val="false"/>
-                <w:u w:val="none"/>
-                <w:sz w:val="22"/>
-                <w:szCs w:val="22"/>
-                <w:color w:val="000000"/>
-              </w:rPr>
-            </w:pPr>
-            <w:r>
-              <w:rPr>
-                <w:rFonts w:ascii="Arial" w:hAnsi="Arial" w:eastAsia="Arial" w:cs="Arial"/>
-                <w:i w:val="false"/>
-                <w:b w:val="false"/>
-                <w:u w:val="none"/>
-                <w:sz w:val="22"/>
-                <w:szCs w:val="22"/>
-                <w:color w:val="000000"/>
-              </w:rPr>
-              <w:t xml:space="preserve">1.13 (0.31)</w:t>
+              <w:jc w:val="right"/>
+              <w:pBdr>
+                <w:bottom w:val="none" w:sz="0" w:space="0" w:color="000000"/>
+                <w:top w:val="none" w:sz="0" w:space="0" w:color="000000"/>
+                <w:left w:val="none" w:sz="0" w:space="0" w:color="000000"/>
+                <w:right w:val="none" w:sz="0" w:space="0" w:color="000000"/>
+              </w:pBdr>
+              <w:spacing w:after="120" w:before="120" w:line="240"/>
+              <w:ind w:left="120" w:right="120" w:firstLine="0" w:firstLineChars="0"/>
+              <w:rPr>
+                <w:rFonts w:ascii="Arial" w:hAnsi="Arial" w:eastAsia="Arial" w:cs="Arial"/>
+                <w:i w:val="false"/>
+                <w:b w:val="false"/>
+                <w:u w:val="none"/>
+                <w:sz w:val="22"/>
+                <w:szCs w:val="22"/>
+                <w:color w:val="000000"/>
+              </w:rPr>
+            </w:pPr>
+            <w:r>
+              <w:rPr>
+                <w:rFonts w:ascii="Arial" w:hAnsi="Arial" w:eastAsia="Arial" w:cs="Arial"/>
+                <w:i w:val="false"/>
+                <w:b w:val="false"/>
+                <w:u w:val="none"/>
+                <w:sz w:val="22"/>
+                <w:szCs w:val="22"/>
+                <w:color w:val="000000"/>
+              </w:rPr>
+              <w:t xml:space="preserve">1.10 (0.31)</w:t>
             </w:r>
           </w:p>
         </w:tc>
@@ -2215,7 +2175,6 @@
           </w:tcPr>
           <w:p>
             <w:pPr>
-              <w:pStyle w:val="Normal"/>
               <w:jc w:val="left"/>
               <w:pBdr>
                 <w:bottom w:val="none" w:sz="0" w:space="0" w:color="000000"/>
@@ -2268,7 +2227,6 @@
           </w:tcPr>
           <w:p>
             <w:pPr>
-              <w:pStyle w:val="Normal"/>
               <w:jc w:val="right"/>
               <w:pBdr>
                 <w:bottom w:val="none" w:sz="0" w:space="0" w:color="000000"/>
@@ -2321,143 +2279,140 @@
           </w:tcPr>
           <w:p>
             <w:pPr>
-              <w:pStyle w:val="Normal"/>
-              <w:jc w:val="right"/>
-              <w:pBdr>
-                <w:bottom w:val="none" w:sz="0" w:space="0" w:color="000000"/>
-                <w:top w:val="none" w:sz="0" w:space="0" w:color="000000"/>
-                <w:left w:val="none" w:sz="0" w:space="0" w:color="000000"/>
-                <w:right w:val="none" w:sz="0" w:space="0" w:color="000000"/>
-              </w:pBdr>
-              <w:spacing w:after="120" w:before="120" w:line="240"/>
-              <w:ind w:left="120" w:right="120" w:firstLine="0" w:firstLineChars="0"/>
-              <w:rPr>
-                <w:rFonts w:ascii="Arial" w:hAnsi="Arial" w:eastAsia="Arial" w:cs="Arial"/>
-                <w:i w:val="false"/>
-                <w:b w:val="false"/>
-                <w:u w:val="none"/>
-                <w:sz w:val="22"/>
-                <w:szCs w:val="22"/>
-                <w:color w:val="000000"/>
-              </w:rPr>
-            </w:pPr>
-            <w:r>
-              <w:rPr>
-                <w:rFonts w:ascii="Arial" w:hAnsi="Arial" w:eastAsia="Arial" w:cs="Arial"/>
-                <w:i w:val="false"/>
-                <w:b w:val="false"/>
-                <w:u w:val="none"/>
-                <w:sz w:val="22"/>
-                <w:szCs w:val="22"/>
-                <w:color w:val="000000"/>
-              </w:rPr>
-              <w:t xml:space="preserve">1.10 ** (0.05)</w:t>
-            </w:r>
-          </w:p>
-        </w:tc>
-        <w:tc>
-          <w:tcPr>
-            <w:tcBorders>
-              <w:bottom w:val="none" w:sz="0" w:space="0" w:color="000000"/>
-              <w:top w:val="none" w:sz="0" w:space="0" w:color="000000"/>
-              <w:left w:val="none" w:sz="0" w:space="0" w:color="000000"/>
-              <w:right w:val="none" w:sz="0" w:space="0" w:color="000000"/>
-            </w:tcBorders>
-            <w:shd w:val="clear" w:color="auto" w:fill="FFFFFF"/>
-            <w:tcMar>
-              <w:top w:w="0" w:type="dxa"/>
-              <w:bottom w:w="0" w:type="dxa"/>
-              <w:left w:w="0" w:type="dxa"/>
-              <w:right w:w="0" w:type="dxa"/>
-            </w:tcMar>
-            <w:vAlign w:val="top"/>
-          </w:tcPr>
-          <w:p>
-            <w:pPr>
-              <w:pStyle w:val="Normal"/>
-              <w:jc w:val="right"/>
-              <w:pBdr>
-                <w:bottom w:val="none" w:sz="0" w:space="0" w:color="000000"/>
-                <w:top w:val="none" w:sz="0" w:space="0" w:color="000000"/>
-                <w:left w:val="none" w:sz="0" w:space="0" w:color="000000"/>
-                <w:right w:val="none" w:sz="0" w:space="0" w:color="000000"/>
-              </w:pBdr>
-              <w:spacing w:after="120" w:before="120" w:line="240"/>
-              <w:ind w:left="120" w:right="120" w:firstLine="0" w:firstLineChars="0"/>
-              <w:rPr>
-                <w:rFonts w:ascii="Arial" w:hAnsi="Arial" w:eastAsia="Arial" w:cs="Arial"/>
-                <w:i w:val="false"/>
-                <w:b w:val="false"/>
-                <w:u w:val="none"/>
-                <w:sz w:val="22"/>
-                <w:szCs w:val="22"/>
-                <w:color w:val="000000"/>
-              </w:rPr>
-            </w:pPr>
-            <w:r>
-              <w:rPr>
-                <w:rFonts w:ascii="Arial" w:hAnsi="Arial" w:eastAsia="Arial" w:cs="Arial"/>
-                <w:i w:val="false"/>
-                <w:b w:val="false"/>
-                <w:u w:val="none"/>
-                <w:sz w:val="22"/>
-                <w:szCs w:val="22"/>
-                <w:color w:val="000000"/>
-              </w:rPr>
-              <w:t xml:space="preserve">1.15 *** (0.05)</w:t>
-            </w:r>
-          </w:p>
-        </w:tc>
-        <w:tc>
-          <w:tcPr>
-            <w:tcBorders>
-              <w:bottom w:val="none" w:sz="0" w:space="0" w:color="000000"/>
-              <w:top w:val="none" w:sz="0" w:space="0" w:color="000000"/>
-              <w:left w:val="none" w:sz="0" w:space="0" w:color="000000"/>
-              <w:right w:val="none" w:sz="0" w:space="0" w:color="000000"/>
-            </w:tcBorders>
-            <w:shd w:val="clear" w:color="auto" w:fill="FFFFFF"/>
-            <w:tcMar>
-              <w:top w:w="0" w:type="dxa"/>
-              <w:bottom w:w="0" w:type="dxa"/>
-              <w:left w:w="0" w:type="dxa"/>
-              <w:right w:w="0" w:type="dxa"/>
-            </w:tcMar>
-            <w:vAlign w:val="top"/>
-          </w:tcPr>
-          <w:p>
-            <w:pPr>
-              <w:pStyle w:val="Normal"/>
-              <w:jc w:val="right"/>
-              <w:pBdr>
-                <w:bottom w:val="none" w:sz="0" w:space="0" w:color="000000"/>
-                <w:top w:val="none" w:sz="0" w:space="0" w:color="000000"/>
-                <w:left w:val="none" w:sz="0" w:space="0" w:color="000000"/>
-                <w:right w:val="none" w:sz="0" w:space="0" w:color="000000"/>
-              </w:pBdr>
-              <w:spacing w:after="120" w:before="120" w:line="240"/>
-              <w:ind w:left="120" w:right="120" w:firstLine="0" w:firstLineChars="0"/>
-              <w:rPr>
-                <w:rFonts w:ascii="Arial" w:hAnsi="Arial" w:eastAsia="Arial" w:cs="Arial"/>
-                <w:i w:val="false"/>
-                <w:b w:val="false"/>
-                <w:u w:val="none"/>
-                <w:sz w:val="22"/>
-                <w:szCs w:val="22"/>
-                <w:color w:val="000000"/>
-              </w:rPr>
-            </w:pPr>
-            <w:r>
-              <w:rPr>
-                <w:rFonts w:ascii="Arial" w:hAnsi="Arial" w:eastAsia="Arial" w:cs="Arial"/>
-                <w:i w:val="false"/>
-                <w:b w:val="false"/>
-                <w:u w:val="none"/>
-                <w:sz w:val="22"/>
-                <w:szCs w:val="22"/>
-                <w:color w:val="000000"/>
-              </w:rPr>
-              <w:t xml:space="preserve">0.81 (0.22)</w:t>
+              <w:jc w:val="right"/>
+              <w:pBdr>
+                <w:bottom w:val="none" w:sz="0" w:space="0" w:color="000000"/>
+                <w:top w:val="none" w:sz="0" w:space="0" w:color="000000"/>
+                <w:left w:val="none" w:sz="0" w:space="0" w:color="000000"/>
+                <w:right w:val="none" w:sz="0" w:space="0" w:color="000000"/>
+              </w:pBdr>
+              <w:spacing w:after="120" w:before="120" w:line="240"/>
+              <w:ind w:left="120" w:right="120" w:firstLine="0" w:firstLineChars="0"/>
+              <w:rPr>
+                <w:rFonts w:ascii="Arial" w:hAnsi="Arial" w:eastAsia="Arial" w:cs="Arial"/>
+                <w:i w:val="false"/>
+                <w:b w:val="false"/>
+                <w:u w:val="none"/>
+                <w:sz w:val="22"/>
+                <w:szCs w:val="22"/>
+                <w:color w:val="000000"/>
+              </w:rPr>
+            </w:pPr>
+            <w:r>
+              <w:rPr>
+                <w:rFonts w:ascii="Arial" w:hAnsi="Arial" w:eastAsia="Arial" w:cs="Arial"/>
+                <w:i w:val="false"/>
+                <w:b w:val="false"/>
+                <w:u w:val="none"/>
+                <w:sz w:val="22"/>
+                <w:szCs w:val="22"/>
+                <w:color w:val="000000"/>
+              </w:rPr>
+              <w:t xml:space="preserve">1.08 * (0.04)</w:t>
+            </w:r>
+          </w:p>
+        </w:tc>
+        <w:tc>
+          <w:tcPr>
+            <w:tcBorders>
+              <w:bottom w:val="none" w:sz="0" w:space="0" w:color="000000"/>
+              <w:top w:val="none" w:sz="0" w:space="0" w:color="000000"/>
+              <w:left w:val="none" w:sz="0" w:space="0" w:color="000000"/>
+              <w:right w:val="none" w:sz="0" w:space="0" w:color="000000"/>
+            </w:tcBorders>
+            <w:shd w:val="clear" w:color="auto" w:fill="FFFFFF"/>
+            <w:tcMar>
+              <w:top w:w="0" w:type="dxa"/>
+              <w:bottom w:w="0" w:type="dxa"/>
+              <w:left w:w="0" w:type="dxa"/>
+              <w:right w:w="0" w:type="dxa"/>
+            </w:tcMar>
+            <w:vAlign w:val="top"/>
+          </w:tcPr>
+          <w:p>
+            <w:pPr>
+              <w:jc w:val="right"/>
+              <w:pBdr>
+                <w:bottom w:val="none" w:sz="0" w:space="0" w:color="000000"/>
+                <w:top w:val="none" w:sz="0" w:space="0" w:color="000000"/>
+                <w:left w:val="none" w:sz="0" w:space="0" w:color="000000"/>
+                <w:right w:val="none" w:sz="0" w:space="0" w:color="000000"/>
+              </w:pBdr>
+              <w:spacing w:after="120" w:before="120" w:line="240"/>
+              <w:ind w:left="120" w:right="120" w:firstLine="0" w:firstLineChars="0"/>
+              <w:rPr>
+                <w:rFonts w:ascii="Arial" w:hAnsi="Arial" w:eastAsia="Arial" w:cs="Arial"/>
+                <w:i w:val="false"/>
+                <w:b w:val="false"/>
+                <w:u w:val="none"/>
+                <w:sz w:val="22"/>
+                <w:szCs w:val="22"/>
+                <w:color w:val="000000"/>
+              </w:rPr>
+            </w:pPr>
+            <w:r>
+              <w:rPr>
+                <w:rFonts w:ascii="Arial" w:hAnsi="Arial" w:eastAsia="Arial" w:cs="Arial"/>
+                <w:i w:val="false"/>
+                <w:b w:val="false"/>
+                <w:u w:val="none"/>
+                <w:sz w:val="22"/>
+                <w:szCs w:val="22"/>
+                <w:color w:val="000000"/>
+              </w:rPr>
+              <w:t xml:space="preserve">1.13 *** (0.05)</w:t>
+            </w:r>
+          </w:p>
+        </w:tc>
+        <w:tc>
+          <w:tcPr>
+            <w:tcBorders>
+              <w:bottom w:val="none" w:sz="0" w:space="0" w:color="000000"/>
+              <w:top w:val="none" w:sz="0" w:space="0" w:color="000000"/>
+              <w:left w:val="none" w:sz="0" w:space="0" w:color="000000"/>
+              <w:right w:val="none" w:sz="0" w:space="0" w:color="000000"/>
+            </w:tcBorders>
+            <w:shd w:val="clear" w:color="auto" w:fill="FFFFFF"/>
+            <w:tcMar>
+              <w:top w:w="0" w:type="dxa"/>
+              <w:bottom w:w="0" w:type="dxa"/>
+              <w:left w:w="0" w:type="dxa"/>
+              <w:right w:w="0" w:type="dxa"/>
+            </w:tcMar>
+            <w:vAlign w:val="top"/>
+          </w:tcPr>
+          <w:p>
+            <w:pPr>
+              <w:jc w:val="right"/>
+              <w:pBdr>
+                <w:bottom w:val="none" w:sz="0" w:space="0" w:color="000000"/>
+                <w:top w:val="none" w:sz="0" w:space="0" w:color="000000"/>
+                <w:left w:val="none" w:sz="0" w:space="0" w:color="000000"/>
+                <w:right w:val="none" w:sz="0" w:space="0" w:color="000000"/>
+              </w:pBdr>
+              <w:spacing w:after="120" w:before="120" w:line="240"/>
+              <w:ind w:left="120" w:right="120" w:firstLine="0" w:firstLineChars="0"/>
+              <w:rPr>
+                <w:rFonts w:ascii="Arial" w:hAnsi="Arial" w:eastAsia="Arial" w:cs="Arial"/>
+                <w:i w:val="false"/>
+                <w:b w:val="false"/>
+                <w:u w:val="none"/>
+                <w:sz w:val="22"/>
+                <w:szCs w:val="22"/>
+                <w:color w:val="000000"/>
+              </w:rPr>
+            </w:pPr>
+            <w:r>
+              <w:rPr>
+                <w:rFonts w:ascii="Arial" w:hAnsi="Arial" w:eastAsia="Arial" w:cs="Arial"/>
+                <w:i w:val="false"/>
+                <w:b w:val="false"/>
+                <w:u w:val="none"/>
+                <w:sz w:val="22"/>
+                <w:szCs w:val="22"/>
+                <w:color w:val="000000"/>
+              </w:rPr>
+              <w:t xml:space="preserve">0.85 (0.21)</w:t>
             </w:r>
           </w:p>
         </w:tc>
@@ -2486,7 +2441,6 @@
           </w:tcPr>
           <w:p>
             <w:pPr>
-              <w:pStyle w:val="Normal"/>
               <w:jc w:val="left"/>
               <w:pBdr>
                 <w:bottom w:val="none" w:sz="0" w:space="0" w:color="000000"/>
@@ -2539,7 +2493,6 @@
           </w:tcPr>
           <w:p>
             <w:pPr>
-              <w:pStyle w:val="Normal"/>
               <w:jc w:val="right"/>
               <w:pBdr>
                 <w:bottom w:val="none" w:sz="0" w:space="0" w:color="000000"/>
@@ -2592,7 +2545,58 @@
           </w:tcPr>
           <w:p>
             <w:pPr>
-              <w:pStyle w:val="Normal"/>
+              <w:jc w:val="right"/>
+              <w:pBdr>
+                <w:bottom w:val="none" w:sz="0" w:space="0" w:color="000000"/>
+                <w:top w:val="none" w:sz="0" w:space="0" w:color="000000"/>
+                <w:left w:val="none" w:sz="0" w:space="0" w:color="000000"/>
+                <w:right w:val="none" w:sz="0" w:space="0" w:color="000000"/>
+              </w:pBdr>
+              <w:spacing w:after="120" w:before="120" w:line="240"/>
+              <w:ind w:left="120" w:right="120" w:firstLine="0" w:firstLineChars="0"/>
+              <w:rPr>
+                <w:rFonts w:ascii="Arial" w:hAnsi="Arial" w:eastAsia="Arial" w:cs="Arial"/>
+                <w:i w:val="false"/>
+                <w:b w:val="false"/>
+                <w:u w:val="none"/>
+                <w:sz w:val="22"/>
+                <w:szCs w:val="22"/>
+                <w:color w:val="000000"/>
+              </w:rPr>
+            </w:pPr>
+            <w:r>
+              <w:rPr>
+                <w:rFonts w:ascii="Arial" w:hAnsi="Arial" w:eastAsia="Arial" w:cs="Arial"/>
+                <w:i w:val="false"/>
+                <w:b w:val="false"/>
+                <w:u w:val="none"/>
+                <w:sz w:val="22"/>
+                <w:szCs w:val="22"/>
+                <w:color w:val="000000"/>
+              </w:rPr>
+              <w:t xml:space="preserve">0.97 (0.04)</w:t>
+            </w:r>
+          </w:p>
+        </w:tc>
+        <w:tc>
+          <w:tcPr>
+            <w:tcBorders>
+              <w:bottom w:val="none" w:sz="0" w:space="0" w:color="000000"/>
+              <w:top w:val="none" w:sz="0" w:space="0" w:color="000000"/>
+              <w:left w:val="none" w:sz="0" w:space="0" w:color="000000"/>
+              <w:right w:val="none" w:sz="0" w:space="0" w:color="000000"/>
+            </w:tcBorders>
+            <w:shd w:val="clear" w:color="auto" w:fill="FFFFFF"/>
+            <w:tcMar>
+              <w:top w:w="0" w:type="dxa"/>
+              <w:bottom w:w="0" w:type="dxa"/>
+              <w:left w:w="0" w:type="dxa"/>
+              <w:right w:w="0" w:type="dxa"/>
+            </w:tcMar>
+            <w:vAlign w:val="top"/>
+          </w:tcPr>
+          <w:p>
+            <w:pPr>
               <w:jc w:val="right"/>
               <w:pBdr>
                 <w:bottom w:val="none" w:sz="0" w:space="0" w:color="000000"/>
@@ -2645,90 +2649,36 @@
           </w:tcPr>
           <w:p>
             <w:pPr>
-              <w:pStyle w:val="Normal"/>
-              <w:jc w:val="right"/>
-              <w:pBdr>
-                <w:bottom w:val="none" w:sz="0" w:space="0" w:color="000000"/>
-                <w:top w:val="none" w:sz="0" w:space="0" w:color="000000"/>
-                <w:left w:val="none" w:sz="0" w:space="0" w:color="000000"/>
-                <w:right w:val="none" w:sz="0" w:space="0" w:color="000000"/>
-              </w:pBdr>
-              <w:spacing w:after="120" w:before="120" w:line="240"/>
-              <w:ind w:left="120" w:right="120" w:firstLine="0" w:firstLineChars="0"/>
-              <w:rPr>
-                <w:rFonts w:ascii="Arial" w:hAnsi="Arial" w:eastAsia="Arial" w:cs="Arial"/>
-                <w:i w:val="false"/>
-                <w:b w:val="false"/>
-                <w:u w:val="none"/>
-                <w:sz w:val="22"/>
-                <w:szCs w:val="22"/>
-                <w:color w:val="000000"/>
-              </w:rPr>
-            </w:pPr>
-            <w:r>
-              <w:rPr>
-                <w:rFonts w:ascii="Arial" w:hAnsi="Arial" w:eastAsia="Arial" w:cs="Arial"/>
-                <w:i w:val="false"/>
-                <w:b w:val="false"/>
-                <w:u w:val="none"/>
-                <w:sz w:val="22"/>
-                <w:szCs w:val="22"/>
-                <w:color w:val="000000"/>
-              </w:rPr>
-              <w:t xml:space="preserve">0.95 (0.04)</w:t>
-            </w:r>
-          </w:p>
-        </w:tc>
-        <w:tc>
-          <w:tcPr>
-            <w:tcBorders>
-              <w:bottom w:val="none" w:sz="0" w:space="0" w:color="000000"/>
-              <w:top w:val="none" w:sz="0" w:space="0" w:color="000000"/>
-              <w:left w:val="none" w:sz="0" w:space="0" w:color="000000"/>
-              <w:right w:val="none" w:sz="0" w:space="0" w:color="000000"/>
-            </w:tcBorders>
-            <w:shd w:val="clear" w:color="auto" w:fill="FFFFFF"/>
-            <w:tcMar>
-              <w:top w:w="0" w:type="dxa"/>
-              <w:bottom w:w="0" w:type="dxa"/>
-              <w:left w:w="0" w:type="dxa"/>
-              <w:right w:w="0" w:type="dxa"/>
-            </w:tcMar>
-            <w:vAlign w:val="top"/>
-          </w:tcPr>
-          <w:p>
-            <w:pPr>
-              <w:pStyle w:val="Normal"/>
-              <w:jc w:val="right"/>
-              <w:pBdr>
-                <w:bottom w:val="none" w:sz="0" w:space="0" w:color="000000"/>
-                <w:top w:val="none" w:sz="0" w:space="0" w:color="000000"/>
-                <w:left w:val="none" w:sz="0" w:space="0" w:color="000000"/>
-                <w:right w:val="none" w:sz="0" w:space="0" w:color="000000"/>
-              </w:pBdr>
-              <w:spacing w:after="120" w:before="120" w:line="240"/>
-              <w:ind w:left="120" w:right="120" w:firstLine="0" w:firstLineChars="0"/>
-              <w:rPr>
-                <w:rFonts w:ascii="Arial" w:hAnsi="Arial" w:eastAsia="Arial" w:cs="Arial"/>
-                <w:i w:val="false"/>
-                <w:b w:val="false"/>
-                <w:u w:val="none"/>
-                <w:sz w:val="22"/>
-                <w:szCs w:val="22"/>
-                <w:color w:val="000000"/>
-              </w:rPr>
-            </w:pPr>
-            <w:r>
-              <w:rPr>
-                <w:rFonts w:ascii="Arial" w:hAnsi="Arial" w:eastAsia="Arial" w:cs="Arial"/>
-                <w:i w:val="false"/>
-                <w:b w:val="false"/>
-                <w:u w:val="none"/>
-                <w:sz w:val="22"/>
-                <w:szCs w:val="22"/>
-                <w:color w:val="000000"/>
-              </w:rPr>
-              <w:t xml:space="preserve">1.21 (0.22)</w:t>
+              <w:jc w:val="right"/>
+              <w:pBdr>
+                <w:bottom w:val="none" w:sz="0" w:space="0" w:color="000000"/>
+                <w:top w:val="none" w:sz="0" w:space="0" w:color="000000"/>
+                <w:left w:val="none" w:sz="0" w:space="0" w:color="000000"/>
+                <w:right w:val="none" w:sz="0" w:space="0" w:color="000000"/>
+              </w:pBdr>
+              <w:spacing w:after="120" w:before="120" w:line="240"/>
+              <w:ind w:left="120" w:right="120" w:firstLine="0" w:firstLineChars="0"/>
+              <w:rPr>
+                <w:rFonts w:ascii="Arial" w:hAnsi="Arial" w:eastAsia="Arial" w:cs="Arial"/>
+                <w:i w:val="false"/>
+                <w:b w:val="false"/>
+                <w:u w:val="none"/>
+                <w:sz w:val="22"/>
+                <w:szCs w:val="22"/>
+                <w:color w:val="000000"/>
+              </w:rPr>
+            </w:pPr>
+            <w:r>
+              <w:rPr>
+                <w:rFonts w:ascii="Arial" w:hAnsi="Arial" w:eastAsia="Arial" w:cs="Arial"/>
+                <w:i w:val="false"/>
+                <w:b w:val="false"/>
+                <w:u w:val="none"/>
+                <w:sz w:val="22"/>
+                <w:szCs w:val="22"/>
+                <w:color w:val="000000"/>
+              </w:rPr>
+              <w:t xml:space="preserve">1.18 (0.22)</w:t>
             </w:r>
           </w:p>
         </w:tc>
@@ -2757,7 +2707,6 @@
           </w:tcPr>
           <w:p>
             <w:pPr>
-              <w:pStyle w:val="Normal"/>
               <w:jc w:val="left"/>
               <w:pBdr>
                 <w:bottom w:val="none" w:sz="0" w:space="0" w:color="000000"/>
@@ -2810,7 +2759,6 @@
           </w:tcPr>
           <w:p>
             <w:pPr>
-              <w:pStyle w:val="Normal"/>
               <w:jc w:val="right"/>
               <w:pBdr>
                 <w:bottom w:val="none" w:sz="0" w:space="0" w:color="000000"/>
@@ -2863,7 +2811,6 @@
           </w:tcPr>
           <w:p>
             <w:pPr>
-              <w:pStyle w:val="Normal"/>
               <w:jc w:val="right"/>
               <w:pBdr>
                 <w:bottom w:val="none" w:sz="0" w:space="0" w:color="000000"/>
@@ -2916,90 +2863,88 @@
           </w:tcPr>
           <w:p>
             <w:pPr>
-              <w:pStyle w:val="Normal"/>
-              <w:jc w:val="right"/>
-              <w:pBdr>
-                <w:bottom w:val="none" w:sz="0" w:space="0" w:color="000000"/>
-                <w:top w:val="none" w:sz="0" w:space="0" w:color="000000"/>
-                <w:left w:val="none" w:sz="0" w:space="0" w:color="000000"/>
-                <w:right w:val="none" w:sz="0" w:space="0" w:color="000000"/>
-              </w:pBdr>
-              <w:spacing w:after="120" w:before="120" w:line="240"/>
-              <w:ind w:left="120" w:right="120" w:firstLine="0" w:firstLineChars="0"/>
-              <w:rPr>
-                <w:rFonts w:ascii="Arial" w:hAnsi="Arial" w:eastAsia="Arial" w:cs="Arial"/>
-                <w:i w:val="false"/>
-                <w:b w:val="false"/>
-                <w:u w:val="none"/>
-                <w:sz w:val="22"/>
-                <w:szCs w:val="22"/>
-                <w:color w:val="000000"/>
-              </w:rPr>
-            </w:pPr>
-            <w:r>
-              <w:rPr>
-                <w:rFonts w:ascii="Arial" w:hAnsi="Arial" w:eastAsia="Arial" w:cs="Arial"/>
-                <w:i w:val="false"/>
-                <w:b w:val="false"/>
-                <w:u w:val="none"/>
-                <w:sz w:val="22"/>
-                <w:szCs w:val="22"/>
-                <w:color w:val="000000"/>
-              </w:rPr>
-              <w:t xml:space="preserve">1.05 (0.05)</w:t>
-            </w:r>
-          </w:p>
-        </w:tc>
-        <w:tc>
-          <w:tcPr>
-            <w:tcBorders>
-              <w:bottom w:val="none" w:sz="0" w:space="0" w:color="000000"/>
-              <w:top w:val="none" w:sz="0" w:space="0" w:color="000000"/>
-              <w:left w:val="none" w:sz="0" w:space="0" w:color="000000"/>
-              <w:right w:val="none" w:sz="0" w:space="0" w:color="000000"/>
-            </w:tcBorders>
-            <w:shd w:val="clear" w:color="auto" w:fill="FFFFFF"/>
-            <w:tcMar>
-              <w:top w:w="0" w:type="dxa"/>
-              <w:bottom w:w="0" w:type="dxa"/>
-              <w:left w:w="0" w:type="dxa"/>
-              <w:right w:w="0" w:type="dxa"/>
-            </w:tcMar>
-            <w:vAlign w:val="top"/>
-          </w:tcPr>
-          <w:p>
-            <w:pPr>
-              <w:pStyle w:val="Normal"/>
-              <w:jc w:val="right"/>
-              <w:pBdr>
-                <w:bottom w:val="none" w:sz="0" w:space="0" w:color="000000"/>
-                <w:top w:val="none" w:sz="0" w:space="0" w:color="000000"/>
-                <w:left w:val="none" w:sz="0" w:space="0" w:color="000000"/>
-                <w:right w:val="none" w:sz="0" w:space="0" w:color="000000"/>
-              </w:pBdr>
-              <w:spacing w:after="120" w:before="120" w:line="240"/>
-              <w:ind w:left="120" w:right="120" w:firstLine="0" w:firstLineChars="0"/>
-              <w:rPr>
-                <w:rFonts w:ascii="Arial" w:hAnsi="Arial" w:eastAsia="Arial" w:cs="Arial"/>
-                <w:i w:val="false"/>
-                <w:b w:val="false"/>
-                <w:u w:val="none"/>
-                <w:sz w:val="22"/>
-                <w:szCs w:val="22"/>
-                <w:color w:val="000000"/>
-              </w:rPr>
-            </w:pPr>
-            <w:r>
-              <w:rPr>
-                <w:rFonts w:ascii="Arial" w:hAnsi="Arial" w:eastAsia="Arial" w:cs="Arial"/>
-                <w:i w:val="false"/>
-                <w:b w:val="false"/>
-                <w:u w:val="none"/>
-                <w:sz w:val="22"/>
-                <w:szCs w:val="22"/>
-                <w:color w:val="000000"/>
-              </w:rPr>
-              <w:t xml:space="preserve">1.42 (0.37)</w:t>
+              <w:jc w:val="right"/>
+              <w:pBdr>
+                <w:bottom w:val="none" w:sz="0" w:space="0" w:color="000000"/>
+                <w:top w:val="none" w:sz="0" w:space="0" w:color="000000"/>
+                <w:left w:val="none" w:sz="0" w:space="0" w:color="000000"/>
+                <w:right w:val="none" w:sz="0" w:space="0" w:color="000000"/>
+              </w:pBdr>
+              <w:spacing w:after="120" w:before="120" w:line="240"/>
+              <w:ind w:left="120" w:right="120" w:firstLine="0" w:firstLineChars="0"/>
+              <w:rPr>
+                <w:rFonts w:ascii="Arial" w:hAnsi="Arial" w:eastAsia="Arial" w:cs="Arial"/>
+                <w:i w:val="false"/>
+                <w:b w:val="false"/>
+                <w:u w:val="none"/>
+                <w:sz w:val="22"/>
+                <w:szCs w:val="22"/>
+                <w:color w:val="000000"/>
+              </w:rPr>
+            </w:pPr>
+            <w:r>
+              <w:rPr>
+                <w:rFonts w:ascii="Arial" w:hAnsi="Arial" w:eastAsia="Arial" w:cs="Arial"/>
+                <w:i w:val="false"/>
+                <w:b w:val="false"/>
+                <w:u w:val="none"/>
+                <w:sz w:val="22"/>
+                <w:szCs w:val="22"/>
+                <w:color w:val="000000"/>
+              </w:rPr>
+              <w:t xml:space="preserve">1.06 (0.05)</w:t>
+            </w:r>
+          </w:p>
+        </w:tc>
+        <w:tc>
+          <w:tcPr>
+            <w:tcBorders>
+              <w:bottom w:val="none" w:sz="0" w:space="0" w:color="000000"/>
+              <w:top w:val="none" w:sz="0" w:space="0" w:color="000000"/>
+              <w:left w:val="none" w:sz="0" w:space="0" w:color="000000"/>
+              <w:right w:val="none" w:sz="0" w:space="0" w:color="000000"/>
+            </w:tcBorders>
+            <w:shd w:val="clear" w:color="auto" w:fill="FFFFFF"/>
+            <w:tcMar>
+              <w:top w:w="0" w:type="dxa"/>
+              <w:bottom w:w="0" w:type="dxa"/>
+              <w:left w:w="0" w:type="dxa"/>
+              <w:right w:w="0" w:type="dxa"/>
+            </w:tcMar>
+            <w:vAlign w:val="top"/>
+          </w:tcPr>
+          <w:p>
+            <w:pPr>
+              <w:jc w:val="right"/>
+              <w:pBdr>
+                <w:bottom w:val="none" w:sz="0" w:space="0" w:color="000000"/>
+                <w:top w:val="none" w:sz="0" w:space="0" w:color="000000"/>
+                <w:left w:val="none" w:sz="0" w:space="0" w:color="000000"/>
+                <w:right w:val="none" w:sz="0" w:space="0" w:color="000000"/>
+              </w:pBdr>
+              <w:spacing w:after="120" w:before="120" w:line="240"/>
+              <w:ind w:left="120" w:right="120" w:firstLine="0" w:firstLineChars="0"/>
+              <w:rPr>
+                <w:rFonts w:ascii="Arial" w:hAnsi="Arial" w:eastAsia="Arial" w:cs="Arial"/>
+                <w:i w:val="false"/>
+                <w:b w:val="false"/>
+                <w:u w:val="none"/>
+                <w:sz w:val="22"/>
+                <w:szCs w:val="22"/>
+                <w:color w:val="000000"/>
+              </w:rPr>
+            </w:pPr>
+            <w:r>
+              <w:rPr>
+                <w:rFonts w:ascii="Arial" w:hAnsi="Arial" w:eastAsia="Arial" w:cs="Arial"/>
+                <w:i w:val="false"/>
+                <w:b w:val="false"/>
+                <w:u w:val="none"/>
+                <w:sz w:val="22"/>
+                <w:szCs w:val="22"/>
+                <w:color w:val="000000"/>
+              </w:rPr>
+              <w:t xml:space="preserve">1.43 (0.36)</w:t>
             </w:r>
           </w:p>
         </w:tc>
@@ -3028,7 +2973,6 @@
           </w:tcPr>
           <w:p>
             <w:pPr>
-              <w:pStyle w:val="Normal"/>
               <w:jc w:val="left"/>
               <w:pBdr>
                 <w:bottom w:val="none" w:sz="0" w:space="0" w:color="000000"/>
@@ -3081,7 +3025,6 @@
           </w:tcPr>
           <w:p>
             <w:pPr>
-              <w:pStyle w:val="Normal"/>
               <w:jc w:val="right"/>
               <w:pBdr>
                 <w:bottom w:val="none" w:sz="0" w:space="0" w:color="000000"/>
@@ -3134,143 +3077,140 @@
           </w:tcPr>
           <w:p>
             <w:pPr>
-              <w:pStyle w:val="Normal"/>
-              <w:jc w:val="right"/>
-              <w:pBdr>
-                <w:bottom w:val="none" w:sz="0" w:space="0" w:color="000000"/>
-                <w:top w:val="none" w:sz="0" w:space="0" w:color="000000"/>
-                <w:left w:val="none" w:sz="0" w:space="0" w:color="000000"/>
-                <w:right w:val="none" w:sz="0" w:space="0" w:color="000000"/>
-              </w:pBdr>
-              <w:spacing w:after="120" w:before="120" w:line="240"/>
-              <w:ind w:left="120" w:right="120" w:firstLine="0" w:firstLineChars="0"/>
-              <w:rPr>
-                <w:rFonts w:ascii="Arial" w:hAnsi="Arial" w:eastAsia="Arial" w:cs="Arial"/>
-                <w:i w:val="false"/>
-                <w:b w:val="false"/>
-                <w:u w:val="none"/>
-                <w:sz w:val="22"/>
-                <w:szCs w:val="22"/>
-                <w:color w:val="000000"/>
-              </w:rPr>
-            </w:pPr>
-            <w:r>
-              <w:rPr>
-                <w:rFonts w:ascii="Arial" w:hAnsi="Arial" w:eastAsia="Arial" w:cs="Arial"/>
-                <w:i w:val="false"/>
-                <w:b w:val="false"/>
-                <w:u w:val="none"/>
-                <w:sz w:val="22"/>
-                <w:szCs w:val="22"/>
-                <w:color w:val="000000"/>
-              </w:rPr>
-              <w:t xml:space="preserve">0.80 ** (0.10)</w:t>
-            </w:r>
-          </w:p>
-        </w:tc>
-        <w:tc>
-          <w:tcPr>
-            <w:tcBorders>
-              <w:bottom w:val="none" w:sz="0" w:space="0" w:color="000000"/>
-              <w:top w:val="none" w:sz="0" w:space="0" w:color="000000"/>
-              <w:left w:val="none" w:sz="0" w:space="0" w:color="000000"/>
-              <w:right w:val="none" w:sz="0" w:space="0" w:color="000000"/>
-            </w:tcBorders>
-            <w:shd w:val="clear" w:color="auto" w:fill="FFFFFF"/>
-            <w:tcMar>
-              <w:top w:w="0" w:type="dxa"/>
-              <w:bottom w:w="0" w:type="dxa"/>
-              <w:left w:w="0" w:type="dxa"/>
-              <w:right w:w="0" w:type="dxa"/>
-            </w:tcMar>
-            <w:vAlign w:val="top"/>
-          </w:tcPr>
-          <w:p>
-            <w:pPr>
-              <w:pStyle w:val="Normal"/>
-              <w:jc w:val="right"/>
-              <w:pBdr>
-                <w:bottom w:val="none" w:sz="0" w:space="0" w:color="000000"/>
-                <w:top w:val="none" w:sz="0" w:space="0" w:color="000000"/>
-                <w:left w:val="none" w:sz="0" w:space="0" w:color="000000"/>
-                <w:right w:val="none" w:sz="0" w:space="0" w:color="000000"/>
-              </w:pBdr>
-              <w:spacing w:after="120" w:before="120" w:line="240"/>
-              <w:ind w:left="120" w:right="120" w:firstLine="0" w:firstLineChars="0"/>
-              <w:rPr>
-                <w:rFonts w:ascii="Arial" w:hAnsi="Arial" w:eastAsia="Arial" w:cs="Arial"/>
-                <w:i w:val="false"/>
-                <w:b w:val="false"/>
-                <w:u w:val="none"/>
-                <w:sz w:val="22"/>
-                <w:szCs w:val="22"/>
-                <w:color w:val="000000"/>
-              </w:rPr>
-            </w:pPr>
-            <w:r>
-              <w:rPr>
-                <w:rFonts w:ascii="Arial" w:hAnsi="Arial" w:eastAsia="Arial" w:cs="Arial"/>
-                <w:i w:val="false"/>
-                <w:b w:val="false"/>
-                <w:u w:val="none"/>
-                <w:sz w:val="22"/>
-                <w:szCs w:val="22"/>
-                <w:color w:val="000000"/>
-              </w:rPr>
-              <w:t xml:space="preserve">0.83 * (0.10)</w:t>
-            </w:r>
-          </w:p>
-        </w:tc>
-        <w:tc>
-          <w:tcPr>
-            <w:tcBorders>
-              <w:bottom w:val="none" w:sz="0" w:space="0" w:color="000000"/>
-              <w:top w:val="none" w:sz="0" w:space="0" w:color="000000"/>
-              <w:left w:val="none" w:sz="0" w:space="0" w:color="000000"/>
-              <w:right w:val="none" w:sz="0" w:space="0" w:color="000000"/>
-            </w:tcBorders>
-            <w:shd w:val="clear" w:color="auto" w:fill="FFFFFF"/>
-            <w:tcMar>
-              <w:top w:w="0" w:type="dxa"/>
-              <w:bottom w:w="0" w:type="dxa"/>
-              <w:left w:w="0" w:type="dxa"/>
-              <w:right w:w="0" w:type="dxa"/>
-            </w:tcMar>
-            <w:vAlign w:val="top"/>
-          </w:tcPr>
-          <w:p>
-            <w:pPr>
-              <w:pStyle w:val="Normal"/>
-              <w:jc w:val="right"/>
-              <w:pBdr>
-                <w:bottom w:val="none" w:sz="0" w:space="0" w:color="000000"/>
-                <w:top w:val="none" w:sz="0" w:space="0" w:color="000000"/>
-                <w:left w:val="none" w:sz="0" w:space="0" w:color="000000"/>
-                <w:right w:val="none" w:sz="0" w:space="0" w:color="000000"/>
-              </w:pBdr>
-              <w:spacing w:after="120" w:before="120" w:line="240"/>
-              <w:ind w:left="120" w:right="120" w:firstLine="0" w:firstLineChars="0"/>
-              <w:rPr>
-                <w:rFonts w:ascii="Arial" w:hAnsi="Arial" w:eastAsia="Arial" w:cs="Arial"/>
-                <w:i w:val="false"/>
-                <w:b w:val="false"/>
-                <w:u w:val="none"/>
-                <w:sz w:val="22"/>
-                <w:szCs w:val="22"/>
-                <w:color w:val="000000"/>
-              </w:rPr>
-            </w:pPr>
-            <w:r>
-              <w:rPr>
-                <w:rFonts w:ascii="Arial" w:hAnsi="Arial" w:eastAsia="Arial" w:cs="Arial"/>
-                <w:i w:val="false"/>
-                <w:b w:val="false"/>
-                <w:u w:val="none"/>
-                <w:sz w:val="22"/>
-                <w:szCs w:val="22"/>
-                <w:color w:val="000000"/>
-              </w:rPr>
-              <w:t xml:space="preserve">0.50 (0.44)</w:t>
+              <w:jc w:val="right"/>
+              <w:pBdr>
+                <w:bottom w:val="none" w:sz="0" w:space="0" w:color="000000"/>
+                <w:top w:val="none" w:sz="0" w:space="0" w:color="000000"/>
+                <w:left w:val="none" w:sz="0" w:space="0" w:color="000000"/>
+                <w:right w:val="none" w:sz="0" w:space="0" w:color="000000"/>
+              </w:pBdr>
+              <w:spacing w:after="120" w:before="120" w:line="240"/>
+              <w:ind w:left="120" w:right="120" w:firstLine="0" w:firstLineChars="0"/>
+              <w:rPr>
+                <w:rFonts w:ascii="Arial" w:hAnsi="Arial" w:eastAsia="Arial" w:cs="Arial"/>
+                <w:i w:val="false"/>
+                <w:b w:val="false"/>
+                <w:u w:val="none"/>
+                <w:sz w:val="22"/>
+                <w:szCs w:val="22"/>
+                <w:color w:val="000000"/>
+              </w:rPr>
+            </w:pPr>
+            <w:r>
+              <w:rPr>
+                <w:rFonts w:ascii="Arial" w:hAnsi="Arial" w:eastAsia="Arial" w:cs="Arial"/>
+                <w:i w:val="false"/>
+                <w:b w:val="false"/>
+                <w:u w:val="none"/>
+                <w:sz w:val="22"/>
+                <w:szCs w:val="22"/>
+                <w:color w:val="000000"/>
+              </w:rPr>
+              <w:t xml:space="preserve">0.82 * (0.10)</w:t>
+            </w:r>
+          </w:p>
+        </w:tc>
+        <w:tc>
+          <w:tcPr>
+            <w:tcBorders>
+              <w:bottom w:val="none" w:sz="0" w:space="0" w:color="000000"/>
+              <w:top w:val="none" w:sz="0" w:space="0" w:color="000000"/>
+              <w:left w:val="none" w:sz="0" w:space="0" w:color="000000"/>
+              <w:right w:val="none" w:sz="0" w:space="0" w:color="000000"/>
+            </w:tcBorders>
+            <w:shd w:val="clear" w:color="auto" w:fill="FFFFFF"/>
+            <w:tcMar>
+              <w:top w:w="0" w:type="dxa"/>
+              <w:bottom w:w="0" w:type="dxa"/>
+              <w:left w:w="0" w:type="dxa"/>
+              <w:right w:w="0" w:type="dxa"/>
+            </w:tcMar>
+            <w:vAlign w:val="top"/>
+          </w:tcPr>
+          <w:p>
+            <w:pPr>
+              <w:jc w:val="right"/>
+              <w:pBdr>
+                <w:bottom w:val="none" w:sz="0" w:space="0" w:color="000000"/>
+                <w:top w:val="none" w:sz="0" w:space="0" w:color="000000"/>
+                <w:left w:val="none" w:sz="0" w:space="0" w:color="000000"/>
+                <w:right w:val="none" w:sz="0" w:space="0" w:color="000000"/>
+              </w:pBdr>
+              <w:spacing w:after="120" w:before="120" w:line="240"/>
+              <w:ind w:left="120" w:right="120" w:firstLine="0" w:firstLineChars="0"/>
+              <w:rPr>
+                <w:rFonts w:ascii="Arial" w:hAnsi="Arial" w:eastAsia="Arial" w:cs="Arial"/>
+                <w:i w:val="false"/>
+                <w:b w:val="false"/>
+                <w:u w:val="none"/>
+                <w:sz w:val="22"/>
+                <w:szCs w:val="22"/>
+                <w:color w:val="000000"/>
+              </w:rPr>
+            </w:pPr>
+            <w:r>
+              <w:rPr>
+                <w:rFonts w:ascii="Arial" w:hAnsi="Arial" w:eastAsia="Arial" w:cs="Arial"/>
+                <w:i w:val="false"/>
+                <w:b w:val="false"/>
+                <w:u w:val="none"/>
+                <w:sz w:val="22"/>
+                <w:szCs w:val="22"/>
+                <w:color w:val="000000"/>
+              </w:rPr>
+              <w:t xml:space="preserve">0.86 (0.10)</w:t>
+            </w:r>
+          </w:p>
+        </w:tc>
+        <w:tc>
+          <w:tcPr>
+            <w:tcBorders>
+              <w:bottom w:val="none" w:sz="0" w:space="0" w:color="000000"/>
+              <w:top w:val="none" w:sz="0" w:space="0" w:color="000000"/>
+              <w:left w:val="none" w:sz="0" w:space="0" w:color="000000"/>
+              <w:right w:val="none" w:sz="0" w:space="0" w:color="000000"/>
+            </w:tcBorders>
+            <w:shd w:val="clear" w:color="auto" w:fill="FFFFFF"/>
+            <w:tcMar>
+              <w:top w:w="0" w:type="dxa"/>
+              <w:bottom w:w="0" w:type="dxa"/>
+              <w:left w:w="0" w:type="dxa"/>
+              <w:right w:w="0" w:type="dxa"/>
+            </w:tcMar>
+            <w:vAlign w:val="top"/>
+          </w:tcPr>
+          <w:p>
+            <w:pPr>
+              <w:jc w:val="right"/>
+              <w:pBdr>
+                <w:bottom w:val="none" w:sz="0" w:space="0" w:color="000000"/>
+                <w:top w:val="none" w:sz="0" w:space="0" w:color="000000"/>
+                <w:left w:val="none" w:sz="0" w:space="0" w:color="000000"/>
+                <w:right w:val="none" w:sz="0" w:space="0" w:color="000000"/>
+              </w:pBdr>
+              <w:spacing w:after="120" w:before="120" w:line="240"/>
+              <w:ind w:left="120" w:right="120" w:firstLine="0" w:firstLineChars="0"/>
+              <w:rPr>
+                <w:rFonts w:ascii="Arial" w:hAnsi="Arial" w:eastAsia="Arial" w:cs="Arial"/>
+                <w:i w:val="false"/>
+                <w:b w:val="false"/>
+                <w:u w:val="none"/>
+                <w:sz w:val="22"/>
+                <w:szCs w:val="22"/>
+                <w:color w:val="000000"/>
+              </w:rPr>
+            </w:pPr>
+            <w:r>
+              <w:rPr>
+                <w:rFonts w:ascii="Arial" w:hAnsi="Arial" w:eastAsia="Arial" w:cs="Arial"/>
+                <w:i w:val="false"/>
+                <w:b w:val="false"/>
+                <w:u w:val="none"/>
+                <w:sz w:val="22"/>
+                <w:szCs w:val="22"/>
+                <w:color w:val="000000"/>
+              </w:rPr>
+              <w:t xml:space="preserve">0.50 * (0.42)</w:t>
             </w:r>
           </w:p>
         </w:tc>
@@ -3299,7 +3239,6 @@
           </w:tcPr>
           <w:p>
             <w:pPr>
-              <w:pStyle w:val="Normal"/>
               <w:jc w:val="left"/>
               <w:pBdr>
                 <w:bottom w:val="none" w:sz="0" w:space="0" w:color="000000"/>
@@ -3352,7 +3291,6 @@
           </w:tcPr>
           <w:p>
             <w:pPr>
-              <w:pStyle w:val="Normal"/>
               <w:jc w:val="right"/>
               <w:pBdr>
                 <w:bottom w:val="none" w:sz="0" w:space="0" w:color="000000"/>
@@ -3405,143 +3343,140 @@
           </w:tcPr>
           <w:p>
             <w:pPr>
-              <w:pStyle w:val="Normal"/>
-              <w:jc w:val="right"/>
-              <w:pBdr>
-                <w:bottom w:val="none" w:sz="0" w:space="0" w:color="000000"/>
-                <w:top w:val="none" w:sz="0" w:space="0" w:color="000000"/>
-                <w:left w:val="none" w:sz="0" w:space="0" w:color="000000"/>
-                <w:right w:val="none" w:sz="0" w:space="0" w:color="000000"/>
-              </w:pBdr>
-              <w:spacing w:after="120" w:before="120" w:line="240"/>
-              <w:ind w:left="120" w:right="120" w:firstLine="0" w:firstLineChars="0"/>
-              <w:rPr>
-                <w:rFonts w:ascii="Arial" w:hAnsi="Arial" w:eastAsia="Arial" w:cs="Arial"/>
-                <w:i w:val="false"/>
-                <w:b w:val="false"/>
-                <w:u w:val="none"/>
-                <w:sz w:val="22"/>
-                <w:szCs w:val="22"/>
-                <w:color w:val="000000"/>
-              </w:rPr>
-            </w:pPr>
-            <w:r>
-              <w:rPr>
-                <w:rFonts w:ascii="Arial" w:hAnsi="Arial" w:eastAsia="Arial" w:cs="Arial"/>
-                <w:i w:val="false"/>
-                <w:b w:val="false"/>
-                <w:u w:val="none"/>
-                <w:sz w:val="22"/>
-                <w:szCs w:val="22"/>
-                <w:color w:val="000000"/>
-              </w:rPr>
-              <w:t xml:space="preserve">0.79 ** (0.11)</w:t>
-            </w:r>
-          </w:p>
-        </w:tc>
-        <w:tc>
-          <w:tcPr>
-            <w:tcBorders>
-              <w:bottom w:val="none" w:sz="0" w:space="0" w:color="000000"/>
-              <w:top w:val="none" w:sz="0" w:space="0" w:color="000000"/>
-              <w:left w:val="none" w:sz="0" w:space="0" w:color="000000"/>
-              <w:right w:val="none" w:sz="0" w:space="0" w:color="000000"/>
-            </w:tcBorders>
-            <w:shd w:val="clear" w:color="auto" w:fill="FFFFFF"/>
-            <w:tcMar>
-              <w:top w:w="0" w:type="dxa"/>
-              <w:bottom w:w="0" w:type="dxa"/>
-              <w:left w:w="0" w:type="dxa"/>
-              <w:right w:w="0" w:type="dxa"/>
-            </w:tcMar>
-            <w:vAlign w:val="top"/>
-          </w:tcPr>
-          <w:p>
-            <w:pPr>
-              <w:pStyle w:val="Normal"/>
-              <w:jc w:val="right"/>
-              <w:pBdr>
-                <w:bottom w:val="none" w:sz="0" w:space="0" w:color="000000"/>
-                <w:top w:val="none" w:sz="0" w:space="0" w:color="000000"/>
-                <w:left w:val="none" w:sz="0" w:space="0" w:color="000000"/>
-                <w:right w:val="none" w:sz="0" w:space="0" w:color="000000"/>
-              </w:pBdr>
-              <w:spacing w:after="120" w:before="120" w:line="240"/>
-              <w:ind w:left="120" w:right="120" w:firstLine="0" w:firstLineChars="0"/>
-              <w:rPr>
-                <w:rFonts w:ascii="Arial" w:hAnsi="Arial" w:eastAsia="Arial" w:cs="Arial"/>
-                <w:i w:val="false"/>
-                <w:b w:val="false"/>
-                <w:u w:val="none"/>
-                <w:sz w:val="22"/>
-                <w:szCs w:val="22"/>
-                <w:color w:val="000000"/>
-              </w:rPr>
-            </w:pPr>
-            <w:r>
-              <w:rPr>
-                <w:rFonts w:ascii="Arial" w:hAnsi="Arial" w:eastAsia="Arial" w:cs="Arial"/>
-                <w:i w:val="false"/>
-                <w:b w:val="false"/>
-                <w:u w:val="none"/>
-                <w:sz w:val="22"/>
-                <w:szCs w:val="22"/>
-                <w:color w:val="000000"/>
-              </w:rPr>
-              <w:t xml:space="preserve">0.86 (0.11)</w:t>
-            </w:r>
-          </w:p>
-        </w:tc>
-        <w:tc>
-          <w:tcPr>
-            <w:tcBorders>
-              <w:bottom w:val="none" w:sz="0" w:space="0" w:color="000000"/>
-              <w:top w:val="none" w:sz="0" w:space="0" w:color="000000"/>
-              <w:left w:val="none" w:sz="0" w:space="0" w:color="000000"/>
-              <w:right w:val="none" w:sz="0" w:space="0" w:color="000000"/>
-            </w:tcBorders>
-            <w:shd w:val="clear" w:color="auto" w:fill="FFFFFF"/>
-            <w:tcMar>
-              <w:top w:w="0" w:type="dxa"/>
-              <w:bottom w:w="0" w:type="dxa"/>
-              <w:left w:w="0" w:type="dxa"/>
-              <w:right w:w="0" w:type="dxa"/>
-            </w:tcMar>
-            <w:vAlign w:val="top"/>
-          </w:tcPr>
-          <w:p>
-            <w:pPr>
-              <w:pStyle w:val="Normal"/>
-              <w:jc w:val="right"/>
-              <w:pBdr>
-                <w:bottom w:val="none" w:sz="0" w:space="0" w:color="000000"/>
-                <w:top w:val="none" w:sz="0" w:space="0" w:color="000000"/>
-                <w:left w:val="none" w:sz="0" w:space="0" w:color="000000"/>
-                <w:right w:val="none" w:sz="0" w:space="0" w:color="000000"/>
-              </w:pBdr>
-              <w:spacing w:after="120" w:before="120" w:line="240"/>
-              <w:ind w:left="120" w:right="120" w:firstLine="0" w:firstLineChars="0"/>
-              <w:rPr>
-                <w:rFonts w:ascii="Arial" w:hAnsi="Arial" w:eastAsia="Arial" w:cs="Arial"/>
-                <w:i w:val="false"/>
-                <w:b w:val="false"/>
-                <w:u w:val="none"/>
-                <w:sz w:val="22"/>
-                <w:szCs w:val="22"/>
-                <w:color w:val="000000"/>
-              </w:rPr>
-            </w:pPr>
-            <w:r>
-              <w:rPr>
-                <w:rFonts w:ascii="Arial" w:hAnsi="Arial" w:eastAsia="Arial" w:cs="Arial"/>
-                <w:i w:val="false"/>
-                <w:b w:val="false"/>
-                <w:u w:val="none"/>
-                <w:sz w:val="22"/>
-                <w:szCs w:val="22"/>
-                <w:color w:val="000000"/>
-              </w:rPr>
-              <w:t xml:space="preserve">0.45 * (0.45)</w:t>
+              <w:jc w:val="right"/>
+              <w:pBdr>
+                <w:bottom w:val="none" w:sz="0" w:space="0" w:color="000000"/>
+                <w:top w:val="none" w:sz="0" w:space="0" w:color="000000"/>
+                <w:left w:val="none" w:sz="0" w:space="0" w:color="000000"/>
+                <w:right w:val="none" w:sz="0" w:space="0" w:color="000000"/>
+              </w:pBdr>
+              <w:spacing w:after="120" w:before="120" w:line="240"/>
+              <w:ind w:left="120" w:right="120" w:firstLine="0" w:firstLineChars="0"/>
+              <w:rPr>
+                <w:rFonts w:ascii="Arial" w:hAnsi="Arial" w:eastAsia="Arial" w:cs="Arial"/>
+                <w:i w:val="false"/>
+                <w:b w:val="false"/>
+                <w:u w:val="none"/>
+                <w:sz w:val="22"/>
+                <w:szCs w:val="22"/>
+                <w:color w:val="000000"/>
+              </w:rPr>
+            </w:pPr>
+            <w:r>
+              <w:rPr>
+                <w:rFonts w:ascii="Arial" w:hAnsi="Arial" w:eastAsia="Arial" w:cs="Arial"/>
+                <w:i w:val="false"/>
+                <w:b w:val="false"/>
+                <w:u w:val="none"/>
+                <w:sz w:val="22"/>
+                <w:szCs w:val="22"/>
+                <w:color w:val="000000"/>
+              </w:rPr>
+              <w:t xml:space="preserve">0.81 * (0.11)</w:t>
+            </w:r>
+          </w:p>
+        </w:tc>
+        <w:tc>
+          <w:tcPr>
+            <w:tcBorders>
+              <w:bottom w:val="none" w:sz="0" w:space="0" w:color="000000"/>
+              <w:top w:val="none" w:sz="0" w:space="0" w:color="000000"/>
+              <w:left w:val="none" w:sz="0" w:space="0" w:color="000000"/>
+              <w:right w:val="none" w:sz="0" w:space="0" w:color="000000"/>
+            </w:tcBorders>
+            <w:shd w:val="clear" w:color="auto" w:fill="FFFFFF"/>
+            <w:tcMar>
+              <w:top w:w="0" w:type="dxa"/>
+              <w:bottom w:w="0" w:type="dxa"/>
+              <w:left w:w="0" w:type="dxa"/>
+              <w:right w:w="0" w:type="dxa"/>
+            </w:tcMar>
+            <w:vAlign w:val="top"/>
+          </w:tcPr>
+          <w:p>
+            <w:pPr>
+              <w:jc w:val="right"/>
+              <w:pBdr>
+                <w:bottom w:val="none" w:sz="0" w:space="0" w:color="000000"/>
+                <w:top w:val="none" w:sz="0" w:space="0" w:color="000000"/>
+                <w:left w:val="none" w:sz="0" w:space="0" w:color="000000"/>
+                <w:right w:val="none" w:sz="0" w:space="0" w:color="000000"/>
+              </w:pBdr>
+              <w:spacing w:after="120" w:before="120" w:line="240"/>
+              <w:ind w:left="120" w:right="120" w:firstLine="0" w:firstLineChars="0"/>
+              <w:rPr>
+                <w:rFonts w:ascii="Arial" w:hAnsi="Arial" w:eastAsia="Arial" w:cs="Arial"/>
+                <w:i w:val="false"/>
+                <w:b w:val="false"/>
+                <w:u w:val="none"/>
+                <w:sz w:val="22"/>
+                <w:szCs w:val="22"/>
+                <w:color w:val="000000"/>
+              </w:rPr>
+            </w:pPr>
+            <w:r>
+              <w:rPr>
+                <w:rFonts w:ascii="Arial" w:hAnsi="Arial" w:eastAsia="Arial" w:cs="Arial"/>
+                <w:i w:val="false"/>
+                <w:b w:val="false"/>
+                <w:u w:val="none"/>
+                <w:sz w:val="22"/>
+                <w:szCs w:val="22"/>
+                <w:color w:val="000000"/>
+              </w:rPr>
+              <w:t xml:space="preserve">0.88 (0.11)</w:t>
+            </w:r>
+          </w:p>
+        </w:tc>
+        <w:tc>
+          <w:tcPr>
+            <w:tcBorders>
+              <w:bottom w:val="none" w:sz="0" w:space="0" w:color="000000"/>
+              <w:top w:val="none" w:sz="0" w:space="0" w:color="000000"/>
+              <w:left w:val="none" w:sz="0" w:space="0" w:color="000000"/>
+              <w:right w:val="none" w:sz="0" w:space="0" w:color="000000"/>
+            </w:tcBorders>
+            <w:shd w:val="clear" w:color="auto" w:fill="FFFFFF"/>
+            <w:tcMar>
+              <w:top w:w="0" w:type="dxa"/>
+              <w:bottom w:w="0" w:type="dxa"/>
+              <w:left w:w="0" w:type="dxa"/>
+              <w:right w:w="0" w:type="dxa"/>
+            </w:tcMar>
+            <w:vAlign w:val="top"/>
+          </w:tcPr>
+          <w:p>
+            <w:pPr>
+              <w:jc w:val="right"/>
+              <w:pBdr>
+                <w:bottom w:val="none" w:sz="0" w:space="0" w:color="000000"/>
+                <w:top w:val="none" w:sz="0" w:space="0" w:color="000000"/>
+                <w:left w:val="none" w:sz="0" w:space="0" w:color="000000"/>
+                <w:right w:val="none" w:sz="0" w:space="0" w:color="000000"/>
+              </w:pBdr>
+              <w:spacing w:after="120" w:before="120" w:line="240"/>
+              <w:ind w:left="120" w:right="120" w:firstLine="0" w:firstLineChars="0"/>
+              <w:rPr>
+                <w:rFonts w:ascii="Arial" w:hAnsi="Arial" w:eastAsia="Arial" w:cs="Arial"/>
+                <w:i w:val="false"/>
+                <w:b w:val="false"/>
+                <w:u w:val="none"/>
+                <w:sz w:val="22"/>
+                <w:szCs w:val="22"/>
+                <w:color w:val="000000"/>
+              </w:rPr>
+            </w:pPr>
+            <w:r>
+              <w:rPr>
+                <w:rFonts w:ascii="Arial" w:hAnsi="Arial" w:eastAsia="Arial" w:cs="Arial"/>
+                <w:i w:val="false"/>
+                <w:b w:val="false"/>
+                <w:u w:val="none"/>
+                <w:sz w:val="22"/>
+                <w:szCs w:val="22"/>
+                <w:color w:val="000000"/>
+              </w:rPr>
+              <w:t xml:space="preserve">0.45 * (0.44)</w:t>
             </w:r>
           </w:p>
         </w:tc>
@@ -3570,7 +3505,6 @@
           </w:tcPr>
           <w:p>
             <w:pPr>
-              <w:pStyle w:val="Normal"/>
               <w:jc w:val="left"/>
               <w:pBdr>
                 <w:bottom w:val="none" w:sz="0" w:space="0" w:color="000000"/>
@@ -3623,7 +3557,6 @@
           </w:tcPr>
           <w:p>
             <w:pPr>
-              <w:pStyle w:val="Normal"/>
               <w:jc w:val="right"/>
               <w:pBdr>
                 <w:bottom w:val="none" w:sz="0" w:space="0" w:color="000000"/>
@@ -3676,143 +3609,140 @@
           </w:tcPr>
           <w:p>
             <w:pPr>
-              <w:pStyle w:val="Normal"/>
-              <w:jc w:val="right"/>
-              <w:pBdr>
-                <w:bottom w:val="none" w:sz="0" w:space="0" w:color="000000"/>
-                <w:top w:val="none" w:sz="0" w:space="0" w:color="000000"/>
-                <w:left w:val="none" w:sz="0" w:space="0" w:color="000000"/>
-                <w:right w:val="none" w:sz="0" w:space="0" w:color="000000"/>
-              </w:pBdr>
-              <w:spacing w:after="120" w:before="120" w:line="240"/>
-              <w:ind w:left="120" w:right="120" w:firstLine="0" w:firstLineChars="0"/>
-              <w:rPr>
-                <w:rFonts w:ascii="Arial" w:hAnsi="Arial" w:eastAsia="Arial" w:cs="Arial"/>
-                <w:i w:val="false"/>
-                <w:b w:val="false"/>
-                <w:u w:val="none"/>
-                <w:sz w:val="22"/>
-                <w:szCs w:val="22"/>
-                <w:color w:val="000000"/>
-              </w:rPr>
-            </w:pPr>
-            <w:r>
-              <w:rPr>
-                <w:rFonts w:ascii="Arial" w:hAnsi="Arial" w:eastAsia="Arial" w:cs="Arial"/>
-                <w:i w:val="false"/>
-                <w:b w:val="false"/>
-                <w:u w:val="none"/>
-                <w:sz w:val="22"/>
-                <w:szCs w:val="22"/>
-                <w:color w:val="000000"/>
-              </w:rPr>
-              <w:t xml:space="preserve">0.95 (0.13)</w:t>
-            </w:r>
-          </w:p>
-        </w:tc>
-        <w:tc>
-          <w:tcPr>
-            <w:tcBorders>
-              <w:bottom w:val="none" w:sz="0" w:space="0" w:color="000000"/>
-              <w:top w:val="none" w:sz="0" w:space="0" w:color="000000"/>
-              <w:left w:val="none" w:sz="0" w:space="0" w:color="000000"/>
-              <w:right w:val="none" w:sz="0" w:space="0" w:color="000000"/>
-            </w:tcBorders>
-            <w:shd w:val="clear" w:color="auto" w:fill="FFFFFF"/>
-            <w:tcMar>
-              <w:top w:w="0" w:type="dxa"/>
-              <w:bottom w:w="0" w:type="dxa"/>
-              <w:left w:w="0" w:type="dxa"/>
-              <w:right w:w="0" w:type="dxa"/>
-            </w:tcMar>
-            <w:vAlign w:val="top"/>
-          </w:tcPr>
-          <w:p>
-            <w:pPr>
-              <w:pStyle w:val="Normal"/>
-              <w:jc w:val="right"/>
-              <w:pBdr>
-                <w:bottom w:val="none" w:sz="0" w:space="0" w:color="000000"/>
-                <w:top w:val="none" w:sz="0" w:space="0" w:color="000000"/>
-                <w:left w:val="none" w:sz="0" w:space="0" w:color="000000"/>
-                <w:right w:val="none" w:sz="0" w:space="0" w:color="000000"/>
-              </w:pBdr>
-              <w:spacing w:after="120" w:before="120" w:line="240"/>
-              <w:ind w:left="120" w:right="120" w:firstLine="0" w:firstLineChars="0"/>
-              <w:rPr>
-                <w:rFonts w:ascii="Arial" w:hAnsi="Arial" w:eastAsia="Arial" w:cs="Arial"/>
-                <w:i w:val="false"/>
-                <w:b w:val="false"/>
-                <w:u w:val="none"/>
-                <w:sz w:val="22"/>
-                <w:szCs w:val="22"/>
-                <w:color w:val="000000"/>
-              </w:rPr>
-            </w:pPr>
-            <w:r>
-              <w:rPr>
-                <w:rFonts w:ascii="Arial" w:hAnsi="Arial" w:eastAsia="Arial" w:cs="Arial"/>
-                <w:i w:val="false"/>
-                <w:b w:val="false"/>
-                <w:u w:val="none"/>
-                <w:sz w:val="22"/>
-                <w:szCs w:val="22"/>
-                <w:color w:val="000000"/>
-              </w:rPr>
-              <w:t xml:space="preserve">1.09 (0.14)</w:t>
-            </w:r>
-          </w:p>
-        </w:tc>
-        <w:tc>
-          <w:tcPr>
-            <w:tcBorders>
-              <w:bottom w:val="none" w:sz="0" w:space="0" w:color="000000"/>
-              <w:top w:val="none" w:sz="0" w:space="0" w:color="000000"/>
-              <w:left w:val="none" w:sz="0" w:space="0" w:color="000000"/>
-              <w:right w:val="none" w:sz="0" w:space="0" w:color="000000"/>
-            </w:tcBorders>
-            <w:shd w:val="clear" w:color="auto" w:fill="FFFFFF"/>
-            <w:tcMar>
-              <w:top w:w="0" w:type="dxa"/>
-              <w:bottom w:w="0" w:type="dxa"/>
-              <w:left w:w="0" w:type="dxa"/>
-              <w:right w:w="0" w:type="dxa"/>
-            </w:tcMar>
-            <w:vAlign w:val="top"/>
-          </w:tcPr>
-          <w:p>
-            <w:pPr>
-              <w:pStyle w:val="Normal"/>
-              <w:jc w:val="right"/>
-              <w:pBdr>
-                <w:bottom w:val="none" w:sz="0" w:space="0" w:color="000000"/>
-                <w:top w:val="none" w:sz="0" w:space="0" w:color="000000"/>
-                <w:left w:val="none" w:sz="0" w:space="0" w:color="000000"/>
-                <w:right w:val="none" w:sz="0" w:space="0" w:color="000000"/>
-              </w:pBdr>
-              <w:spacing w:after="120" w:before="120" w:line="240"/>
-              <w:ind w:left="120" w:right="120" w:firstLine="0" w:firstLineChars="0"/>
-              <w:rPr>
-                <w:rFonts w:ascii="Arial" w:hAnsi="Arial" w:eastAsia="Arial" w:cs="Arial"/>
-                <w:i w:val="false"/>
-                <w:b w:val="false"/>
-                <w:u w:val="none"/>
-                <w:sz w:val="22"/>
-                <w:szCs w:val="22"/>
-                <w:color w:val="000000"/>
-              </w:rPr>
-            </w:pPr>
-            <w:r>
-              <w:rPr>
-                <w:rFonts w:ascii="Arial" w:hAnsi="Arial" w:eastAsia="Arial" w:cs="Arial"/>
-                <w:i w:val="false"/>
-                <w:b w:val="false"/>
-                <w:u w:val="none"/>
-                <w:sz w:val="22"/>
-                <w:szCs w:val="22"/>
-                <w:color w:val="000000"/>
-              </w:rPr>
-              <w:t xml:space="preserve">0.46 (0.59)</w:t>
+              <w:jc w:val="right"/>
+              <w:pBdr>
+                <w:bottom w:val="none" w:sz="0" w:space="0" w:color="000000"/>
+                <w:top w:val="none" w:sz="0" w:space="0" w:color="000000"/>
+                <w:left w:val="none" w:sz="0" w:space="0" w:color="000000"/>
+                <w:right w:val="none" w:sz="0" w:space="0" w:color="000000"/>
+              </w:pBdr>
+              <w:spacing w:after="120" w:before="120" w:line="240"/>
+              <w:ind w:left="120" w:right="120" w:firstLine="0" w:firstLineChars="0"/>
+              <w:rPr>
+                <w:rFonts w:ascii="Arial" w:hAnsi="Arial" w:eastAsia="Arial" w:cs="Arial"/>
+                <w:i w:val="false"/>
+                <w:b w:val="false"/>
+                <w:u w:val="none"/>
+                <w:sz w:val="22"/>
+                <w:szCs w:val="22"/>
+                <w:color w:val="000000"/>
+              </w:rPr>
+            </w:pPr>
+            <w:r>
+              <w:rPr>
+                <w:rFonts w:ascii="Arial" w:hAnsi="Arial" w:eastAsia="Arial" w:cs="Arial"/>
+                <w:i w:val="false"/>
+                <w:b w:val="false"/>
+                <w:u w:val="none"/>
+                <w:sz w:val="22"/>
+                <w:szCs w:val="22"/>
+                <w:color w:val="000000"/>
+              </w:rPr>
+              <w:t xml:space="preserve">0.96 (0.13)</w:t>
+            </w:r>
+          </w:p>
+        </w:tc>
+        <w:tc>
+          <w:tcPr>
+            <w:tcBorders>
+              <w:bottom w:val="none" w:sz="0" w:space="0" w:color="000000"/>
+              <w:top w:val="none" w:sz="0" w:space="0" w:color="000000"/>
+              <w:left w:val="none" w:sz="0" w:space="0" w:color="000000"/>
+              <w:right w:val="none" w:sz="0" w:space="0" w:color="000000"/>
+            </w:tcBorders>
+            <w:shd w:val="clear" w:color="auto" w:fill="FFFFFF"/>
+            <w:tcMar>
+              <w:top w:w="0" w:type="dxa"/>
+              <w:bottom w:w="0" w:type="dxa"/>
+              <w:left w:w="0" w:type="dxa"/>
+              <w:right w:w="0" w:type="dxa"/>
+            </w:tcMar>
+            <w:vAlign w:val="top"/>
+          </w:tcPr>
+          <w:p>
+            <w:pPr>
+              <w:jc w:val="right"/>
+              <w:pBdr>
+                <w:bottom w:val="none" w:sz="0" w:space="0" w:color="000000"/>
+                <w:top w:val="none" w:sz="0" w:space="0" w:color="000000"/>
+                <w:left w:val="none" w:sz="0" w:space="0" w:color="000000"/>
+                <w:right w:val="none" w:sz="0" w:space="0" w:color="000000"/>
+              </w:pBdr>
+              <w:spacing w:after="120" w:before="120" w:line="240"/>
+              <w:ind w:left="120" w:right="120" w:firstLine="0" w:firstLineChars="0"/>
+              <w:rPr>
+                <w:rFonts w:ascii="Arial" w:hAnsi="Arial" w:eastAsia="Arial" w:cs="Arial"/>
+                <w:i w:val="false"/>
+                <w:b w:val="false"/>
+                <w:u w:val="none"/>
+                <w:sz w:val="22"/>
+                <w:szCs w:val="22"/>
+                <w:color w:val="000000"/>
+              </w:rPr>
+            </w:pPr>
+            <w:r>
+              <w:rPr>
+                <w:rFonts w:ascii="Arial" w:hAnsi="Arial" w:eastAsia="Arial" w:cs="Arial"/>
+                <w:i w:val="false"/>
+                <w:b w:val="false"/>
+                <w:u w:val="none"/>
+                <w:sz w:val="22"/>
+                <w:szCs w:val="22"/>
+                <w:color w:val="000000"/>
+              </w:rPr>
+              <w:t xml:space="preserve">1.11 (0.14)</w:t>
+            </w:r>
+          </w:p>
+        </w:tc>
+        <w:tc>
+          <w:tcPr>
+            <w:tcBorders>
+              <w:bottom w:val="none" w:sz="0" w:space="0" w:color="000000"/>
+              <w:top w:val="none" w:sz="0" w:space="0" w:color="000000"/>
+              <w:left w:val="none" w:sz="0" w:space="0" w:color="000000"/>
+              <w:right w:val="none" w:sz="0" w:space="0" w:color="000000"/>
+            </w:tcBorders>
+            <w:shd w:val="clear" w:color="auto" w:fill="FFFFFF"/>
+            <w:tcMar>
+              <w:top w:w="0" w:type="dxa"/>
+              <w:bottom w:w="0" w:type="dxa"/>
+              <w:left w:w="0" w:type="dxa"/>
+              <w:right w:w="0" w:type="dxa"/>
+            </w:tcMar>
+            <w:vAlign w:val="top"/>
+          </w:tcPr>
+          <w:p>
+            <w:pPr>
+              <w:jc w:val="right"/>
+              <w:pBdr>
+                <w:bottom w:val="none" w:sz="0" w:space="0" w:color="000000"/>
+                <w:top w:val="none" w:sz="0" w:space="0" w:color="000000"/>
+                <w:left w:val="none" w:sz="0" w:space="0" w:color="000000"/>
+                <w:right w:val="none" w:sz="0" w:space="0" w:color="000000"/>
+              </w:pBdr>
+              <w:spacing w:after="120" w:before="120" w:line="240"/>
+              <w:ind w:left="120" w:right="120" w:firstLine="0" w:firstLineChars="0"/>
+              <w:rPr>
+                <w:rFonts w:ascii="Arial" w:hAnsi="Arial" w:eastAsia="Arial" w:cs="Arial"/>
+                <w:i w:val="false"/>
+                <w:b w:val="false"/>
+                <w:u w:val="none"/>
+                <w:sz w:val="22"/>
+                <w:szCs w:val="22"/>
+                <w:color w:val="000000"/>
+              </w:rPr>
+            </w:pPr>
+            <w:r>
+              <w:rPr>
+                <w:rFonts w:ascii="Arial" w:hAnsi="Arial" w:eastAsia="Arial" w:cs="Arial"/>
+                <w:i w:val="false"/>
+                <w:b w:val="false"/>
+                <w:u w:val="none"/>
+                <w:sz w:val="22"/>
+                <w:szCs w:val="22"/>
+                <w:color w:val="000000"/>
+              </w:rPr>
+              <w:t xml:space="preserve">0.43 (0.57)</w:t>
             </w:r>
           </w:p>
         </w:tc>
@@ -3841,7 +3771,6 @@
           </w:tcPr>
           <w:p>
             <w:pPr>
-              <w:pStyle w:val="Normal"/>
               <w:jc w:val="left"/>
               <w:pBdr>
                 <w:bottom w:val="none" w:sz="0" w:space="0" w:color="000000"/>
@@ -3894,7 +3823,6 @@
           </w:tcPr>
           <w:p>
             <w:pPr>
-              <w:pStyle w:val="Normal"/>
               <w:jc w:val="right"/>
               <w:pBdr>
                 <w:bottom w:val="none" w:sz="0" w:space="0" w:color="000000"/>
@@ -3947,143 +3875,140 @@
           </w:tcPr>
           <w:p>
             <w:pPr>
-              <w:pStyle w:val="Normal"/>
-              <w:jc w:val="right"/>
-              <w:pBdr>
-                <w:bottom w:val="none" w:sz="0" w:space="0" w:color="000000"/>
-                <w:top w:val="none" w:sz="0" w:space="0" w:color="000000"/>
-                <w:left w:val="none" w:sz="0" w:space="0" w:color="000000"/>
-                <w:right w:val="none" w:sz="0" w:space="0" w:color="000000"/>
-              </w:pBdr>
-              <w:spacing w:after="120" w:before="120" w:line="240"/>
-              <w:ind w:left="120" w:right="120" w:firstLine="0" w:firstLineChars="0"/>
-              <w:rPr>
-                <w:rFonts w:ascii="Arial" w:hAnsi="Arial" w:eastAsia="Arial" w:cs="Arial"/>
-                <w:i w:val="false"/>
-                <w:b w:val="false"/>
-                <w:u w:val="none"/>
-                <w:sz w:val="22"/>
-                <w:szCs w:val="22"/>
-                <w:color w:val="000000"/>
-              </w:rPr>
-            </w:pPr>
-            <w:r>
-              <w:rPr>
-                <w:rFonts w:ascii="Arial" w:hAnsi="Arial" w:eastAsia="Arial" w:cs="Arial"/>
-                <w:i w:val="false"/>
-                <w:b w:val="false"/>
-                <w:u w:val="none"/>
-                <w:sz w:val="22"/>
-                <w:szCs w:val="22"/>
-                <w:color w:val="000000"/>
-              </w:rPr>
-              <w:t xml:space="preserve">0.65 *** (0.14)</w:t>
-            </w:r>
-          </w:p>
-        </w:tc>
-        <w:tc>
-          <w:tcPr>
-            <w:tcBorders>
-              <w:bottom w:val="none" w:sz="0" w:space="0" w:color="000000"/>
-              <w:top w:val="none" w:sz="0" w:space="0" w:color="000000"/>
-              <w:left w:val="none" w:sz="0" w:space="0" w:color="000000"/>
-              <w:right w:val="none" w:sz="0" w:space="0" w:color="000000"/>
-            </w:tcBorders>
-            <w:shd w:val="clear" w:color="auto" w:fill="FFFFFF"/>
-            <w:tcMar>
-              <w:top w:w="0" w:type="dxa"/>
-              <w:bottom w:w="0" w:type="dxa"/>
-              <w:left w:w="0" w:type="dxa"/>
-              <w:right w:w="0" w:type="dxa"/>
-            </w:tcMar>
-            <w:vAlign w:val="top"/>
-          </w:tcPr>
-          <w:p>
-            <w:pPr>
-              <w:pStyle w:val="Normal"/>
-              <w:jc w:val="right"/>
-              <w:pBdr>
-                <w:bottom w:val="none" w:sz="0" w:space="0" w:color="000000"/>
-                <w:top w:val="none" w:sz="0" w:space="0" w:color="000000"/>
-                <w:left w:val="none" w:sz="0" w:space="0" w:color="000000"/>
-                <w:right w:val="none" w:sz="0" w:space="0" w:color="000000"/>
-              </w:pBdr>
-              <w:spacing w:after="120" w:before="120" w:line="240"/>
-              <w:ind w:left="120" w:right="120" w:firstLine="0" w:firstLineChars="0"/>
-              <w:rPr>
-                <w:rFonts w:ascii="Arial" w:hAnsi="Arial" w:eastAsia="Arial" w:cs="Arial"/>
-                <w:i w:val="false"/>
-                <w:b w:val="false"/>
-                <w:u w:val="none"/>
-                <w:sz w:val="22"/>
-                <w:szCs w:val="22"/>
-                <w:color w:val="000000"/>
-              </w:rPr>
-            </w:pPr>
-            <w:r>
-              <w:rPr>
-                <w:rFonts w:ascii="Arial" w:hAnsi="Arial" w:eastAsia="Arial" w:cs="Arial"/>
-                <w:i w:val="false"/>
-                <w:b w:val="false"/>
-                <w:u w:val="none"/>
-                <w:sz w:val="22"/>
-                <w:szCs w:val="22"/>
-                <w:color w:val="000000"/>
-              </w:rPr>
-              <w:t xml:space="preserve">0.71 ** (0.15)</w:t>
-            </w:r>
-          </w:p>
-        </w:tc>
-        <w:tc>
-          <w:tcPr>
-            <w:tcBorders>
-              <w:bottom w:val="none" w:sz="0" w:space="0" w:color="000000"/>
-              <w:top w:val="none" w:sz="0" w:space="0" w:color="000000"/>
-              <w:left w:val="none" w:sz="0" w:space="0" w:color="000000"/>
-              <w:right w:val="none" w:sz="0" w:space="0" w:color="000000"/>
-            </w:tcBorders>
-            <w:shd w:val="clear" w:color="auto" w:fill="FFFFFF"/>
-            <w:tcMar>
-              <w:top w:w="0" w:type="dxa"/>
-              <w:bottom w:w="0" w:type="dxa"/>
-              <w:left w:w="0" w:type="dxa"/>
-              <w:right w:w="0" w:type="dxa"/>
-            </w:tcMar>
-            <w:vAlign w:val="top"/>
-          </w:tcPr>
-          <w:p>
-            <w:pPr>
-              <w:pStyle w:val="Normal"/>
-              <w:jc w:val="right"/>
-              <w:pBdr>
-                <w:bottom w:val="none" w:sz="0" w:space="0" w:color="000000"/>
-                <w:top w:val="none" w:sz="0" w:space="0" w:color="000000"/>
-                <w:left w:val="none" w:sz="0" w:space="0" w:color="000000"/>
-                <w:right w:val="none" w:sz="0" w:space="0" w:color="000000"/>
-              </w:pBdr>
-              <w:spacing w:after="120" w:before="120" w:line="240"/>
-              <w:ind w:left="120" w:right="120" w:firstLine="0" w:firstLineChars="0"/>
-              <w:rPr>
-                <w:rFonts w:ascii="Arial" w:hAnsi="Arial" w:eastAsia="Arial" w:cs="Arial"/>
-                <w:i w:val="false"/>
-                <w:b w:val="false"/>
-                <w:u w:val="none"/>
-                <w:sz w:val="22"/>
-                <w:szCs w:val="22"/>
-                <w:color w:val="000000"/>
-              </w:rPr>
-            </w:pPr>
-            <w:r>
-              <w:rPr>
-                <w:rFonts w:ascii="Arial" w:hAnsi="Arial" w:eastAsia="Arial" w:cs="Arial"/>
-                <w:i w:val="false"/>
-                <w:b w:val="false"/>
-                <w:u w:val="none"/>
-                <w:sz w:val="22"/>
-                <w:szCs w:val="22"/>
-                <w:color w:val="000000"/>
-              </w:rPr>
-              <w:t xml:space="preserve">0.45 (0.49)</w:t>
+              <w:jc w:val="right"/>
+              <w:pBdr>
+                <w:bottom w:val="none" w:sz="0" w:space="0" w:color="000000"/>
+                <w:top w:val="none" w:sz="0" w:space="0" w:color="000000"/>
+                <w:left w:val="none" w:sz="0" w:space="0" w:color="000000"/>
+                <w:right w:val="none" w:sz="0" w:space="0" w:color="000000"/>
+              </w:pBdr>
+              <w:spacing w:after="120" w:before="120" w:line="240"/>
+              <w:ind w:left="120" w:right="120" w:firstLine="0" w:firstLineChars="0"/>
+              <w:rPr>
+                <w:rFonts w:ascii="Arial" w:hAnsi="Arial" w:eastAsia="Arial" w:cs="Arial"/>
+                <w:i w:val="false"/>
+                <w:b w:val="false"/>
+                <w:u w:val="none"/>
+                <w:sz w:val="22"/>
+                <w:szCs w:val="22"/>
+                <w:color w:val="000000"/>
+              </w:rPr>
+            </w:pPr>
+            <w:r>
+              <w:rPr>
+                <w:rFonts w:ascii="Arial" w:hAnsi="Arial" w:eastAsia="Arial" w:cs="Arial"/>
+                <w:i w:val="false"/>
+                <w:b w:val="false"/>
+                <w:u w:val="none"/>
+                <w:sz w:val="22"/>
+                <w:szCs w:val="22"/>
+                <w:color w:val="000000"/>
+              </w:rPr>
+              <w:t xml:space="preserve">0.67 *** (0.14)</w:t>
+            </w:r>
+          </w:p>
+        </w:tc>
+        <w:tc>
+          <w:tcPr>
+            <w:tcBorders>
+              <w:bottom w:val="none" w:sz="0" w:space="0" w:color="000000"/>
+              <w:top w:val="none" w:sz="0" w:space="0" w:color="000000"/>
+              <w:left w:val="none" w:sz="0" w:space="0" w:color="000000"/>
+              <w:right w:val="none" w:sz="0" w:space="0" w:color="000000"/>
+            </w:tcBorders>
+            <w:shd w:val="clear" w:color="auto" w:fill="FFFFFF"/>
+            <w:tcMar>
+              <w:top w:w="0" w:type="dxa"/>
+              <w:bottom w:w="0" w:type="dxa"/>
+              <w:left w:w="0" w:type="dxa"/>
+              <w:right w:w="0" w:type="dxa"/>
+            </w:tcMar>
+            <w:vAlign w:val="top"/>
+          </w:tcPr>
+          <w:p>
+            <w:pPr>
+              <w:jc w:val="right"/>
+              <w:pBdr>
+                <w:bottom w:val="none" w:sz="0" w:space="0" w:color="000000"/>
+                <w:top w:val="none" w:sz="0" w:space="0" w:color="000000"/>
+                <w:left w:val="none" w:sz="0" w:space="0" w:color="000000"/>
+                <w:right w:val="none" w:sz="0" w:space="0" w:color="000000"/>
+              </w:pBdr>
+              <w:spacing w:after="120" w:before="120" w:line="240"/>
+              <w:ind w:left="120" w:right="120" w:firstLine="0" w:firstLineChars="0"/>
+              <w:rPr>
+                <w:rFonts w:ascii="Arial" w:hAnsi="Arial" w:eastAsia="Arial" w:cs="Arial"/>
+                <w:i w:val="false"/>
+                <w:b w:val="false"/>
+                <w:u w:val="none"/>
+                <w:sz w:val="22"/>
+                <w:szCs w:val="22"/>
+                <w:color w:val="000000"/>
+              </w:rPr>
+            </w:pPr>
+            <w:r>
+              <w:rPr>
+                <w:rFonts w:ascii="Arial" w:hAnsi="Arial" w:eastAsia="Arial" w:cs="Arial"/>
+                <w:i w:val="false"/>
+                <w:b w:val="false"/>
+                <w:u w:val="none"/>
+                <w:sz w:val="22"/>
+                <w:szCs w:val="22"/>
+                <w:color w:val="000000"/>
+              </w:rPr>
+              <w:t xml:space="preserve">0.73 ** (0.15)</w:t>
+            </w:r>
+          </w:p>
+        </w:tc>
+        <w:tc>
+          <w:tcPr>
+            <w:tcBorders>
+              <w:bottom w:val="none" w:sz="0" w:space="0" w:color="000000"/>
+              <w:top w:val="none" w:sz="0" w:space="0" w:color="000000"/>
+              <w:left w:val="none" w:sz="0" w:space="0" w:color="000000"/>
+              <w:right w:val="none" w:sz="0" w:space="0" w:color="000000"/>
+            </w:tcBorders>
+            <w:shd w:val="clear" w:color="auto" w:fill="FFFFFF"/>
+            <w:tcMar>
+              <w:top w:w="0" w:type="dxa"/>
+              <w:bottom w:w="0" w:type="dxa"/>
+              <w:left w:w="0" w:type="dxa"/>
+              <w:right w:w="0" w:type="dxa"/>
+            </w:tcMar>
+            <w:vAlign w:val="top"/>
+          </w:tcPr>
+          <w:p>
+            <w:pPr>
+              <w:jc w:val="right"/>
+              <w:pBdr>
+                <w:bottom w:val="none" w:sz="0" w:space="0" w:color="000000"/>
+                <w:top w:val="none" w:sz="0" w:space="0" w:color="000000"/>
+                <w:left w:val="none" w:sz="0" w:space="0" w:color="000000"/>
+                <w:right w:val="none" w:sz="0" w:space="0" w:color="000000"/>
+              </w:pBdr>
+              <w:spacing w:after="120" w:before="120" w:line="240"/>
+              <w:ind w:left="120" w:right="120" w:firstLine="0" w:firstLineChars="0"/>
+              <w:rPr>
+                <w:rFonts w:ascii="Arial" w:hAnsi="Arial" w:eastAsia="Arial" w:cs="Arial"/>
+                <w:i w:val="false"/>
+                <w:b w:val="false"/>
+                <w:u w:val="none"/>
+                <w:sz w:val="22"/>
+                <w:szCs w:val="22"/>
+                <w:color w:val="000000"/>
+              </w:rPr>
+            </w:pPr>
+            <w:r>
+              <w:rPr>
+                <w:rFonts w:ascii="Arial" w:hAnsi="Arial" w:eastAsia="Arial" w:cs="Arial"/>
+                <w:i w:val="false"/>
+                <w:b w:val="false"/>
+                <w:u w:val="none"/>
+                <w:sz w:val="22"/>
+                <w:szCs w:val="22"/>
+                <w:color w:val="000000"/>
+              </w:rPr>
+              <w:t xml:space="preserve">0.44 * (0.48)</w:t>
             </w:r>
           </w:p>
         </w:tc>
@@ -4112,7 +4037,6 @@
           </w:tcPr>
           <w:p>
             <w:pPr>
-              <w:pStyle w:val="Normal"/>
               <w:jc w:val="left"/>
               <w:pBdr>
                 <w:bottom w:val="none" w:sz="0" w:space="0" w:color="000000"/>
@@ -4165,7 +4089,6 @@
           </w:tcPr>
           <w:p>
             <w:pPr>
-              <w:pStyle w:val="Normal"/>
               <w:jc w:val="right"/>
               <w:pBdr>
                 <w:bottom w:val="none" w:sz="0" w:space="0" w:color="000000"/>
@@ -4218,7 +4141,58 @@
           </w:tcPr>
           <w:p>
             <w:pPr>
-              <w:pStyle w:val="Normal"/>
+              <w:jc w:val="right"/>
+              <w:pBdr>
+                <w:bottom w:val="none" w:sz="0" w:space="0" w:color="000000"/>
+                <w:top w:val="none" w:sz="0" w:space="0" w:color="000000"/>
+                <w:left w:val="none" w:sz="0" w:space="0" w:color="000000"/>
+                <w:right w:val="none" w:sz="0" w:space="0" w:color="000000"/>
+              </w:pBdr>
+              <w:spacing w:after="120" w:before="120" w:line="240"/>
+              <w:ind w:left="120" w:right="120" w:firstLine="0" w:firstLineChars="0"/>
+              <w:rPr>
+                <w:rFonts w:ascii="Arial" w:hAnsi="Arial" w:eastAsia="Arial" w:cs="Arial"/>
+                <w:i w:val="false"/>
+                <w:b w:val="false"/>
+                <w:u w:val="none"/>
+                <w:sz w:val="22"/>
+                <w:szCs w:val="22"/>
+                <w:color w:val="000000"/>
+              </w:rPr>
+            </w:pPr>
+            <w:r>
+              <w:rPr>
+                <w:rFonts w:ascii="Arial" w:hAnsi="Arial" w:eastAsia="Arial" w:cs="Arial"/>
+                <w:i w:val="false"/>
+                <w:b w:val="false"/>
+                <w:u w:val="none"/>
+                <w:sz w:val="22"/>
+                <w:szCs w:val="22"/>
+                <w:color w:val="000000"/>
+              </w:rPr>
+              <w:t xml:space="preserve">1.07 (0.04)</w:t>
+            </w:r>
+          </w:p>
+        </w:tc>
+        <w:tc>
+          <w:tcPr>
+            <w:tcBorders>
+              <w:bottom w:val="none" w:sz="0" w:space="0" w:color="000000"/>
+              <w:top w:val="none" w:sz="0" w:space="0" w:color="000000"/>
+              <w:left w:val="none" w:sz="0" w:space="0" w:color="000000"/>
+              <w:right w:val="none" w:sz="0" w:space="0" w:color="000000"/>
+            </w:tcBorders>
+            <w:shd w:val="clear" w:color="auto" w:fill="FFFFFF"/>
+            <w:tcMar>
+              <w:top w:w="0" w:type="dxa"/>
+              <w:bottom w:w="0" w:type="dxa"/>
+              <w:left w:w="0" w:type="dxa"/>
+              <w:right w:w="0" w:type="dxa"/>
+            </w:tcMar>
+            <w:vAlign w:val="top"/>
+          </w:tcPr>
+          <w:p>
+            <w:pPr>
               <w:jc w:val="right"/>
               <w:pBdr>
                 <w:bottom w:val="none" w:sz="0" w:space="0" w:color="000000"/>
@@ -4271,90 +4245,36 @@
           </w:tcPr>
           <w:p>
             <w:pPr>
-              <w:pStyle w:val="Normal"/>
-              <w:jc w:val="right"/>
-              <w:pBdr>
-                <w:bottom w:val="none" w:sz="0" w:space="0" w:color="000000"/>
-                <w:top w:val="none" w:sz="0" w:space="0" w:color="000000"/>
-                <w:left w:val="none" w:sz="0" w:space="0" w:color="000000"/>
-                <w:right w:val="none" w:sz="0" w:space="0" w:color="000000"/>
-              </w:pBdr>
-              <w:spacing w:after="120" w:before="120" w:line="240"/>
-              <w:ind w:left="120" w:right="120" w:firstLine="0" w:firstLineChars="0"/>
-              <w:rPr>
-                <w:rFonts w:ascii="Arial" w:hAnsi="Arial" w:eastAsia="Arial" w:cs="Arial"/>
-                <w:i w:val="false"/>
-                <w:b w:val="false"/>
-                <w:u w:val="none"/>
-                <w:sz w:val="22"/>
-                <w:szCs w:val="22"/>
-                <w:color w:val="000000"/>
-              </w:rPr>
-            </w:pPr>
-            <w:r>
-              <w:rPr>
-                <w:rFonts w:ascii="Arial" w:hAnsi="Arial" w:eastAsia="Arial" w:cs="Arial"/>
-                <w:i w:val="false"/>
-                <w:b w:val="false"/>
-                <w:u w:val="none"/>
-                <w:sz w:val="22"/>
-                <w:szCs w:val="22"/>
-                <w:color w:val="000000"/>
-              </w:rPr>
-              <w:t xml:space="preserve">1.09 * (0.05)</w:t>
-            </w:r>
-          </w:p>
-        </w:tc>
-        <w:tc>
-          <w:tcPr>
-            <w:tcBorders>
-              <w:bottom w:val="none" w:sz="0" w:space="0" w:color="000000"/>
-              <w:top w:val="none" w:sz="0" w:space="0" w:color="000000"/>
-              <w:left w:val="none" w:sz="0" w:space="0" w:color="000000"/>
-              <w:right w:val="none" w:sz="0" w:space="0" w:color="000000"/>
-            </w:tcBorders>
-            <w:shd w:val="clear" w:color="auto" w:fill="FFFFFF"/>
-            <w:tcMar>
-              <w:top w:w="0" w:type="dxa"/>
-              <w:bottom w:w="0" w:type="dxa"/>
-              <w:left w:w="0" w:type="dxa"/>
-              <w:right w:w="0" w:type="dxa"/>
-            </w:tcMar>
-            <w:vAlign w:val="top"/>
-          </w:tcPr>
-          <w:p>
-            <w:pPr>
-              <w:pStyle w:val="Normal"/>
-              <w:jc w:val="right"/>
-              <w:pBdr>
-                <w:bottom w:val="none" w:sz="0" w:space="0" w:color="000000"/>
-                <w:top w:val="none" w:sz="0" w:space="0" w:color="000000"/>
-                <w:left w:val="none" w:sz="0" w:space="0" w:color="000000"/>
-                <w:right w:val="none" w:sz="0" w:space="0" w:color="000000"/>
-              </w:pBdr>
-              <w:spacing w:after="120" w:before="120" w:line="240"/>
-              <w:ind w:left="120" w:right="120" w:firstLine="0" w:firstLineChars="0"/>
-              <w:rPr>
-                <w:rFonts w:ascii="Arial" w:hAnsi="Arial" w:eastAsia="Arial" w:cs="Arial"/>
-                <w:i w:val="false"/>
-                <w:b w:val="false"/>
-                <w:u w:val="none"/>
-                <w:sz w:val="22"/>
-                <w:szCs w:val="22"/>
-                <w:color w:val="000000"/>
-              </w:rPr>
-            </w:pPr>
-            <w:r>
-              <w:rPr>
-                <w:rFonts w:ascii="Arial" w:hAnsi="Arial" w:eastAsia="Arial" w:cs="Arial"/>
-                <w:i w:val="false"/>
-                <w:b w:val="false"/>
-                <w:u w:val="none"/>
-                <w:sz w:val="22"/>
-                <w:szCs w:val="22"/>
-                <w:color w:val="000000"/>
-              </w:rPr>
-              <w:t xml:space="preserve">1.64 ** (0.24)</w:t>
+              <w:jc w:val="right"/>
+              <w:pBdr>
+                <w:bottom w:val="none" w:sz="0" w:space="0" w:color="000000"/>
+                <w:top w:val="none" w:sz="0" w:space="0" w:color="000000"/>
+                <w:left w:val="none" w:sz="0" w:space="0" w:color="000000"/>
+                <w:right w:val="none" w:sz="0" w:space="0" w:color="000000"/>
+              </w:pBdr>
+              <w:spacing w:after="120" w:before="120" w:line="240"/>
+              <w:ind w:left="120" w:right="120" w:firstLine="0" w:firstLineChars="0"/>
+              <w:rPr>
+                <w:rFonts w:ascii="Arial" w:hAnsi="Arial" w:eastAsia="Arial" w:cs="Arial"/>
+                <w:i w:val="false"/>
+                <w:b w:val="false"/>
+                <w:u w:val="none"/>
+                <w:sz w:val="22"/>
+                <w:szCs w:val="22"/>
+                <w:color w:val="000000"/>
+              </w:rPr>
+            </w:pPr>
+            <w:r>
+              <w:rPr>
+                <w:rFonts w:ascii="Arial" w:hAnsi="Arial" w:eastAsia="Arial" w:cs="Arial"/>
+                <w:i w:val="false"/>
+                <w:b w:val="false"/>
+                <w:u w:val="none"/>
+                <w:sz w:val="22"/>
+                <w:szCs w:val="22"/>
+                <w:color w:val="000000"/>
+              </w:rPr>
+              <w:t xml:space="preserve">1.73 ** (0.24)</w:t>
             </w:r>
           </w:p>
         </w:tc>
@@ -4383,7 +4303,6 @@
           </w:tcPr>
           <w:p>
             <w:pPr>
-              <w:pStyle w:val="Normal"/>
               <w:jc w:val="left"/>
               <w:pBdr>
                 <w:bottom w:val="none" w:sz="0" w:space="0" w:color="000000"/>
@@ -4436,7 +4355,6 @@
           </w:tcPr>
           <w:p>
             <w:pPr>
-              <w:pStyle w:val="Normal"/>
               <w:jc w:val="right"/>
               <w:pBdr>
                 <w:bottom w:val="none" w:sz="0" w:space="0" w:color="000000"/>
@@ -4489,7 +4407,6 @@
           </w:tcPr>
           <w:p>
             <w:pPr>
-              <w:pStyle w:val="Normal"/>
               <w:jc w:val="right"/>
               <w:pBdr>
                 <w:bottom w:val="none" w:sz="0" w:space="0" w:color="000000"/>
@@ -4542,7 +4459,6 @@
           </w:tcPr>
           <w:p>
             <w:pPr>
-              <w:pStyle w:val="Normal"/>
               <w:jc w:val="right"/>
               <w:pBdr>
                 <w:bottom w:val="none" w:sz="0" w:space="0" w:color="000000"/>
@@ -4595,37 +4511,36 @@
           </w:tcPr>
           <w:p>
             <w:pPr>
-              <w:pStyle w:val="Normal"/>
-              <w:jc w:val="right"/>
-              <w:pBdr>
-                <w:bottom w:val="none" w:sz="0" w:space="0" w:color="000000"/>
-                <w:top w:val="none" w:sz="0" w:space="0" w:color="000000"/>
-                <w:left w:val="none" w:sz="0" w:space="0" w:color="000000"/>
-                <w:right w:val="none" w:sz="0" w:space="0" w:color="000000"/>
-              </w:pBdr>
-              <w:spacing w:after="120" w:before="120" w:line="240"/>
-              <w:ind w:left="120" w:right="120" w:firstLine="0" w:firstLineChars="0"/>
-              <w:rPr>
-                <w:rFonts w:ascii="Arial" w:hAnsi="Arial" w:eastAsia="Arial" w:cs="Arial"/>
-                <w:i w:val="false"/>
-                <w:b w:val="false"/>
-                <w:u w:val="none"/>
-                <w:sz w:val="22"/>
-                <w:szCs w:val="22"/>
-                <w:color w:val="000000"/>
-              </w:rPr>
-            </w:pPr>
-            <w:r>
-              <w:rPr>
-                <w:rFonts w:ascii="Arial" w:hAnsi="Arial" w:eastAsia="Arial" w:cs="Arial"/>
-                <w:i w:val="false"/>
-                <w:b w:val="false"/>
-                <w:u w:val="none"/>
-                <w:sz w:val="22"/>
-                <w:szCs w:val="22"/>
-                <w:color w:val="000000"/>
-              </w:rPr>
-              <w:t xml:space="preserve">1.02 (0.05)</w:t>
+              <w:jc w:val="right"/>
+              <w:pBdr>
+                <w:bottom w:val="none" w:sz="0" w:space="0" w:color="000000"/>
+                <w:top w:val="none" w:sz="0" w:space="0" w:color="000000"/>
+                <w:left w:val="none" w:sz="0" w:space="0" w:color="000000"/>
+                <w:right w:val="none" w:sz="0" w:space="0" w:color="000000"/>
+              </w:pBdr>
+              <w:spacing w:after="120" w:before="120" w:line="240"/>
+              <w:ind w:left="120" w:right="120" w:firstLine="0" w:firstLineChars="0"/>
+              <w:rPr>
+                <w:rFonts w:ascii="Arial" w:hAnsi="Arial" w:eastAsia="Arial" w:cs="Arial"/>
+                <w:i w:val="false"/>
+                <w:b w:val="false"/>
+                <w:u w:val="none"/>
+                <w:sz w:val="22"/>
+                <w:szCs w:val="22"/>
+                <w:color w:val="000000"/>
+              </w:rPr>
+            </w:pPr>
+            <w:r>
+              <w:rPr>
+                <w:rFonts w:ascii="Arial" w:hAnsi="Arial" w:eastAsia="Arial" w:cs="Arial"/>
+                <w:i w:val="false"/>
+                <w:b w:val="false"/>
+                <w:u w:val="none"/>
+                <w:sz w:val="22"/>
+                <w:szCs w:val="22"/>
+                <w:color w:val="000000"/>
+              </w:rPr>
+              <w:t xml:space="preserve">1.03 (0.05)</w:t>
             </w:r>
           </w:p>
         </w:tc>
@@ -4654,7 +4569,6 @@
           </w:tcPr>
           <w:p>
             <w:pPr>
-              <w:pStyle w:val="Normal"/>
               <w:jc w:val="left"/>
               <w:pBdr>
                 <w:bottom w:val="none" w:sz="0" w:space="0" w:color="000000"/>
@@ -4684,30 +4598,29 @@
                 <w:szCs w:val="22"/>
                 <w:color w:val="000000"/>
               </w:rPr>
-              <w:t xml:space="preserve">Ningún progreso contra corrupción</w:t>
-            </w:r>
-          </w:p>
-        </w:tc>
-        <w:tc>
-          <w:tcPr>
-            <w:tcBorders>
-              <w:bottom w:val="none" w:sz="0" w:space="0" w:color="000000"/>
-              <w:top w:val="none" w:sz="0" w:space="0" w:color="000000"/>
-              <w:left w:val="none" w:sz="0" w:space="0" w:color="000000"/>
-              <w:right w:val="none" w:sz="0" w:space="0" w:color="000000"/>
-            </w:tcBorders>
-            <w:shd w:val="clear" w:color="auto" w:fill="FFFFFF"/>
-            <w:tcMar>
-              <w:top w:w="0" w:type="dxa"/>
-              <w:bottom w:w="0" w:type="dxa"/>
-              <w:left w:w="0" w:type="dxa"/>
-              <w:right w:w="0" w:type="dxa"/>
-            </w:tcMar>
-            <w:vAlign w:val="top"/>
-          </w:tcPr>
-          <w:p>
-            <w:pPr>
-              <w:pStyle w:val="Normal"/>
+              <w:t xml:space="preserve">Ideologia (izq-der)</w:t>
+            </w:r>
+          </w:p>
+        </w:tc>
+        <w:tc>
+          <w:tcPr>
+            <w:tcBorders>
+              <w:bottom w:val="single" w:sz="3" w:space="0" w:color="000000"/>
+              <w:top w:val="none" w:sz="0" w:space="0" w:color="000000"/>
+              <w:left w:val="none" w:sz="0" w:space="0" w:color="000000"/>
+              <w:right w:val="none" w:sz="0" w:space="0" w:color="000000"/>
+            </w:tcBorders>
+            <w:shd w:val="clear" w:color="auto" w:fill="FFFFFF"/>
+            <w:tcMar>
+              <w:top w:w="0" w:type="dxa"/>
+              <w:bottom w:w="0" w:type="dxa"/>
+              <w:left w:w="0" w:type="dxa"/>
+              <w:right w:w="0" w:type="dxa"/>
+            </w:tcMar>
+            <w:vAlign w:val="top"/>
+          </w:tcPr>
+          <w:p>
+            <w:pPr>
               <w:jc w:val="right"/>
               <w:pBdr>
                 <w:bottom w:val="none" w:sz="0" w:space="0" w:color="000000"/>
@@ -4744,224 +4657,6 @@
         <w:tc>
           <w:tcPr>
             <w:tcBorders>
-              <w:bottom w:val="none" w:sz="0" w:space="0" w:color="000000"/>
-              <w:top w:val="none" w:sz="0" w:space="0" w:color="000000"/>
-              <w:left w:val="none" w:sz="0" w:space="0" w:color="000000"/>
-              <w:right w:val="none" w:sz="0" w:space="0" w:color="000000"/>
-            </w:tcBorders>
-            <w:shd w:val="clear" w:color="auto" w:fill="FFFFFF"/>
-            <w:tcMar>
-              <w:top w:w="0" w:type="dxa"/>
-              <w:bottom w:w="0" w:type="dxa"/>
-              <w:left w:w="0" w:type="dxa"/>
-              <w:right w:w="0" w:type="dxa"/>
-            </w:tcMar>
-            <w:vAlign w:val="top"/>
-          </w:tcPr>
-          <w:p>
-            <w:pPr>
-              <w:pStyle w:val="Normal"/>
-              <w:jc w:val="right"/>
-              <w:pBdr>
-                <w:bottom w:val="none" w:sz="0" w:space="0" w:color="000000"/>
-                <w:top w:val="none" w:sz="0" w:space="0" w:color="000000"/>
-                <w:left w:val="none" w:sz="0" w:space="0" w:color="000000"/>
-                <w:right w:val="none" w:sz="0" w:space="0" w:color="000000"/>
-              </w:pBdr>
-              <w:spacing w:after="120" w:before="120" w:line="240"/>
-              <w:ind w:left="120" w:right="120" w:firstLine="0" w:firstLineChars="0"/>
-              <w:rPr>
-                <w:rFonts w:ascii="Arial" w:hAnsi="Arial" w:eastAsia="Arial" w:cs="Arial"/>
-                <w:i w:val="false"/>
-                <w:b w:val="false"/>
-                <w:u w:val="none"/>
-                <w:sz w:val="22"/>
-                <w:szCs w:val="22"/>
-                <w:color w:val="000000"/>
-              </w:rPr>
-            </w:pPr>
-            <w:r>
-              <w:rPr>
-                <w:rFonts w:ascii="Arial" w:hAnsi="Arial" w:eastAsia="Arial" w:cs="Arial"/>
-                <w:i w:val="false"/>
-                <w:b w:val="false"/>
-                <w:u w:val="none"/>
-                <w:sz w:val="22"/>
-                <w:szCs w:val="22"/>
-                <w:color w:val="000000"/>
-              </w:rPr>
-              <w:t xml:space="preserve">0.91 ** (0.04)</w:t>
-            </w:r>
-          </w:p>
-        </w:tc>
-        <w:tc>
-          <w:tcPr>
-            <w:tcBorders>
-              <w:bottom w:val="none" w:sz="0" w:space="0" w:color="000000"/>
-              <w:top w:val="none" w:sz="0" w:space="0" w:color="000000"/>
-              <w:left w:val="none" w:sz="0" w:space="0" w:color="000000"/>
-              <w:right w:val="none" w:sz="0" w:space="0" w:color="000000"/>
-            </w:tcBorders>
-            <w:shd w:val="clear" w:color="auto" w:fill="FFFFFF"/>
-            <w:tcMar>
-              <w:top w:w="0" w:type="dxa"/>
-              <w:bottom w:w="0" w:type="dxa"/>
-              <w:left w:w="0" w:type="dxa"/>
-              <w:right w:w="0" w:type="dxa"/>
-            </w:tcMar>
-            <w:vAlign w:val="top"/>
-          </w:tcPr>
-          <w:p>
-            <w:pPr>
-              <w:pStyle w:val="Normal"/>
-              <w:jc w:val="right"/>
-              <w:pBdr>
-                <w:bottom w:val="none" w:sz="0" w:space="0" w:color="000000"/>
-                <w:top w:val="none" w:sz="0" w:space="0" w:color="000000"/>
-                <w:left w:val="none" w:sz="0" w:space="0" w:color="000000"/>
-                <w:right w:val="none" w:sz="0" w:space="0" w:color="000000"/>
-              </w:pBdr>
-              <w:spacing w:after="120" w:before="120" w:line="240"/>
-              <w:ind w:left="120" w:right="120" w:firstLine="0" w:firstLineChars="0"/>
-              <w:rPr>
-                <w:rFonts w:ascii="Arial" w:hAnsi="Arial" w:eastAsia="Arial" w:cs="Arial"/>
-                <w:i w:val="false"/>
-                <w:b w:val="false"/>
-                <w:u w:val="none"/>
-                <w:sz w:val="22"/>
-                <w:szCs w:val="22"/>
-                <w:color w:val="000000"/>
-              </w:rPr>
-            </w:pPr>
-            <w:r>
-              <w:rPr>
-                <w:rFonts w:ascii="Arial" w:hAnsi="Arial" w:eastAsia="Arial" w:cs="Arial"/>
-                <w:i w:val="false"/>
-                <w:b w:val="false"/>
-                <w:u w:val="none"/>
-                <w:sz w:val="22"/>
-                <w:szCs w:val="22"/>
-                <w:color w:val="000000"/>
-              </w:rPr>
-              <w:t xml:space="preserve">0.89 *** (0.04)</w:t>
-            </w:r>
-          </w:p>
-        </w:tc>
-        <w:tc>
-          <w:tcPr>
-            <w:tcBorders>
-              <w:bottom w:val="none" w:sz="0" w:space="0" w:color="000000"/>
-              <w:top w:val="none" w:sz="0" w:space="0" w:color="000000"/>
-              <w:left w:val="none" w:sz="0" w:space="0" w:color="000000"/>
-              <w:right w:val="none" w:sz="0" w:space="0" w:color="000000"/>
-            </w:tcBorders>
-            <w:shd w:val="clear" w:color="auto" w:fill="FFFFFF"/>
-            <w:tcMar>
-              <w:top w:w="0" w:type="dxa"/>
-              <w:bottom w:w="0" w:type="dxa"/>
-              <w:left w:w="0" w:type="dxa"/>
-              <w:right w:w="0" w:type="dxa"/>
-            </w:tcMar>
-            <w:vAlign w:val="top"/>
-          </w:tcPr>
-          <w:p>
-            <w:pPr>
-              <w:pStyle w:val="Normal"/>
-              <w:jc w:val="right"/>
-              <w:pBdr>
-                <w:bottom w:val="none" w:sz="0" w:space="0" w:color="000000"/>
-                <w:top w:val="none" w:sz="0" w:space="0" w:color="000000"/>
-                <w:left w:val="none" w:sz="0" w:space="0" w:color="000000"/>
-                <w:right w:val="none" w:sz="0" w:space="0" w:color="000000"/>
-              </w:pBdr>
-              <w:spacing w:after="120" w:before="120" w:line="240"/>
-              <w:ind w:left="120" w:right="120" w:firstLine="0" w:firstLineChars="0"/>
-              <w:rPr>
-                <w:rFonts w:ascii="Arial" w:hAnsi="Arial" w:eastAsia="Arial" w:cs="Arial"/>
-                <w:i w:val="false"/>
-                <w:b w:val="false"/>
-                <w:u w:val="none"/>
-                <w:sz w:val="22"/>
-                <w:szCs w:val="22"/>
-                <w:color w:val="000000"/>
-              </w:rPr>
-            </w:pPr>
-            <w:r>
-              <w:rPr>
-                <w:rFonts w:ascii="Arial" w:hAnsi="Arial" w:eastAsia="Arial" w:cs="Arial"/>
-                <w:i w:val="false"/>
-                <w:b w:val="false"/>
-                <w:u w:val="none"/>
-                <w:sz w:val="22"/>
-                <w:szCs w:val="22"/>
-                <w:color w:val="000000"/>
-              </w:rPr>
-              <w:t xml:space="preserve">1.32 (0.24)</w:t>
-            </w:r>
-          </w:p>
-        </w:tc>
-      </w:tr>
-      <w:tr>
-        <w:trPr>
-          <w:trHeight w:val="670" w:hRule="auto"/>
-        </w:trPr>
-        body19
-        <w:tc>
-          <w:tcPr>
-            <w:tcBorders>
-              <w:bottom w:val="none" w:sz="0" w:space="0" w:color="000000"/>
-              <w:top w:val="none" w:sz="0" w:space="0" w:color="000000"/>
-              <w:left w:val="none" w:sz="0" w:space="0" w:color="000000"/>
-              <w:right w:val="none" w:sz="0" w:space="0" w:color="000000"/>
-            </w:tcBorders>
-            <w:shd w:val="clear" w:color="auto" w:fill="FFFFFF"/>
-            <w:tcMar>
-              <w:top w:w="0" w:type="dxa"/>
-              <w:bottom w:w="0" w:type="dxa"/>
-              <w:left w:w="0" w:type="dxa"/>
-              <w:right w:w="0" w:type="dxa"/>
-            </w:tcMar>
-            <w:vAlign w:val="top"/>
-          </w:tcPr>
-          <w:p>
-            <w:pPr>
-              <w:pStyle w:val="Normal"/>
-              <w:jc w:val="left"/>
-              <w:pBdr>
-                <w:bottom w:val="none" w:sz="0" w:space="0" w:color="000000"/>
-                <w:top w:val="none" w:sz="0" w:space="0" w:color="000000"/>
-                <w:left w:val="none" w:sz="0" w:space="0" w:color="000000"/>
-                <w:right w:val="none" w:sz="0" w:space="0" w:color="000000"/>
-              </w:pBdr>
-              <w:spacing w:after="120" w:before="120" w:line="240"/>
-              <w:ind w:left="120" w:right="120" w:firstLine="0" w:firstLineChars="0"/>
-              <w:rPr>
-                <w:rFonts w:ascii="Arial" w:hAnsi="Arial" w:eastAsia="Arial" w:cs="Arial"/>
-                <w:i w:val="false"/>
-                <w:b w:val="false"/>
-                <w:u w:val="none"/>
-                <w:sz w:val="22"/>
-                <w:szCs w:val="22"/>
-                <w:color w:val="000000"/>
-              </w:rPr>
-            </w:pPr>
-            <w:r>
-              <w:rPr>
-                <w:rFonts w:ascii="Arial" w:hAnsi="Arial" w:eastAsia="Arial" w:cs="Arial"/>
-                <w:i w:val="false"/>
-                <w:b w:val="false"/>
-                <w:u w:val="none"/>
-                <w:sz w:val="22"/>
-                <w:szCs w:val="22"/>
-                <w:color w:val="000000"/>
-              </w:rPr>
-              <w:t xml:space="preserve">Ideologia (izq-der)</w:t>
-            </w:r>
-          </w:p>
-        </w:tc>
-        <w:tc>
-          <w:tcPr>
-            <w:tcBorders>
               <w:bottom w:val="single" w:sz="3" w:space="0" w:color="000000"/>
               <w:top w:val="none" w:sz="0" w:space="0" w:color="000000"/>
               <w:left w:val="none" w:sz="0" w:space="0" w:color="000000"/>
@@ -4978,37 +4673,36 @@
           </w:tcPr>
           <w:p>
             <w:pPr>
-              <w:pStyle w:val="Normal"/>
-              <w:jc w:val="right"/>
-              <w:pBdr>
-                <w:bottom w:val="none" w:sz="0" w:space="0" w:color="000000"/>
-                <w:top w:val="none" w:sz="0" w:space="0" w:color="000000"/>
-                <w:left w:val="none" w:sz="0" w:space="0" w:color="000000"/>
-                <w:right w:val="none" w:sz="0" w:space="0" w:color="000000"/>
-              </w:pBdr>
-              <w:spacing w:after="120" w:before="120" w:line="240"/>
-              <w:ind w:left="120" w:right="120" w:firstLine="0" w:firstLineChars="0"/>
-              <w:rPr>
-                <w:rFonts w:ascii="Arial" w:hAnsi="Arial" w:eastAsia="Arial" w:cs="Arial"/>
-                <w:i w:val="false"/>
-                <w:b w:val="false"/>
-                <w:u w:val="none"/>
-                <w:sz w:val="22"/>
-                <w:szCs w:val="22"/>
-                <w:color w:val="000000"/>
-              </w:rPr>
-            </w:pPr>
-            <w:r>
-              <w:rPr>
-                <w:rFonts w:ascii="Arial" w:hAnsi="Arial" w:eastAsia="Arial" w:cs="Arial"/>
-                <w:i w:val="false"/>
-                <w:b w:val="false"/>
-                <w:u w:val="none"/>
-                <w:sz w:val="22"/>
-                <w:szCs w:val="22"/>
-                <w:color w:val="000000"/>
-              </w:rPr>
-              <w:t xml:space="preserve">     </w:t>
+              <w:jc w:val="right"/>
+              <w:pBdr>
+                <w:bottom w:val="none" w:sz="0" w:space="0" w:color="000000"/>
+                <w:top w:val="none" w:sz="0" w:space="0" w:color="000000"/>
+                <w:left w:val="none" w:sz="0" w:space="0" w:color="000000"/>
+                <w:right w:val="none" w:sz="0" w:space="0" w:color="000000"/>
+              </w:pBdr>
+              <w:spacing w:after="120" w:before="120" w:line="240"/>
+              <w:ind w:left="120" w:right="120" w:firstLine="0" w:firstLineChars="0"/>
+              <w:rPr>
+                <w:rFonts w:ascii="Arial" w:hAnsi="Arial" w:eastAsia="Arial" w:cs="Arial"/>
+                <w:i w:val="false"/>
+                <w:b w:val="false"/>
+                <w:u w:val="none"/>
+                <w:sz w:val="22"/>
+                <w:szCs w:val="22"/>
+                <w:color w:val="000000"/>
+              </w:rPr>
+            </w:pPr>
+            <w:r>
+              <w:rPr>
+                <w:rFonts w:ascii="Arial" w:hAnsi="Arial" w:eastAsia="Arial" w:cs="Arial"/>
+                <w:i w:val="false"/>
+                <w:b w:val="false"/>
+                <w:u w:val="none"/>
+                <w:sz w:val="22"/>
+                <w:szCs w:val="22"/>
+                <w:color w:val="000000"/>
+              </w:rPr>
+              <w:t xml:space="preserve">1.02 ** (0.01)</w:t>
             </w:r>
           </w:p>
         </w:tc>
@@ -5031,37 +4725,36 @@
           </w:tcPr>
           <w:p>
             <w:pPr>
-              <w:pStyle w:val="Normal"/>
-              <w:jc w:val="right"/>
-              <w:pBdr>
-                <w:bottom w:val="none" w:sz="0" w:space="0" w:color="000000"/>
-                <w:top w:val="none" w:sz="0" w:space="0" w:color="000000"/>
-                <w:left w:val="none" w:sz="0" w:space="0" w:color="000000"/>
-                <w:right w:val="none" w:sz="0" w:space="0" w:color="000000"/>
-              </w:pBdr>
-              <w:spacing w:after="120" w:before="120" w:line="240"/>
-              <w:ind w:left="120" w:right="120" w:firstLine="0" w:firstLineChars="0"/>
-              <w:rPr>
-                <w:rFonts w:ascii="Arial" w:hAnsi="Arial" w:eastAsia="Arial" w:cs="Arial"/>
-                <w:i w:val="false"/>
-                <w:b w:val="false"/>
-                <w:u w:val="none"/>
-                <w:sz w:val="22"/>
-                <w:szCs w:val="22"/>
-                <w:color w:val="000000"/>
-              </w:rPr>
-            </w:pPr>
-            <w:r>
-              <w:rPr>
-                <w:rFonts w:ascii="Arial" w:hAnsi="Arial" w:eastAsia="Arial" w:cs="Arial"/>
-                <w:i w:val="false"/>
-                <w:b w:val="false"/>
-                <w:u w:val="none"/>
-                <w:sz w:val="22"/>
-                <w:szCs w:val="22"/>
-                <w:color w:val="000000"/>
-              </w:rPr>
-              <w:t xml:space="preserve">1.02 ** (0.01)</w:t>
+              <w:jc w:val="right"/>
+              <w:pBdr>
+                <w:bottom w:val="none" w:sz="0" w:space="0" w:color="000000"/>
+                <w:top w:val="none" w:sz="0" w:space="0" w:color="000000"/>
+                <w:left w:val="none" w:sz="0" w:space="0" w:color="000000"/>
+                <w:right w:val="none" w:sz="0" w:space="0" w:color="000000"/>
+              </w:pBdr>
+              <w:spacing w:after="120" w:before="120" w:line="240"/>
+              <w:ind w:left="120" w:right="120" w:firstLine="0" w:firstLineChars="0"/>
+              <w:rPr>
+                <w:rFonts w:ascii="Arial" w:hAnsi="Arial" w:eastAsia="Arial" w:cs="Arial"/>
+                <w:i w:val="false"/>
+                <w:b w:val="false"/>
+                <w:u w:val="none"/>
+                <w:sz w:val="22"/>
+                <w:szCs w:val="22"/>
+                <w:color w:val="000000"/>
+              </w:rPr>
+            </w:pPr>
+            <w:r>
+              <w:rPr>
+                <w:rFonts w:ascii="Arial" w:hAnsi="Arial" w:eastAsia="Arial" w:cs="Arial"/>
+                <w:i w:val="false"/>
+                <w:b w:val="false"/>
+                <w:u w:val="none"/>
+                <w:sz w:val="22"/>
+                <w:szCs w:val="22"/>
+                <w:color w:val="000000"/>
+              </w:rPr>
+              <w:t xml:space="preserve">1.02 *** (0.01)</w:t>
             </w:r>
           </w:p>
         </w:tc>
@@ -5084,90 +4777,36 @@
           </w:tcPr>
           <w:p>
             <w:pPr>
-              <w:pStyle w:val="Normal"/>
-              <w:jc w:val="right"/>
-              <w:pBdr>
-                <w:bottom w:val="none" w:sz="0" w:space="0" w:color="000000"/>
-                <w:top w:val="none" w:sz="0" w:space="0" w:color="000000"/>
-                <w:left w:val="none" w:sz="0" w:space="0" w:color="000000"/>
-                <w:right w:val="none" w:sz="0" w:space="0" w:color="000000"/>
-              </w:pBdr>
-              <w:spacing w:after="120" w:before="120" w:line="240"/>
-              <w:ind w:left="120" w:right="120" w:firstLine="0" w:firstLineChars="0"/>
-              <w:rPr>
-                <w:rFonts w:ascii="Arial" w:hAnsi="Arial" w:eastAsia="Arial" w:cs="Arial"/>
-                <w:i w:val="false"/>
-                <w:b w:val="false"/>
-                <w:u w:val="none"/>
-                <w:sz w:val="22"/>
-                <w:szCs w:val="22"/>
-                <w:color w:val="000000"/>
-              </w:rPr>
-            </w:pPr>
-            <w:r>
-              <w:rPr>
-                <w:rFonts w:ascii="Arial" w:hAnsi="Arial" w:eastAsia="Arial" w:cs="Arial"/>
-                <w:i w:val="false"/>
-                <w:b w:val="false"/>
-                <w:u w:val="none"/>
-                <w:sz w:val="22"/>
-                <w:szCs w:val="22"/>
-                <w:color w:val="000000"/>
-              </w:rPr>
-              <w:t xml:space="preserve">1.02 *** (0.01)</w:t>
-            </w:r>
-          </w:p>
-        </w:tc>
-        <w:tc>
-          <w:tcPr>
-            <w:tcBorders>
-              <w:bottom w:val="single" w:sz="3" w:space="0" w:color="000000"/>
-              <w:top w:val="none" w:sz="0" w:space="0" w:color="000000"/>
-              <w:left w:val="none" w:sz="0" w:space="0" w:color="000000"/>
-              <w:right w:val="none" w:sz="0" w:space="0" w:color="000000"/>
-            </w:tcBorders>
-            <w:shd w:val="clear" w:color="auto" w:fill="FFFFFF"/>
-            <w:tcMar>
-              <w:top w:w="0" w:type="dxa"/>
-              <w:bottom w:w="0" w:type="dxa"/>
-              <w:left w:w="0" w:type="dxa"/>
-              <w:right w:w="0" w:type="dxa"/>
-            </w:tcMar>
-            <w:vAlign w:val="top"/>
-          </w:tcPr>
-          <w:p>
-            <w:pPr>
-              <w:pStyle w:val="Normal"/>
-              <w:jc w:val="right"/>
-              <w:pBdr>
-                <w:bottom w:val="none" w:sz="0" w:space="0" w:color="000000"/>
-                <w:top w:val="none" w:sz="0" w:space="0" w:color="000000"/>
-                <w:left w:val="none" w:sz="0" w:space="0" w:color="000000"/>
-                <w:right w:val="none" w:sz="0" w:space="0" w:color="000000"/>
-              </w:pBdr>
-              <w:spacing w:after="120" w:before="120" w:line="240"/>
-              <w:ind w:left="120" w:right="120" w:firstLine="0" w:firstLineChars="0"/>
-              <w:rPr>
-                <w:rFonts w:ascii="Arial" w:hAnsi="Arial" w:eastAsia="Arial" w:cs="Arial"/>
-                <w:i w:val="false"/>
-                <w:b w:val="false"/>
-                <w:u w:val="none"/>
-                <w:sz w:val="22"/>
-                <w:szCs w:val="22"/>
-                <w:color w:val="000000"/>
-              </w:rPr>
-            </w:pPr>
-            <w:r>
-              <w:rPr>
-                <w:rFonts w:ascii="Arial" w:hAnsi="Arial" w:eastAsia="Arial" w:cs="Arial"/>
-                <w:i w:val="false"/>
-                <w:b w:val="false"/>
-                <w:u w:val="none"/>
-                <w:sz w:val="22"/>
-                <w:szCs w:val="22"/>
-                <w:color w:val="000000"/>
-              </w:rPr>
-              <w:t xml:space="preserve">0.96 (0.04)</w:t>
+              <w:jc w:val="right"/>
+              <w:pBdr>
+                <w:bottom w:val="none" w:sz="0" w:space="0" w:color="000000"/>
+                <w:top w:val="none" w:sz="0" w:space="0" w:color="000000"/>
+                <w:left w:val="none" w:sz="0" w:space="0" w:color="000000"/>
+                <w:right w:val="none" w:sz="0" w:space="0" w:color="000000"/>
+              </w:pBdr>
+              <w:spacing w:after="120" w:before="120" w:line="240"/>
+              <w:ind w:left="120" w:right="120" w:firstLine="0" w:firstLineChars="0"/>
+              <w:rPr>
+                <w:rFonts w:ascii="Arial" w:hAnsi="Arial" w:eastAsia="Arial" w:cs="Arial"/>
+                <w:i w:val="false"/>
+                <w:b w:val="false"/>
+                <w:u w:val="none"/>
+                <w:sz w:val="22"/>
+                <w:szCs w:val="22"/>
+                <w:color w:val="000000"/>
+              </w:rPr>
+            </w:pPr>
+            <w:r>
+              <w:rPr>
+                <w:rFonts w:ascii="Arial" w:hAnsi="Arial" w:eastAsia="Arial" w:cs="Arial"/>
+                <w:i w:val="false"/>
+                <w:b w:val="false"/>
+                <w:u w:val="none"/>
+                <w:sz w:val="22"/>
+                <w:szCs w:val="22"/>
+                <w:color w:val="000000"/>
+              </w:rPr>
+              <w:t xml:space="preserve">0.97 (0.04)</w:t>
             </w:r>
           </w:p>
         </w:tc>
@@ -5176,6 +4815,272 @@
         <w:trPr>
           <w:trHeight w:val="625" w:hRule="auto"/>
         </w:trPr>
+        body19
+        <w:tc>
+          <w:tcPr>
+            <w:tcBorders>
+              <w:bottom w:val="none" w:sz="0" w:space="0" w:color="000000"/>
+              <w:top w:val="none" w:sz="0" w:space="0" w:color="000000"/>
+              <w:left w:val="none" w:sz="0" w:space="0" w:color="000000"/>
+              <w:right w:val="none" w:sz="0" w:space="0" w:color="000000"/>
+            </w:tcBorders>
+            <w:shd w:val="clear" w:color="auto" w:fill="FFFFFF"/>
+            <w:tcMar>
+              <w:top w:w="0" w:type="dxa"/>
+              <w:bottom w:w="0" w:type="dxa"/>
+              <w:left w:w="0" w:type="dxa"/>
+              <w:right w:w="0" w:type="dxa"/>
+            </w:tcMar>
+            <w:vAlign w:val="top"/>
+          </w:tcPr>
+          <w:p>
+            <w:pPr>
+              <w:jc w:val="left"/>
+              <w:pBdr>
+                <w:bottom w:val="none" w:sz="0" w:space="0" w:color="000000"/>
+                <w:top w:val="none" w:sz="0" w:space="0" w:color="000000"/>
+                <w:left w:val="none" w:sz="0" w:space="0" w:color="000000"/>
+                <w:right w:val="none" w:sz="0" w:space="0" w:color="000000"/>
+              </w:pBdr>
+              <w:spacing w:after="120" w:before="120" w:line="240"/>
+              <w:ind w:left="120" w:right="120" w:firstLine="0" w:firstLineChars="0"/>
+              <w:rPr>
+                <w:rFonts w:ascii="Arial" w:hAnsi="Arial" w:eastAsia="Arial" w:cs="Arial"/>
+                <w:i w:val="false"/>
+                <w:b w:val="false"/>
+                <w:u w:val="none"/>
+                <w:sz w:val="22"/>
+                <w:szCs w:val="22"/>
+                <w:color w:val="000000"/>
+              </w:rPr>
+            </w:pPr>
+            <w:r>
+              <w:rPr>
+                <w:rFonts w:ascii="Arial" w:hAnsi="Arial" w:eastAsia="Arial" w:cs="Arial"/>
+                <w:i w:val="false"/>
+                <w:b w:val="false"/>
+                <w:u w:val="none"/>
+                <w:sz w:val="22"/>
+                <w:szCs w:val="22"/>
+                <w:color w:val="000000"/>
+              </w:rPr>
+              <w:t xml:space="preserve">N</w:t>
+            </w:r>
+          </w:p>
+        </w:tc>
+        <w:tc>
+          <w:tcPr>
+            <w:tcBorders>
+              <w:bottom w:val="none" w:sz="0" w:space="0" w:color="000000"/>
+              <w:top w:val="single" w:sz="3" w:space="0" w:color="000000"/>
+              <w:left w:val="none" w:sz="0" w:space="0" w:color="000000"/>
+              <w:right w:val="none" w:sz="0" w:space="0" w:color="000000"/>
+            </w:tcBorders>
+            <w:shd w:val="clear" w:color="auto" w:fill="FFFFFF"/>
+            <w:tcMar>
+              <w:top w:w="0" w:type="dxa"/>
+              <w:bottom w:w="0" w:type="dxa"/>
+              <w:left w:w="0" w:type="dxa"/>
+              <w:right w:w="0" w:type="dxa"/>
+            </w:tcMar>
+            <w:vAlign w:val="top"/>
+          </w:tcPr>
+          <w:p>
+            <w:pPr>
+              <w:jc w:val="right"/>
+              <w:pBdr>
+                <w:bottom w:val="none" w:sz="0" w:space="0" w:color="000000"/>
+                <w:top w:val="none" w:sz="0" w:space="0" w:color="000000"/>
+                <w:left w:val="none" w:sz="0" w:space="0" w:color="000000"/>
+                <w:right w:val="none" w:sz="0" w:space="0" w:color="000000"/>
+              </w:pBdr>
+              <w:spacing w:after="120" w:before="120" w:line="240"/>
+              <w:ind w:left="120" w:right="120" w:firstLine="0" w:firstLineChars="0"/>
+              <w:rPr>
+                <w:rFonts w:ascii="Arial" w:hAnsi="Arial" w:eastAsia="Arial" w:cs="Arial"/>
+                <w:i w:val="false"/>
+                <w:b w:val="false"/>
+                <w:u w:val="none"/>
+                <w:sz w:val="22"/>
+                <w:szCs w:val="22"/>
+                <w:color w:val="000000"/>
+              </w:rPr>
+            </w:pPr>
+            <w:r>
+              <w:rPr>
+                <w:rFonts w:ascii="Arial" w:hAnsi="Arial" w:eastAsia="Arial" w:cs="Arial"/>
+                <w:i w:val="false"/>
+                <w:b w:val="false"/>
+                <w:u w:val="none"/>
+                <w:sz w:val="22"/>
+                <w:szCs w:val="22"/>
+                <w:color w:val="000000"/>
+              </w:rPr>
+              <w:t xml:space="preserve">18728    </w:t>
+            </w:r>
+          </w:p>
+        </w:tc>
+        <w:tc>
+          <w:tcPr>
+            <w:tcBorders>
+              <w:bottom w:val="none" w:sz="0" w:space="0" w:color="000000"/>
+              <w:top w:val="single" w:sz="3" w:space="0" w:color="000000"/>
+              <w:left w:val="none" w:sz="0" w:space="0" w:color="000000"/>
+              <w:right w:val="none" w:sz="0" w:space="0" w:color="000000"/>
+            </w:tcBorders>
+            <w:shd w:val="clear" w:color="auto" w:fill="FFFFFF"/>
+            <w:tcMar>
+              <w:top w:w="0" w:type="dxa"/>
+              <w:bottom w:w="0" w:type="dxa"/>
+              <w:left w:w="0" w:type="dxa"/>
+              <w:right w:w="0" w:type="dxa"/>
+            </w:tcMar>
+            <w:vAlign w:val="top"/>
+          </w:tcPr>
+          <w:p>
+            <w:pPr>
+              <w:jc w:val="right"/>
+              <w:pBdr>
+                <w:bottom w:val="none" w:sz="0" w:space="0" w:color="000000"/>
+                <w:top w:val="none" w:sz="0" w:space="0" w:color="000000"/>
+                <w:left w:val="none" w:sz="0" w:space="0" w:color="000000"/>
+                <w:right w:val="none" w:sz="0" w:space="0" w:color="000000"/>
+              </w:pBdr>
+              <w:spacing w:after="120" w:before="120" w:line="240"/>
+              <w:ind w:left="120" w:right="120" w:firstLine="0" w:firstLineChars="0"/>
+              <w:rPr>
+                <w:rFonts w:ascii="Arial" w:hAnsi="Arial" w:eastAsia="Arial" w:cs="Arial"/>
+                <w:i w:val="false"/>
+                <w:b w:val="false"/>
+                <w:u w:val="none"/>
+                <w:sz w:val="22"/>
+                <w:szCs w:val="22"/>
+                <w:color w:val="000000"/>
+              </w:rPr>
+            </w:pPr>
+            <w:r>
+              <w:rPr>
+                <w:rFonts w:ascii="Arial" w:hAnsi="Arial" w:eastAsia="Arial" w:cs="Arial"/>
+                <w:i w:val="false"/>
+                <w:b w:val="false"/>
+                <w:u w:val="none"/>
+                <w:sz w:val="22"/>
+                <w:szCs w:val="22"/>
+                <w:color w:val="000000"/>
+              </w:rPr>
+              <w:t xml:space="preserve">12879    </w:t>
+            </w:r>
+          </w:p>
+        </w:tc>
+        <w:tc>
+          <w:tcPr>
+            <w:tcBorders>
+              <w:bottom w:val="none" w:sz="0" w:space="0" w:color="000000"/>
+              <w:top w:val="single" w:sz="3" w:space="0" w:color="000000"/>
+              <w:left w:val="none" w:sz="0" w:space="0" w:color="000000"/>
+              <w:right w:val="none" w:sz="0" w:space="0" w:color="000000"/>
+            </w:tcBorders>
+            <w:shd w:val="clear" w:color="auto" w:fill="FFFFFF"/>
+            <w:tcMar>
+              <w:top w:w="0" w:type="dxa"/>
+              <w:bottom w:w="0" w:type="dxa"/>
+              <w:left w:w="0" w:type="dxa"/>
+              <w:right w:w="0" w:type="dxa"/>
+            </w:tcMar>
+            <w:vAlign w:val="top"/>
+          </w:tcPr>
+          <w:p>
+            <w:pPr>
+              <w:jc w:val="right"/>
+              <w:pBdr>
+                <w:bottom w:val="none" w:sz="0" w:space="0" w:color="000000"/>
+                <w:top w:val="none" w:sz="0" w:space="0" w:color="000000"/>
+                <w:left w:val="none" w:sz="0" w:space="0" w:color="000000"/>
+                <w:right w:val="none" w:sz="0" w:space="0" w:color="000000"/>
+              </w:pBdr>
+              <w:spacing w:after="120" w:before="120" w:line="240"/>
+              <w:ind w:left="120" w:right="120" w:firstLine="0" w:firstLineChars="0"/>
+              <w:rPr>
+                <w:rFonts w:ascii="Arial" w:hAnsi="Arial" w:eastAsia="Arial" w:cs="Arial"/>
+                <w:i w:val="false"/>
+                <w:b w:val="false"/>
+                <w:u w:val="none"/>
+                <w:sz w:val="22"/>
+                <w:szCs w:val="22"/>
+                <w:color w:val="000000"/>
+              </w:rPr>
+            </w:pPr>
+            <w:r>
+              <w:rPr>
+                <w:rFonts w:ascii="Arial" w:hAnsi="Arial" w:eastAsia="Arial" w:cs="Arial"/>
+                <w:i w:val="false"/>
+                <w:b w:val="false"/>
+                <w:u w:val="none"/>
+                <w:sz w:val="22"/>
+                <w:szCs w:val="22"/>
+                <w:color w:val="000000"/>
+              </w:rPr>
+              <w:t xml:space="preserve">12879    </w:t>
+            </w:r>
+          </w:p>
+        </w:tc>
+        <w:tc>
+          <w:tcPr>
+            <w:tcBorders>
+              <w:bottom w:val="none" w:sz="0" w:space="0" w:color="000000"/>
+              <w:top w:val="single" w:sz="3" w:space="0" w:color="000000"/>
+              <w:left w:val="none" w:sz="0" w:space="0" w:color="000000"/>
+              <w:right w:val="none" w:sz="0" w:space="0" w:color="000000"/>
+            </w:tcBorders>
+            <w:shd w:val="clear" w:color="auto" w:fill="FFFFFF"/>
+            <w:tcMar>
+              <w:top w:w="0" w:type="dxa"/>
+              <w:bottom w:w="0" w:type="dxa"/>
+              <w:left w:w="0" w:type="dxa"/>
+              <w:right w:w="0" w:type="dxa"/>
+            </w:tcMar>
+            <w:vAlign w:val="top"/>
+          </w:tcPr>
+          <w:p>
+            <w:pPr>
+              <w:jc w:val="right"/>
+              <w:pBdr>
+                <w:bottom w:val="none" w:sz="0" w:space="0" w:color="000000"/>
+                <w:top w:val="none" w:sz="0" w:space="0" w:color="000000"/>
+                <w:left w:val="none" w:sz="0" w:space="0" w:color="000000"/>
+                <w:right w:val="none" w:sz="0" w:space="0" w:color="000000"/>
+              </w:pBdr>
+              <w:spacing w:after="120" w:before="120" w:line="240"/>
+              <w:ind w:left="120" w:right="120" w:firstLine="0" w:firstLineChars="0"/>
+              <w:rPr>
+                <w:rFonts w:ascii="Arial" w:hAnsi="Arial" w:eastAsia="Arial" w:cs="Arial"/>
+                <w:i w:val="false"/>
+                <w:b w:val="false"/>
+                <w:u w:val="none"/>
+                <w:sz w:val="22"/>
+                <w:szCs w:val="22"/>
+                <w:color w:val="000000"/>
+              </w:rPr>
+            </w:pPr>
+            <w:r>
+              <w:rPr>
+                <w:rFonts w:ascii="Arial" w:hAnsi="Arial" w:eastAsia="Arial" w:cs="Arial"/>
+                <w:i w:val="false"/>
+                <w:b w:val="false"/>
+                <w:u w:val="none"/>
+                <w:sz w:val="22"/>
+                <w:szCs w:val="22"/>
+                <w:color w:val="000000"/>
+              </w:rPr>
+              <w:t xml:space="preserve">487    </w:t>
+            </w:r>
+          </w:p>
+        </w:tc>
+      </w:tr>
+      <w:tr>
+        <w:trPr>
+          <w:trHeight w:val="627" w:hRule="auto"/>
+        </w:trPr>
         body20
         <w:tc>
           <w:tcPr>
@@ -5196,7 +5101,6 @@
           </w:tcPr>
           <w:p>
             <w:pPr>
-              <w:pStyle w:val="Normal"/>
               <w:jc w:val="left"/>
               <w:pBdr>
                 <w:bottom w:val="none" w:sz="0" w:space="0" w:color="000000"/>
@@ -5226,219 +5130,215 @@
                 <w:szCs w:val="22"/>
                 <w:color w:val="000000"/>
               </w:rPr>
-              <w:t xml:space="preserve">N</w:t>
-            </w:r>
-          </w:p>
-        </w:tc>
-        <w:tc>
-          <w:tcPr>
-            <w:tcBorders>
-              <w:bottom w:val="none" w:sz="0" w:space="0" w:color="000000"/>
-              <w:top w:val="single" w:sz="3" w:space="0" w:color="000000"/>
-              <w:left w:val="none" w:sz="0" w:space="0" w:color="000000"/>
-              <w:right w:val="none" w:sz="0" w:space="0" w:color="000000"/>
-            </w:tcBorders>
-            <w:shd w:val="clear" w:color="auto" w:fill="FFFFFF"/>
-            <w:tcMar>
-              <w:top w:w="0" w:type="dxa"/>
-              <w:bottom w:w="0" w:type="dxa"/>
-              <w:left w:w="0" w:type="dxa"/>
-              <w:right w:w="0" w:type="dxa"/>
-            </w:tcMar>
-            <w:vAlign w:val="top"/>
-          </w:tcPr>
-          <w:p>
-            <w:pPr>
-              <w:pStyle w:val="Normal"/>
-              <w:jc w:val="right"/>
-              <w:pBdr>
-                <w:bottom w:val="none" w:sz="0" w:space="0" w:color="000000"/>
-                <w:top w:val="none" w:sz="0" w:space="0" w:color="000000"/>
-                <w:left w:val="none" w:sz="0" w:space="0" w:color="000000"/>
-                <w:right w:val="none" w:sz="0" w:space="0" w:color="000000"/>
-              </w:pBdr>
-              <w:spacing w:after="120" w:before="120" w:line="240"/>
-              <w:ind w:left="120" w:right="120" w:firstLine="0" w:firstLineChars="0"/>
-              <w:rPr>
-                <w:rFonts w:ascii="Arial" w:hAnsi="Arial" w:eastAsia="Arial" w:cs="Arial"/>
-                <w:i w:val="false"/>
-                <w:b w:val="false"/>
-                <w:u w:val="none"/>
-                <w:sz w:val="22"/>
-                <w:szCs w:val="22"/>
-                <w:color w:val="000000"/>
-              </w:rPr>
-            </w:pPr>
-            <w:r>
-              <w:rPr>
-                <w:rFonts w:ascii="Arial" w:hAnsi="Arial" w:eastAsia="Arial" w:cs="Arial"/>
-                <w:i w:val="false"/>
-                <w:b w:val="false"/>
-                <w:u w:val="none"/>
-                <w:sz w:val="22"/>
-                <w:szCs w:val="22"/>
-                <w:color w:val="000000"/>
-              </w:rPr>
-              <w:t xml:space="preserve">18728    </w:t>
-            </w:r>
-          </w:p>
-        </w:tc>
-        <w:tc>
-          <w:tcPr>
-            <w:tcBorders>
-              <w:bottom w:val="none" w:sz="0" w:space="0" w:color="000000"/>
-              <w:top w:val="single" w:sz="3" w:space="0" w:color="000000"/>
-              <w:left w:val="none" w:sz="0" w:space="0" w:color="000000"/>
-              <w:right w:val="none" w:sz="0" w:space="0" w:color="000000"/>
-            </w:tcBorders>
-            <w:shd w:val="clear" w:color="auto" w:fill="FFFFFF"/>
-            <w:tcMar>
-              <w:top w:w="0" w:type="dxa"/>
-              <w:bottom w:w="0" w:type="dxa"/>
-              <w:left w:w="0" w:type="dxa"/>
-              <w:right w:w="0" w:type="dxa"/>
-            </w:tcMar>
-            <w:vAlign w:val="top"/>
-          </w:tcPr>
-          <w:p>
-            <w:pPr>
-              <w:pStyle w:val="Normal"/>
-              <w:jc w:val="right"/>
-              <w:pBdr>
-                <w:bottom w:val="none" w:sz="0" w:space="0" w:color="000000"/>
-                <w:top w:val="none" w:sz="0" w:space="0" w:color="000000"/>
-                <w:left w:val="none" w:sz="0" w:space="0" w:color="000000"/>
-                <w:right w:val="none" w:sz="0" w:space="0" w:color="000000"/>
-              </w:pBdr>
-              <w:spacing w:after="120" w:before="120" w:line="240"/>
-              <w:ind w:left="120" w:right="120" w:firstLine="0" w:firstLineChars="0"/>
-              <w:rPr>
-                <w:rFonts w:ascii="Arial" w:hAnsi="Arial" w:eastAsia="Arial" w:cs="Arial"/>
-                <w:i w:val="false"/>
-                <w:b w:val="false"/>
-                <w:u w:val="none"/>
-                <w:sz w:val="22"/>
-                <w:szCs w:val="22"/>
-                <w:color w:val="000000"/>
-              </w:rPr>
-            </w:pPr>
-            <w:r>
-              <w:rPr>
-                <w:rFonts w:ascii="Arial" w:hAnsi="Arial" w:eastAsia="Arial" w:cs="Arial"/>
-                <w:i w:val="false"/>
-                <w:b w:val="false"/>
-                <w:u w:val="none"/>
-                <w:sz w:val="22"/>
-                <w:szCs w:val="22"/>
-                <w:color w:val="000000"/>
-              </w:rPr>
-              <w:t xml:space="preserve">12677    </w:t>
-            </w:r>
-          </w:p>
-        </w:tc>
-        <w:tc>
-          <w:tcPr>
-            <w:tcBorders>
-              <w:bottom w:val="none" w:sz="0" w:space="0" w:color="000000"/>
-              <w:top w:val="single" w:sz="3" w:space="0" w:color="000000"/>
-              <w:left w:val="none" w:sz="0" w:space="0" w:color="000000"/>
-              <w:right w:val="none" w:sz="0" w:space="0" w:color="000000"/>
-            </w:tcBorders>
-            <w:shd w:val="clear" w:color="auto" w:fill="FFFFFF"/>
-            <w:tcMar>
-              <w:top w:w="0" w:type="dxa"/>
-              <w:bottom w:w="0" w:type="dxa"/>
-              <w:left w:w="0" w:type="dxa"/>
-              <w:right w:w="0" w:type="dxa"/>
-            </w:tcMar>
-            <w:vAlign w:val="top"/>
-          </w:tcPr>
-          <w:p>
-            <w:pPr>
-              <w:pStyle w:val="Normal"/>
-              <w:jc w:val="right"/>
-              <w:pBdr>
-                <w:bottom w:val="none" w:sz="0" w:space="0" w:color="000000"/>
-                <w:top w:val="none" w:sz="0" w:space="0" w:color="000000"/>
-                <w:left w:val="none" w:sz="0" w:space="0" w:color="000000"/>
-                <w:right w:val="none" w:sz="0" w:space="0" w:color="000000"/>
-              </w:pBdr>
-              <w:spacing w:after="120" w:before="120" w:line="240"/>
-              <w:ind w:left="120" w:right="120" w:firstLine="0" w:firstLineChars="0"/>
-              <w:rPr>
-                <w:rFonts w:ascii="Arial" w:hAnsi="Arial" w:eastAsia="Arial" w:cs="Arial"/>
-                <w:i w:val="false"/>
-                <w:b w:val="false"/>
-                <w:u w:val="none"/>
-                <w:sz w:val="22"/>
-                <w:szCs w:val="22"/>
-                <w:color w:val="000000"/>
-              </w:rPr>
-            </w:pPr>
-            <w:r>
-              <w:rPr>
-                <w:rFonts w:ascii="Arial" w:hAnsi="Arial" w:eastAsia="Arial" w:cs="Arial"/>
-                <w:i w:val="false"/>
-                <w:b w:val="false"/>
-                <w:u w:val="none"/>
-                <w:sz w:val="22"/>
-                <w:szCs w:val="22"/>
-                <w:color w:val="000000"/>
-              </w:rPr>
-              <w:t xml:space="preserve">12677    </w:t>
-            </w:r>
-          </w:p>
-        </w:tc>
-        <w:tc>
-          <w:tcPr>
-            <w:tcBorders>
-              <w:bottom w:val="none" w:sz="0" w:space="0" w:color="000000"/>
-              <w:top w:val="single" w:sz="3" w:space="0" w:color="000000"/>
-              <w:left w:val="none" w:sz="0" w:space="0" w:color="000000"/>
-              <w:right w:val="none" w:sz="0" w:space="0" w:color="000000"/>
-            </w:tcBorders>
-            <w:shd w:val="clear" w:color="auto" w:fill="FFFFFF"/>
-            <w:tcMar>
-              <w:top w:w="0" w:type="dxa"/>
-              <w:bottom w:w="0" w:type="dxa"/>
-              <w:left w:w="0" w:type="dxa"/>
-              <w:right w:w="0" w:type="dxa"/>
-            </w:tcMar>
-            <w:vAlign w:val="top"/>
-          </w:tcPr>
-          <w:p>
-            <w:pPr>
-              <w:pStyle w:val="Normal"/>
-              <w:jc w:val="right"/>
-              <w:pBdr>
-                <w:bottom w:val="none" w:sz="0" w:space="0" w:color="000000"/>
-                <w:top w:val="none" w:sz="0" w:space="0" w:color="000000"/>
-                <w:left w:val="none" w:sz="0" w:space="0" w:color="000000"/>
-                <w:right w:val="none" w:sz="0" w:space="0" w:color="000000"/>
-              </w:pBdr>
-              <w:spacing w:after="120" w:before="120" w:line="240"/>
-              <w:ind w:left="120" w:right="120" w:firstLine="0" w:firstLineChars="0"/>
-              <w:rPr>
-                <w:rFonts w:ascii="Arial" w:hAnsi="Arial" w:eastAsia="Arial" w:cs="Arial"/>
-                <w:i w:val="false"/>
-                <w:b w:val="false"/>
-                <w:u w:val="none"/>
-                <w:sz w:val="22"/>
-                <w:szCs w:val="22"/>
-                <w:color w:val="000000"/>
-              </w:rPr>
-            </w:pPr>
-            <w:r>
-              <w:rPr>
-                <w:rFonts w:ascii="Arial" w:hAnsi="Arial" w:eastAsia="Arial" w:cs="Arial"/>
-                <w:i w:val="false"/>
-                <w:b w:val="false"/>
-                <w:u w:val="none"/>
-                <w:sz w:val="22"/>
-                <w:szCs w:val="22"/>
-                <w:color w:val="000000"/>
-              </w:rPr>
-              <w:t xml:space="preserve">473    </w:t>
+              <w:t xml:space="preserve">AIC</w:t>
+            </w:r>
+          </w:p>
+        </w:tc>
+        <w:tc>
+          <w:tcPr>
+            <w:tcBorders>
+              <w:bottom w:val="none" w:sz="0" w:space="0" w:color="000000"/>
+              <w:top w:val="none" w:sz="0" w:space="0" w:color="000000"/>
+              <w:left w:val="none" w:sz="0" w:space="0" w:color="000000"/>
+              <w:right w:val="none" w:sz="0" w:space="0" w:color="000000"/>
+            </w:tcBorders>
+            <w:shd w:val="clear" w:color="auto" w:fill="FFFFFF"/>
+            <w:tcMar>
+              <w:top w:w="0" w:type="dxa"/>
+              <w:bottom w:w="0" w:type="dxa"/>
+              <w:left w:w="0" w:type="dxa"/>
+              <w:right w:w="0" w:type="dxa"/>
+            </w:tcMar>
+            <w:vAlign w:val="top"/>
+          </w:tcPr>
+          <w:p>
+            <w:pPr>
+              <w:jc w:val="right"/>
+              <w:pBdr>
+                <w:bottom w:val="none" w:sz="0" w:space="0" w:color="000000"/>
+                <w:top w:val="none" w:sz="0" w:space="0" w:color="000000"/>
+                <w:left w:val="none" w:sz="0" w:space="0" w:color="000000"/>
+                <w:right w:val="none" w:sz="0" w:space="0" w:color="000000"/>
+              </w:pBdr>
+              <w:spacing w:after="120" w:before="120" w:line="240"/>
+              <w:ind w:left="120" w:right="120" w:firstLine="0" w:firstLineChars="0"/>
+              <w:rPr>
+                <w:rFonts w:ascii="Arial" w:hAnsi="Arial" w:eastAsia="Arial" w:cs="Arial"/>
+                <w:i w:val="false"/>
+                <w:b w:val="false"/>
+                <w:u w:val="none"/>
+                <w:sz w:val="22"/>
+                <w:szCs w:val="22"/>
+                <w:color w:val="000000"/>
+              </w:rPr>
+            </w:pPr>
+            <w:r>
+              <w:rPr>
+                <w:rFonts w:ascii="Arial" w:hAnsi="Arial" w:eastAsia="Arial" w:cs="Arial"/>
+                <w:i w:val="false"/>
+                <w:b w:val="false"/>
+                <w:u w:val="none"/>
+                <w:sz w:val="22"/>
+                <w:szCs w:val="22"/>
+                <w:color w:val="000000"/>
+              </w:rPr>
+              <w:t xml:space="preserve">22551.94 </w:t>
+            </w:r>
+          </w:p>
+        </w:tc>
+        <w:tc>
+          <w:tcPr>
+            <w:tcBorders>
+              <w:bottom w:val="none" w:sz="0" w:space="0" w:color="000000"/>
+              <w:top w:val="none" w:sz="0" w:space="0" w:color="000000"/>
+              <w:left w:val="none" w:sz="0" w:space="0" w:color="000000"/>
+              <w:right w:val="none" w:sz="0" w:space="0" w:color="000000"/>
+            </w:tcBorders>
+            <w:shd w:val="clear" w:color="auto" w:fill="FFFFFF"/>
+            <w:tcMar>
+              <w:top w:w="0" w:type="dxa"/>
+              <w:bottom w:w="0" w:type="dxa"/>
+              <w:left w:w="0" w:type="dxa"/>
+              <w:right w:w="0" w:type="dxa"/>
+            </w:tcMar>
+            <w:vAlign w:val="top"/>
+          </w:tcPr>
+          <w:p>
+            <w:pPr>
+              <w:jc w:val="right"/>
+              <w:pBdr>
+                <w:bottom w:val="none" w:sz="0" w:space="0" w:color="000000"/>
+                <w:top w:val="none" w:sz="0" w:space="0" w:color="000000"/>
+                <w:left w:val="none" w:sz="0" w:space="0" w:color="000000"/>
+                <w:right w:val="none" w:sz="0" w:space="0" w:color="000000"/>
+              </w:pBdr>
+              <w:spacing w:after="120" w:before="120" w:line="240"/>
+              <w:ind w:left="120" w:right="120" w:firstLine="0" w:firstLineChars="0"/>
+              <w:rPr>
+                <w:rFonts w:ascii="Arial" w:hAnsi="Arial" w:eastAsia="Arial" w:cs="Arial"/>
+                <w:i w:val="false"/>
+                <w:b w:val="false"/>
+                <w:u w:val="none"/>
+                <w:sz w:val="22"/>
+                <w:szCs w:val="22"/>
+                <w:color w:val="000000"/>
+              </w:rPr>
+            </w:pPr>
+            <w:r>
+              <w:rPr>
+                <w:rFonts w:ascii="Arial" w:hAnsi="Arial" w:eastAsia="Arial" w:cs="Arial"/>
+                <w:i w:val="false"/>
+                <w:b w:val="false"/>
+                <w:u w:val="none"/>
+                <w:sz w:val="22"/>
+                <w:szCs w:val="22"/>
+                <w:color w:val="000000"/>
+              </w:rPr>
+              <w:t xml:space="preserve">15826.83 </w:t>
+            </w:r>
+          </w:p>
+        </w:tc>
+        <w:tc>
+          <w:tcPr>
+            <w:tcBorders>
+              <w:bottom w:val="none" w:sz="0" w:space="0" w:color="000000"/>
+              <w:top w:val="none" w:sz="0" w:space="0" w:color="000000"/>
+              <w:left w:val="none" w:sz="0" w:space="0" w:color="000000"/>
+              <w:right w:val="none" w:sz="0" w:space="0" w:color="000000"/>
+            </w:tcBorders>
+            <w:shd w:val="clear" w:color="auto" w:fill="FFFFFF"/>
+            <w:tcMar>
+              <w:top w:w="0" w:type="dxa"/>
+              <w:bottom w:w="0" w:type="dxa"/>
+              <w:left w:w="0" w:type="dxa"/>
+              <w:right w:w="0" w:type="dxa"/>
+            </w:tcMar>
+            <w:vAlign w:val="top"/>
+          </w:tcPr>
+          <w:p>
+            <w:pPr>
+              <w:jc w:val="right"/>
+              <w:pBdr>
+                <w:bottom w:val="none" w:sz="0" w:space="0" w:color="000000"/>
+                <w:top w:val="none" w:sz="0" w:space="0" w:color="000000"/>
+                <w:left w:val="none" w:sz="0" w:space="0" w:color="000000"/>
+                <w:right w:val="none" w:sz="0" w:space="0" w:color="000000"/>
+              </w:pBdr>
+              <w:spacing w:after="120" w:before="120" w:line="240"/>
+              <w:ind w:left="120" w:right="120" w:firstLine="0" w:firstLineChars="0"/>
+              <w:rPr>
+                <w:rFonts w:ascii="Arial" w:hAnsi="Arial" w:eastAsia="Arial" w:cs="Arial"/>
+                <w:i w:val="false"/>
+                <w:b w:val="false"/>
+                <w:u w:val="none"/>
+                <w:sz w:val="22"/>
+                <w:szCs w:val="22"/>
+                <w:color w:val="000000"/>
+              </w:rPr>
+            </w:pPr>
+            <w:r>
+              <w:rPr>
+                <w:rFonts w:ascii="Arial" w:hAnsi="Arial" w:eastAsia="Arial" w:cs="Arial"/>
+                <w:i w:val="false"/>
+                <w:b w:val="false"/>
+                <w:u w:val="none"/>
+                <w:sz w:val="22"/>
+                <w:szCs w:val="22"/>
+                <w:color w:val="000000"/>
+              </w:rPr>
+              <w:t xml:space="preserve">15657.00 </w:t>
+            </w:r>
+          </w:p>
+        </w:tc>
+        <w:tc>
+          <w:tcPr>
+            <w:tcBorders>
+              <w:bottom w:val="none" w:sz="0" w:space="0" w:color="000000"/>
+              <w:top w:val="none" w:sz="0" w:space="0" w:color="000000"/>
+              <w:left w:val="none" w:sz="0" w:space="0" w:color="000000"/>
+              <w:right w:val="none" w:sz="0" w:space="0" w:color="000000"/>
+            </w:tcBorders>
+            <w:shd w:val="clear" w:color="auto" w:fill="FFFFFF"/>
+            <w:tcMar>
+              <w:top w:w="0" w:type="dxa"/>
+              <w:bottom w:w="0" w:type="dxa"/>
+              <w:left w:w="0" w:type="dxa"/>
+              <w:right w:w="0" w:type="dxa"/>
+            </w:tcMar>
+            <w:vAlign w:val="top"/>
+          </w:tcPr>
+          <w:p>
+            <w:pPr>
+              <w:jc w:val="right"/>
+              <w:pBdr>
+                <w:bottom w:val="none" w:sz="0" w:space="0" w:color="000000"/>
+                <w:top w:val="none" w:sz="0" w:space="0" w:color="000000"/>
+                <w:left w:val="none" w:sz="0" w:space="0" w:color="000000"/>
+                <w:right w:val="none" w:sz="0" w:space="0" w:color="000000"/>
+              </w:pBdr>
+              <w:spacing w:after="120" w:before="120" w:line="240"/>
+              <w:ind w:left="120" w:right="120" w:firstLine="0" w:firstLineChars="0"/>
+              <w:rPr>
+                <w:rFonts w:ascii="Arial" w:hAnsi="Arial" w:eastAsia="Arial" w:cs="Arial"/>
+                <w:i w:val="false"/>
+                <w:b w:val="false"/>
+                <w:u w:val="none"/>
+                <w:sz w:val="22"/>
+                <w:szCs w:val="22"/>
+                <w:color w:val="000000"/>
+              </w:rPr>
+            </w:pPr>
+            <w:r>
+              <w:rPr>
+                <w:rFonts w:ascii="Arial" w:hAnsi="Arial" w:eastAsia="Arial" w:cs="Arial"/>
+                <w:i w:val="false"/>
+                <w:b w:val="false"/>
+                <w:u w:val="none"/>
+                <w:sz w:val="22"/>
+                <w:szCs w:val="22"/>
+                <w:color w:val="000000"/>
+              </w:rPr>
+              <w:t xml:space="preserve">609.84 </w:t>
             </w:r>
           </w:p>
         </w:tc>
@@ -5467,7 +5367,6 @@
           </w:tcPr>
           <w:p>
             <w:pPr>
-              <w:pStyle w:val="Normal"/>
               <w:jc w:val="left"/>
               <w:pBdr>
                 <w:bottom w:val="none" w:sz="0" w:space="0" w:color="000000"/>
@@ -5497,277 +5396,6 @@
                 <w:szCs w:val="22"/>
                 <w:color w:val="000000"/>
               </w:rPr>
-              <w:t xml:space="preserve">AIC</w:t>
-            </w:r>
-          </w:p>
-        </w:tc>
-        <w:tc>
-          <w:tcPr>
-            <w:tcBorders>
-              <w:bottom w:val="none" w:sz="0" w:space="0" w:color="000000"/>
-              <w:top w:val="none" w:sz="0" w:space="0" w:color="000000"/>
-              <w:left w:val="none" w:sz="0" w:space="0" w:color="000000"/>
-              <w:right w:val="none" w:sz="0" w:space="0" w:color="000000"/>
-            </w:tcBorders>
-            <w:shd w:val="clear" w:color="auto" w:fill="FFFFFF"/>
-            <w:tcMar>
-              <w:top w:w="0" w:type="dxa"/>
-              <w:bottom w:w="0" w:type="dxa"/>
-              <w:left w:w="0" w:type="dxa"/>
-              <w:right w:w="0" w:type="dxa"/>
-            </w:tcMar>
-            <w:vAlign w:val="top"/>
-          </w:tcPr>
-          <w:p>
-            <w:pPr>
-              <w:pStyle w:val="Normal"/>
-              <w:jc w:val="right"/>
-              <w:pBdr>
-                <w:bottom w:val="none" w:sz="0" w:space="0" w:color="000000"/>
-                <w:top w:val="none" w:sz="0" w:space="0" w:color="000000"/>
-                <w:left w:val="none" w:sz="0" w:space="0" w:color="000000"/>
-                <w:right w:val="none" w:sz="0" w:space="0" w:color="000000"/>
-              </w:pBdr>
-              <w:spacing w:after="120" w:before="120" w:line="240"/>
-              <w:ind w:left="120" w:right="120" w:firstLine="0" w:firstLineChars="0"/>
-              <w:rPr>
-                <w:rFonts w:ascii="Arial" w:hAnsi="Arial" w:eastAsia="Arial" w:cs="Arial"/>
-                <w:i w:val="false"/>
-                <w:b w:val="false"/>
-                <w:u w:val="none"/>
-                <w:sz w:val="22"/>
-                <w:szCs w:val="22"/>
-                <w:color w:val="000000"/>
-              </w:rPr>
-            </w:pPr>
-            <w:r>
-              <w:rPr>
-                <w:rFonts w:ascii="Arial" w:hAnsi="Arial" w:eastAsia="Arial" w:cs="Arial"/>
-                <w:i w:val="false"/>
-                <w:b w:val="false"/>
-                <w:u w:val="none"/>
-                <w:sz w:val="22"/>
-                <w:szCs w:val="22"/>
-                <w:color w:val="000000"/>
-              </w:rPr>
-              <w:t xml:space="preserve">22551.94 </w:t>
-            </w:r>
-          </w:p>
-        </w:tc>
-        <w:tc>
-          <w:tcPr>
-            <w:tcBorders>
-              <w:bottom w:val="none" w:sz="0" w:space="0" w:color="000000"/>
-              <w:top w:val="none" w:sz="0" w:space="0" w:color="000000"/>
-              <w:left w:val="none" w:sz="0" w:space="0" w:color="000000"/>
-              <w:right w:val="none" w:sz="0" w:space="0" w:color="000000"/>
-            </w:tcBorders>
-            <w:shd w:val="clear" w:color="auto" w:fill="FFFFFF"/>
-            <w:tcMar>
-              <w:top w:w="0" w:type="dxa"/>
-              <w:bottom w:w="0" w:type="dxa"/>
-              <w:left w:w="0" w:type="dxa"/>
-              <w:right w:w="0" w:type="dxa"/>
-            </w:tcMar>
-            <w:vAlign w:val="top"/>
-          </w:tcPr>
-          <w:p>
-            <w:pPr>
-              <w:pStyle w:val="Normal"/>
-              <w:jc w:val="right"/>
-              <w:pBdr>
-                <w:bottom w:val="none" w:sz="0" w:space="0" w:color="000000"/>
-                <w:top w:val="none" w:sz="0" w:space="0" w:color="000000"/>
-                <w:left w:val="none" w:sz="0" w:space="0" w:color="000000"/>
-                <w:right w:val="none" w:sz="0" w:space="0" w:color="000000"/>
-              </w:pBdr>
-              <w:spacing w:after="120" w:before="120" w:line="240"/>
-              <w:ind w:left="120" w:right="120" w:firstLine="0" w:firstLineChars="0"/>
-              <w:rPr>
-                <w:rFonts w:ascii="Arial" w:hAnsi="Arial" w:eastAsia="Arial" w:cs="Arial"/>
-                <w:i w:val="false"/>
-                <w:b w:val="false"/>
-                <w:u w:val="none"/>
-                <w:sz w:val="22"/>
-                <w:szCs w:val="22"/>
-                <w:color w:val="000000"/>
-              </w:rPr>
-            </w:pPr>
-            <w:r>
-              <w:rPr>
-                <w:rFonts w:ascii="Arial" w:hAnsi="Arial" w:eastAsia="Arial" w:cs="Arial"/>
-                <w:i w:val="false"/>
-                <w:b w:val="false"/>
-                <w:u w:val="none"/>
-                <w:sz w:val="22"/>
-                <w:szCs w:val="22"/>
-                <w:color w:val="000000"/>
-              </w:rPr>
-              <w:t xml:space="preserve">15597.87 </w:t>
-            </w:r>
-          </w:p>
-        </w:tc>
-        <w:tc>
-          <w:tcPr>
-            <w:tcBorders>
-              <w:bottom w:val="none" w:sz="0" w:space="0" w:color="000000"/>
-              <w:top w:val="none" w:sz="0" w:space="0" w:color="000000"/>
-              <w:left w:val="none" w:sz="0" w:space="0" w:color="000000"/>
-              <w:right w:val="none" w:sz="0" w:space="0" w:color="000000"/>
-            </w:tcBorders>
-            <w:shd w:val="clear" w:color="auto" w:fill="FFFFFF"/>
-            <w:tcMar>
-              <w:top w:w="0" w:type="dxa"/>
-              <w:bottom w:w="0" w:type="dxa"/>
-              <w:left w:w="0" w:type="dxa"/>
-              <w:right w:w="0" w:type="dxa"/>
-            </w:tcMar>
-            <w:vAlign w:val="top"/>
-          </w:tcPr>
-          <w:p>
-            <w:pPr>
-              <w:pStyle w:val="Normal"/>
-              <w:jc w:val="right"/>
-              <w:pBdr>
-                <w:bottom w:val="none" w:sz="0" w:space="0" w:color="000000"/>
-                <w:top w:val="none" w:sz="0" w:space="0" w:color="000000"/>
-                <w:left w:val="none" w:sz="0" w:space="0" w:color="000000"/>
-                <w:right w:val="none" w:sz="0" w:space="0" w:color="000000"/>
-              </w:pBdr>
-              <w:spacing w:after="120" w:before="120" w:line="240"/>
-              <w:ind w:left="120" w:right="120" w:firstLine="0" w:firstLineChars="0"/>
-              <w:rPr>
-                <w:rFonts w:ascii="Arial" w:hAnsi="Arial" w:eastAsia="Arial" w:cs="Arial"/>
-                <w:i w:val="false"/>
-                <w:b w:val="false"/>
-                <w:u w:val="none"/>
-                <w:sz w:val="22"/>
-                <w:szCs w:val="22"/>
-                <w:color w:val="000000"/>
-              </w:rPr>
-            </w:pPr>
-            <w:r>
-              <w:rPr>
-                <w:rFonts w:ascii="Arial" w:hAnsi="Arial" w:eastAsia="Arial" w:cs="Arial"/>
-                <w:i w:val="false"/>
-                <w:b w:val="false"/>
-                <w:u w:val="none"/>
-                <w:sz w:val="22"/>
-                <w:szCs w:val="22"/>
-                <w:color w:val="000000"/>
-              </w:rPr>
-              <w:t xml:space="preserve">15432.31 </w:t>
-            </w:r>
-          </w:p>
-        </w:tc>
-        <w:tc>
-          <w:tcPr>
-            <w:tcBorders>
-              <w:bottom w:val="none" w:sz="0" w:space="0" w:color="000000"/>
-              <w:top w:val="none" w:sz="0" w:space="0" w:color="000000"/>
-              <w:left w:val="none" w:sz="0" w:space="0" w:color="000000"/>
-              <w:right w:val="none" w:sz="0" w:space="0" w:color="000000"/>
-            </w:tcBorders>
-            <w:shd w:val="clear" w:color="auto" w:fill="FFFFFF"/>
-            <w:tcMar>
-              <w:top w:w="0" w:type="dxa"/>
-              <w:bottom w:w="0" w:type="dxa"/>
-              <w:left w:w="0" w:type="dxa"/>
-              <w:right w:w="0" w:type="dxa"/>
-            </w:tcMar>
-            <w:vAlign w:val="top"/>
-          </w:tcPr>
-          <w:p>
-            <w:pPr>
-              <w:pStyle w:val="Normal"/>
-              <w:jc w:val="right"/>
-              <w:pBdr>
-                <w:bottom w:val="none" w:sz="0" w:space="0" w:color="000000"/>
-                <w:top w:val="none" w:sz="0" w:space="0" w:color="000000"/>
-                <w:left w:val="none" w:sz="0" w:space="0" w:color="000000"/>
-                <w:right w:val="none" w:sz="0" w:space="0" w:color="000000"/>
-              </w:pBdr>
-              <w:spacing w:after="120" w:before="120" w:line="240"/>
-              <w:ind w:left="120" w:right="120" w:firstLine="0" w:firstLineChars="0"/>
-              <w:rPr>
-                <w:rFonts w:ascii="Arial" w:hAnsi="Arial" w:eastAsia="Arial" w:cs="Arial"/>
-                <w:i w:val="false"/>
-                <w:b w:val="false"/>
-                <w:u w:val="none"/>
-                <w:sz w:val="22"/>
-                <w:szCs w:val="22"/>
-                <w:color w:val="000000"/>
-              </w:rPr>
-            </w:pPr>
-            <w:r>
-              <w:rPr>
-                <w:rFonts w:ascii="Arial" w:hAnsi="Arial" w:eastAsia="Arial" w:cs="Arial"/>
-                <w:i w:val="false"/>
-                <w:b w:val="false"/>
-                <w:u w:val="none"/>
-                <w:sz w:val="22"/>
-                <w:szCs w:val="22"/>
-                <w:color w:val="000000"/>
-              </w:rPr>
-              <w:t xml:space="preserve">597.90 </w:t>
-            </w:r>
-          </w:p>
-        </w:tc>
-      </w:tr>
-      <w:tr>
-        <w:trPr>
-          <w:trHeight w:val="627" w:hRule="auto"/>
-        </w:trPr>
-        body22
-        <w:tc>
-          <w:tcPr>
-            <w:tcBorders>
-              <w:bottom w:val="none" w:sz="0" w:space="0" w:color="000000"/>
-              <w:top w:val="none" w:sz="0" w:space="0" w:color="000000"/>
-              <w:left w:val="none" w:sz="0" w:space="0" w:color="000000"/>
-              <w:right w:val="none" w:sz="0" w:space="0" w:color="000000"/>
-            </w:tcBorders>
-            <w:shd w:val="clear" w:color="auto" w:fill="FFFFFF"/>
-            <w:tcMar>
-              <w:top w:w="0" w:type="dxa"/>
-              <w:bottom w:w="0" w:type="dxa"/>
-              <w:left w:w="0" w:type="dxa"/>
-              <w:right w:w="0" w:type="dxa"/>
-            </w:tcMar>
-            <w:vAlign w:val="top"/>
-          </w:tcPr>
-          <w:p>
-            <w:pPr>
-              <w:pStyle w:val="Normal"/>
-              <w:jc w:val="left"/>
-              <w:pBdr>
-                <w:bottom w:val="none" w:sz="0" w:space="0" w:color="000000"/>
-                <w:top w:val="none" w:sz="0" w:space="0" w:color="000000"/>
-                <w:left w:val="none" w:sz="0" w:space="0" w:color="000000"/>
-                <w:right w:val="none" w:sz="0" w:space="0" w:color="000000"/>
-              </w:pBdr>
-              <w:spacing w:after="120" w:before="120" w:line="240"/>
-              <w:ind w:left="120" w:right="120" w:firstLine="0" w:firstLineChars="0"/>
-              <w:rPr>
-                <w:rFonts w:ascii="Arial" w:hAnsi="Arial" w:eastAsia="Arial" w:cs="Arial"/>
-                <w:i w:val="false"/>
-                <w:b w:val="false"/>
-                <w:u w:val="none"/>
-                <w:sz w:val="22"/>
-                <w:szCs w:val="22"/>
-                <w:color w:val="000000"/>
-              </w:rPr>
-            </w:pPr>
-            <w:r>
-              <w:rPr>
-                <w:rFonts w:ascii="Arial" w:hAnsi="Arial" w:eastAsia="Arial" w:cs="Arial"/>
-                <w:i w:val="false"/>
-                <w:b w:val="false"/>
-                <w:u w:val="none"/>
-                <w:sz w:val="22"/>
-                <w:szCs w:val="22"/>
-                <w:color w:val="000000"/>
-              </w:rPr>
               <w:t xml:space="preserve">BIC</w:t>
             </w:r>
           </w:p>
@@ -5791,7 +5419,6 @@
           </w:tcPr>
           <w:p>
             <w:pPr>
-              <w:pStyle w:val="Normal"/>
               <w:jc w:val="right"/>
               <w:pBdr>
                 <w:bottom w:val="none" w:sz="0" w:space="0" w:color="000000"/>
@@ -5844,143 +5471,140 @@
           </w:tcPr>
           <w:p>
             <w:pPr>
-              <w:pStyle w:val="Normal"/>
-              <w:jc w:val="right"/>
-              <w:pBdr>
-                <w:bottom w:val="none" w:sz="0" w:space="0" w:color="000000"/>
-                <w:top w:val="none" w:sz="0" w:space="0" w:color="000000"/>
-                <w:left w:val="none" w:sz="0" w:space="0" w:color="000000"/>
-                <w:right w:val="none" w:sz="0" w:space="0" w:color="000000"/>
-              </w:pBdr>
-              <w:spacing w:after="120" w:before="120" w:line="240"/>
-              <w:ind w:left="120" w:right="120" w:firstLine="0" w:firstLineChars="0"/>
-              <w:rPr>
-                <w:rFonts w:ascii="Arial" w:hAnsi="Arial" w:eastAsia="Arial" w:cs="Arial"/>
-                <w:i w:val="false"/>
-                <w:b w:val="false"/>
-                <w:u w:val="none"/>
-                <w:sz w:val="22"/>
-                <w:szCs w:val="22"/>
-                <w:color w:val="000000"/>
-              </w:rPr>
-            </w:pPr>
-            <w:r>
-              <w:rPr>
-                <w:rFonts w:ascii="Arial" w:hAnsi="Arial" w:eastAsia="Arial" w:cs="Arial"/>
-                <w:i w:val="false"/>
-                <w:b w:val="false"/>
-                <w:u w:val="none"/>
-                <w:sz w:val="22"/>
-                <w:szCs w:val="22"/>
-                <w:color w:val="000000"/>
-              </w:rPr>
-              <w:t xml:space="preserve">15739.37 </w:t>
-            </w:r>
-          </w:p>
-        </w:tc>
-        <w:tc>
-          <w:tcPr>
-            <w:tcBorders>
-              <w:bottom w:val="none" w:sz="0" w:space="0" w:color="000000"/>
-              <w:top w:val="none" w:sz="0" w:space="0" w:color="000000"/>
-              <w:left w:val="none" w:sz="0" w:space="0" w:color="000000"/>
-              <w:right w:val="none" w:sz="0" w:space="0" w:color="000000"/>
-            </w:tcBorders>
-            <w:shd w:val="clear" w:color="auto" w:fill="FFFFFF"/>
-            <w:tcMar>
-              <w:top w:w="0" w:type="dxa"/>
-              <w:bottom w:w="0" w:type="dxa"/>
-              <w:left w:w="0" w:type="dxa"/>
-              <w:right w:w="0" w:type="dxa"/>
-            </w:tcMar>
-            <w:vAlign w:val="top"/>
-          </w:tcPr>
-          <w:p>
-            <w:pPr>
-              <w:pStyle w:val="Normal"/>
-              <w:jc w:val="right"/>
-              <w:pBdr>
-                <w:bottom w:val="none" w:sz="0" w:space="0" w:color="000000"/>
-                <w:top w:val="none" w:sz="0" w:space="0" w:color="000000"/>
-                <w:left w:val="none" w:sz="0" w:space="0" w:color="000000"/>
-                <w:right w:val="none" w:sz="0" w:space="0" w:color="000000"/>
-              </w:pBdr>
-              <w:spacing w:after="120" w:before="120" w:line="240"/>
-              <w:ind w:left="120" w:right="120" w:firstLine="0" w:firstLineChars="0"/>
-              <w:rPr>
-                <w:rFonts w:ascii="Arial" w:hAnsi="Arial" w:eastAsia="Arial" w:cs="Arial"/>
-                <w:i w:val="false"/>
-                <w:b w:val="false"/>
-                <w:u w:val="none"/>
-                <w:sz w:val="22"/>
-                <w:szCs w:val="22"/>
-                <w:color w:val="000000"/>
-              </w:rPr>
-            </w:pPr>
-            <w:r>
-              <w:rPr>
-                <w:rFonts w:ascii="Arial" w:hAnsi="Arial" w:eastAsia="Arial" w:cs="Arial"/>
-                <w:i w:val="false"/>
-                <w:b w:val="false"/>
-                <w:u w:val="none"/>
-                <w:sz w:val="22"/>
-                <w:szCs w:val="22"/>
-                <w:color w:val="000000"/>
-              </w:rPr>
-              <w:t xml:space="preserve">15700.42 </w:t>
-            </w:r>
-          </w:p>
-        </w:tc>
-        <w:tc>
-          <w:tcPr>
-            <w:tcBorders>
-              <w:bottom w:val="none" w:sz="0" w:space="0" w:color="000000"/>
-              <w:top w:val="none" w:sz="0" w:space="0" w:color="000000"/>
-              <w:left w:val="none" w:sz="0" w:space="0" w:color="000000"/>
-              <w:right w:val="none" w:sz="0" w:space="0" w:color="000000"/>
-            </w:tcBorders>
-            <w:shd w:val="clear" w:color="auto" w:fill="FFFFFF"/>
-            <w:tcMar>
-              <w:top w:w="0" w:type="dxa"/>
-              <w:bottom w:w="0" w:type="dxa"/>
-              <w:left w:w="0" w:type="dxa"/>
-              <w:right w:w="0" w:type="dxa"/>
-            </w:tcMar>
-            <w:vAlign w:val="top"/>
-          </w:tcPr>
-          <w:p>
-            <w:pPr>
-              <w:pStyle w:val="Normal"/>
-              <w:jc w:val="right"/>
-              <w:pBdr>
-                <w:bottom w:val="none" w:sz="0" w:space="0" w:color="000000"/>
-                <w:top w:val="none" w:sz="0" w:space="0" w:color="000000"/>
-                <w:left w:val="none" w:sz="0" w:space="0" w:color="000000"/>
-                <w:right w:val="none" w:sz="0" w:space="0" w:color="000000"/>
-              </w:pBdr>
-              <w:spacing w:after="120" w:before="120" w:line="240"/>
-              <w:ind w:left="120" w:right="120" w:firstLine="0" w:firstLineChars="0"/>
-              <w:rPr>
-                <w:rFonts w:ascii="Arial" w:hAnsi="Arial" w:eastAsia="Arial" w:cs="Arial"/>
-                <w:i w:val="false"/>
-                <w:b w:val="false"/>
-                <w:u w:val="none"/>
-                <w:sz w:val="22"/>
-                <w:szCs w:val="22"/>
-                <w:color w:val="000000"/>
-              </w:rPr>
-            </w:pPr>
-            <w:r>
-              <w:rPr>
-                <w:rFonts w:ascii="Arial" w:hAnsi="Arial" w:eastAsia="Arial" w:cs="Arial"/>
-                <w:i w:val="false"/>
-                <w:b w:val="false"/>
-                <w:u w:val="none"/>
-                <w:sz w:val="22"/>
-                <w:szCs w:val="22"/>
-                <w:color w:val="000000"/>
-              </w:rPr>
-              <w:t xml:space="preserve">676.92 </w:t>
+              <w:jc w:val="right"/>
+              <w:pBdr>
+                <w:bottom w:val="none" w:sz="0" w:space="0" w:color="000000"/>
+                <w:top w:val="none" w:sz="0" w:space="0" w:color="000000"/>
+                <w:left w:val="none" w:sz="0" w:space="0" w:color="000000"/>
+                <w:right w:val="none" w:sz="0" w:space="0" w:color="000000"/>
+              </w:pBdr>
+              <w:spacing w:after="120" w:before="120" w:line="240"/>
+              <w:ind w:left="120" w:right="120" w:firstLine="0" w:firstLineChars="0"/>
+              <w:rPr>
+                <w:rFonts w:ascii="Arial" w:hAnsi="Arial" w:eastAsia="Arial" w:cs="Arial"/>
+                <w:i w:val="false"/>
+                <w:b w:val="false"/>
+                <w:u w:val="none"/>
+                <w:sz w:val="22"/>
+                <w:szCs w:val="22"/>
+                <w:color w:val="000000"/>
+              </w:rPr>
+            </w:pPr>
+            <w:r>
+              <w:rPr>
+                <w:rFonts w:ascii="Arial" w:hAnsi="Arial" w:eastAsia="Arial" w:cs="Arial"/>
+                <w:i w:val="false"/>
+                <w:b w:val="false"/>
+                <w:u w:val="none"/>
+                <w:sz w:val="22"/>
+                <w:szCs w:val="22"/>
+                <w:color w:val="000000"/>
+              </w:rPr>
+              <w:t xml:space="preserve">15961.17 </w:t>
+            </w:r>
+          </w:p>
+        </w:tc>
+        <w:tc>
+          <w:tcPr>
+            <w:tcBorders>
+              <w:bottom w:val="none" w:sz="0" w:space="0" w:color="000000"/>
+              <w:top w:val="none" w:sz="0" w:space="0" w:color="000000"/>
+              <w:left w:val="none" w:sz="0" w:space="0" w:color="000000"/>
+              <w:right w:val="none" w:sz="0" w:space="0" w:color="000000"/>
+            </w:tcBorders>
+            <w:shd w:val="clear" w:color="auto" w:fill="FFFFFF"/>
+            <w:tcMar>
+              <w:top w:w="0" w:type="dxa"/>
+              <w:bottom w:w="0" w:type="dxa"/>
+              <w:left w:w="0" w:type="dxa"/>
+              <w:right w:w="0" w:type="dxa"/>
+            </w:tcMar>
+            <w:vAlign w:val="top"/>
+          </w:tcPr>
+          <w:p>
+            <w:pPr>
+              <w:jc w:val="right"/>
+              <w:pBdr>
+                <w:bottom w:val="none" w:sz="0" w:space="0" w:color="000000"/>
+                <w:top w:val="none" w:sz="0" w:space="0" w:color="000000"/>
+                <w:left w:val="none" w:sz="0" w:space="0" w:color="000000"/>
+                <w:right w:val="none" w:sz="0" w:space="0" w:color="000000"/>
+              </w:pBdr>
+              <w:spacing w:after="120" w:before="120" w:line="240"/>
+              <w:ind w:left="120" w:right="120" w:firstLine="0" w:firstLineChars="0"/>
+              <w:rPr>
+                <w:rFonts w:ascii="Arial" w:hAnsi="Arial" w:eastAsia="Arial" w:cs="Arial"/>
+                <w:i w:val="false"/>
+                <w:b w:val="false"/>
+                <w:u w:val="none"/>
+                <w:sz w:val="22"/>
+                <w:szCs w:val="22"/>
+                <w:color w:val="000000"/>
+              </w:rPr>
+            </w:pPr>
+            <w:r>
+              <w:rPr>
+                <w:rFonts w:ascii="Arial" w:hAnsi="Arial" w:eastAsia="Arial" w:cs="Arial"/>
+                <w:i w:val="false"/>
+                <w:b w:val="false"/>
+                <w:u w:val="none"/>
+                <w:sz w:val="22"/>
+                <w:szCs w:val="22"/>
+                <w:color w:val="000000"/>
+              </w:rPr>
+              <w:t xml:space="preserve">15918.22 </w:t>
+            </w:r>
+          </w:p>
+        </w:tc>
+        <w:tc>
+          <w:tcPr>
+            <w:tcBorders>
+              <w:bottom w:val="none" w:sz="0" w:space="0" w:color="000000"/>
+              <w:top w:val="none" w:sz="0" w:space="0" w:color="000000"/>
+              <w:left w:val="none" w:sz="0" w:space="0" w:color="000000"/>
+              <w:right w:val="none" w:sz="0" w:space="0" w:color="000000"/>
+            </w:tcBorders>
+            <w:shd w:val="clear" w:color="auto" w:fill="FFFFFF"/>
+            <w:tcMar>
+              <w:top w:w="0" w:type="dxa"/>
+              <w:bottom w:w="0" w:type="dxa"/>
+              <w:left w:w="0" w:type="dxa"/>
+              <w:right w:w="0" w:type="dxa"/>
+            </w:tcMar>
+            <w:vAlign w:val="top"/>
+          </w:tcPr>
+          <w:p>
+            <w:pPr>
+              <w:jc w:val="right"/>
+              <w:pBdr>
+                <w:bottom w:val="none" w:sz="0" w:space="0" w:color="000000"/>
+                <w:top w:val="none" w:sz="0" w:space="0" w:color="000000"/>
+                <w:left w:val="none" w:sz="0" w:space="0" w:color="000000"/>
+                <w:right w:val="none" w:sz="0" w:space="0" w:color="000000"/>
+              </w:pBdr>
+              <w:spacing w:after="120" w:before="120" w:line="240"/>
+              <w:ind w:left="120" w:right="120" w:firstLine="0" w:firstLineChars="0"/>
+              <w:rPr>
+                <w:rFonts w:ascii="Arial" w:hAnsi="Arial" w:eastAsia="Arial" w:cs="Arial"/>
+                <w:i w:val="false"/>
+                <w:b w:val="false"/>
+                <w:u w:val="none"/>
+                <w:sz w:val="22"/>
+                <w:szCs w:val="22"/>
+                <w:color w:val="000000"/>
+              </w:rPr>
+            </w:pPr>
+            <w:r>
+              <w:rPr>
+                <w:rFonts w:ascii="Arial" w:hAnsi="Arial" w:eastAsia="Arial" w:cs="Arial"/>
+                <w:i w:val="false"/>
+                <w:b w:val="false"/>
+                <w:u w:val="none"/>
+                <w:sz w:val="22"/>
+                <w:szCs w:val="22"/>
+                <w:color w:val="000000"/>
+              </w:rPr>
+              <w:t xml:space="preserve">685.23 </w:t>
             </w:r>
           </w:p>
         </w:tc>
@@ -5989,7 +5613,7 @@
         <w:trPr>
           <w:trHeight w:val="625" w:hRule="auto"/>
         </w:trPr>
-        body23
+        body22
         <w:tc>
           <w:tcPr>
             <w:tcBorders>
@@ -6009,7 +5633,6 @@
           </w:tcPr>
           <w:p>
             <w:pPr>
-              <w:pStyle w:val="Normal"/>
               <w:jc w:val="left"/>
               <w:pBdr>
                 <w:bottom w:val="none" w:sz="0" w:space="0" w:color="000000"/>
@@ -6062,7 +5685,6 @@
           </w:tcPr>
           <w:p>
             <w:pPr>
-              <w:pStyle w:val="Normal"/>
               <w:jc w:val="right"/>
               <w:pBdr>
                 <w:bottom w:val="none" w:sz="0" w:space="0" w:color="000000"/>
@@ -6115,7 +5737,6 @@
           </w:tcPr>
           <w:p>
             <w:pPr>
-              <w:pStyle w:val="Normal"/>
               <w:jc w:val="right"/>
               <w:pBdr>
                 <w:bottom w:val="none" w:sz="0" w:space="0" w:color="000000"/>
@@ -6168,7 +5789,6 @@
           </w:tcPr>
           <w:p>
             <w:pPr>
-              <w:pStyle w:val="Normal"/>
               <w:jc w:val="right"/>
               <w:pBdr>
                 <w:bottom w:val="none" w:sz="0" w:space="0" w:color="000000"/>
@@ -6221,7 +5841,6 @@
           </w:tcPr>
           <w:p>
             <w:pPr>
-              <w:pStyle w:val="Normal"/>
               <w:jc w:val="right"/>
               <w:pBdr>
                 <w:bottom w:val="none" w:sz="0" w:space="0" w:color="000000"/>
@@ -6260,7 +5879,7 @@
         <w:trPr>
           <w:trHeight w:val="668" w:hRule="auto"/>
         </w:trPr>
-        body24
+        body23
         <w:tc>
           <w:tcPr>
             <w:gridSpan w:val="5"/>
@@ -6281,7 +5900,6 @@
           </w:tcPr>
           <w:p>
             <w:pPr>
-              <w:pStyle w:val="Normal"/>
               <w:jc w:val="left"/>
               <w:pBdr>
                 <w:bottom w:val="none" w:sz="0" w:space="0" w:color="000000"/>
@@ -6317,9 +5935,9 @@
         </w:tc>
       </w:tr>
     </w:tbl>
-    <w:sectPr w:officer="true">
-      <w:pgMar w:header="720" w:bottom="1440" w:top="1440" w:right="1440" w:left="1440" w:footer="720" w:gutter="720"/>
-      <w:pgSz w:h="16848" w:w="11952" w:orient="portrait"/>
+    <w:sectPr>
+      <w:pgMar w:header="708" w:bottom="1417" w:top="1417" w:right="1417" w:left="1417" w:footer="708" w:gutter="0"/>
+      <w:pgSz w:h="16838" w:w="11906" w:orient="portrait"/>
       <w:type w:val="continuous"/>
       <w:cols/>
     </w:sectPr>

--- a/graficos/evasion/regresion.docx
+++ b/graficos/evasion/regresion.docx
@@ -550,7 +550,7 @@
                 <w:szCs w:val="22"/>
                 <w:color w:val="000000"/>
               </w:rPr>
-              <w:t xml:space="preserve">1.03 (0.04)</w:t>
+              <w:t xml:space="preserve">1.02 (0.04)</w:t>
             </w:r>
           </w:p>
         </w:tc>
@@ -1030,59 +1030,59 @@
                 <w:szCs w:val="22"/>
                 <w:color w:val="000000"/>
               </w:rPr>
-              <w:t xml:space="preserve">1.27 *** (0.04)</w:t>
-            </w:r>
-          </w:p>
-        </w:tc>
-        <w:tc>
-          <w:tcPr>
-            <w:tcBorders>
-              <w:bottom w:val="none" w:sz="0" w:space="0" w:color="000000"/>
-              <w:top w:val="none" w:sz="0" w:space="0" w:color="000000"/>
-              <w:left w:val="none" w:sz="0" w:space="0" w:color="000000"/>
-              <w:right w:val="none" w:sz="0" w:space="0" w:color="000000"/>
-            </w:tcBorders>
-            <w:shd w:val="clear" w:color="auto" w:fill="FFFFFF"/>
-            <w:tcMar>
-              <w:top w:w="0" w:type="dxa"/>
-              <w:bottom w:w="0" w:type="dxa"/>
-              <w:left w:w="0" w:type="dxa"/>
-              <w:right w:w="0" w:type="dxa"/>
-            </w:tcMar>
-            <w:vAlign w:val="top"/>
-          </w:tcPr>
-          <w:p>
-            <w:pPr>
-              <w:jc w:val="right"/>
-              <w:pBdr>
-                <w:bottom w:val="none" w:sz="0" w:space="0" w:color="000000"/>
-                <w:top w:val="none" w:sz="0" w:space="0" w:color="000000"/>
-                <w:left w:val="none" w:sz="0" w:space="0" w:color="000000"/>
-                <w:right w:val="none" w:sz="0" w:space="0" w:color="000000"/>
-              </w:pBdr>
-              <w:spacing w:after="120" w:before="120" w:line="240"/>
-              <w:ind w:left="120" w:right="120" w:firstLine="0" w:firstLineChars="0"/>
-              <w:rPr>
-                <w:rFonts w:ascii="Arial" w:hAnsi="Arial" w:eastAsia="Arial" w:cs="Arial"/>
-                <w:i w:val="false"/>
-                <w:b w:val="false"/>
-                <w:u w:val="none"/>
-                <w:sz w:val="22"/>
-                <w:szCs w:val="22"/>
-                <w:color w:val="000000"/>
-              </w:rPr>
-            </w:pPr>
-            <w:r>
-              <w:rPr>
-                <w:rFonts w:ascii="Arial" w:hAnsi="Arial" w:eastAsia="Arial" w:cs="Arial"/>
-                <w:i w:val="false"/>
-                <w:b w:val="false"/>
-                <w:u w:val="none"/>
-                <w:sz w:val="22"/>
-                <w:szCs w:val="22"/>
-                <w:color w:val="000000"/>
-              </w:rPr>
-              <w:t xml:space="preserve">1.73 ** (0.21)</w:t>
+              <w:t xml:space="preserve">1.28 *** (0.04)</w:t>
+            </w:r>
+          </w:p>
+        </w:tc>
+        <w:tc>
+          <w:tcPr>
+            <w:tcBorders>
+              <w:bottom w:val="none" w:sz="0" w:space="0" w:color="000000"/>
+              <w:top w:val="none" w:sz="0" w:space="0" w:color="000000"/>
+              <w:left w:val="none" w:sz="0" w:space="0" w:color="000000"/>
+              <w:right w:val="none" w:sz="0" w:space="0" w:color="000000"/>
+            </w:tcBorders>
+            <w:shd w:val="clear" w:color="auto" w:fill="FFFFFF"/>
+            <w:tcMar>
+              <w:top w:w="0" w:type="dxa"/>
+              <w:bottom w:w="0" w:type="dxa"/>
+              <w:left w:w="0" w:type="dxa"/>
+              <w:right w:w="0" w:type="dxa"/>
+            </w:tcMar>
+            <w:vAlign w:val="top"/>
+          </w:tcPr>
+          <w:p>
+            <w:pPr>
+              <w:jc w:val="right"/>
+              <w:pBdr>
+                <w:bottom w:val="none" w:sz="0" w:space="0" w:color="000000"/>
+                <w:top w:val="none" w:sz="0" w:space="0" w:color="000000"/>
+                <w:left w:val="none" w:sz="0" w:space="0" w:color="000000"/>
+                <w:right w:val="none" w:sz="0" w:space="0" w:color="000000"/>
+              </w:pBdr>
+              <w:spacing w:after="120" w:before="120" w:line="240"/>
+              <w:ind w:left="120" w:right="120" w:firstLine="0" w:firstLineChars="0"/>
+              <w:rPr>
+                <w:rFonts w:ascii="Arial" w:hAnsi="Arial" w:eastAsia="Arial" w:cs="Arial"/>
+                <w:i w:val="false"/>
+                <w:b w:val="false"/>
+                <w:u w:val="none"/>
+                <w:sz w:val="22"/>
+                <w:szCs w:val="22"/>
+                <w:color w:val="000000"/>
+              </w:rPr>
+            </w:pPr>
+            <w:r>
+              <w:rPr>
+                <w:rFonts w:ascii="Arial" w:hAnsi="Arial" w:eastAsia="Arial" w:cs="Arial"/>
+                <w:i w:val="false"/>
+                <w:b w:val="false"/>
+                <w:u w:val="none"/>
+                <w:sz w:val="22"/>
+                <w:szCs w:val="22"/>
+                <w:color w:val="000000"/>
+              </w:rPr>
+              <w:t xml:space="preserve">1.75 ** (0.22)</w:t>
             </w:r>
           </w:p>
         </w:tc>
@@ -1244,7 +1244,7 @@
                 <w:szCs w:val="22"/>
                 <w:color w:val="000000"/>
               </w:rPr>
-              <w:t xml:space="preserve">1.05 ** (0.02)</w:t>
+              <w:t xml:space="preserve">1.06 ** (0.02)</w:t>
             </w:r>
           </w:p>
         </w:tc>
@@ -1348,7 +1348,7 @@
                 <w:szCs w:val="22"/>
                 <w:color w:val="000000"/>
               </w:rPr>
-              <w:t xml:space="preserve">1.49 *** (0.15)</w:t>
+              <w:t xml:space="preserve">1.42 ** (0.15)</w:t>
             </w:r>
           </w:p>
         </w:tc>
@@ -1510,111 +1510,111 @@
                 <w:szCs w:val="22"/>
                 <w:color w:val="000000"/>
               </w:rPr>
-              <w:t xml:space="preserve">1.41 *** (0.08)</w:t>
-            </w:r>
-          </w:p>
-        </w:tc>
-        <w:tc>
-          <w:tcPr>
-            <w:tcBorders>
-              <w:bottom w:val="none" w:sz="0" w:space="0" w:color="000000"/>
-              <w:top w:val="none" w:sz="0" w:space="0" w:color="000000"/>
-              <w:left w:val="none" w:sz="0" w:space="0" w:color="000000"/>
-              <w:right w:val="none" w:sz="0" w:space="0" w:color="000000"/>
-            </w:tcBorders>
-            <w:shd w:val="clear" w:color="auto" w:fill="FFFFFF"/>
-            <w:tcMar>
-              <w:top w:w="0" w:type="dxa"/>
-              <w:bottom w:w="0" w:type="dxa"/>
-              <w:left w:w="0" w:type="dxa"/>
-              <w:right w:w="0" w:type="dxa"/>
-            </w:tcMar>
-            <w:vAlign w:val="top"/>
-          </w:tcPr>
-          <w:p>
-            <w:pPr>
-              <w:jc w:val="right"/>
-              <w:pBdr>
-                <w:bottom w:val="none" w:sz="0" w:space="0" w:color="000000"/>
-                <w:top w:val="none" w:sz="0" w:space="0" w:color="000000"/>
-                <w:left w:val="none" w:sz="0" w:space="0" w:color="000000"/>
-                <w:right w:val="none" w:sz="0" w:space="0" w:color="000000"/>
-              </w:pBdr>
-              <w:spacing w:after="120" w:before="120" w:line="240"/>
-              <w:ind w:left="120" w:right="120" w:firstLine="0" w:firstLineChars="0"/>
-              <w:rPr>
-                <w:rFonts w:ascii="Arial" w:hAnsi="Arial" w:eastAsia="Arial" w:cs="Arial"/>
-                <w:i w:val="false"/>
-                <w:b w:val="false"/>
-                <w:u w:val="none"/>
-                <w:sz w:val="22"/>
-                <w:szCs w:val="22"/>
-                <w:color w:val="000000"/>
-              </w:rPr>
-            </w:pPr>
-            <w:r>
-              <w:rPr>
-                <w:rFonts w:ascii="Arial" w:hAnsi="Arial" w:eastAsia="Arial" w:cs="Arial"/>
-                <w:i w:val="false"/>
-                <w:b w:val="false"/>
-                <w:u w:val="none"/>
-                <w:sz w:val="22"/>
-                <w:szCs w:val="22"/>
-                <w:color w:val="000000"/>
-              </w:rPr>
-              <w:t xml:space="preserve">1.36 *** (0.08)</w:t>
-            </w:r>
-          </w:p>
-        </w:tc>
-        <w:tc>
-          <w:tcPr>
-            <w:tcBorders>
-              <w:bottom w:val="none" w:sz="0" w:space="0" w:color="000000"/>
-              <w:top w:val="none" w:sz="0" w:space="0" w:color="000000"/>
-              <w:left w:val="none" w:sz="0" w:space="0" w:color="000000"/>
-              <w:right w:val="none" w:sz="0" w:space="0" w:color="000000"/>
-            </w:tcBorders>
-            <w:shd w:val="clear" w:color="auto" w:fill="FFFFFF"/>
-            <w:tcMar>
-              <w:top w:w="0" w:type="dxa"/>
-              <w:bottom w:w="0" w:type="dxa"/>
-              <w:left w:w="0" w:type="dxa"/>
-              <w:right w:w="0" w:type="dxa"/>
-            </w:tcMar>
-            <w:vAlign w:val="top"/>
-          </w:tcPr>
-          <w:p>
-            <w:pPr>
-              <w:jc w:val="right"/>
-              <w:pBdr>
-                <w:bottom w:val="none" w:sz="0" w:space="0" w:color="000000"/>
-                <w:top w:val="none" w:sz="0" w:space="0" w:color="000000"/>
-                <w:left w:val="none" w:sz="0" w:space="0" w:color="000000"/>
-                <w:right w:val="none" w:sz="0" w:space="0" w:color="000000"/>
-              </w:pBdr>
-              <w:spacing w:after="120" w:before="120" w:line="240"/>
-              <w:ind w:left="120" w:right="120" w:firstLine="0" w:firstLineChars="0"/>
-              <w:rPr>
-                <w:rFonts w:ascii="Arial" w:hAnsi="Arial" w:eastAsia="Arial" w:cs="Arial"/>
-                <w:i w:val="false"/>
-                <w:b w:val="false"/>
-                <w:u w:val="none"/>
-                <w:sz w:val="22"/>
-                <w:szCs w:val="22"/>
-                <w:color w:val="000000"/>
-              </w:rPr>
-            </w:pPr>
-            <w:r>
-              <w:rPr>
-                <w:rFonts w:ascii="Arial" w:hAnsi="Arial" w:eastAsia="Arial" w:cs="Arial"/>
-                <w:i w:val="false"/>
-                <w:b w:val="false"/>
-                <w:u w:val="none"/>
-                <w:sz w:val="22"/>
-                <w:szCs w:val="22"/>
-                <w:color w:val="000000"/>
-              </w:rPr>
-              <w:t xml:space="preserve">2.35 (0.54)</w:t>
+              <w:t xml:space="preserve">1.39 *** (0.08)</w:t>
+            </w:r>
+          </w:p>
+        </w:tc>
+        <w:tc>
+          <w:tcPr>
+            <w:tcBorders>
+              <w:bottom w:val="none" w:sz="0" w:space="0" w:color="000000"/>
+              <w:top w:val="none" w:sz="0" w:space="0" w:color="000000"/>
+              <w:left w:val="none" w:sz="0" w:space="0" w:color="000000"/>
+              <w:right w:val="none" w:sz="0" w:space="0" w:color="000000"/>
+            </w:tcBorders>
+            <w:shd w:val="clear" w:color="auto" w:fill="FFFFFF"/>
+            <w:tcMar>
+              <w:top w:w="0" w:type="dxa"/>
+              <w:bottom w:w="0" w:type="dxa"/>
+              <w:left w:w="0" w:type="dxa"/>
+              <w:right w:w="0" w:type="dxa"/>
+            </w:tcMar>
+            <w:vAlign w:val="top"/>
+          </w:tcPr>
+          <w:p>
+            <w:pPr>
+              <w:jc w:val="right"/>
+              <w:pBdr>
+                <w:bottom w:val="none" w:sz="0" w:space="0" w:color="000000"/>
+                <w:top w:val="none" w:sz="0" w:space="0" w:color="000000"/>
+                <w:left w:val="none" w:sz="0" w:space="0" w:color="000000"/>
+                <w:right w:val="none" w:sz="0" w:space="0" w:color="000000"/>
+              </w:pBdr>
+              <w:spacing w:after="120" w:before="120" w:line="240"/>
+              <w:ind w:left="120" w:right="120" w:firstLine="0" w:firstLineChars="0"/>
+              <w:rPr>
+                <w:rFonts w:ascii="Arial" w:hAnsi="Arial" w:eastAsia="Arial" w:cs="Arial"/>
+                <w:i w:val="false"/>
+                <w:b w:val="false"/>
+                <w:u w:val="none"/>
+                <w:sz w:val="22"/>
+                <w:szCs w:val="22"/>
+                <w:color w:val="000000"/>
+              </w:rPr>
+            </w:pPr>
+            <w:r>
+              <w:rPr>
+                <w:rFonts w:ascii="Arial" w:hAnsi="Arial" w:eastAsia="Arial" w:cs="Arial"/>
+                <w:i w:val="false"/>
+                <w:b w:val="false"/>
+                <w:u w:val="none"/>
+                <w:sz w:val="22"/>
+                <w:szCs w:val="22"/>
+                <w:color w:val="000000"/>
+              </w:rPr>
+              <w:t xml:space="preserve">1.34 *** (0.08)</w:t>
+            </w:r>
+          </w:p>
+        </w:tc>
+        <w:tc>
+          <w:tcPr>
+            <w:tcBorders>
+              <w:bottom w:val="none" w:sz="0" w:space="0" w:color="000000"/>
+              <w:top w:val="none" w:sz="0" w:space="0" w:color="000000"/>
+              <w:left w:val="none" w:sz="0" w:space="0" w:color="000000"/>
+              <w:right w:val="none" w:sz="0" w:space="0" w:color="000000"/>
+            </w:tcBorders>
+            <w:shd w:val="clear" w:color="auto" w:fill="FFFFFF"/>
+            <w:tcMar>
+              <w:top w:w="0" w:type="dxa"/>
+              <w:bottom w:w="0" w:type="dxa"/>
+              <w:left w:w="0" w:type="dxa"/>
+              <w:right w:w="0" w:type="dxa"/>
+            </w:tcMar>
+            <w:vAlign w:val="top"/>
+          </w:tcPr>
+          <w:p>
+            <w:pPr>
+              <w:jc w:val="right"/>
+              <w:pBdr>
+                <w:bottom w:val="none" w:sz="0" w:space="0" w:color="000000"/>
+                <w:top w:val="none" w:sz="0" w:space="0" w:color="000000"/>
+                <w:left w:val="none" w:sz="0" w:space="0" w:color="000000"/>
+                <w:right w:val="none" w:sz="0" w:space="0" w:color="000000"/>
+              </w:pBdr>
+              <w:spacing w:after="120" w:before="120" w:line="240"/>
+              <w:ind w:left="120" w:right="120" w:firstLine="0" w:firstLineChars="0"/>
+              <w:rPr>
+                <w:rFonts w:ascii="Arial" w:hAnsi="Arial" w:eastAsia="Arial" w:cs="Arial"/>
+                <w:i w:val="false"/>
+                <w:b w:val="false"/>
+                <w:u w:val="none"/>
+                <w:sz w:val="22"/>
+                <w:szCs w:val="22"/>
+                <w:color w:val="000000"/>
+              </w:rPr>
+            </w:pPr>
+            <w:r>
+              <w:rPr>
+                <w:rFonts w:ascii="Arial" w:hAnsi="Arial" w:eastAsia="Arial" w:cs="Arial"/>
+                <w:i w:val="false"/>
+                <w:b w:val="false"/>
+                <w:u w:val="none"/>
+                <w:sz w:val="22"/>
+                <w:szCs w:val="22"/>
+                <w:color w:val="000000"/>
+              </w:rPr>
+              <w:t xml:space="preserve">2.49 * (0.54)</w:t>
             </w:r>
           </w:p>
         </w:tc>
@@ -1776,111 +1776,111 @@
                 <w:szCs w:val="22"/>
                 <w:color w:val="000000"/>
               </w:rPr>
-              <w:t xml:space="preserve">1.14 ** (0.06)</w:t>
-            </w:r>
-          </w:p>
-        </w:tc>
-        <w:tc>
-          <w:tcPr>
-            <w:tcBorders>
-              <w:bottom w:val="none" w:sz="0" w:space="0" w:color="000000"/>
-              <w:top w:val="none" w:sz="0" w:space="0" w:color="000000"/>
-              <w:left w:val="none" w:sz="0" w:space="0" w:color="000000"/>
-              <w:right w:val="none" w:sz="0" w:space="0" w:color="000000"/>
-            </w:tcBorders>
-            <w:shd w:val="clear" w:color="auto" w:fill="FFFFFF"/>
-            <w:tcMar>
-              <w:top w:w="0" w:type="dxa"/>
-              <w:bottom w:w="0" w:type="dxa"/>
-              <w:left w:w="0" w:type="dxa"/>
-              <w:right w:w="0" w:type="dxa"/>
-            </w:tcMar>
-            <w:vAlign w:val="top"/>
-          </w:tcPr>
-          <w:p>
-            <w:pPr>
-              <w:jc w:val="right"/>
-              <w:pBdr>
-                <w:bottom w:val="none" w:sz="0" w:space="0" w:color="000000"/>
-                <w:top w:val="none" w:sz="0" w:space="0" w:color="000000"/>
-                <w:left w:val="none" w:sz="0" w:space="0" w:color="000000"/>
-                <w:right w:val="none" w:sz="0" w:space="0" w:color="000000"/>
-              </w:pBdr>
-              <w:spacing w:after="120" w:before="120" w:line="240"/>
-              <w:ind w:left="120" w:right="120" w:firstLine="0" w:firstLineChars="0"/>
-              <w:rPr>
-                <w:rFonts w:ascii="Arial" w:hAnsi="Arial" w:eastAsia="Arial" w:cs="Arial"/>
-                <w:i w:val="false"/>
-                <w:b w:val="false"/>
-                <w:u w:val="none"/>
-                <w:sz w:val="22"/>
-                <w:szCs w:val="22"/>
-                <w:color w:val="000000"/>
-              </w:rPr>
-            </w:pPr>
-            <w:r>
-              <w:rPr>
-                <w:rFonts w:ascii="Arial" w:hAnsi="Arial" w:eastAsia="Arial" w:cs="Arial"/>
-                <w:i w:val="false"/>
-                <w:b w:val="false"/>
-                <w:u w:val="none"/>
-                <w:sz w:val="22"/>
-                <w:szCs w:val="22"/>
-                <w:color w:val="000000"/>
-              </w:rPr>
-              <w:t xml:space="preserve">1.15 ** (0.06)</w:t>
-            </w:r>
-          </w:p>
-        </w:tc>
-        <w:tc>
-          <w:tcPr>
-            <w:tcBorders>
-              <w:bottom w:val="none" w:sz="0" w:space="0" w:color="000000"/>
-              <w:top w:val="none" w:sz="0" w:space="0" w:color="000000"/>
-              <w:left w:val="none" w:sz="0" w:space="0" w:color="000000"/>
-              <w:right w:val="none" w:sz="0" w:space="0" w:color="000000"/>
-            </w:tcBorders>
-            <w:shd w:val="clear" w:color="auto" w:fill="FFFFFF"/>
-            <w:tcMar>
-              <w:top w:w="0" w:type="dxa"/>
-              <w:bottom w:w="0" w:type="dxa"/>
-              <w:left w:w="0" w:type="dxa"/>
-              <w:right w:w="0" w:type="dxa"/>
-            </w:tcMar>
-            <w:vAlign w:val="top"/>
-          </w:tcPr>
-          <w:p>
-            <w:pPr>
-              <w:jc w:val="right"/>
-              <w:pBdr>
-                <w:bottom w:val="none" w:sz="0" w:space="0" w:color="000000"/>
-                <w:top w:val="none" w:sz="0" w:space="0" w:color="000000"/>
-                <w:left w:val="none" w:sz="0" w:space="0" w:color="000000"/>
-                <w:right w:val="none" w:sz="0" w:space="0" w:color="000000"/>
-              </w:pBdr>
-              <w:spacing w:after="120" w:before="120" w:line="240"/>
-              <w:ind w:left="120" w:right="120" w:firstLine="0" w:firstLineChars="0"/>
-              <w:rPr>
-                <w:rFonts w:ascii="Arial" w:hAnsi="Arial" w:eastAsia="Arial" w:cs="Arial"/>
-                <w:i w:val="false"/>
-                <w:b w:val="false"/>
-                <w:u w:val="none"/>
-                <w:sz w:val="22"/>
-                <w:szCs w:val="22"/>
-                <w:color w:val="000000"/>
-              </w:rPr>
-            </w:pPr>
-            <w:r>
-              <w:rPr>
-                <w:rFonts w:ascii="Arial" w:hAnsi="Arial" w:eastAsia="Arial" w:cs="Arial"/>
-                <w:i w:val="false"/>
-                <w:b w:val="false"/>
-                <w:u w:val="none"/>
-                <w:sz w:val="22"/>
-                <w:szCs w:val="22"/>
-                <w:color w:val="000000"/>
-              </w:rPr>
-              <w:t xml:space="preserve">1.14 (0.34)</w:t>
+              <w:t xml:space="preserve">1.13 ** (0.06)</w:t>
+            </w:r>
+          </w:p>
+        </w:tc>
+        <w:tc>
+          <w:tcPr>
+            <w:tcBorders>
+              <w:bottom w:val="none" w:sz="0" w:space="0" w:color="000000"/>
+              <w:top w:val="none" w:sz="0" w:space="0" w:color="000000"/>
+              <w:left w:val="none" w:sz="0" w:space="0" w:color="000000"/>
+              <w:right w:val="none" w:sz="0" w:space="0" w:color="000000"/>
+            </w:tcBorders>
+            <w:shd w:val="clear" w:color="auto" w:fill="FFFFFF"/>
+            <w:tcMar>
+              <w:top w:w="0" w:type="dxa"/>
+              <w:bottom w:w="0" w:type="dxa"/>
+              <w:left w:w="0" w:type="dxa"/>
+              <w:right w:w="0" w:type="dxa"/>
+            </w:tcMar>
+            <w:vAlign w:val="top"/>
+          </w:tcPr>
+          <w:p>
+            <w:pPr>
+              <w:jc w:val="right"/>
+              <w:pBdr>
+                <w:bottom w:val="none" w:sz="0" w:space="0" w:color="000000"/>
+                <w:top w:val="none" w:sz="0" w:space="0" w:color="000000"/>
+                <w:left w:val="none" w:sz="0" w:space="0" w:color="000000"/>
+                <w:right w:val="none" w:sz="0" w:space="0" w:color="000000"/>
+              </w:pBdr>
+              <w:spacing w:after="120" w:before="120" w:line="240"/>
+              <w:ind w:left="120" w:right="120" w:firstLine="0" w:firstLineChars="0"/>
+              <w:rPr>
+                <w:rFonts w:ascii="Arial" w:hAnsi="Arial" w:eastAsia="Arial" w:cs="Arial"/>
+                <w:i w:val="false"/>
+                <w:b w:val="false"/>
+                <w:u w:val="none"/>
+                <w:sz w:val="22"/>
+                <w:szCs w:val="22"/>
+                <w:color w:val="000000"/>
+              </w:rPr>
+            </w:pPr>
+            <w:r>
+              <w:rPr>
+                <w:rFonts w:ascii="Arial" w:hAnsi="Arial" w:eastAsia="Arial" w:cs="Arial"/>
+                <w:i w:val="false"/>
+                <w:b w:val="false"/>
+                <w:u w:val="none"/>
+                <w:sz w:val="22"/>
+                <w:szCs w:val="22"/>
+                <w:color w:val="000000"/>
+              </w:rPr>
+              <w:t xml:space="preserve">1.13 ** (0.06)</w:t>
+            </w:r>
+          </w:p>
+        </w:tc>
+        <w:tc>
+          <w:tcPr>
+            <w:tcBorders>
+              <w:bottom w:val="none" w:sz="0" w:space="0" w:color="000000"/>
+              <w:top w:val="none" w:sz="0" w:space="0" w:color="000000"/>
+              <w:left w:val="none" w:sz="0" w:space="0" w:color="000000"/>
+              <w:right w:val="none" w:sz="0" w:space="0" w:color="000000"/>
+            </w:tcBorders>
+            <w:shd w:val="clear" w:color="auto" w:fill="FFFFFF"/>
+            <w:tcMar>
+              <w:top w:w="0" w:type="dxa"/>
+              <w:bottom w:w="0" w:type="dxa"/>
+              <w:left w:w="0" w:type="dxa"/>
+              <w:right w:w="0" w:type="dxa"/>
+            </w:tcMar>
+            <w:vAlign w:val="top"/>
+          </w:tcPr>
+          <w:p>
+            <w:pPr>
+              <w:jc w:val="right"/>
+              <w:pBdr>
+                <w:bottom w:val="none" w:sz="0" w:space="0" w:color="000000"/>
+                <w:top w:val="none" w:sz="0" w:space="0" w:color="000000"/>
+                <w:left w:val="none" w:sz="0" w:space="0" w:color="000000"/>
+                <w:right w:val="none" w:sz="0" w:space="0" w:color="000000"/>
+              </w:pBdr>
+              <w:spacing w:after="120" w:before="120" w:line="240"/>
+              <w:ind w:left="120" w:right="120" w:firstLine="0" w:firstLineChars="0"/>
+              <w:rPr>
+                <w:rFonts w:ascii="Arial" w:hAnsi="Arial" w:eastAsia="Arial" w:cs="Arial"/>
+                <w:i w:val="false"/>
+                <w:b w:val="false"/>
+                <w:u w:val="none"/>
+                <w:sz w:val="22"/>
+                <w:szCs w:val="22"/>
+                <w:color w:val="000000"/>
+              </w:rPr>
+            </w:pPr>
+            <w:r>
+              <w:rPr>
+                <w:rFonts w:ascii="Arial" w:hAnsi="Arial" w:eastAsia="Arial" w:cs="Arial"/>
+                <w:i w:val="false"/>
+                <w:b w:val="false"/>
+                <w:u w:val="none"/>
+                <w:sz w:val="22"/>
+                <w:szCs w:val="22"/>
+                <w:color w:val="000000"/>
+              </w:rPr>
+              <w:t xml:space="preserve">1.17 (0.35)</w:t>
             </w:r>
           </w:p>
         </w:tc>
@@ -2042,58 +2042,6 @@
                 <w:szCs w:val="22"/>
                 <w:color w:val="000000"/>
               </w:rPr>
-              <w:t xml:space="preserve">1.04 (0.06)</w:t>
-            </w:r>
-          </w:p>
-        </w:tc>
-        <w:tc>
-          <w:tcPr>
-            <w:tcBorders>
-              <w:bottom w:val="none" w:sz="0" w:space="0" w:color="000000"/>
-              <w:top w:val="none" w:sz="0" w:space="0" w:color="000000"/>
-              <w:left w:val="none" w:sz="0" w:space="0" w:color="000000"/>
-              <w:right w:val="none" w:sz="0" w:space="0" w:color="000000"/>
-            </w:tcBorders>
-            <w:shd w:val="clear" w:color="auto" w:fill="FFFFFF"/>
-            <w:tcMar>
-              <w:top w:w="0" w:type="dxa"/>
-              <w:bottom w:w="0" w:type="dxa"/>
-              <w:left w:w="0" w:type="dxa"/>
-              <w:right w:w="0" w:type="dxa"/>
-            </w:tcMar>
-            <w:vAlign w:val="top"/>
-          </w:tcPr>
-          <w:p>
-            <w:pPr>
-              <w:jc w:val="right"/>
-              <w:pBdr>
-                <w:bottom w:val="none" w:sz="0" w:space="0" w:color="000000"/>
-                <w:top w:val="none" w:sz="0" w:space="0" w:color="000000"/>
-                <w:left w:val="none" w:sz="0" w:space="0" w:color="000000"/>
-                <w:right w:val="none" w:sz="0" w:space="0" w:color="000000"/>
-              </w:pBdr>
-              <w:spacing w:after="120" w:before="120" w:line="240"/>
-              <w:ind w:left="120" w:right="120" w:firstLine="0" w:firstLineChars="0"/>
-              <w:rPr>
-                <w:rFonts w:ascii="Arial" w:hAnsi="Arial" w:eastAsia="Arial" w:cs="Arial"/>
-                <w:i w:val="false"/>
-                <w:b w:val="false"/>
-                <w:u w:val="none"/>
-                <w:sz w:val="22"/>
-                <w:szCs w:val="22"/>
-                <w:color w:val="000000"/>
-              </w:rPr>
-            </w:pPr>
-            <w:r>
-              <w:rPr>
-                <w:rFonts w:ascii="Arial" w:hAnsi="Arial" w:eastAsia="Arial" w:cs="Arial"/>
-                <w:i w:val="false"/>
-                <w:b w:val="false"/>
-                <w:u w:val="none"/>
-                <w:sz w:val="22"/>
-                <w:szCs w:val="22"/>
-                <w:color w:val="000000"/>
-              </w:rPr>
               <w:t xml:space="preserve">1.03 (0.06)</w:t>
             </w:r>
           </w:p>
@@ -2146,7 +2094,59 @@
                 <w:szCs w:val="22"/>
                 <w:color w:val="000000"/>
               </w:rPr>
-              <w:t xml:space="preserve">1.10 (0.31)</w:t>
+              <w:t xml:space="preserve">1.02 (0.06)</w:t>
+            </w:r>
+          </w:p>
+        </w:tc>
+        <w:tc>
+          <w:tcPr>
+            <w:tcBorders>
+              <w:bottom w:val="none" w:sz="0" w:space="0" w:color="000000"/>
+              <w:top w:val="none" w:sz="0" w:space="0" w:color="000000"/>
+              <w:left w:val="none" w:sz="0" w:space="0" w:color="000000"/>
+              <w:right w:val="none" w:sz="0" w:space="0" w:color="000000"/>
+            </w:tcBorders>
+            <w:shd w:val="clear" w:color="auto" w:fill="FFFFFF"/>
+            <w:tcMar>
+              <w:top w:w="0" w:type="dxa"/>
+              <w:bottom w:w="0" w:type="dxa"/>
+              <w:left w:w="0" w:type="dxa"/>
+              <w:right w:w="0" w:type="dxa"/>
+            </w:tcMar>
+            <w:vAlign w:val="top"/>
+          </w:tcPr>
+          <w:p>
+            <w:pPr>
+              <w:jc w:val="right"/>
+              <w:pBdr>
+                <w:bottom w:val="none" w:sz="0" w:space="0" w:color="000000"/>
+                <w:top w:val="none" w:sz="0" w:space="0" w:color="000000"/>
+                <w:left w:val="none" w:sz="0" w:space="0" w:color="000000"/>
+                <w:right w:val="none" w:sz="0" w:space="0" w:color="000000"/>
+              </w:pBdr>
+              <w:spacing w:after="120" w:before="120" w:line="240"/>
+              <w:ind w:left="120" w:right="120" w:firstLine="0" w:firstLineChars="0"/>
+              <w:rPr>
+                <w:rFonts w:ascii="Arial" w:hAnsi="Arial" w:eastAsia="Arial" w:cs="Arial"/>
+                <w:i w:val="false"/>
+                <w:b w:val="false"/>
+                <w:u w:val="none"/>
+                <w:sz w:val="22"/>
+                <w:szCs w:val="22"/>
+                <w:color w:val="000000"/>
+              </w:rPr>
+            </w:pPr>
+            <w:r>
+              <w:rPr>
+                <w:rFonts w:ascii="Arial" w:hAnsi="Arial" w:eastAsia="Arial" w:cs="Arial"/>
+                <w:i w:val="false"/>
+                <w:b w:val="false"/>
+                <w:u w:val="none"/>
+                <w:sz w:val="22"/>
+                <w:szCs w:val="22"/>
+                <w:color w:val="000000"/>
+              </w:rPr>
+              <w:t xml:space="preserve">1.13 (0.31)</w:t>
             </w:r>
           </w:p>
         </w:tc>
@@ -2308,111 +2308,111 @@
                 <w:szCs w:val="22"/>
                 <w:color w:val="000000"/>
               </w:rPr>
-              <w:t xml:space="preserve">1.08 * (0.04)</w:t>
-            </w:r>
-          </w:p>
-        </w:tc>
-        <w:tc>
-          <w:tcPr>
-            <w:tcBorders>
-              <w:bottom w:val="none" w:sz="0" w:space="0" w:color="000000"/>
-              <w:top w:val="none" w:sz="0" w:space="0" w:color="000000"/>
-              <w:left w:val="none" w:sz="0" w:space="0" w:color="000000"/>
-              <w:right w:val="none" w:sz="0" w:space="0" w:color="000000"/>
-            </w:tcBorders>
-            <w:shd w:val="clear" w:color="auto" w:fill="FFFFFF"/>
-            <w:tcMar>
-              <w:top w:w="0" w:type="dxa"/>
-              <w:bottom w:w="0" w:type="dxa"/>
-              <w:left w:w="0" w:type="dxa"/>
-              <w:right w:w="0" w:type="dxa"/>
-            </w:tcMar>
-            <w:vAlign w:val="top"/>
-          </w:tcPr>
-          <w:p>
-            <w:pPr>
-              <w:jc w:val="right"/>
-              <w:pBdr>
-                <w:bottom w:val="none" w:sz="0" w:space="0" w:color="000000"/>
-                <w:top w:val="none" w:sz="0" w:space="0" w:color="000000"/>
-                <w:left w:val="none" w:sz="0" w:space="0" w:color="000000"/>
-                <w:right w:val="none" w:sz="0" w:space="0" w:color="000000"/>
-              </w:pBdr>
-              <w:spacing w:after="120" w:before="120" w:line="240"/>
-              <w:ind w:left="120" w:right="120" w:firstLine="0" w:firstLineChars="0"/>
-              <w:rPr>
-                <w:rFonts w:ascii="Arial" w:hAnsi="Arial" w:eastAsia="Arial" w:cs="Arial"/>
-                <w:i w:val="false"/>
-                <w:b w:val="false"/>
-                <w:u w:val="none"/>
-                <w:sz w:val="22"/>
-                <w:szCs w:val="22"/>
-                <w:color w:val="000000"/>
-              </w:rPr>
-            </w:pPr>
-            <w:r>
-              <w:rPr>
-                <w:rFonts w:ascii="Arial" w:hAnsi="Arial" w:eastAsia="Arial" w:cs="Arial"/>
-                <w:i w:val="false"/>
-                <w:b w:val="false"/>
-                <w:u w:val="none"/>
-                <w:sz w:val="22"/>
-                <w:szCs w:val="22"/>
-                <w:color w:val="000000"/>
-              </w:rPr>
-              <w:t xml:space="preserve">1.13 *** (0.05)</w:t>
-            </w:r>
-          </w:p>
-        </w:tc>
-        <w:tc>
-          <w:tcPr>
-            <w:tcBorders>
-              <w:bottom w:val="none" w:sz="0" w:space="0" w:color="000000"/>
-              <w:top w:val="none" w:sz="0" w:space="0" w:color="000000"/>
-              <w:left w:val="none" w:sz="0" w:space="0" w:color="000000"/>
-              <w:right w:val="none" w:sz="0" w:space="0" w:color="000000"/>
-            </w:tcBorders>
-            <w:shd w:val="clear" w:color="auto" w:fill="FFFFFF"/>
-            <w:tcMar>
-              <w:top w:w="0" w:type="dxa"/>
-              <w:bottom w:w="0" w:type="dxa"/>
-              <w:left w:w="0" w:type="dxa"/>
-              <w:right w:w="0" w:type="dxa"/>
-            </w:tcMar>
-            <w:vAlign w:val="top"/>
-          </w:tcPr>
-          <w:p>
-            <w:pPr>
-              <w:jc w:val="right"/>
-              <w:pBdr>
-                <w:bottom w:val="none" w:sz="0" w:space="0" w:color="000000"/>
-                <w:top w:val="none" w:sz="0" w:space="0" w:color="000000"/>
-                <w:left w:val="none" w:sz="0" w:space="0" w:color="000000"/>
-                <w:right w:val="none" w:sz="0" w:space="0" w:color="000000"/>
-              </w:pBdr>
-              <w:spacing w:after="120" w:before="120" w:line="240"/>
-              <w:ind w:left="120" w:right="120" w:firstLine="0" w:firstLineChars="0"/>
-              <w:rPr>
-                <w:rFonts w:ascii="Arial" w:hAnsi="Arial" w:eastAsia="Arial" w:cs="Arial"/>
-                <w:i w:val="false"/>
-                <w:b w:val="false"/>
-                <w:u w:val="none"/>
-                <w:sz w:val="22"/>
-                <w:szCs w:val="22"/>
-                <w:color w:val="000000"/>
-              </w:rPr>
-            </w:pPr>
-            <w:r>
-              <w:rPr>
-                <w:rFonts w:ascii="Arial" w:hAnsi="Arial" w:eastAsia="Arial" w:cs="Arial"/>
-                <w:i w:val="false"/>
-                <w:b w:val="false"/>
-                <w:u w:val="none"/>
-                <w:sz w:val="22"/>
-                <w:szCs w:val="22"/>
-                <w:color w:val="000000"/>
-              </w:rPr>
-              <w:t xml:space="preserve">0.85 (0.21)</w:t>
+              <w:t xml:space="preserve">1.10 ** (0.05)</w:t>
+            </w:r>
+          </w:p>
+        </w:tc>
+        <w:tc>
+          <w:tcPr>
+            <w:tcBorders>
+              <w:bottom w:val="none" w:sz="0" w:space="0" w:color="000000"/>
+              <w:top w:val="none" w:sz="0" w:space="0" w:color="000000"/>
+              <w:left w:val="none" w:sz="0" w:space="0" w:color="000000"/>
+              <w:right w:val="none" w:sz="0" w:space="0" w:color="000000"/>
+            </w:tcBorders>
+            <w:shd w:val="clear" w:color="auto" w:fill="FFFFFF"/>
+            <w:tcMar>
+              <w:top w:w="0" w:type="dxa"/>
+              <w:bottom w:w="0" w:type="dxa"/>
+              <w:left w:w="0" w:type="dxa"/>
+              <w:right w:w="0" w:type="dxa"/>
+            </w:tcMar>
+            <w:vAlign w:val="top"/>
+          </w:tcPr>
+          <w:p>
+            <w:pPr>
+              <w:jc w:val="right"/>
+              <w:pBdr>
+                <w:bottom w:val="none" w:sz="0" w:space="0" w:color="000000"/>
+                <w:top w:val="none" w:sz="0" w:space="0" w:color="000000"/>
+                <w:left w:val="none" w:sz="0" w:space="0" w:color="000000"/>
+                <w:right w:val="none" w:sz="0" w:space="0" w:color="000000"/>
+              </w:pBdr>
+              <w:spacing w:after="120" w:before="120" w:line="240"/>
+              <w:ind w:left="120" w:right="120" w:firstLine="0" w:firstLineChars="0"/>
+              <w:rPr>
+                <w:rFonts w:ascii="Arial" w:hAnsi="Arial" w:eastAsia="Arial" w:cs="Arial"/>
+                <w:i w:val="false"/>
+                <w:b w:val="false"/>
+                <w:u w:val="none"/>
+                <w:sz w:val="22"/>
+                <w:szCs w:val="22"/>
+                <w:color w:val="000000"/>
+              </w:rPr>
+            </w:pPr>
+            <w:r>
+              <w:rPr>
+                <w:rFonts w:ascii="Arial" w:hAnsi="Arial" w:eastAsia="Arial" w:cs="Arial"/>
+                <w:i w:val="false"/>
+                <w:b w:val="false"/>
+                <w:u w:val="none"/>
+                <w:sz w:val="22"/>
+                <w:szCs w:val="22"/>
+                <w:color w:val="000000"/>
+              </w:rPr>
+              <w:t xml:space="preserve">1.15 *** (0.05)</w:t>
+            </w:r>
+          </w:p>
+        </w:tc>
+        <w:tc>
+          <w:tcPr>
+            <w:tcBorders>
+              <w:bottom w:val="none" w:sz="0" w:space="0" w:color="000000"/>
+              <w:top w:val="none" w:sz="0" w:space="0" w:color="000000"/>
+              <w:left w:val="none" w:sz="0" w:space="0" w:color="000000"/>
+              <w:right w:val="none" w:sz="0" w:space="0" w:color="000000"/>
+            </w:tcBorders>
+            <w:shd w:val="clear" w:color="auto" w:fill="FFFFFF"/>
+            <w:tcMar>
+              <w:top w:w="0" w:type="dxa"/>
+              <w:bottom w:w="0" w:type="dxa"/>
+              <w:left w:w="0" w:type="dxa"/>
+              <w:right w:w="0" w:type="dxa"/>
+            </w:tcMar>
+            <w:vAlign w:val="top"/>
+          </w:tcPr>
+          <w:p>
+            <w:pPr>
+              <w:jc w:val="right"/>
+              <w:pBdr>
+                <w:bottom w:val="none" w:sz="0" w:space="0" w:color="000000"/>
+                <w:top w:val="none" w:sz="0" w:space="0" w:color="000000"/>
+                <w:left w:val="none" w:sz="0" w:space="0" w:color="000000"/>
+                <w:right w:val="none" w:sz="0" w:space="0" w:color="000000"/>
+              </w:pBdr>
+              <w:spacing w:after="120" w:before="120" w:line="240"/>
+              <w:ind w:left="120" w:right="120" w:firstLine="0" w:firstLineChars="0"/>
+              <w:rPr>
+                <w:rFonts w:ascii="Arial" w:hAnsi="Arial" w:eastAsia="Arial" w:cs="Arial"/>
+                <w:i w:val="false"/>
+                <w:b w:val="false"/>
+                <w:u w:val="none"/>
+                <w:sz w:val="22"/>
+                <w:szCs w:val="22"/>
+                <w:color w:val="000000"/>
+              </w:rPr>
+            </w:pPr>
+            <w:r>
+              <w:rPr>
+                <w:rFonts w:ascii="Arial" w:hAnsi="Arial" w:eastAsia="Arial" w:cs="Arial"/>
+                <w:i w:val="false"/>
+                <w:b w:val="false"/>
+                <w:u w:val="none"/>
+                <w:sz w:val="22"/>
+                <w:szCs w:val="22"/>
+                <w:color w:val="000000"/>
+              </w:rPr>
+              <w:t xml:space="preserve">0.81 (0.22)</w:t>
             </w:r>
           </w:p>
         </w:tc>
@@ -2574,58 +2574,6 @@
                 <w:szCs w:val="22"/>
                 <w:color w:val="000000"/>
               </w:rPr>
-              <w:t xml:space="preserve">0.97 (0.04)</w:t>
-            </w:r>
-          </w:p>
-        </w:tc>
-        <w:tc>
-          <w:tcPr>
-            <w:tcBorders>
-              <w:bottom w:val="none" w:sz="0" w:space="0" w:color="000000"/>
-              <w:top w:val="none" w:sz="0" w:space="0" w:color="000000"/>
-              <w:left w:val="none" w:sz="0" w:space="0" w:color="000000"/>
-              <w:right w:val="none" w:sz="0" w:space="0" w:color="000000"/>
-            </w:tcBorders>
-            <w:shd w:val="clear" w:color="auto" w:fill="FFFFFF"/>
-            <w:tcMar>
-              <w:top w:w="0" w:type="dxa"/>
-              <w:bottom w:w="0" w:type="dxa"/>
-              <w:left w:w="0" w:type="dxa"/>
-              <w:right w:w="0" w:type="dxa"/>
-            </w:tcMar>
-            <w:vAlign w:val="top"/>
-          </w:tcPr>
-          <w:p>
-            <w:pPr>
-              <w:jc w:val="right"/>
-              <w:pBdr>
-                <w:bottom w:val="none" w:sz="0" w:space="0" w:color="000000"/>
-                <w:top w:val="none" w:sz="0" w:space="0" w:color="000000"/>
-                <w:left w:val="none" w:sz="0" w:space="0" w:color="000000"/>
-                <w:right w:val="none" w:sz="0" w:space="0" w:color="000000"/>
-              </w:pBdr>
-              <w:spacing w:after="120" w:before="120" w:line="240"/>
-              <w:ind w:left="120" w:right="120" w:firstLine="0" w:firstLineChars="0"/>
-              <w:rPr>
-                <w:rFonts w:ascii="Arial" w:hAnsi="Arial" w:eastAsia="Arial" w:cs="Arial"/>
-                <w:i w:val="false"/>
-                <w:b w:val="false"/>
-                <w:u w:val="none"/>
-                <w:sz w:val="22"/>
-                <w:szCs w:val="22"/>
-                <w:color w:val="000000"/>
-              </w:rPr>
-            </w:pPr>
-            <w:r>
-              <w:rPr>
-                <w:rFonts w:ascii="Arial" w:hAnsi="Arial" w:eastAsia="Arial" w:cs="Arial"/>
-                <w:i w:val="false"/>
-                <w:b w:val="false"/>
-                <w:u w:val="none"/>
-                <w:sz w:val="22"/>
-                <w:szCs w:val="22"/>
-                <w:color w:val="000000"/>
-              </w:rPr>
               <w:t xml:space="preserve">0.96 (0.04)</w:t>
             </w:r>
           </w:p>
@@ -2678,7 +2626,59 @@
                 <w:szCs w:val="22"/>
                 <w:color w:val="000000"/>
               </w:rPr>
-              <w:t xml:space="preserve">1.18 (0.22)</w:t>
+              <w:t xml:space="preserve">0.95 (0.04)</w:t>
+            </w:r>
+          </w:p>
+        </w:tc>
+        <w:tc>
+          <w:tcPr>
+            <w:tcBorders>
+              <w:bottom w:val="none" w:sz="0" w:space="0" w:color="000000"/>
+              <w:top w:val="none" w:sz="0" w:space="0" w:color="000000"/>
+              <w:left w:val="none" w:sz="0" w:space="0" w:color="000000"/>
+              <w:right w:val="none" w:sz="0" w:space="0" w:color="000000"/>
+            </w:tcBorders>
+            <w:shd w:val="clear" w:color="auto" w:fill="FFFFFF"/>
+            <w:tcMar>
+              <w:top w:w="0" w:type="dxa"/>
+              <w:bottom w:w="0" w:type="dxa"/>
+              <w:left w:w="0" w:type="dxa"/>
+              <w:right w:w="0" w:type="dxa"/>
+            </w:tcMar>
+            <w:vAlign w:val="top"/>
+          </w:tcPr>
+          <w:p>
+            <w:pPr>
+              <w:jc w:val="right"/>
+              <w:pBdr>
+                <w:bottom w:val="none" w:sz="0" w:space="0" w:color="000000"/>
+                <w:top w:val="none" w:sz="0" w:space="0" w:color="000000"/>
+                <w:left w:val="none" w:sz="0" w:space="0" w:color="000000"/>
+                <w:right w:val="none" w:sz="0" w:space="0" w:color="000000"/>
+              </w:pBdr>
+              <w:spacing w:after="120" w:before="120" w:line="240"/>
+              <w:ind w:left="120" w:right="120" w:firstLine="0" w:firstLineChars="0"/>
+              <w:rPr>
+                <w:rFonts w:ascii="Arial" w:hAnsi="Arial" w:eastAsia="Arial" w:cs="Arial"/>
+                <w:i w:val="false"/>
+                <w:b w:val="false"/>
+                <w:u w:val="none"/>
+                <w:sz w:val="22"/>
+                <w:szCs w:val="22"/>
+                <w:color w:val="000000"/>
+              </w:rPr>
+            </w:pPr>
+            <w:r>
+              <w:rPr>
+                <w:rFonts w:ascii="Arial" w:hAnsi="Arial" w:eastAsia="Arial" w:cs="Arial"/>
+                <w:i w:val="false"/>
+                <w:b w:val="false"/>
+                <w:u w:val="none"/>
+                <w:sz w:val="22"/>
+                <w:szCs w:val="22"/>
+                <w:color w:val="000000"/>
+              </w:rPr>
+              <w:t xml:space="preserve">1.21 (0.22)</w:t>
             </w:r>
           </w:p>
         </w:tc>
@@ -2892,59 +2892,59 @@
                 <w:szCs w:val="22"/>
                 <w:color w:val="000000"/>
               </w:rPr>
-              <w:t xml:space="preserve">1.06 (0.05)</w:t>
-            </w:r>
-          </w:p>
-        </w:tc>
-        <w:tc>
-          <w:tcPr>
-            <w:tcBorders>
-              <w:bottom w:val="none" w:sz="0" w:space="0" w:color="000000"/>
-              <w:top w:val="none" w:sz="0" w:space="0" w:color="000000"/>
-              <w:left w:val="none" w:sz="0" w:space="0" w:color="000000"/>
-              <w:right w:val="none" w:sz="0" w:space="0" w:color="000000"/>
-            </w:tcBorders>
-            <w:shd w:val="clear" w:color="auto" w:fill="FFFFFF"/>
-            <w:tcMar>
-              <w:top w:w="0" w:type="dxa"/>
-              <w:bottom w:w="0" w:type="dxa"/>
-              <w:left w:w="0" w:type="dxa"/>
-              <w:right w:w="0" w:type="dxa"/>
-            </w:tcMar>
-            <w:vAlign w:val="top"/>
-          </w:tcPr>
-          <w:p>
-            <w:pPr>
-              <w:jc w:val="right"/>
-              <w:pBdr>
-                <w:bottom w:val="none" w:sz="0" w:space="0" w:color="000000"/>
-                <w:top w:val="none" w:sz="0" w:space="0" w:color="000000"/>
-                <w:left w:val="none" w:sz="0" w:space="0" w:color="000000"/>
-                <w:right w:val="none" w:sz="0" w:space="0" w:color="000000"/>
-              </w:pBdr>
-              <w:spacing w:after="120" w:before="120" w:line="240"/>
-              <w:ind w:left="120" w:right="120" w:firstLine="0" w:firstLineChars="0"/>
-              <w:rPr>
-                <w:rFonts w:ascii="Arial" w:hAnsi="Arial" w:eastAsia="Arial" w:cs="Arial"/>
-                <w:i w:val="false"/>
-                <w:b w:val="false"/>
-                <w:u w:val="none"/>
-                <w:sz w:val="22"/>
-                <w:szCs w:val="22"/>
-                <w:color w:val="000000"/>
-              </w:rPr>
-            </w:pPr>
-            <w:r>
-              <w:rPr>
-                <w:rFonts w:ascii="Arial" w:hAnsi="Arial" w:eastAsia="Arial" w:cs="Arial"/>
-                <w:i w:val="false"/>
-                <w:b w:val="false"/>
-                <w:u w:val="none"/>
-                <w:sz w:val="22"/>
-                <w:szCs w:val="22"/>
-                <w:color w:val="000000"/>
-              </w:rPr>
-              <w:t xml:space="preserve">1.43 (0.36)</w:t>
+              <w:t xml:space="preserve">1.05 (0.05)</w:t>
+            </w:r>
+          </w:p>
+        </w:tc>
+        <w:tc>
+          <w:tcPr>
+            <w:tcBorders>
+              <w:bottom w:val="none" w:sz="0" w:space="0" w:color="000000"/>
+              <w:top w:val="none" w:sz="0" w:space="0" w:color="000000"/>
+              <w:left w:val="none" w:sz="0" w:space="0" w:color="000000"/>
+              <w:right w:val="none" w:sz="0" w:space="0" w:color="000000"/>
+            </w:tcBorders>
+            <w:shd w:val="clear" w:color="auto" w:fill="FFFFFF"/>
+            <w:tcMar>
+              <w:top w:w="0" w:type="dxa"/>
+              <w:bottom w:w="0" w:type="dxa"/>
+              <w:left w:w="0" w:type="dxa"/>
+              <w:right w:w="0" w:type="dxa"/>
+            </w:tcMar>
+            <w:vAlign w:val="top"/>
+          </w:tcPr>
+          <w:p>
+            <w:pPr>
+              <w:jc w:val="right"/>
+              <w:pBdr>
+                <w:bottom w:val="none" w:sz="0" w:space="0" w:color="000000"/>
+                <w:top w:val="none" w:sz="0" w:space="0" w:color="000000"/>
+                <w:left w:val="none" w:sz="0" w:space="0" w:color="000000"/>
+                <w:right w:val="none" w:sz="0" w:space="0" w:color="000000"/>
+              </w:pBdr>
+              <w:spacing w:after="120" w:before="120" w:line="240"/>
+              <w:ind w:left="120" w:right="120" w:firstLine="0" w:firstLineChars="0"/>
+              <w:rPr>
+                <w:rFonts w:ascii="Arial" w:hAnsi="Arial" w:eastAsia="Arial" w:cs="Arial"/>
+                <w:i w:val="false"/>
+                <w:b w:val="false"/>
+                <w:u w:val="none"/>
+                <w:sz w:val="22"/>
+                <w:szCs w:val="22"/>
+                <w:color w:val="000000"/>
+              </w:rPr>
+            </w:pPr>
+            <w:r>
+              <w:rPr>
+                <w:rFonts w:ascii="Arial" w:hAnsi="Arial" w:eastAsia="Arial" w:cs="Arial"/>
+                <w:i w:val="false"/>
+                <w:b w:val="false"/>
+                <w:u w:val="none"/>
+                <w:sz w:val="22"/>
+                <w:szCs w:val="22"/>
+                <w:color w:val="000000"/>
+              </w:rPr>
+              <w:t xml:space="preserve">1.42 (0.37)</w:t>
             </w:r>
           </w:p>
         </w:tc>
@@ -3106,111 +3106,111 @@
                 <w:szCs w:val="22"/>
                 <w:color w:val="000000"/>
               </w:rPr>
-              <w:t xml:space="preserve">0.82 * (0.10)</w:t>
-            </w:r>
-          </w:p>
-        </w:tc>
-        <w:tc>
-          <w:tcPr>
-            <w:tcBorders>
-              <w:bottom w:val="none" w:sz="0" w:space="0" w:color="000000"/>
-              <w:top w:val="none" w:sz="0" w:space="0" w:color="000000"/>
-              <w:left w:val="none" w:sz="0" w:space="0" w:color="000000"/>
-              <w:right w:val="none" w:sz="0" w:space="0" w:color="000000"/>
-            </w:tcBorders>
-            <w:shd w:val="clear" w:color="auto" w:fill="FFFFFF"/>
-            <w:tcMar>
-              <w:top w:w="0" w:type="dxa"/>
-              <w:bottom w:w="0" w:type="dxa"/>
-              <w:left w:w="0" w:type="dxa"/>
-              <w:right w:w="0" w:type="dxa"/>
-            </w:tcMar>
-            <w:vAlign w:val="top"/>
-          </w:tcPr>
-          <w:p>
-            <w:pPr>
-              <w:jc w:val="right"/>
-              <w:pBdr>
-                <w:bottom w:val="none" w:sz="0" w:space="0" w:color="000000"/>
-                <w:top w:val="none" w:sz="0" w:space="0" w:color="000000"/>
-                <w:left w:val="none" w:sz="0" w:space="0" w:color="000000"/>
-                <w:right w:val="none" w:sz="0" w:space="0" w:color="000000"/>
-              </w:pBdr>
-              <w:spacing w:after="120" w:before="120" w:line="240"/>
-              <w:ind w:left="120" w:right="120" w:firstLine="0" w:firstLineChars="0"/>
-              <w:rPr>
-                <w:rFonts w:ascii="Arial" w:hAnsi="Arial" w:eastAsia="Arial" w:cs="Arial"/>
-                <w:i w:val="false"/>
-                <w:b w:val="false"/>
-                <w:u w:val="none"/>
-                <w:sz w:val="22"/>
-                <w:szCs w:val="22"/>
-                <w:color w:val="000000"/>
-              </w:rPr>
-            </w:pPr>
-            <w:r>
-              <w:rPr>
-                <w:rFonts w:ascii="Arial" w:hAnsi="Arial" w:eastAsia="Arial" w:cs="Arial"/>
-                <w:i w:val="false"/>
-                <w:b w:val="false"/>
-                <w:u w:val="none"/>
-                <w:sz w:val="22"/>
-                <w:szCs w:val="22"/>
-                <w:color w:val="000000"/>
-              </w:rPr>
-              <w:t xml:space="preserve">0.86 (0.10)</w:t>
-            </w:r>
-          </w:p>
-        </w:tc>
-        <w:tc>
-          <w:tcPr>
-            <w:tcBorders>
-              <w:bottom w:val="none" w:sz="0" w:space="0" w:color="000000"/>
-              <w:top w:val="none" w:sz="0" w:space="0" w:color="000000"/>
-              <w:left w:val="none" w:sz="0" w:space="0" w:color="000000"/>
-              <w:right w:val="none" w:sz="0" w:space="0" w:color="000000"/>
-            </w:tcBorders>
-            <w:shd w:val="clear" w:color="auto" w:fill="FFFFFF"/>
-            <w:tcMar>
-              <w:top w:w="0" w:type="dxa"/>
-              <w:bottom w:w="0" w:type="dxa"/>
-              <w:left w:w="0" w:type="dxa"/>
-              <w:right w:w="0" w:type="dxa"/>
-            </w:tcMar>
-            <w:vAlign w:val="top"/>
-          </w:tcPr>
-          <w:p>
-            <w:pPr>
-              <w:jc w:val="right"/>
-              <w:pBdr>
-                <w:bottom w:val="none" w:sz="0" w:space="0" w:color="000000"/>
-                <w:top w:val="none" w:sz="0" w:space="0" w:color="000000"/>
-                <w:left w:val="none" w:sz="0" w:space="0" w:color="000000"/>
-                <w:right w:val="none" w:sz="0" w:space="0" w:color="000000"/>
-              </w:pBdr>
-              <w:spacing w:after="120" w:before="120" w:line="240"/>
-              <w:ind w:left="120" w:right="120" w:firstLine="0" w:firstLineChars="0"/>
-              <w:rPr>
-                <w:rFonts w:ascii="Arial" w:hAnsi="Arial" w:eastAsia="Arial" w:cs="Arial"/>
-                <w:i w:val="false"/>
-                <w:b w:val="false"/>
-                <w:u w:val="none"/>
-                <w:sz w:val="22"/>
-                <w:szCs w:val="22"/>
-                <w:color w:val="000000"/>
-              </w:rPr>
-            </w:pPr>
-            <w:r>
-              <w:rPr>
-                <w:rFonts w:ascii="Arial" w:hAnsi="Arial" w:eastAsia="Arial" w:cs="Arial"/>
-                <w:i w:val="false"/>
-                <w:b w:val="false"/>
-                <w:u w:val="none"/>
-                <w:sz w:val="22"/>
-                <w:szCs w:val="22"/>
-                <w:color w:val="000000"/>
-              </w:rPr>
-              <w:t xml:space="preserve">0.50 * (0.42)</w:t>
+              <w:t xml:space="preserve">0.80 ** (0.10)</w:t>
+            </w:r>
+          </w:p>
+        </w:tc>
+        <w:tc>
+          <w:tcPr>
+            <w:tcBorders>
+              <w:bottom w:val="none" w:sz="0" w:space="0" w:color="000000"/>
+              <w:top w:val="none" w:sz="0" w:space="0" w:color="000000"/>
+              <w:left w:val="none" w:sz="0" w:space="0" w:color="000000"/>
+              <w:right w:val="none" w:sz="0" w:space="0" w:color="000000"/>
+            </w:tcBorders>
+            <w:shd w:val="clear" w:color="auto" w:fill="FFFFFF"/>
+            <w:tcMar>
+              <w:top w:w="0" w:type="dxa"/>
+              <w:bottom w:w="0" w:type="dxa"/>
+              <w:left w:w="0" w:type="dxa"/>
+              <w:right w:w="0" w:type="dxa"/>
+            </w:tcMar>
+            <w:vAlign w:val="top"/>
+          </w:tcPr>
+          <w:p>
+            <w:pPr>
+              <w:jc w:val="right"/>
+              <w:pBdr>
+                <w:bottom w:val="none" w:sz="0" w:space="0" w:color="000000"/>
+                <w:top w:val="none" w:sz="0" w:space="0" w:color="000000"/>
+                <w:left w:val="none" w:sz="0" w:space="0" w:color="000000"/>
+                <w:right w:val="none" w:sz="0" w:space="0" w:color="000000"/>
+              </w:pBdr>
+              <w:spacing w:after="120" w:before="120" w:line="240"/>
+              <w:ind w:left="120" w:right="120" w:firstLine="0" w:firstLineChars="0"/>
+              <w:rPr>
+                <w:rFonts w:ascii="Arial" w:hAnsi="Arial" w:eastAsia="Arial" w:cs="Arial"/>
+                <w:i w:val="false"/>
+                <w:b w:val="false"/>
+                <w:u w:val="none"/>
+                <w:sz w:val="22"/>
+                <w:szCs w:val="22"/>
+                <w:color w:val="000000"/>
+              </w:rPr>
+            </w:pPr>
+            <w:r>
+              <w:rPr>
+                <w:rFonts w:ascii="Arial" w:hAnsi="Arial" w:eastAsia="Arial" w:cs="Arial"/>
+                <w:i w:val="false"/>
+                <w:b w:val="false"/>
+                <w:u w:val="none"/>
+                <w:sz w:val="22"/>
+                <w:szCs w:val="22"/>
+                <w:color w:val="000000"/>
+              </w:rPr>
+              <w:t xml:space="preserve">0.83 * (0.10)</w:t>
+            </w:r>
+          </w:p>
+        </w:tc>
+        <w:tc>
+          <w:tcPr>
+            <w:tcBorders>
+              <w:bottom w:val="none" w:sz="0" w:space="0" w:color="000000"/>
+              <w:top w:val="none" w:sz="0" w:space="0" w:color="000000"/>
+              <w:left w:val="none" w:sz="0" w:space="0" w:color="000000"/>
+              <w:right w:val="none" w:sz="0" w:space="0" w:color="000000"/>
+            </w:tcBorders>
+            <w:shd w:val="clear" w:color="auto" w:fill="FFFFFF"/>
+            <w:tcMar>
+              <w:top w:w="0" w:type="dxa"/>
+              <w:bottom w:w="0" w:type="dxa"/>
+              <w:left w:w="0" w:type="dxa"/>
+              <w:right w:w="0" w:type="dxa"/>
+            </w:tcMar>
+            <w:vAlign w:val="top"/>
+          </w:tcPr>
+          <w:p>
+            <w:pPr>
+              <w:jc w:val="right"/>
+              <w:pBdr>
+                <w:bottom w:val="none" w:sz="0" w:space="0" w:color="000000"/>
+                <w:top w:val="none" w:sz="0" w:space="0" w:color="000000"/>
+                <w:left w:val="none" w:sz="0" w:space="0" w:color="000000"/>
+                <w:right w:val="none" w:sz="0" w:space="0" w:color="000000"/>
+              </w:pBdr>
+              <w:spacing w:after="120" w:before="120" w:line="240"/>
+              <w:ind w:left="120" w:right="120" w:firstLine="0" w:firstLineChars="0"/>
+              <w:rPr>
+                <w:rFonts w:ascii="Arial" w:hAnsi="Arial" w:eastAsia="Arial" w:cs="Arial"/>
+                <w:i w:val="false"/>
+                <w:b w:val="false"/>
+                <w:u w:val="none"/>
+                <w:sz w:val="22"/>
+                <w:szCs w:val="22"/>
+                <w:color w:val="000000"/>
+              </w:rPr>
+            </w:pPr>
+            <w:r>
+              <w:rPr>
+                <w:rFonts w:ascii="Arial" w:hAnsi="Arial" w:eastAsia="Arial" w:cs="Arial"/>
+                <w:i w:val="false"/>
+                <w:b w:val="false"/>
+                <w:u w:val="none"/>
+                <w:sz w:val="22"/>
+                <w:szCs w:val="22"/>
+                <w:color w:val="000000"/>
+              </w:rPr>
+              <w:t xml:space="preserve">0.50 (0.44)</w:t>
             </w:r>
           </w:p>
         </w:tc>
@@ -3372,111 +3372,111 @@
                 <w:szCs w:val="22"/>
                 <w:color w:val="000000"/>
               </w:rPr>
-              <w:t xml:space="preserve">0.81 * (0.11)</w:t>
-            </w:r>
-          </w:p>
-        </w:tc>
-        <w:tc>
-          <w:tcPr>
-            <w:tcBorders>
-              <w:bottom w:val="none" w:sz="0" w:space="0" w:color="000000"/>
-              <w:top w:val="none" w:sz="0" w:space="0" w:color="000000"/>
-              <w:left w:val="none" w:sz="0" w:space="0" w:color="000000"/>
-              <w:right w:val="none" w:sz="0" w:space="0" w:color="000000"/>
-            </w:tcBorders>
-            <w:shd w:val="clear" w:color="auto" w:fill="FFFFFF"/>
-            <w:tcMar>
-              <w:top w:w="0" w:type="dxa"/>
-              <w:bottom w:w="0" w:type="dxa"/>
-              <w:left w:w="0" w:type="dxa"/>
-              <w:right w:w="0" w:type="dxa"/>
-            </w:tcMar>
-            <w:vAlign w:val="top"/>
-          </w:tcPr>
-          <w:p>
-            <w:pPr>
-              <w:jc w:val="right"/>
-              <w:pBdr>
-                <w:bottom w:val="none" w:sz="0" w:space="0" w:color="000000"/>
-                <w:top w:val="none" w:sz="0" w:space="0" w:color="000000"/>
-                <w:left w:val="none" w:sz="0" w:space="0" w:color="000000"/>
-                <w:right w:val="none" w:sz="0" w:space="0" w:color="000000"/>
-              </w:pBdr>
-              <w:spacing w:after="120" w:before="120" w:line="240"/>
-              <w:ind w:left="120" w:right="120" w:firstLine="0" w:firstLineChars="0"/>
-              <w:rPr>
-                <w:rFonts w:ascii="Arial" w:hAnsi="Arial" w:eastAsia="Arial" w:cs="Arial"/>
-                <w:i w:val="false"/>
-                <w:b w:val="false"/>
-                <w:u w:val="none"/>
-                <w:sz w:val="22"/>
-                <w:szCs w:val="22"/>
-                <w:color w:val="000000"/>
-              </w:rPr>
-            </w:pPr>
-            <w:r>
-              <w:rPr>
-                <w:rFonts w:ascii="Arial" w:hAnsi="Arial" w:eastAsia="Arial" w:cs="Arial"/>
-                <w:i w:val="false"/>
-                <w:b w:val="false"/>
-                <w:u w:val="none"/>
-                <w:sz w:val="22"/>
-                <w:szCs w:val="22"/>
-                <w:color w:val="000000"/>
-              </w:rPr>
-              <w:t xml:space="preserve">0.88 (0.11)</w:t>
-            </w:r>
-          </w:p>
-        </w:tc>
-        <w:tc>
-          <w:tcPr>
-            <w:tcBorders>
-              <w:bottom w:val="none" w:sz="0" w:space="0" w:color="000000"/>
-              <w:top w:val="none" w:sz="0" w:space="0" w:color="000000"/>
-              <w:left w:val="none" w:sz="0" w:space="0" w:color="000000"/>
-              <w:right w:val="none" w:sz="0" w:space="0" w:color="000000"/>
-            </w:tcBorders>
-            <w:shd w:val="clear" w:color="auto" w:fill="FFFFFF"/>
-            <w:tcMar>
-              <w:top w:w="0" w:type="dxa"/>
-              <w:bottom w:w="0" w:type="dxa"/>
-              <w:left w:w="0" w:type="dxa"/>
-              <w:right w:w="0" w:type="dxa"/>
-            </w:tcMar>
-            <w:vAlign w:val="top"/>
-          </w:tcPr>
-          <w:p>
-            <w:pPr>
-              <w:jc w:val="right"/>
-              <w:pBdr>
-                <w:bottom w:val="none" w:sz="0" w:space="0" w:color="000000"/>
-                <w:top w:val="none" w:sz="0" w:space="0" w:color="000000"/>
-                <w:left w:val="none" w:sz="0" w:space="0" w:color="000000"/>
-                <w:right w:val="none" w:sz="0" w:space="0" w:color="000000"/>
-              </w:pBdr>
-              <w:spacing w:after="120" w:before="120" w:line="240"/>
-              <w:ind w:left="120" w:right="120" w:firstLine="0" w:firstLineChars="0"/>
-              <w:rPr>
-                <w:rFonts w:ascii="Arial" w:hAnsi="Arial" w:eastAsia="Arial" w:cs="Arial"/>
-                <w:i w:val="false"/>
-                <w:b w:val="false"/>
-                <w:u w:val="none"/>
-                <w:sz w:val="22"/>
-                <w:szCs w:val="22"/>
-                <w:color w:val="000000"/>
-              </w:rPr>
-            </w:pPr>
-            <w:r>
-              <w:rPr>
-                <w:rFonts w:ascii="Arial" w:hAnsi="Arial" w:eastAsia="Arial" w:cs="Arial"/>
-                <w:i w:val="false"/>
-                <w:b w:val="false"/>
-                <w:u w:val="none"/>
-                <w:sz w:val="22"/>
-                <w:szCs w:val="22"/>
-                <w:color w:val="000000"/>
-              </w:rPr>
-              <w:t xml:space="preserve">0.45 * (0.44)</w:t>
+              <w:t xml:space="preserve">0.79 ** (0.11)</w:t>
+            </w:r>
+          </w:p>
+        </w:tc>
+        <w:tc>
+          <w:tcPr>
+            <w:tcBorders>
+              <w:bottom w:val="none" w:sz="0" w:space="0" w:color="000000"/>
+              <w:top w:val="none" w:sz="0" w:space="0" w:color="000000"/>
+              <w:left w:val="none" w:sz="0" w:space="0" w:color="000000"/>
+              <w:right w:val="none" w:sz="0" w:space="0" w:color="000000"/>
+            </w:tcBorders>
+            <w:shd w:val="clear" w:color="auto" w:fill="FFFFFF"/>
+            <w:tcMar>
+              <w:top w:w="0" w:type="dxa"/>
+              <w:bottom w:w="0" w:type="dxa"/>
+              <w:left w:w="0" w:type="dxa"/>
+              <w:right w:w="0" w:type="dxa"/>
+            </w:tcMar>
+            <w:vAlign w:val="top"/>
+          </w:tcPr>
+          <w:p>
+            <w:pPr>
+              <w:jc w:val="right"/>
+              <w:pBdr>
+                <w:bottom w:val="none" w:sz="0" w:space="0" w:color="000000"/>
+                <w:top w:val="none" w:sz="0" w:space="0" w:color="000000"/>
+                <w:left w:val="none" w:sz="0" w:space="0" w:color="000000"/>
+                <w:right w:val="none" w:sz="0" w:space="0" w:color="000000"/>
+              </w:pBdr>
+              <w:spacing w:after="120" w:before="120" w:line="240"/>
+              <w:ind w:left="120" w:right="120" w:firstLine="0" w:firstLineChars="0"/>
+              <w:rPr>
+                <w:rFonts w:ascii="Arial" w:hAnsi="Arial" w:eastAsia="Arial" w:cs="Arial"/>
+                <w:i w:val="false"/>
+                <w:b w:val="false"/>
+                <w:u w:val="none"/>
+                <w:sz w:val="22"/>
+                <w:szCs w:val="22"/>
+                <w:color w:val="000000"/>
+              </w:rPr>
+            </w:pPr>
+            <w:r>
+              <w:rPr>
+                <w:rFonts w:ascii="Arial" w:hAnsi="Arial" w:eastAsia="Arial" w:cs="Arial"/>
+                <w:i w:val="false"/>
+                <w:b w:val="false"/>
+                <w:u w:val="none"/>
+                <w:sz w:val="22"/>
+                <w:szCs w:val="22"/>
+                <w:color w:val="000000"/>
+              </w:rPr>
+              <w:t xml:space="preserve">0.86 (0.11)</w:t>
+            </w:r>
+          </w:p>
+        </w:tc>
+        <w:tc>
+          <w:tcPr>
+            <w:tcBorders>
+              <w:bottom w:val="none" w:sz="0" w:space="0" w:color="000000"/>
+              <w:top w:val="none" w:sz="0" w:space="0" w:color="000000"/>
+              <w:left w:val="none" w:sz="0" w:space="0" w:color="000000"/>
+              <w:right w:val="none" w:sz="0" w:space="0" w:color="000000"/>
+            </w:tcBorders>
+            <w:shd w:val="clear" w:color="auto" w:fill="FFFFFF"/>
+            <w:tcMar>
+              <w:top w:w="0" w:type="dxa"/>
+              <w:bottom w:w="0" w:type="dxa"/>
+              <w:left w:w="0" w:type="dxa"/>
+              <w:right w:w="0" w:type="dxa"/>
+            </w:tcMar>
+            <w:vAlign w:val="top"/>
+          </w:tcPr>
+          <w:p>
+            <w:pPr>
+              <w:jc w:val="right"/>
+              <w:pBdr>
+                <w:bottom w:val="none" w:sz="0" w:space="0" w:color="000000"/>
+                <w:top w:val="none" w:sz="0" w:space="0" w:color="000000"/>
+                <w:left w:val="none" w:sz="0" w:space="0" w:color="000000"/>
+                <w:right w:val="none" w:sz="0" w:space="0" w:color="000000"/>
+              </w:pBdr>
+              <w:spacing w:after="120" w:before="120" w:line="240"/>
+              <w:ind w:left="120" w:right="120" w:firstLine="0" w:firstLineChars="0"/>
+              <w:rPr>
+                <w:rFonts w:ascii="Arial" w:hAnsi="Arial" w:eastAsia="Arial" w:cs="Arial"/>
+                <w:i w:val="false"/>
+                <w:b w:val="false"/>
+                <w:u w:val="none"/>
+                <w:sz w:val="22"/>
+                <w:szCs w:val="22"/>
+                <w:color w:val="000000"/>
+              </w:rPr>
+            </w:pPr>
+            <w:r>
+              <w:rPr>
+                <w:rFonts w:ascii="Arial" w:hAnsi="Arial" w:eastAsia="Arial" w:cs="Arial"/>
+                <w:i w:val="false"/>
+                <w:b w:val="false"/>
+                <w:u w:val="none"/>
+                <w:sz w:val="22"/>
+                <w:szCs w:val="22"/>
+                <w:color w:val="000000"/>
+              </w:rPr>
+              <w:t xml:space="preserve">0.45 * (0.45)</w:t>
             </w:r>
           </w:p>
         </w:tc>
@@ -3638,111 +3638,111 @@
                 <w:szCs w:val="22"/>
                 <w:color w:val="000000"/>
               </w:rPr>
-              <w:t xml:space="preserve">0.96 (0.13)</w:t>
-            </w:r>
-          </w:p>
-        </w:tc>
-        <w:tc>
-          <w:tcPr>
-            <w:tcBorders>
-              <w:bottom w:val="none" w:sz="0" w:space="0" w:color="000000"/>
-              <w:top w:val="none" w:sz="0" w:space="0" w:color="000000"/>
-              <w:left w:val="none" w:sz="0" w:space="0" w:color="000000"/>
-              <w:right w:val="none" w:sz="0" w:space="0" w:color="000000"/>
-            </w:tcBorders>
-            <w:shd w:val="clear" w:color="auto" w:fill="FFFFFF"/>
-            <w:tcMar>
-              <w:top w:w="0" w:type="dxa"/>
-              <w:bottom w:w="0" w:type="dxa"/>
-              <w:left w:w="0" w:type="dxa"/>
-              <w:right w:w="0" w:type="dxa"/>
-            </w:tcMar>
-            <w:vAlign w:val="top"/>
-          </w:tcPr>
-          <w:p>
-            <w:pPr>
-              <w:jc w:val="right"/>
-              <w:pBdr>
-                <w:bottom w:val="none" w:sz="0" w:space="0" w:color="000000"/>
-                <w:top w:val="none" w:sz="0" w:space="0" w:color="000000"/>
-                <w:left w:val="none" w:sz="0" w:space="0" w:color="000000"/>
-                <w:right w:val="none" w:sz="0" w:space="0" w:color="000000"/>
-              </w:pBdr>
-              <w:spacing w:after="120" w:before="120" w:line="240"/>
-              <w:ind w:left="120" w:right="120" w:firstLine="0" w:firstLineChars="0"/>
-              <w:rPr>
-                <w:rFonts w:ascii="Arial" w:hAnsi="Arial" w:eastAsia="Arial" w:cs="Arial"/>
-                <w:i w:val="false"/>
-                <w:b w:val="false"/>
-                <w:u w:val="none"/>
-                <w:sz w:val="22"/>
-                <w:szCs w:val="22"/>
-                <w:color w:val="000000"/>
-              </w:rPr>
-            </w:pPr>
-            <w:r>
-              <w:rPr>
-                <w:rFonts w:ascii="Arial" w:hAnsi="Arial" w:eastAsia="Arial" w:cs="Arial"/>
-                <w:i w:val="false"/>
-                <w:b w:val="false"/>
-                <w:u w:val="none"/>
-                <w:sz w:val="22"/>
-                <w:szCs w:val="22"/>
-                <w:color w:val="000000"/>
-              </w:rPr>
-              <w:t xml:space="preserve">1.11 (0.14)</w:t>
-            </w:r>
-          </w:p>
-        </w:tc>
-        <w:tc>
-          <w:tcPr>
-            <w:tcBorders>
-              <w:bottom w:val="none" w:sz="0" w:space="0" w:color="000000"/>
-              <w:top w:val="none" w:sz="0" w:space="0" w:color="000000"/>
-              <w:left w:val="none" w:sz="0" w:space="0" w:color="000000"/>
-              <w:right w:val="none" w:sz="0" w:space="0" w:color="000000"/>
-            </w:tcBorders>
-            <w:shd w:val="clear" w:color="auto" w:fill="FFFFFF"/>
-            <w:tcMar>
-              <w:top w:w="0" w:type="dxa"/>
-              <w:bottom w:w="0" w:type="dxa"/>
-              <w:left w:w="0" w:type="dxa"/>
-              <w:right w:w="0" w:type="dxa"/>
-            </w:tcMar>
-            <w:vAlign w:val="top"/>
-          </w:tcPr>
-          <w:p>
-            <w:pPr>
-              <w:jc w:val="right"/>
-              <w:pBdr>
-                <w:bottom w:val="none" w:sz="0" w:space="0" w:color="000000"/>
-                <w:top w:val="none" w:sz="0" w:space="0" w:color="000000"/>
-                <w:left w:val="none" w:sz="0" w:space="0" w:color="000000"/>
-                <w:right w:val="none" w:sz="0" w:space="0" w:color="000000"/>
-              </w:pBdr>
-              <w:spacing w:after="120" w:before="120" w:line="240"/>
-              <w:ind w:left="120" w:right="120" w:firstLine="0" w:firstLineChars="0"/>
-              <w:rPr>
-                <w:rFonts w:ascii="Arial" w:hAnsi="Arial" w:eastAsia="Arial" w:cs="Arial"/>
-                <w:i w:val="false"/>
-                <w:b w:val="false"/>
-                <w:u w:val="none"/>
-                <w:sz w:val="22"/>
-                <w:szCs w:val="22"/>
-                <w:color w:val="000000"/>
-              </w:rPr>
-            </w:pPr>
-            <w:r>
-              <w:rPr>
-                <w:rFonts w:ascii="Arial" w:hAnsi="Arial" w:eastAsia="Arial" w:cs="Arial"/>
-                <w:i w:val="false"/>
-                <w:b w:val="false"/>
-                <w:u w:val="none"/>
-                <w:sz w:val="22"/>
-                <w:szCs w:val="22"/>
-                <w:color w:val="000000"/>
-              </w:rPr>
-              <w:t xml:space="preserve">0.43 (0.57)</w:t>
+              <w:t xml:space="preserve">0.95 (0.13)</w:t>
+            </w:r>
+          </w:p>
+        </w:tc>
+        <w:tc>
+          <w:tcPr>
+            <w:tcBorders>
+              <w:bottom w:val="none" w:sz="0" w:space="0" w:color="000000"/>
+              <w:top w:val="none" w:sz="0" w:space="0" w:color="000000"/>
+              <w:left w:val="none" w:sz="0" w:space="0" w:color="000000"/>
+              <w:right w:val="none" w:sz="0" w:space="0" w:color="000000"/>
+            </w:tcBorders>
+            <w:shd w:val="clear" w:color="auto" w:fill="FFFFFF"/>
+            <w:tcMar>
+              <w:top w:w="0" w:type="dxa"/>
+              <w:bottom w:w="0" w:type="dxa"/>
+              <w:left w:w="0" w:type="dxa"/>
+              <w:right w:w="0" w:type="dxa"/>
+            </w:tcMar>
+            <w:vAlign w:val="top"/>
+          </w:tcPr>
+          <w:p>
+            <w:pPr>
+              <w:jc w:val="right"/>
+              <w:pBdr>
+                <w:bottom w:val="none" w:sz="0" w:space="0" w:color="000000"/>
+                <w:top w:val="none" w:sz="0" w:space="0" w:color="000000"/>
+                <w:left w:val="none" w:sz="0" w:space="0" w:color="000000"/>
+                <w:right w:val="none" w:sz="0" w:space="0" w:color="000000"/>
+              </w:pBdr>
+              <w:spacing w:after="120" w:before="120" w:line="240"/>
+              <w:ind w:left="120" w:right="120" w:firstLine="0" w:firstLineChars="0"/>
+              <w:rPr>
+                <w:rFonts w:ascii="Arial" w:hAnsi="Arial" w:eastAsia="Arial" w:cs="Arial"/>
+                <w:i w:val="false"/>
+                <w:b w:val="false"/>
+                <w:u w:val="none"/>
+                <w:sz w:val="22"/>
+                <w:szCs w:val="22"/>
+                <w:color w:val="000000"/>
+              </w:rPr>
+            </w:pPr>
+            <w:r>
+              <w:rPr>
+                <w:rFonts w:ascii="Arial" w:hAnsi="Arial" w:eastAsia="Arial" w:cs="Arial"/>
+                <w:i w:val="false"/>
+                <w:b w:val="false"/>
+                <w:u w:val="none"/>
+                <w:sz w:val="22"/>
+                <w:szCs w:val="22"/>
+                <w:color w:val="000000"/>
+              </w:rPr>
+              <w:t xml:space="preserve">1.09 (0.14)</w:t>
+            </w:r>
+          </w:p>
+        </w:tc>
+        <w:tc>
+          <w:tcPr>
+            <w:tcBorders>
+              <w:bottom w:val="none" w:sz="0" w:space="0" w:color="000000"/>
+              <w:top w:val="none" w:sz="0" w:space="0" w:color="000000"/>
+              <w:left w:val="none" w:sz="0" w:space="0" w:color="000000"/>
+              <w:right w:val="none" w:sz="0" w:space="0" w:color="000000"/>
+            </w:tcBorders>
+            <w:shd w:val="clear" w:color="auto" w:fill="FFFFFF"/>
+            <w:tcMar>
+              <w:top w:w="0" w:type="dxa"/>
+              <w:bottom w:w="0" w:type="dxa"/>
+              <w:left w:w="0" w:type="dxa"/>
+              <w:right w:w="0" w:type="dxa"/>
+            </w:tcMar>
+            <w:vAlign w:val="top"/>
+          </w:tcPr>
+          <w:p>
+            <w:pPr>
+              <w:jc w:val="right"/>
+              <w:pBdr>
+                <w:bottom w:val="none" w:sz="0" w:space="0" w:color="000000"/>
+                <w:top w:val="none" w:sz="0" w:space="0" w:color="000000"/>
+                <w:left w:val="none" w:sz="0" w:space="0" w:color="000000"/>
+                <w:right w:val="none" w:sz="0" w:space="0" w:color="000000"/>
+              </w:pBdr>
+              <w:spacing w:after="120" w:before="120" w:line="240"/>
+              <w:ind w:left="120" w:right="120" w:firstLine="0" w:firstLineChars="0"/>
+              <w:rPr>
+                <w:rFonts w:ascii="Arial" w:hAnsi="Arial" w:eastAsia="Arial" w:cs="Arial"/>
+                <w:i w:val="false"/>
+                <w:b w:val="false"/>
+                <w:u w:val="none"/>
+                <w:sz w:val="22"/>
+                <w:szCs w:val="22"/>
+                <w:color w:val="000000"/>
+              </w:rPr>
+            </w:pPr>
+            <w:r>
+              <w:rPr>
+                <w:rFonts w:ascii="Arial" w:hAnsi="Arial" w:eastAsia="Arial" w:cs="Arial"/>
+                <w:i w:val="false"/>
+                <w:b w:val="false"/>
+                <w:u w:val="none"/>
+                <w:sz w:val="22"/>
+                <w:szCs w:val="22"/>
+                <w:color w:val="000000"/>
+              </w:rPr>
+              <w:t xml:space="preserve">0.46 (0.59)</w:t>
             </w:r>
           </w:p>
         </w:tc>
@@ -3904,111 +3904,111 @@
                 <w:szCs w:val="22"/>
                 <w:color w:val="000000"/>
               </w:rPr>
-              <w:t xml:space="preserve">0.67 *** (0.14)</w:t>
-            </w:r>
-          </w:p>
-        </w:tc>
-        <w:tc>
-          <w:tcPr>
-            <w:tcBorders>
-              <w:bottom w:val="none" w:sz="0" w:space="0" w:color="000000"/>
-              <w:top w:val="none" w:sz="0" w:space="0" w:color="000000"/>
-              <w:left w:val="none" w:sz="0" w:space="0" w:color="000000"/>
-              <w:right w:val="none" w:sz="0" w:space="0" w:color="000000"/>
-            </w:tcBorders>
-            <w:shd w:val="clear" w:color="auto" w:fill="FFFFFF"/>
-            <w:tcMar>
-              <w:top w:w="0" w:type="dxa"/>
-              <w:bottom w:w="0" w:type="dxa"/>
-              <w:left w:w="0" w:type="dxa"/>
-              <w:right w:w="0" w:type="dxa"/>
-            </w:tcMar>
-            <w:vAlign w:val="top"/>
-          </w:tcPr>
-          <w:p>
-            <w:pPr>
-              <w:jc w:val="right"/>
-              <w:pBdr>
-                <w:bottom w:val="none" w:sz="0" w:space="0" w:color="000000"/>
-                <w:top w:val="none" w:sz="0" w:space="0" w:color="000000"/>
-                <w:left w:val="none" w:sz="0" w:space="0" w:color="000000"/>
-                <w:right w:val="none" w:sz="0" w:space="0" w:color="000000"/>
-              </w:pBdr>
-              <w:spacing w:after="120" w:before="120" w:line="240"/>
-              <w:ind w:left="120" w:right="120" w:firstLine="0" w:firstLineChars="0"/>
-              <w:rPr>
-                <w:rFonts w:ascii="Arial" w:hAnsi="Arial" w:eastAsia="Arial" w:cs="Arial"/>
-                <w:i w:val="false"/>
-                <w:b w:val="false"/>
-                <w:u w:val="none"/>
-                <w:sz w:val="22"/>
-                <w:szCs w:val="22"/>
-                <w:color w:val="000000"/>
-              </w:rPr>
-            </w:pPr>
-            <w:r>
-              <w:rPr>
-                <w:rFonts w:ascii="Arial" w:hAnsi="Arial" w:eastAsia="Arial" w:cs="Arial"/>
-                <w:i w:val="false"/>
-                <w:b w:val="false"/>
-                <w:u w:val="none"/>
-                <w:sz w:val="22"/>
-                <w:szCs w:val="22"/>
-                <w:color w:val="000000"/>
-              </w:rPr>
-              <w:t xml:space="preserve">0.73 ** (0.15)</w:t>
-            </w:r>
-          </w:p>
-        </w:tc>
-        <w:tc>
-          <w:tcPr>
-            <w:tcBorders>
-              <w:bottom w:val="none" w:sz="0" w:space="0" w:color="000000"/>
-              <w:top w:val="none" w:sz="0" w:space="0" w:color="000000"/>
-              <w:left w:val="none" w:sz="0" w:space="0" w:color="000000"/>
-              <w:right w:val="none" w:sz="0" w:space="0" w:color="000000"/>
-            </w:tcBorders>
-            <w:shd w:val="clear" w:color="auto" w:fill="FFFFFF"/>
-            <w:tcMar>
-              <w:top w:w="0" w:type="dxa"/>
-              <w:bottom w:w="0" w:type="dxa"/>
-              <w:left w:w="0" w:type="dxa"/>
-              <w:right w:w="0" w:type="dxa"/>
-            </w:tcMar>
-            <w:vAlign w:val="top"/>
-          </w:tcPr>
-          <w:p>
-            <w:pPr>
-              <w:jc w:val="right"/>
-              <w:pBdr>
-                <w:bottom w:val="none" w:sz="0" w:space="0" w:color="000000"/>
-                <w:top w:val="none" w:sz="0" w:space="0" w:color="000000"/>
-                <w:left w:val="none" w:sz="0" w:space="0" w:color="000000"/>
-                <w:right w:val="none" w:sz="0" w:space="0" w:color="000000"/>
-              </w:pBdr>
-              <w:spacing w:after="120" w:before="120" w:line="240"/>
-              <w:ind w:left="120" w:right="120" w:firstLine="0" w:firstLineChars="0"/>
-              <w:rPr>
-                <w:rFonts w:ascii="Arial" w:hAnsi="Arial" w:eastAsia="Arial" w:cs="Arial"/>
-                <w:i w:val="false"/>
-                <w:b w:val="false"/>
-                <w:u w:val="none"/>
-                <w:sz w:val="22"/>
-                <w:szCs w:val="22"/>
-                <w:color w:val="000000"/>
-              </w:rPr>
-            </w:pPr>
-            <w:r>
-              <w:rPr>
-                <w:rFonts w:ascii="Arial" w:hAnsi="Arial" w:eastAsia="Arial" w:cs="Arial"/>
-                <w:i w:val="false"/>
-                <w:b w:val="false"/>
-                <w:u w:val="none"/>
-                <w:sz w:val="22"/>
-                <w:szCs w:val="22"/>
-                <w:color w:val="000000"/>
-              </w:rPr>
-              <w:t xml:space="preserve">0.44 * (0.48)</w:t>
+              <w:t xml:space="preserve">0.65 *** (0.14)</w:t>
+            </w:r>
+          </w:p>
+        </w:tc>
+        <w:tc>
+          <w:tcPr>
+            <w:tcBorders>
+              <w:bottom w:val="none" w:sz="0" w:space="0" w:color="000000"/>
+              <w:top w:val="none" w:sz="0" w:space="0" w:color="000000"/>
+              <w:left w:val="none" w:sz="0" w:space="0" w:color="000000"/>
+              <w:right w:val="none" w:sz="0" w:space="0" w:color="000000"/>
+            </w:tcBorders>
+            <w:shd w:val="clear" w:color="auto" w:fill="FFFFFF"/>
+            <w:tcMar>
+              <w:top w:w="0" w:type="dxa"/>
+              <w:bottom w:w="0" w:type="dxa"/>
+              <w:left w:w="0" w:type="dxa"/>
+              <w:right w:w="0" w:type="dxa"/>
+            </w:tcMar>
+            <w:vAlign w:val="top"/>
+          </w:tcPr>
+          <w:p>
+            <w:pPr>
+              <w:jc w:val="right"/>
+              <w:pBdr>
+                <w:bottom w:val="none" w:sz="0" w:space="0" w:color="000000"/>
+                <w:top w:val="none" w:sz="0" w:space="0" w:color="000000"/>
+                <w:left w:val="none" w:sz="0" w:space="0" w:color="000000"/>
+                <w:right w:val="none" w:sz="0" w:space="0" w:color="000000"/>
+              </w:pBdr>
+              <w:spacing w:after="120" w:before="120" w:line="240"/>
+              <w:ind w:left="120" w:right="120" w:firstLine="0" w:firstLineChars="0"/>
+              <w:rPr>
+                <w:rFonts w:ascii="Arial" w:hAnsi="Arial" w:eastAsia="Arial" w:cs="Arial"/>
+                <w:i w:val="false"/>
+                <w:b w:val="false"/>
+                <w:u w:val="none"/>
+                <w:sz w:val="22"/>
+                <w:szCs w:val="22"/>
+                <w:color w:val="000000"/>
+              </w:rPr>
+            </w:pPr>
+            <w:r>
+              <w:rPr>
+                <w:rFonts w:ascii="Arial" w:hAnsi="Arial" w:eastAsia="Arial" w:cs="Arial"/>
+                <w:i w:val="false"/>
+                <w:b w:val="false"/>
+                <w:u w:val="none"/>
+                <w:sz w:val="22"/>
+                <w:szCs w:val="22"/>
+                <w:color w:val="000000"/>
+              </w:rPr>
+              <w:t xml:space="preserve">0.71 ** (0.15)</w:t>
+            </w:r>
+          </w:p>
+        </w:tc>
+        <w:tc>
+          <w:tcPr>
+            <w:tcBorders>
+              <w:bottom w:val="none" w:sz="0" w:space="0" w:color="000000"/>
+              <w:top w:val="none" w:sz="0" w:space="0" w:color="000000"/>
+              <w:left w:val="none" w:sz="0" w:space="0" w:color="000000"/>
+              <w:right w:val="none" w:sz="0" w:space="0" w:color="000000"/>
+            </w:tcBorders>
+            <w:shd w:val="clear" w:color="auto" w:fill="FFFFFF"/>
+            <w:tcMar>
+              <w:top w:w="0" w:type="dxa"/>
+              <w:bottom w:w="0" w:type="dxa"/>
+              <w:left w:w="0" w:type="dxa"/>
+              <w:right w:w="0" w:type="dxa"/>
+            </w:tcMar>
+            <w:vAlign w:val="top"/>
+          </w:tcPr>
+          <w:p>
+            <w:pPr>
+              <w:jc w:val="right"/>
+              <w:pBdr>
+                <w:bottom w:val="none" w:sz="0" w:space="0" w:color="000000"/>
+                <w:top w:val="none" w:sz="0" w:space="0" w:color="000000"/>
+                <w:left w:val="none" w:sz="0" w:space="0" w:color="000000"/>
+                <w:right w:val="none" w:sz="0" w:space="0" w:color="000000"/>
+              </w:pBdr>
+              <w:spacing w:after="120" w:before="120" w:line="240"/>
+              <w:ind w:left="120" w:right="120" w:firstLine="0" w:firstLineChars="0"/>
+              <w:rPr>
+                <w:rFonts w:ascii="Arial" w:hAnsi="Arial" w:eastAsia="Arial" w:cs="Arial"/>
+                <w:i w:val="false"/>
+                <w:b w:val="false"/>
+                <w:u w:val="none"/>
+                <w:sz w:val="22"/>
+                <w:szCs w:val="22"/>
+                <w:color w:val="000000"/>
+              </w:rPr>
+            </w:pPr>
+            <w:r>
+              <w:rPr>
+                <w:rFonts w:ascii="Arial" w:hAnsi="Arial" w:eastAsia="Arial" w:cs="Arial"/>
+                <w:i w:val="false"/>
+                <w:b w:val="false"/>
+                <w:u w:val="none"/>
+                <w:sz w:val="22"/>
+                <w:szCs w:val="22"/>
+                <w:color w:val="000000"/>
+              </w:rPr>
+              <w:t xml:space="preserve">0.45 (0.49)</w:t>
             </w:r>
           </w:p>
         </w:tc>
@@ -4170,58 +4170,6 @@
                 <w:szCs w:val="22"/>
                 <w:color w:val="000000"/>
               </w:rPr>
-              <w:t xml:space="preserve">1.07 (0.04)</w:t>
-            </w:r>
-          </w:p>
-        </w:tc>
-        <w:tc>
-          <w:tcPr>
-            <w:tcBorders>
-              <w:bottom w:val="none" w:sz="0" w:space="0" w:color="000000"/>
-              <w:top w:val="none" w:sz="0" w:space="0" w:color="000000"/>
-              <w:left w:val="none" w:sz="0" w:space="0" w:color="000000"/>
-              <w:right w:val="none" w:sz="0" w:space="0" w:color="000000"/>
-            </w:tcBorders>
-            <w:shd w:val="clear" w:color="auto" w:fill="FFFFFF"/>
-            <w:tcMar>
-              <w:top w:w="0" w:type="dxa"/>
-              <w:bottom w:w="0" w:type="dxa"/>
-              <w:left w:w="0" w:type="dxa"/>
-              <w:right w:w="0" w:type="dxa"/>
-            </w:tcMar>
-            <w:vAlign w:val="top"/>
-          </w:tcPr>
-          <w:p>
-            <w:pPr>
-              <w:jc w:val="right"/>
-              <w:pBdr>
-                <w:bottom w:val="none" w:sz="0" w:space="0" w:color="000000"/>
-                <w:top w:val="none" w:sz="0" w:space="0" w:color="000000"/>
-                <w:left w:val="none" w:sz="0" w:space="0" w:color="000000"/>
-                <w:right w:val="none" w:sz="0" w:space="0" w:color="000000"/>
-              </w:pBdr>
-              <w:spacing w:after="120" w:before="120" w:line="240"/>
-              <w:ind w:left="120" w:right="120" w:firstLine="0" w:firstLineChars="0"/>
-              <w:rPr>
-                <w:rFonts w:ascii="Arial" w:hAnsi="Arial" w:eastAsia="Arial" w:cs="Arial"/>
-                <w:i w:val="false"/>
-                <w:b w:val="false"/>
-                <w:u w:val="none"/>
-                <w:sz w:val="22"/>
-                <w:szCs w:val="22"/>
-                <w:color w:val="000000"/>
-              </w:rPr>
-            </w:pPr>
-            <w:r>
-              <w:rPr>
-                <w:rFonts w:ascii="Arial" w:hAnsi="Arial" w:eastAsia="Arial" w:cs="Arial"/>
-                <w:i w:val="false"/>
-                <w:b w:val="false"/>
-                <w:u w:val="none"/>
-                <w:sz w:val="22"/>
-                <w:szCs w:val="22"/>
-                <w:color w:val="000000"/>
-              </w:rPr>
               <w:t xml:space="preserve">1.08 (0.05)</w:t>
             </w:r>
           </w:p>
@@ -4274,7 +4222,59 @@
                 <w:szCs w:val="22"/>
                 <w:color w:val="000000"/>
               </w:rPr>
-              <w:t xml:space="preserve">1.73 ** (0.24)</w:t>
+              <w:t xml:space="preserve">1.09 * (0.05)</w:t>
+            </w:r>
+          </w:p>
+        </w:tc>
+        <w:tc>
+          <w:tcPr>
+            <w:tcBorders>
+              <w:bottom w:val="none" w:sz="0" w:space="0" w:color="000000"/>
+              <w:top w:val="none" w:sz="0" w:space="0" w:color="000000"/>
+              <w:left w:val="none" w:sz="0" w:space="0" w:color="000000"/>
+              <w:right w:val="none" w:sz="0" w:space="0" w:color="000000"/>
+            </w:tcBorders>
+            <w:shd w:val="clear" w:color="auto" w:fill="FFFFFF"/>
+            <w:tcMar>
+              <w:top w:w="0" w:type="dxa"/>
+              <w:bottom w:w="0" w:type="dxa"/>
+              <w:left w:w="0" w:type="dxa"/>
+              <w:right w:w="0" w:type="dxa"/>
+            </w:tcMar>
+            <w:vAlign w:val="top"/>
+          </w:tcPr>
+          <w:p>
+            <w:pPr>
+              <w:jc w:val="right"/>
+              <w:pBdr>
+                <w:bottom w:val="none" w:sz="0" w:space="0" w:color="000000"/>
+                <w:top w:val="none" w:sz="0" w:space="0" w:color="000000"/>
+                <w:left w:val="none" w:sz="0" w:space="0" w:color="000000"/>
+                <w:right w:val="none" w:sz="0" w:space="0" w:color="000000"/>
+              </w:pBdr>
+              <w:spacing w:after="120" w:before="120" w:line="240"/>
+              <w:ind w:left="120" w:right="120" w:firstLine="0" w:firstLineChars="0"/>
+              <w:rPr>
+                <w:rFonts w:ascii="Arial" w:hAnsi="Arial" w:eastAsia="Arial" w:cs="Arial"/>
+                <w:i w:val="false"/>
+                <w:b w:val="false"/>
+                <w:u w:val="none"/>
+                <w:sz w:val="22"/>
+                <w:szCs w:val="22"/>
+                <w:color w:val="000000"/>
+              </w:rPr>
+            </w:pPr>
+            <w:r>
+              <w:rPr>
+                <w:rFonts w:ascii="Arial" w:hAnsi="Arial" w:eastAsia="Arial" w:cs="Arial"/>
+                <w:i w:val="false"/>
+                <w:b w:val="false"/>
+                <w:u w:val="none"/>
+                <w:sz w:val="22"/>
+                <w:szCs w:val="22"/>
+                <w:color w:val="000000"/>
+              </w:rPr>
+              <w:t xml:space="preserve">1.64 ** (0.24)</w:t>
             </w:r>
           </w:p>
         </w:tc>
@@ -4540,7 +4540,7 @@
                 <w:szCs w:val="22"/>
                 <w:color w:val="000000"/>
               </w:rPr>
-              <w:t xml:space="preserve">1.03 (0.05)</w:t>
+              <w:t xml:space="preserve">1.02 (0.05)</w:t>
             </w:r>
           </w:p>
         </w:tc>
@@ -4598,6 +4598,272 @@
                 <w:szCs w:val="22"/>
                 <w:color w:val="000000"/>
               </w:rPr>
+              <w:t xml:space="preserve">Ningún progreso contra corrupción</w:t>
+            </w:r>
+          </w:p>
+        </w:tc>
+        <w:tc>
+          <w:tcPr>
+            <w:tcBorders>
+              <w:bottom w:val="none" w:sz="0" w:space="0" w:color="000000"/>
+              <w:top w:val="none" w:sz="0" w:space="0" w:color="000000"/>
+              <w:left w:val="none" w:sz="0" w:space="0" w:color="000000"/>
+              <w:right w:val="none" w:sz="0" w:space="0" w:color="000000"/>
+            </w:tcBorders>
+            <w:shd w:val="clear" w:color="auto" w:fill="FFFFFF"/>
+            <w:tcMar>
+              <w:top w:w="0" w:type="dxa"/>
+              <w:bottom w:w="0" w:type="dxa"/>
+              <w:left w:w="0" w:type="dxa"/>
+              <w:right w:w="0" w:type="dxa"/>
+            </w:tcMar>
+            <w:vAlign w:val="top"/>
+          </w:tcPr>
+          <w:p>
+            <w:pPr>
+              <w:jc w:val="right"/>
+              <w:pBdr>
+                <w:bottom w:val="none" w:sz="0" w:space="0" w:color="000000"/>
+                <w:top w:val="none" w:sz="0" w:space="0" w:color="000000"/>
+                <w:left w:val="none" w:sz="0" w:space="0" w:color="000000"/>
+                <w:right w:val="none" w:sz="0" w:space="0" w:color="000000"/>
+              </w:pBdr>
+              <w:spacing w:after="120" w:before="120" w:line="240"/>
+              <w:ind w:left="120" w:right="120" w:firstLine="0" w:firstLineChars="0"/>
+              <w:rPr>
+                <w:rFonts w:ascii="Arial" w:hAnsi="Arial" w:eastAsia="Arial" w:cs="Arial"/>
+                <w:i w:val="false"/>
+                <w:b w:val="false"/>
+                <w:u w:val="none"/>
+                <w:sz w:val="22"/>
+                <w:szCs w:val="22"/>
+                <w:color w:val="000000"/>
+              </w:rPr>
+            </w:pPr>
+            <w:r>
+              <w:rPr>
+                <w:rFonts w:ascii="Arial" w:hAnsi="Arial" w:eastAsia="Arial" w:cs="Arial"/>
+                <w:i w:val="false"/>
+                <w:b w:val="false"/>
+                <w:u w:val="none"/>
+                <w:sz w:val="22"/>
+                <w:szCs w:val="22"/>
+                <w:color w:val="000000"/>
+              </w:rPr>
+              <w:t xml:space="preserve">     </w:t>
+            </w:r>
+          </w:p>
+        </w:tc>
+        <w:tc>
+          <w:tcPr>
+            <w:tcBorders>
+              <w:bottom w:val="none" w:sz="0" w:space="0" w:color="000000"/>
+              <w:top w:val="none" w:sz="0" w:space="0" w:color="000000"/>
+              <w:left w:val="none" w:sz="0" w:space="0" w:color="000000"/>
+              <w:right w:val="none" w:sz="0" w:space="0" w:color="000000"/>
+            </w:tcBorders>
+            <w:shd w:val="clear" w:color="auto" w:fill="FFFFFF"/>
+            <w:tcMar>
+              <w:top w:w="0" w:type="dxa"/>
+              <w:bottom w:w="0" w:type="dxa"/>
+              <w:left w:w="0" w:type="dxa"/>
+              <w:right w:w="0" w:type="dxa"/>
+            </w:tcMar>
+            <w:vAlign w:val="top"/>
+          </w:tcPr>
+          <w:p>
+            <w:pPr>
+              <w:jc w:val="right"/>
+              <w:pBdr>
+                <w:bottom w:val="none" w:sz="0" w:space="0" w:color="000000"/>
+                <w:top w:val="none" w:sz="0" w:space="0" w:color="000000"/>
+                <w:left w:val="none" w:sz="0" w:space="0" w:color="000000"/>
+                <w:right w:val="none" w:sz="0" w:space="0" w:color="000000"/>
+              </w:pBdr>
+              <w:spacing w:after="120" w:before="120" w:line="240"/>
+              <w:ind w:left="120" w:right="120" w:firstLine="0" w:firstLineChars="0"/>
+              <w:rPr>
+                <w:rFonts w:ascii="Arial" w:hAnsi="Arial" w:eastAsia="Arial" w:cs="Arial"/>
+                <w:i w:val="false"/>
+                <w:b w:val="false"/>
+                <w:u w:val="none"/>
+                <w:sz w:val="22"/>
+                <w:szCs w:val="22"/>
+                <w:color w:val="000000"/>
+              </w:rPr>
+            </w:pPr>
+            <w:r>
+              <w:rPr>
+                <w:rFonts w:ascii="Arial" w:hAnsi="Arial" w:eastAsia="Arial" w:cs="Arial"/>
+                <w:i w:val="false"/>
+                <w:b w:val="false"/>
+                <w:u w:val="none"/>
+                <w:sz w:val="22"/>
+                <w:szCs w:val="22"/>
+                <w:color w:val="000000"/>
+              </w:rPr>
+              <w:t xml:space="preserve">0.91 ** (0.04)</w:t>
+            </w:r>
+          </w:p>
+        </w:tc>
+        <w:tc>
+          <w:tcPr>
+            <w:tcBorders>
+              <w:bottom w:val="none" w:sz="0" w:space="0" w:color="000000"/>
+              <w:top w:val="none" w:sz="0" w:space="0" w:color="000000"/>
+              <w:left w:val="none" w:sz="0" w:space="0" w:color="000000"/>
+              <w:right w:val="none" w:sz="0" w:space="0" w:color="000000"/>
+            </w:tcBorders>
+            <w:shd w:val="clear" w:color="auto" w:fill="FFFFFF"/>
+            <w:tcMar>
+              <w:top w:w="0" w:type="dxa"/>
+              <w:bottom w:w="0" w:type="dxa"/>
+              <w:left w:w="0" w:type="dxa"/>
+              <w:right w:w="0" w:type="dxa"/>
+            </w:tcMar>
+            <w:vAlign w:val="top"/>
+          </w:tcPr>
+          <w:p>
+            <w:pPr>
+              <w:jc w:val="right"/>
+              <w:pBdr>
+                <w:bottom w:val="none" w:sz="0" w:space="0" w:color="000000"/>
+                <w:top w:val="none" w:sz="0" w:space="0" w:color="000000"/>
+                <w:left w:val="none" w:sz="0" w:space="0" w:color="000000"/>
+                <w:right w:val="none" w:sz="0" w:space="0" w:color="000000"/>
+              </w:pBdr>
+              <w:spacing w:after="120" w:before="120" w:line="240"/>
+              <w:ind w:left="120" w:right="120" w:firstLine="0" w:firstLineChars="0"/>
+              <w:rPr>
+                <w:rFonts w:ascii="Arial" w:hAnsi="Arial" w:eastAsia="Arial" w:cs="Arial"/>
+                <w:i w:val="false"/>
+                <w:b w:val="false"/>
+                <w:u w:val="none"/>
+                <w:sz w:val="22"/>
+                <w:szCs w:val="22"/>
+                <w:color w:val="000000"/>
+              </w:rPr>
+            </w:pPr>
+            <w:r>
+              <w:rPr>
+                <w:rFonts w:ascii="Arial" w:hAnsi="Arial" w:eastAsia="Arial" w:cs="Arial"/>
+                <w:i w:val="false"/>
+                <w:b w:val="false"/>
+                <w:u w:val="none"/>
+                <w:sz w:val="22"/>
+                <w:szCs w:val="22"/>
+                <w:color w:val="000000"/>
+              </w:rPr>
+              <w:t xml:space="preserve">0.89 *** (0.04)</w:t>
+            </w:r>
+          </w:p>
+        </w:tc>
+        <w:tc>
+          <w:tcPr>
+            <w:tcBorders>
+              <w:bottom w:val="none" w:sz="0" w:space="0" w:color="000000"/>
+              <w:top w:val="none" w:sz="0" w:space="0" w:color="000000"/>
+              <w:left w:val="none" w:sz="0" w:space="0" w:color="000000"/>
+              <w:right w:val="none" w:sz="0" w:space="0" w:color="000000"/>
+            </w:tcBorders>
+            <w:shd w:val="clear" w:color="auto" w:fill="FFFFFF"/>
+            <w:tcMar>
+              <w:top w:w="0" w:type="dxa"/>
+              <w:bottom w:w="0" w:type="dxa"/>
+              <w:left w:w="0" w:type="dxa"/>
+              <w:right w:w="0" w:type="dxa"/>
+            </w:tcMar>
+            <w:vAlign w:val="top"/>
+          </w:tcPr>
+          <w:p>
+            <w:pPr>
+              <w:jc w:val="right"/>
+              <w:pBdr>
+                <w:bottom w:val="none" w:sz="0" w:space="0" w:color="000000"/>
+                <w:top w:val="none" w:sz="0" w:space="0" w:color="000000"/>
+                <w:left w:val="none" w:sz="0" w:space="0" w:color="000000"/>
+                <w:right w:val="none" w:sz="0" w:space="0" w:color="000000"/>
+              </w:pBdr>
+              <w:spacing w:after="120" w:before="120" w:line="240"/>
+              <w:ind w:left="120" w:right="120" w:firstLine="0" w:firstLineChars="0"/>
+              <w:rPr>
+                <w:rFonts w:ascii="Arial" w:hAnsi="Arial" w:eastAsia="Arial" w:cs="Arial"/>
+                <w:i w:val="false"/>
+                <w:b w:val="false"/>
+                <w:u w:val="none"/>
+                <w:sz w:val="22"/>
+                <w:szCs w:val="22"/>
+                <w:color w:val="000000"/>
+              </w:rPr>
+            </w:pPr>
+            <w:r>
+              <w:rPr>
+                <w:rFonts w:ascii="Arial" w:hAnsi="Arial" w:eastAsia="Arial" w:cs="Arial"/>
+                <w:i w:val="false"/>
+                <w:b w:val="false"/>
+                <w:u w:val="none"/>
+                <w:sz w:val="22"/>
+                <w:szCs w:val="22"/>
+                <w:color w:val="000000"/>
+              </w:rPr>
+              <w:t xml:space="preserve">1.32 (0.24)</w:t>
+            </w:r>
+          </w:p>
+        </w:tc>
+      </w:tr>
+      <w:tr>
+        <w:trPr>
+          <w:trHeight w:val="670" w:hRule="auto"/>
+        </w:trPr>
+        body19
+        <w:tc>
+          <w:tcPr>
+            <w:tcBorders>
+              <w:bottom w:val="none" w:sz="0" w:space="0" w:color="000000"/>
+              <w:top w:val="none" w:sz="0" w:space="0" w:color="000000"/>
+              <w:left w:val="none" w:sz="0" w:space="0" w:color="000000"/>
+              <w:right w:val="none" w:sz="0" w:space="0" w:color="000000"/>
+            </w:tcBorders>
+            <w:shd w:val="clear" w:color="auto" w:fill="FFFFFF"/>
+            <w:tcMar>
+              <w:top w:w="0" w:type="dxa"/>
+              <w:bottom w:w="0" w:type="dxa"/>
+              <w:left w:w="0" w:type="dxa"/>
+              <w:right w:w="0" w:type="dxa"/>
+            </w:tcMar>
+            <w:vAlign w:val="top"/>
+          </w:tcPr>
+          <w:p>
+            <w:pPr>
+              <w:jc w:val="left"/>
+              <w:pBdr>
+                <w:bottom w:val="none" w:sz="0" w:space="0" w:color="000000"/>
+                <w:top w:val="none" w:sz="0" w:space="0" w:color="000000"/>
+                <w:left w:val="none" w:sz="0" w:space="0" w:color="000000"/>
+                <w:right w:val="none" w:sz="0" w:space="0" w:color="000000"/>
+              </w:pBdr>
+              <w:spacing w:after="120" w:before="120" w:line="240"/>
+              <w:ind w:left="120" w:right="120" w:firstLine="0" w:firstLineChars="0"/>
+              <w:rPr>
+                <w:rFonts w:ascii="Arial" w:hAnsi="Arial" w:eastAsia="Arial" w:cs="Arial"/>
+                <w:i w:val="false"/>
+                <w:b w:val="false"/>
+                <w:u w:val="none"/>
+                <w:sz w:val="22"/>
+                <w:szCs w:val="22"/>
+                <w:color w:val="000000"/>
+              </w:rPr>
+            </w:pPr>
+            <w:r>
+              <w:rPr>
+                <w:rFonts w:ascii="Arial" w:hAnsi="Arial" w:eastAsia="Arial" w:cs="Arial"/>
+                <w:i w:val="false"/>
+                <w:b w:val="false"/>
+                <w:u w:val="none"/>
+                <w:sz w:val="22"/>
+                <w:szCs w:val="22"/>
+                <w:color w:val="000000"/>
+              </w:rPr>
               <w:t xml:space="preserve">Ideologia (izq-der)</w:t>
             </w:r>
           </w:p>
@@ -4806,7 +5072,7 @@
                 <w:szCs w:val="22"/>
                 <w:color w:val="000000"/>
               </w:rPr>
-              <w:t xml:space="preserve">0.97 (0.04)</w:t>
+              <w:t xml:space="preserve">0.96 (0.04)</w:t>
             </w:r>
           </w:p>
         </w:tc>
@@ -4815,7 +5081,7 @@
         <w:trPr>
           <w:trHeight w:val="625" w:hRule="auto"/>
         </w:trPr>
-        body19
+        body20
         <w:tc>
           <w:tcPr>
             <w:tcBorders>
@@ -4968,7 +5234,7 @@
                 <w:szCs w:val="22"/>
                 <w:color w:val="000000"/>
               </w:rPr>
-              <w:t xml:space="preserve">12879    </w:t>
+              <w:t xml:space="preserve">12677    </w:t>
             </w:r>
           </w:p>
         </w:tc>
@@ -5020,7 +5286,7 @@
                 <w:szCs w:val="22"/>
                 <w:color w:val="000000"/>
               </w:rPr>
-              <w:t xml:space="preserve">12879    </w:t>
+              <w:t xml:space="preserve">12677    </w:t>
             </w:r>
           </w:p>
         </w:tc>
@@ -5072,273 +5338,7 @@
                 <w:szCs w:val="22"/>
                 <w:color w:val="000000"/>
               </w:rPr>
-              <w:t xml:space="preserve">487    </w:t>
-            </w:r>
-          </w:p>
-        </w:tc>
-      </w:tr>
-      <w:tr>
-        <w:trPr>
-          <w:trHeight w:val="627" w:hRule="auto"/>
-        </w:trPr>
-        body20
-        <w:tc>
-          <w:tcPr>
-            <w:tcBorders>
-              <w:bottom w:val="none" w:sz="0" w:space="0" w:color="000000"/>
-              <w:top w:val="none" w:sz="0" w:space="0" w:color="000000"/>
-              <w:left w:val="none" w:sz="0" w:space="0" w:color="000000"/>
-              <w:right w:val="none" w:sz="0" w:space="0" w:color="000000"/>
-            </w:tcBorders>
-            <w:shd w:val="clear" w:color="auto" w:fill="FFFFFF"/>
-            <w:tcMar>
-              <w:top w:w="0" w:type="dxa"/>
-              <w:bottom w:w="0" w:type="dxa"/>
-              <w:left w:w="0" w:type="dxa"/>
-              <w:right w:w="0" w:type="dxa"/>
-            </w:tcMar>
-            <w:vAlign w:val="top"/>
-          </w:tcPr>
-          <w:p>
-            <w:pPr>
-              <w:jc w:val="left"/>
-              <w:pBdr>
-                <w:bottom w:val="none" w:sz="0" w:space="0" w:color="000000"/>
-                <w:top w:val="none" w:sz="0" w:space="0" w:color="000000"/>
-                <w:left w:val="none" w:sz="0" w:space="0" w:color="000000"/>
-                <w:right w:val="none" w:sz="0" w:space="0" w:color="000000"/>
-              </w:pBdr>
-              <w:spacing w:after="120" w:before="120" w:line="240"/>
-              <w:ind w:left="120" w:right="120" w:firstLine="0" w:firstLineChars="0"/>
-              <w:rPr>
-                <w:rFonts w:ascii="Arial" w:hAnsi="Arial" w:eastAsia="Arial" w:cs="Arial"/>
-                <w:i w:val="false"/>
-                <w:b w:val="false"/>
-                <w:u w:val="none"/>
-                <w:sz w:val="22"/>
-                <w:szCs w:val="22"/>
-                <w:color w:val="000000"/>
-              </w:rPr>
-            </w:pPr>
-            <w:r>
-              <w:rPr>
-                <w:rFonts w:ascii="Arial" w:hAnsi="Arial" w:eastAsia="Arial" w:cs="Arial"/>
-                <w:i w:val="false"/>
-                <w:b w:val="false"/>
-                <w:u w:val="none"/>
-                <w:sz w:val="22"/>
-                <w:szCs w:val="22"/>
-                <w:color w:val="000000"/>
-              </w:rPr>
-              <w:t xml:space="preserve">AIC</w:t>
-            </w:r>
-          </w:p>
-        </w:tc>
-        <w:tc>
-          <w:tcPr>
-            <w:tcBorders>
-              <w:bottom w:val="none" w:sz="0" w:space="0" w:color="000000"/>
-              <w:top w:val="none" w:sz="0" w:space="0" w:color="000000"/>
-              <w:left w:val="none" w:sz="0" w:space="0" w:color="000000"/>
-              <w:right w:val="none" w:sz="0" w:space="0" w:color="000000"/>
-            </w:tcBorders>
-            <w:shd w:val="clear" w:color="auto" w:fill="FFFFFF"/>
-            <w:tcMar>
-              <w:top w:w="0" w:type="dxa"/>
-              <w:bottom w:w="0" w:type="dxa"/>
-              <w:left w:w="0" w:type="dxa"/>
-              <w:right w:w="0" w:type="dxa"/>
-            </w:tcMar>
-            <w:vAlign w:val="top"/>
-          </w:tcPr>
-          <w:p>
-            <w:pPr>
-              <w:jc w:val="right"/>
-              <w:pBdr>
-                <w:bottom w:val="none" w:sz="0" w:space="0" w:color="000000"/>
-                <w:top w:val="none" w:sz="0" w:space="0" w:color="000000"/>
-                <w:left w:val="none" w:sz="0" w:space="0" w:color="000000"/>
-                <w:right w:val="none" w:sz="0" w:space="0" w:color="000000"/>
-              </w:pBdr>
-              <w:spacing w:after="120" w:before="120" w:line="240"/>
-              <w:ind w:left="120" w:right="120" w:firstLine="0" w:firstLineChars="0"/>
-              <w:rPr>
-                <w:rFonts w:ascii="Arial" w:hAnsi="Arial" w:eastAsia="Arial" w:cs="Arial"/>
-                <w:i w:val="false"/>
-                <w:b w:val="false"/>
-                <w:u w:val="none"/>
-                <w:sz w:val="22"/>
-                <w:szCs w:val="22"/>
-                <w:color w:val="000000"/>
-              </w:rPr>
-            </w:pPr>
-            <w:r>
-              <w:rPr>
-                <w:rFonts w:ascii="Arial" w:hAnsi="Arial" w:eastAsia="Arial" w:cs="Arial"/>
-                <w:i w:val="false"/>
-                <w:b w:val="false"/>
-                <w:u w:val="none"/>
-                <w:sz w:val="22"/>
-                <w:szCs w:val="22"/>
-                <w:color w:val="000000"/>
-              </w:rPr>
-              <w:t xml:space="preserve">22551.94 </w:t>
-            </w:r>
-          </w:p>
-        </w:tc>
-        <w:tc>
-          <w:tcPr>
-            <w:tcBorders>
-              <w:bottom w:val="none" w:sz="0" w:space="0" w:color="000000"/>
-              <w:top w:val="none" w:sz="0" w:space="0" w:color="000000"/>
-              <w:left w:val="none" w:sz="0" w:space="0" w:color="000000"/>
-              <w:right w:val="none" w:sz="0" w:space="0" w:color="000000"/>
-            </w:tcBorders>
-            <w:shd w:val="clear" w:color="auto" w:fill="FFFFFF"/>
-            <w:tcMar>
-              <w:top w:w="0" w:type="dxa"/>
-              <w:bottom w:w="0" w:type="dxa"/>
-              <w:left w:w="0" w:type="dxa"/>
-              <w:right w:w="0" w:type="dxa"/>
-            </w:tcMar>
-            <w:vAlign w:val="top"/>
-          </w:tcPr>
-          <w:p>
-            <w:pPr>
-              <w:jc w:val="right"/>
-              <w:pBdr>
-                <w:bottom w:val="none" w:sz="0" w:space="0" w:color="000000"/>
-                <w:top w:val="none" w:sz="0" w:space="0" w:color="000000"/>
-                <w:left w:val="none" w:sz="0" w:space="0" w:color="000000"/>
-                <w:right w:val="none" w:sz="0" w:space="0" w:color="000000"/>
-              </w:pBdr>
-              <w:spacing w:after="120" w:before="120" w:line="240"/>
-              <w:ind w:left="120" w:right="120" w:firstLine="0" w:firstLineChars="0"/>
-              <w:rPr>
-                <w:rFonts w:ascii="Arial" w:hAnsi="Arial" w:eastAsia="Arial" w:cs="Arial"/>
-                <w:i w:val="false"/>
-                <w:b w:val="false"/>
-                <w:u w:val="none"/>
-                <w:sz w:val="22"/>
-                <w:szCs w:val="22"/>
-                <w:color w:val="000000"/>
-              </w:rPr>
-            </w:pPr>
-            <w:r>
-              <w:rPr>
-                <w:rFonts w:ascii="Arial" w:hAnsi="Arial" w:eastAsia="Arial" w:cs="Arial"/>
-                <w:i w:val="false"/>
-                <w:b w:val="false"/>
-                <w:u w:val="none"/>
-                <w:sz w:val="22"/>
-                <w:szCs w:val="22"/>
-                <w:color w:val="000000"/>
-              </w:rPr>
-              <w:t xml:space="preserve">15826.83 </w:t>
-            </w:r>
-          </w:p>
-        </w:tc>
-        <w:tc>
-          <w:tcPr>
-            <w:tcBorders>
-              <w:bottom w:val="none" w:sz="0" w:space="0" w:color="000000"/>
-              <w:top w:val="none" w:sz="0" w:space="0" w:color="000000"/>
-              <w:left w:val="none" w:sz="0" w:space="0" w:color="000000"/>
-              <w:right w:val="none" w:sz="0" w:space="0" w:color="000000"/>
-            </w:tcBorders>
-            <w:shd w:val="clear" w:color="auto" w:fill="FFFFFF"/>
-            <w:tcMar>
-              <w:top w:w="0" w:type="dxa"/>
-              <w:bottom w:w="0" w:type="dxa"/>
-              <w:left w:w="0" w:type="dxa"/>
-              <w:right w:w="0" w:type="dxa"/>
-            </w:tcMar>
-            <w:vAlign w:val="top"/>
-          </w:tcPr>
-          <w:p>
-            <w:pPr>
-              <w:jc w:val="right"/>
-              <w:pBdr>
-                <w:bottom w:val="none" w:sz="0" w:space="0" w:color="000000"/>
-                <w:top w:val="none" w:sz="0" w:space="0" w:color="000000"/>
-                <w:left w:val="none" w:sz="0" w:space="0" w:color="000000"/>
-                <w:right w:val="none" w:sz="0" w:space="0" w:color="000000"/>
-              </w:pBdr>
-              <w:spacing w:after="120" w:before="120" w:line="240"/>
-              <w:ind w:left="120" w:right="120" w:firstLine="0" w:firstLineChars="0"/>
-              <w:rPr>
-                <w:rFonts w:ascii="Arial" w:hAnsi="Arial" w:eastAsia="Arial" w:cs="Arial"/>
-                <w:i w:val="false"/>
-                <w:b w:val="false"/>
-                <w:u w:val="none"/>
-                <w:sz w:val="22"/>
-                <w:szCs w:val="22"/>
-                <w:color w:val="000000"/>
-              </w:rPr>
-            </w:pPr>
-            <w:r>
-              <w:rPr>
-                <w:rFonts w:ascii="Arial" w:hAnsi="Arial" w:eastAsia="Arial" w:cs="Arial"/>
-                <w:i w:val="false"/>
-                <w:b w:val="false"/>
-                <w:u w:val="none"/>
-                <w:sz w:val="22"/>
-                <w:szCs w:val="22"/>
-                <w:color w:val="000000"/>
-              </w:rPr>
-              <w:t xml:space="preserve">15657.00 </w:t>
-            </w:r>
-          </w:p>
-        </w:tc>
-        <w:tc>
-          <w:tcPr>
-            <w:tcBorders>
-              <w:bottom w:val="none" w:sz="0" w:space="0" w:color="000000"/>
-              <w:top w:val="none" w:sz="0" w:space="0" w:color="000000"/>
-              <w:left w:val="none" w:sz="0" w:space="0" w:color="000000"/>
-              <w:right w:val="none" w:sz="0" w:space="0" w:color="000000"/>
-            </w:tcBorders>
-            <w:shd w:val="clear" w:color="auto" w:fill="FFFFFF"/>
-            <w:tcMar>
-              <w:top w:w="0" w:type="dxa"/>
-              <w:bottom w:w="0" w:type="dxa"/>
-              <w:left w:w="0" w:type="dxa"/>
-              <w:right w:w="0" w:type="dxa"/>
-            </w:tcMar>
-            <w:vAlign w:val="top"/>
-          </w:tcPr>
-          <w:p>
-            <w:pPr>
-              <w:jc w:val="right"/>
-              <w:pBdr>
-                <w:bottom w:val="none" w:sz="0" w:space="0" w:color="000000"/>
-                <w:top w:val="none" w:sz="0" w:space="0" w:color="000000"/>
-                <w:left w:val="none" w:sz="0" w:space="0" w:color="000000"/>
-                <w:right w:val="none" w:sz="0" w:space="0" w:color="000000"/>
-              </w:pBdr>
-              <w:spacing w:after="120" w:before="120" w:line="240"/>
-              <w:ind w:left="120" w:right="120" w:firstLine="0" w:firstLineChars="0"/>
-              <w:rPr>
-                <w:rFonts w:ascii="Arial" w:hAnsi="Arial" w:eastAsia="Arial" w:cs="Arial"/>
-                <w:i w:val="false"/>
-                <w:b w:val="false"/>
-                <w:u w:val="none"/>
-                <w:sz w:val="22"/>
-                <w:szCs w:val="22"/>
-                <w:color w:val="000000"/>
-              </w:rPr>
-            </w:pPr>
-            <w:r>
-              <w:rPr>
-                <w:rFonts w:ascii="Arial" w:hAnsi="Arial" w:eastAsia="Arial" w:cs="Arial"/>
-                <w:i w:val="false"/>
-                <w:b w:val="false"/>
-                <w:u w:val="none"/>
-                <w:sz w:val="22"/>
-                <w:szCs w:val="22"/>
-                <w:color w:val="000000"/>
-              </w:rPr>
-              <w:t xml:space="preserve">609.84 </w:t>
+              <w:t xml:space="preserve">473    </w:t>
             </w:r>
           </w:p>
         </w:tc>
@@ -5396,6 +5396,272 @@
                 <w:szCs w:val="22"/>
                 <w:color w:val="000000"/>
               </w:rPr>
+              <w:t xml:space="preserve">AIC</w:t>
+            </w:r>
+          </w:p>
+        </w:tc>
+        <w:tc>
+          <w:tcPr>
+            <w:tcBorders>
+              <w:bottom w:val="none" w:sz="0" w:space="0" w:color="000000"/>
+              <w:top w:val="none" w:sz="0" w:space="0" w:color="000000"/>
+              <w:left w:val="none" w:sz="0" w:space="0" w:color="000000"/>
+              <w:right w:val="none" w:sz="0" w:space="0" w:color="000000"/>
+            </w:tcBorders>
+            <w:shd w:val="clear" w:color="auto" w:fill="FFFFFF"/>
+            <w:tcMar>
+              <w:top w:w="0" w:type="dxa"/>
+              <w:bottom w:w="0" w:type="dxa"/>
+              <w:left w:w="0" w:type="dxa"/>
+              <w:right w:w="0" w:type="dxa"/>
+            </w:tcMar>
+            <w:vAlign w:val="top"/>
+          </w:tcPr>
+          <w:p>
+            <w:pPr>
+              <w:jc w:val="right"/>
+              <w:pBdr>
+                <w:bottom w:val="none" w:sz="0" w:space="0" w:color="000000"/>
+                <w:top w:val="none" w:sz="0" w:space="0" w:color="000000"/>
+                <w:left w:val="none" w:sz="0" w:space="0" w:color="000000"/>
+                <w:right w:val="none" w:sz="0" w:space="0" w:color="000000"/>
+              </w:pBdr>
+              <w:spacing w:after="120" w:before="120" w:line="240"/>
+              <w:ind w:left="120" w:right="120" w:firstLine="0" w:firstLineChars="0"/>
+              <w:rPr>
+                <w:rFonts w:ascii="Arial" w:hAnsi="Arial" w:eastAsia="Arial" w:cs="Arial"/>
+                <w:i w:val="false"/>
+                <w:b w:val="false"/>
+                <w:u w:val="none"/>
+                <w:sz w:val="22"/>
+                <w:szCs w:val="22"/>
+                <w:color w:val="000000"/>
+              </w:rPr>
+            </w:pPr>
+            <w:r>
+              <w:rPr>
+                <w:rFonts w:ascii="Arial" w:hAnsi="Arial" w:eastAsia="Arial" w:cs="Arial"/>
+                <w:i w:val="false"/>
+                <w:b w:val="false"/>
+                <w:u w:val="none"/>
+                <w:sz w:val="22"/>
+                <w:szCs w:val="22"/>
+                <w:color w:val="000000"/>
+              </w:rPr>
+              <w:t xml:space="preserve">22551.94 </w:t>
+            </w:r>
+          </w:p>
+        </w:tc>
+        <w:tc>
+          <w:tcPr>
+            <w:tcBorders>
+              <w:bottom w:val="none" w:sz="0" w:space="0" w:color="000000"/>
+              <w:top w:val="none" w:sz="0" w:space="0" w:color="000000"/>
+              <w:left w:val="none" w:sz="0" w:space="0" w:color="000000"/>
+              <w:right w:val="none" w:sz="0" w:space="0" w:color="000000"/>
+            </w:tcBorders>
+            <w:shd w:val="clear" w:color="auto" w:fill="FFFFFF"/>
+            <w:tcMar>
+              <w:top w:w="0" w:type="dxa"/>
+              <w:bottom w:w="0" w:type="dxa"/>
+              <w:left w:w="0" w:type="dxa"/>
+              <w:right w:w="0" w:type="dxa"/>
+            </w:tcMar>
+            <w:vAlign w:val="top"/>
+          </w:tcPr>
+          <w:p>
+            <w:pPr>
+              <w:jc w:val="right"/>
+              <w:pBdr>
+                <w:bottom w:val="none" w:sz="0" w:space="0" w:color="000000"/>
+                <w:top w:val="none" w:sz="0" w:space="0" w:color="000000"/>
+                <w:left w:val="none" w:sz="0" w:space="0" w:color="000000"/>
+                <w:right w:val="none" w:sz="0" w:space="0" w:color="000000"/>
+              </w:pBdr>
+              <w:spacing w:after="120" w:before="120" w:line="240"/>
+              <w:ind w:left="120" w:right="120" w:firstLine="0" w:firstLineChars="0"/>
+              <w:rPr>
+                <w:rFonts w:ascii="Arial" w:hAnsi="Arial" w:eastAsia="Arial" w:cs="Arial"/>
+                <w:i w:val="false"/>
+                <w:b w:val="false"/>
+                <w:u w:val="none"/>
+                <w:sz w:val="22"/>
+                <w:szCs w:val="22"/>
+                <w:color w:val="000000"/>
+              </w:rPr>
+            </w:pPr>
+            <w:r>
+              <w:rPr>
+                <w:rFonts w:ascii="Arial" w:hAnsi="Arial" w:eastAsia="Arial" w:cs="Arial"/>
+                <w:i w:val="false"/>
+                <w:b w:val="false"/>
+                <w:u w:val="none"/>
+                <w:sz w:val="22"/>
+                <w:szCs w:val="22"/>
+                <w:color w:val="000000"/>
+              </w:rPr>
+              <w:t xml:space="preserve">15597.87 </w:t>
+            </w:r>
+          </w:p>
+        </w:tc>
+        <w:tc>
+          <w:tcPr>
+            <w:tcBorders>
+              <w:bottom w:val="none" w:sz="0" w:space="0" w:color="000000"/>
+              <w:top w:val="none" w:sz="0" w:space="0" w:color="000000"/>
+              <w:left w:val="none" w:sz="0" w:space="0" w:color="000000"/>
+              <w:right w:val="none" w:sz="0" w:space="0" w:color="000000"/>
+            </w:tcBorders>
+            <w:shd w:val="clear" w:color="auto" w:fill="FFFFFF"/>
+            <w:tcMar>
+              <w:top w:w="0" w:type="dxa"/>
+              <w:bottom w:w="0" w:type="dxa"/>
+              <w:left w:w="0" w:type="dxa"/>
+              <w:right w:w="0" w:type="dxa"/>
+            </w:tcMar>
+            <w:vAlign w:val="top"/>
+          </w:tcPr>
+          <w:p>
+            <w:pPr>
+              <w:jc w:val="right"/>
+              <w:pBdr>
+                <w:bottom w:val="none" w:sz="0" w:space="0" w:color="000000"/>
+                <w:top w:val="none" w:sz="0" w:space="0" w:color="000000"/>
+                <w:left w:val="none" w:sz="0" w:space="0" w:color="000000"/>
+                <w:right w:val="none" w:sz="0" w:space="0" w:color="000000"/>
+              </w:pBdr>
+              <w:spacing w:after="120" w:before="120" w:line="240"/>
+              <w:ind w:left="120" w:right="120" w:firstLine="0" w:firstLineChars="0"/>
+              <w:rPr>
+                <w:rFonts w:ascii="Arial" w:hAnsi="Arial" w:eastAsia="Arial" w:cs="Arial"/>
+                <w:i w:val="false"/>
+                <w:b w:val="false"/>
+                <w:u w:val="none"/>
+                <w:sz w:val="22"/>
+                <w:szCs w:val="22"/>
+                <w:color w:val="000000"/>
+              </w:rPr>
+            </w:pPr>
+            <w:r>
+              <w:rPr>
+                <w:rFonts w:ascii="Arial" w:hAnsi="Arial" w:eastAsia="Arial" w:cs="Arial"/>
+                <w:i w:val="false"/>
+                <w:b w:val="false"/>
+                <w:u w:val="none"/>
+                <w:sz w:val="22"/>
+                <w:szCs w:val="22"/>
+                <w:color w:val="000000"/>
+              </w:rPr>
+              <w:t xml:space="preserve">15432.31 </w:t>
+            </w:r>
+          </w:p>
+        </w:tc>
+        <w:tc>
+          <w:tcPr>
+            <w:tcBorders>
+              <w:bottom w:val="none" w:sz="0" w:space="0" w:color="000000"/>
+              <w:top w:val="none" w:sz="0" w:space="0" w:color="000000"/>
+              <w:left w:val="none" w:sz="0" w:space="0" w:color="000000"/>
+              <w:right w:val="none" w:sz="0" w:space="0" w:color="000000"/>
+            </w:tcBorders>
+            <w:shd w:val="clear" w:color="auto" w:fill="FFFFFF"/>
+            <w:tcMar>
+              <w:top w:w="0" w:type="dxa"/>
+              <w:bottom w:w="0" w:type="dxa"/>
+              <w:left w:w="0" w:type="dxa"/>
+              <w:right w:w="0" w:type="dxa"/>
+            </w:tcMar>
+            <w:vAlign w:val="top"/>
+          </w:tcPr>
+          <w:p>
+            <w:pPr>
+              <w:jc w:val="right"/>
+              <w:pBdr>
+                <w:bottom w:val="none" w:sz="0" w:space="0" w:color="000000"/>
+                <w:top w:val="none" w:sz="0" w:space="0" w:color="000000"/>
+                <w:left w:val="none" w:sz="0" w:space="0" w:color="000000"/>
+                <w:right w:val="none" w:sz="0" w:space="0" w:color="000000"/>
+              </w:pBdr>
+              <w:spacing w:after="120" w:before="120" w:line="240"/>
+              <w:ind w:left="120" w:right="120" w:firstLine="0" w:firstLineChars="0"/>
+              <w:rPr>
+                <w:rFonts w:ascii="Arial" w:hAnsi="Arial" w:eastAsia="Arial" w:cs="Arial"/>
+                <w:i w:val="false"/>
+                <w:b w:val="false"/>
+                <w:u w:val="none"/>
+                <w:sz w:val="22"/>
+                <w:szCs w:val="22"/>
+                <w:color w:val="000000"/>
+              </w:rPr>
+            </w:pPr>
+            <w:r>
+              <w:rPr>
+                <w:rFonts w:ascii="Arial" w:hAnsi="Arial" w:eastAsia="Arial" w:cs="Arial"/>
+                <w:i w:val="false"/>
+                <w:b w:val="false"/>
+                <w:u w:val="none"/>
+                <w:sz w:val="22"/>
+                <w:szCs w:val="22"/>
+                <w:color w:val="000000"/>
+              </w:rPr>
+              <w:t xml:space="preserve">597.90 </w:t>
+            </w:r>
+          </w:p>
+        </w:tc>
+      </w:tr>
+      <w:tr>
+        <w:trPr>
+          <w:trHeight w:val="627" w:hRule="auto"/>
+        </w:trPr>
+        body22
+        <w:tc>
+          <w:tcPr>
+            <w:tcBorders>
+              <w:bottom w:val="none" w:sz="0" w:space="0" w:color="000000"/>
+              <w:top w:val="none" w:sz="0" w:space="0" w:color="000000"/>
+              <w:left w:val="none" w:sz="0" w:space="0" w:color="000000"/>
+              <w:right w:val="none" w:sz="0" w:space="0" w:color="000000"/>
+            </w:tcBorders>
+            <w:shd w:val="clear" w:color="auto" w:fill="FFFFFF"/>
+            <w:tcMar>
+              <w:top w:w="0" w:type="dxa"/>
+              <w:bottom w:w="0" w:type="dxa"/>
+              <w:left w:w="0" w:type="dxa"/>
+              <w:right w:w="0" w:type="dxa"/>
+            </w:tcMar>
+            <w:vAlign w:val="top"/>
+          </w:tcPr>
+          <w:p>
+            <w:pPr>
+              <w:jc w:val="left"/>
+              <w:pBdr>
+                <w:bottom w:val="none" w:sz="0" w:space="0" w:color="000000"/>
+                <w:top w:val="none" w:sz="0" w:space="0" w:color="000000"/>
+                <w:left w:val="none" w:sz="0" w:space="0" w:color="000000"/>
+                <w:right w:val="none" w:sz="0" w:space="0" w:color="000000"/>
+              </w:pBdr>
+              <w:spacing w:after="120" w:before="120" w:line="240"/>
+              <w:ind w:left="120" w:right="120" w:firstLine="0" w:firstLineChars="0"/>
+              <w:rPr>
+                <w:rFonts w:ascii="Arial" w:hAnsi="Arial" w:eastAsia="Arial" w:cs="Arial"/>
+                <w:i w:val="false"/>
+                <w:b w:val="false"/>
+                <w:u w:val="none"/>
+                <w:sz w:val="22"/>
+                <w:szCs w:val="22"/>
+                <w:color w:val="000000"/>
+              </w:rPr>
+            </w:pPr>
+            <w:r>
+              <w:rPr>
+                <w:rFonts w:ascii="Arial" w:hAnsi="Arial" w:eastAsia="Arial" w:cs="Arial"/>
+                <w:i w:val="false"/>
+                <w:b w:val="false"/>
+                <w:u w:val="none"/>
+                <w:sz w:val="22"/>
+                <w:szCs w:val="22"/>
+                <w:color w:val="000000"/>
+              </w:rPr>
               <w:t xml:space="preserve">BIC</w:t>
             </w:r>
           </w:p>
@@ -5500,111 +5766,111 @@
                 <w:szCs w:val="22"/>
                 <w:color w:val="000000"/>
               </w:rPr>
-              <w:t xml:space="preserve">15961.17 </w:t>
-            </w:r>
-          </w:p>
-        </w:tc>
-        <w:tc>
-          <w:tcPr>
-            <w:tcBorders>
-              <w:bottom w:val="none" w:sz="0" w:space="0" w:color="000000"/>
-              <w:top w:val="none" w:sz="0" w:space="0" w:color="000000"/>
-              <w:left w:val="none" w:sz="0" w:space="0" w:color="000000"/>
-              <w:right w:val="none" w:sz="0" w:space="0" w:color="000000"/>
-            </w:tcBorders>
-            <w:shd w:val="clear" w:color="auto" w:fill="FFFFFF"/>
-            <w:tcMar>
-              <w:top w:w="0" w:type="dxa"/>
-              <w:bottom w:w="0" w:type="dxa"/>
-              <w:left w:w="0" w:type="dxa"/>
-              <w:right w:w="0" w:type="dxa"/>
-            </w:tcMar>
-            <w:vAlign w:val="top"/>
-          </w:tcPr>
-          <w:p>
-            <w:pPr>
-              <w:jc w:val="right"/>
-              <w:pBdr>
-                <w:bottom w:val="none" w:sz="0" w:space="0" w:color="000000"/>
-                <w:top w:val="none" w:sz="0" w:space="0" w:color="000000"/>
-                <w:left w:val="none" w:sz="0" w:space="0" w:color="000000"/>
-                <w:right w:val="none" w:sz="0" w:space="0" w:color="000000"/>
-              </w:pBdr>
-              <w:spacing w:after="120" w:before="120" w:line="240"/>
-              <w:ind w:left="120" w:right="120" w:firstLine="0" w:firstLineChars="0"/>
-              <w:rPr>
-                <w:rFonts w:ascii="Arial" w:hAnsi="Arial" w:eastAsia="Arial" w:cs="Arial"/>
-                <w:i w:val="false"/>
-                <w:b w:val="false"/>
-                <w:u w:val="none"/>
-                <w:sz w:val="22"/>
-                <w:szCs w:val="22"/>
-                <w:color w:val="000000"/>
-              </w:rPr>
-            </w:pPr>
-            <w:r>
-              <w:rPr>
-                <w:rFonts w:ascii="Arial" w:hAnsi="Arial" w:eastAsia="Arial" w:cs="Arial"/>
-                <w:i w:val="false"/>
-                <w:b w:val="false"/>
-                <w:u w:val="none"/>
-                <w:sz w:val="22"/>
-                <w:szCs w:val="22"/>
-                <w:color w:val="000000"/>
-              </w:rPr>
-              <w:t xml:space="preserve">15918.22 </w:t>
-            </w:r>
-          </w:p>
-        </w:tc>
-        <w:tc>
-          <w:tcPr>
-            <w:tcBorders>
-              <w:bottom w:val="none" w:sz="0" w:space="0" w:color="000000"/>
-              <w:top w:val="none" w:sz="0" w:space="0" w:color="000000"/>
-              <w:left w:val="none" w:sz="0" w:space="0" w:color="000000"/>
-              <w:right w:val="none" w:sz="0" w:space="0" w:color="000000"/>
-            </w:tcBorders>
-            <w:shd w:val="clear" w:color="auto" w:fill="FFFFFF"/>
-            <w:tcMar>
-              <w:top w:w="0" w:type="dxa"/>
-              <w:bottom w:w="0" w:type="dxa"/>
-              <w:left w:w="0" w:type="dxa"/>
-              <w:right w:w="0" w:type="dxa"/>
-            </w:tcMar>
-            <w:vAlign w:val="top"/>
-          </w:tcPr>
-          <w:p>
-            <w:pPr>
-              <w:jc w:val="right"/>
-              <w:pBdr>
-                <w:bottom w:val="none" w:sz="0" w:space="0" w:color="000000"/>
-                <w:top w:val="none" w:sz="0" w:space="0" w:color="000000"/>
-                <w:left w:val="none" w:sz="0" w:space="0" w:color="000000"/>
-                <w:right w:val="none" w:sz="0" w:space="0" w:color="000000"/>
-              </w:pBdr>
-              <w:spacing w:after="120" w:before="120" w:line="240"/>
-              <w:ind w:left="120" w:right="120" w:firstLine="0" w:firstLineChars="0"/>
-              <w:rPr>
-                <w:rFonts w:ascii="Arial" w:hAnsi="Arial" w:eastAsia="Arial" w:cs="Arial"/>
-                <w:i w:val="false"/>
-                <w:b w:val="false"/>
-                <w:u w:val="none"/>
-                <w:sz w:val="22"/>
-                <w:szCs w:val="22"/>
-                <w:color w:val="000000"/>
-              </w:rPr>
-            </w:pPr>
-            <w:r>
-              <w:rPr>
-                <w:rFonts w:ascii="Arial" w:hAnsi="Arial" w:eastAsia="Arial" w:cs="Arial"/>
-                <w:i w:val="false"/>
-                <w:b w:val="false"/>
-                <w:u w:val="none"/>
-                <w:sz w:val="22"/>
-                <w:szCs w:val="22"/>
-                <w:color w:val="000000"/>
-              </w:rPr>
-              <w:t xml:space="preserve">685.23 </w:t>
+              <w:t xml:space="preserve">15739.37 </w:t>
+            </w:r>
+          </w:p>
+        </w:tc>
+        <w:tc>
+          <w:tcPr>
+            <w:tcBorders>
+              <w:bottom w:val="none" w:sz="0" w:space="0" w:color="000000"/>
+              <w:top w:val="none" w:sz="0" w:space="0" w:color="000000"/>
+              <w:left w:val="none" w:sz="0" w:space="0" w:color="000000"/>
+              <w:right w:val="none" w:sz="0" w:space="0" w:color="000000"/>
+            </w:tcBorders>
+            <w:shd w:val="clear" w:color="auto" w:fill="FFFFFF"/>
+            <w:tcMar>
+              <w:top w:w="0" w:type="dxa"/>
+              <w:bottom w:w="0" w:type="dxa"/>
+              <w:left w:w="0" w:type="dxa"/>
+              <w:right w:w="0" w:type="dxa"/>
+            </w:tcMar>
+            <w:vAlign w:val="top"/>
+          </w:tcPr>
+          <w:p>
+            <w:pPr>
+              <w:jc w:val="right"/>
+              <w:pBdr>
+                <w:bottom w:val="none" w:sz="0" w:space="0" w:color="000000"/>
+                <w:top w:val="none" w:sz="0" w:space="0" w:color="000000"/>
+                <w:left w:val="none" w:sz="0" w:space="0" w:color="000000"/>
+                <w:right w:val="none" w:sz="0" w:space="0" w:color="000000"/>
+              </w:pBdr>
+              <w:spacing w:after="120" w:before="120" w:line="240"/>
+              <w:ind w:left="120" w:right="120" w:firstLine="0" w:firstLineChars="0"/>
+              <w:rPr>
+                <w:rFonts w:ascii="Arial" w:hAnsi="Arial" w:eastAsia="Arial" w:cs="Arial"/>
+                <w:i w:val="false"/>
+                <w:b w:val="false"/>
+                <w:u w:val="none"/>
+                <w:sz w:val="22"/>
+                <w:szCs w:val="22"/>
+                <w:color w:val="000000"/>
+              </w:rPr>
+            </w:pPr>
+            <w:r>
+              <w:rPr>
+                <w:rFonts w:ascii="Arial" w:hAnsi="Arial" w:eastAsia="Arial" w:cs="Arial"/>
+                <w:i w:val="false"/>
+                <w:b w:val="false"/>
+                <w:u w:val="none"/>
+                <w:sz w:val="22"/>
+                <w:szCs w:val="22"/>
+                <w:color w:val="000000"/>
+              </w:rPr>
+              <w:t xml:space="preserve">15700.42 </w:t>
+            </w:r>
+          </w:p>
+        </w:tc>
+        <w:tc>
+          <w:tcPr>
+            <w:tcBorders>
+              <w:bottom w:val="none" w:sz="0" w:space="0" w:color="000000"/>
+              <w:top w:val="none" w:sz="0" w:space="0" w:color="000000"/>
+              <w:left w:val="none" w:sz="0" w:space="0" w:color="000000"/>
+              <w:right w:val="none" w:sz="0" w:space="0" w:color="000000"/>
+            </w:tcBorders>
+            <w:shd w:val="clear" w:color="auto" w:fill="FFFFFF"/>
+            <w:tcMar>
+              <w:top w:w="0" w:type="dxa"/>
+              <w:bottom w:w="0" w:type="dxa"/>
+              <w:left w:w="0" w:type="dxa"/>
+              <w:right w:w="0" w:type="dxa"/>
+            </w:tcMar>
+            <w:vAlign w:val="top"/>
+          </w:tcPr>
+          <w:p>
+            <w:pPr>
+              <w:jc w:val="right"/>
+              <w:pBdr>
+                <w:bottom w:val="none" w:sz="0" w:space="0" w:color="000000"/>
+                <w:top w:val="none" w:sz="0" w:space="0" w:color="000000"/>
+                <w:left w:val="none" w:sz="0" w:space="0" w:color="000000"/>
+                <w:right w:val="none" w:sz="0" w:space="0" w:color="000000"/>
+              </w:pBdr>
+              <w:spacing w:after="120" w:before="120" w:line="240"/>
+              <w:ind w:left="120" w:right="120" w:firstLine="0" w:firstLineChars="0"/>
+              <w:rPr>
+                <w:rFonts w:ascii="Arial" w:hAnsi="Arial" w:eastAsia="Arial" w:cs="Arial"/>
+                <w:i w:val="false"/>
+                <w:b w:val="false"/>
+                <w:u w:val="none"/>
+                <w:sz w:val="22"/>
+                <w:szCs w:val="22"/>
+                <w:color w:val="000000"/>
+              </w:rPr>
+            </w:pPr>
+            <w:r>
+              <w:rPr>
+                <w:rFonts w:ascii="Arial" w:hAnsi="Arial" w:eastAsia="Arial" w:cs="Arial"/>
+                <w:i w:val="false"/>
+                <w:b w:val="false"/>
+                <w:u w:val="none"/>
+                <w:sz w:val="22"/>
+                <w:szCs w:val="22"/>
+                <w:color w:val="000000"/>
+              </w:rPr>
+              <w:t xml:space="preserve">676.92 </w:t>
             </w:r>
           </w:p>
         </w:tc>
@@ -5613,7 +5879,7 @@
         <w:trPr>
           <w:trHeight w:val="625" w:hRule="auto"/>
         </w:trPr>
-        body22
+        body23
         <w:tc>
           <w:tcPr>
             <w:tcBorders>
@@ -5879,7 +6145,7 @@
         <w:trPr>
           <w:trHeight w:val="668" w:hRule="auto"/>
         </w:trPr>
-        body23
+        body24
         <w:tc>
           <w:tcPr>
             <w:gridSpan w:val="5"/>
